--- a/МатПрог/lab6/Lab06MP.docx
+++ b/МатПрог/lab6/Lab06MP.docx
@@ -1,6 +1,6 @@
 
 <file path=word/document.xml><?xml version="1.0" encoding="utf-8"?>
-<w:document xmlns:wpc="http://schemas.microsoft.com/office/word/2010/wordprocessingCanvas" xmlns:cx="http://schemas.microsoft.com/office/drawing/2014/chartex" xmlns:cx1="http://schemas.microsoft.com/office/drawing/2015/9/8/chartex" xmlns:cx2="http://schemas.microsoft.com/office/drawing/2015/10/21/chartex" xmlns:cx3="http://schemas.microsoft.com/office/drawing/2016/5/9/chartex" xmlns:cx4="http://schemas.microsoft.com/office/drawing/2016/5/10/chartex" xmlns:cx5="http://schemas.microsoft.com/office/drawing/2016/5/11/chartex" xmlns:cx6="http://schemas.microsoft.com/office/drawing/2016/5/12/chartex" xmlns:cx7="http://schemas.microsoft.com/office/drawing/2016/5/13/chartex" xmlns:cx8="http://schemas.microsoft.com/office/drawing/2016/5/14/chartex" xmlns:mc="http://schemas.openxmlformats.org/markup-compatibility/2006" xmlns:aink="http://schemas.microsoft.com/office/drawing/2016/ink" xmlns:am3d="http://schemas.microsoft.com/office/drawing/2017/model3d" xmlns:o="urn:schemas-microsoft-com:office:office" xmlns:oel="http://schemas.microsoft.com/office/2019/extlst" xmlns:r="http://schemas.openxmlformats.org/officeDocument/2006/relationships" xmlns:m="http://schemas.openxmlformats.org/officeDocument/2006/math" xmlns:v="urn:schemas-microsoft-com:vml" xmlns:wp14="http://schemas.microsoft.com/office/word/2010/wordprocessingDrawing" xmlns:wp="http://schemas.openxmlformats.org/drawingml/2006/wordprocessingDrawing" xmlns:w10="urn:schemas-microsoft-com:office:word" xmlns:w="http://schemas.openxmlformats.org/wordprocessingml/2006/main" xmlns:w14="http://schemas.microsoft.com/office/word/2010/wordml" xmlns:w15="http://schemas.microsoft.com/office/word/2012/wordml" xmlns:w16cex="http://schemas.microsoft.com/office/word/2018/wordml/cex" xmlns:w16cid="http://schemas.microsoft.com/office/word/2016/wordml/cid" xmlns:w16="http://schemas.microsoft.com/office/word/2018/wordml" xmlns:w16du="http://schemas.microsoft.com/office/word/2023/wordml/word16du" xmlns:w16sdtdh="http://schemas.microsoft.com/office/word/2020/wordml/sdtdatahash" xmlns:w16sdtfl="http://schemas.microsoft.com/office/word/2024/wordml/sdtformatlock" xmlns:w16se="http://schemas.microsoft.com/office/word/2015/wordml/symex" xmlns:wpg="http://schemas.microsoft.com/office/word/2010/wordprocessingGroup" xmlns:wpi="http://schemas.microsoft.com/office/word/2010/wordprocessingInk" xmlns:wne="http://schemas.microsoft.com/office/word/2006/wordml" xmlns:wps="http://schemas.microsoft.com/office/word/2010/wordprocessingShape" mc:Ignorable="w14 w15 w16se w16cid w16 w16cex w16sdtdh w16sdtfl w16du wp14">
+<w:document xmlns:wpc="http://schemas.microsoft.com/office/word/2010/wordprocessingCanvas" xmlns:cx="http://schemas.microsoft.com/office/drawing/2014/chartex" xmlns:cx1="http://schemas.microsoft.com/office/drawing/2015/9/8/chartex" xmlns:cx2="http://schemas.microsoft.com/office/drawing/2015/10/21/chartex" xmlns:cx3="http://schemas.microsoft.com/office/drawing/2016/5/9/chartex" xmlns:cx4="http://schemas.microsoft.com/office/drawing/2016/5/10/chartex" xmlns:cx5="http://schemas.microsoft.com/office/drawing/2016/5/11/chartex" xmlns:cx6="http://schemas.microsoft.com/office/drawing/2016/5/12/chartex" xmlns:cx7="http://schemas.microsoft.com/office/drawing/2016/5/13/chartex" xmlns:cx8="http://schemas.microsoft.com/office/drawing/2016/5/14/chartex" xmlns:mc="http://schemas.openxmlformats.org/markup-compatibility/2006" xmlns:aink="http://schemas.microsoft.com/office/drawing/2016/ink" xmlns:am3d="http://schemas.microsoft.com/office/drawing/2017/model3d" xmlns:o="urn:schemas-microsoft-com:office:office" xmlns:oel="http://schemas.microsoft.com/office/2019/extlst" xmlns:r="http://schemas.openxmlformats.org/officeDocument/2006/relationships" xmlns:m="http://schemas.openxmlformats.org/officeDocument/2006/math" xmlns:v="urn:schemas-microsoft-com:vml" xmlns:wp14="http://schemas.microsoft.com/office/word/2010/wordprocessingDrawing" xmlns:wp="http://schemas.openxmlformats.org/drawingml/2006/wordprocessingDrawing" xmlns:w10="urn:schemas-microsoft-com:office:word" xmlns:w="http://schemas.openxmlformats.org/wordprocessingml/2006/main" xmlns:w14="http://schemas.microsoft.com/office/word/2010/wordml" xmlns:w15="http://schemas.microsoft.com/office/word/2012/wordml" xmlns:w16cex="http://schemas.microsoft.com/office/word/2018/wordml/cex" xmlns:w16cid="http://schemas.microsoft.com/office/word/2016/wordml/cid" xmlns:w16="http://schemas.microsoft.com/office/word/2018/wordml" xmlns:w16sdtdh="http://schemas.microsoft.com/office/word/2020/wordml/sdtdatahash" xmlns:w16se="http://schemas.microsoft.com/office/word/2015/wordml/symex" xmlns:wpg="http://schemas.microsoft.com/office/word/2010/wordprocessingGroup" xmlns:wpi="http://schemas.microsoft.com/office/word/2010/wordprocessingInk" xmlns:wne="http://schemas.microsoft.com/office/word/2006/wordml" xmlns:wps="http://schemas.microsoft.com/office/word/2010/wordprocessingShape" mc:Ignorable="w14 w15 w16se w16cid w16 w16cex w16sdtdh wp14">
   <w:body>
     <w:p>
       <w:pPr>
@@ -5404,6 +5404,7 @@
         <w:rPr>
           <w:sz w:val="28"/>
           <w:szCs w:val="24"/>
+          <w:lang w:val="ru-RU"/>
         </w:rPr>
       </w:pPr>
       <w:r>
@@ -7491,6 +7492,51 @@
       <w:r>
         <w:rPr>
           <w:b/>
+          <w:noProof/>
+          <w:lang w:val="ru-RU"/>
+        </w:rPr>
+        <w:drawing>
+          <wp:inline distT="0" distB="0" distL="0" distR="0" wp14:anchorId="3FCD5DD5" wp14:editId="3DCF8359">
+            <wp:extent cx="6332855" cy="1737995"/>
+            <wp:effectExtent l="0" t="0" r="0" b="0"/>
+            <wp:docPr id="1" name="Рисунок 1"/>
+            <wp:cNvGraphicFramePr>
+              <a:graphicFrameLocks xmlns:a="http://schemas.openxmlformats.org/drawingml/2006/main" noChangeAspect="1"/>
+            </wp:cNvGraphicFramePr>
+            <a:graphic xmlns:a="http://schemas.openxmlformats.org/drawingml/2006/main">
+              <a:graphicData uri="http://schemas.openxmlformats.org/drawingml/2006/picture">
+                <pic:pic xmlns:pic="http://schemas.openxmlformats.org/drawingml/2006/picture">
+                  <pic:nvPicPr>
+                    <pic:cNvPr id="1" name="Рисунок 1"/>
+                    <pic:cNvPicPr/>
+                  </pic:nvPicPr>
+                  <pic:blipFill>
+                    <a:blip r:embed="rId7"/>
+                    <a:stretch>
+                      <a:fillRect/>
+                    </a:stretch>
+                  </pic:blipFill>
+                  <pic:spPr>
+                    <a:xfrm>
+                      <a:off x="0" y="0"/>
+                      <a:ext cx="6332855" cy="1737995"/>
+                    </a:xfrm>
+                    <a:prstGeom prst="rect">
+                      <a:avLst/>
+                    </a:prstGeom>
+                    <a:solidFill>
+                      <a:schemeClr val="accent1"/>
+                    </a:solidFill>
+                  </pic:spPr>
+                </pic:pic>
+              </a:graphicData>
+            </a:graphic>
+          </wp:inline>
+        </w:drawing>
+      </w:r>
+      <w:r>
+        <w:rPr>
+          <w:b/>
           <w:lang w:val="ru-RU"/>
         </w:rPr>
         <w:br w:type="page"/>
@@ -7525,272 +7571,3145 @@
       </w:r>
     </w:p>
     <w:p>
-      <w:r>
-        <w:rPr>
-          <w:rFonts w:ascii="Courier New" w:eastAsia="Courier New" w:hAnsi="Courier New"/>
-          <w:sz w:val="20"/>
-        </w:rPr>
-        <w:t>#include &lt;iostream&gt;</w:t>
-      </w:r>
-    </w:p>
-    <w:p>
-      <w:r>
-        <w:rPr>
-          <w:rFonts w:ascii="Courier New" w:eastAsia="Courier New" w:hAnsi="Courier New"/>
-          <w:sz w:val="20"/>
-        </w:rPr>
-        <w:t>#include &lt;vector&gt;</w:t>
-      </w:r>
-    </w:p>
-    <w:p>
-      <w:r>
-        <w:rPr>
-          <w:rFonts w:ascii="Courier New" w:eastAsia="Courier New" w:hAnsi="Courier New"/>
-          <w:sz w:val="20"/>
-        </w:rPr>
-        <w:t>#include &lt;queue&gt;</w:t>
-      </w:r>
-    </w:p>
-    <w:p>
-      <w:r>
-        <w:rPr>
-          <w:rFonts w:ascii="Courier New" w:eastAsia="Courier New" w:hAnsi="Courier New"/>
-          <w:sz w:val="20"/>
-        </w:rPr>
-        <w:t>using namespace std;</w:t>
-      </w:r>
-    </w:p>
-    <w:p/>
-    <w:p>
-      <w:r>
-        <w:rPr>
-          <w:rFonts w:ascii="Courier New" w:eastAsia="Courier New" w:hAnsi="Courier New"/>
-          <w:sz w:val="20"/>
-        </w:rPr>
-        <w:t>vector&lt;vector&lt;int&gt;&gt; g = {</w:t>
-      </w:r>
-    </w:p>
-    <w:p>
-      <w:r>
-        <w:rPr>
-          <w:rFonts w:ascii="Courier New" w:eastAsia="Courier New" w:hAnsi="Courier New"/>
-          <w:sz w:val="20"/>
-        </w:rPr>
-        <w:t xml:space="preserve">    {1,2},</w:t>
-      </w:r>
-    </w:p>
-    <w:p>
-      <w:r>
-        <w:rPr>
-          <w:rFonts w:ascii="Courier New" w:eastAsia="Courier New" w:hAnsi="Courier New"/>
-          <w:sz w:val="20"/>
-        </w:rPr>
-        <w:t xml:space="preserve">    {4},</w:t>
-      </w:r>
-    </w:p>
-    <w:p>
-      <w:r>
-        <w:rPr>
-          <w:rFonts w:ascii="Courier New" w:eastAsia="Courier New" w:hAnsi="Courier New"/>
-          <w:sz w:val="20"/>
-        </w:rPr>
-        <w:t xml:space="preserve">    {3,5},</w:t>
-      </w:r>
-    </w:p>
-    <w:p>
-      <w:r>
-        <w:rPr>
-          <w:rFonts w:ascii="Courier New" w:eastAsia="Courier New" w:hAnsi="Courier New"/>
-          <w:sz w:val="20"/>
-        </w:rPr>
-        <w:t xml:space="preserve">    {1,5,6},</w:t>
-      </w:r>
-    </w:p>
-    <w:p>
-      <w:r>
-        <w:rPr>
-          <w:rFonts w:ascii="Courier New" w:eastAsia="Courier New" w:hAnsi="Courier New"/>
-          <w:sz w:val="20"/>
-        </w:rPr>
-        <w:t xml:space="preserve">    {6},</w:t>
-      </w:r>
-    </w:p>
-    <w:p>
-      <w:r>
-        <w:rPr>
-          <w:rFonts w:ascii="Courier New" w:eastAsia="Courier New" w:hAnsi="Courier New"/>
-          <w:sz w:val="20"/>
-        </w:rPr>
-        <w:t xml:space="preserve">    {6},</w:t>
-      </w:r>
-    </w:p>
-    <w:p>
-      <w:r>
-        <w:rPr>
-          <w:rFonts w:ascii="Courier New" w:eastAsia="Courier New" w:hAnsi="Courier New"/>
-          <w:sz w:val="20"/>
-        </w:rPr>
-        <w:t xml:space="preserve">    {}</w:t>
-      </w:r>
-    </w:p>
-    <w:p>
-      <w:r>
-        <w:rPr>
-          <w:rFonts w:ascii="Courier New" w:eastAsia="Courier New" w:hAnsi="Courier New"/>
-          <w:sz w:val="20"/>
-        </w:rPr>
-        <w:t>};</w:t>
-      </w:r>
-    </w:p>
-    <w:p/>
-    <w:p>
-      <w:r>
-        <w:rPr>
-          <w:rFonts w:ascii="Courier New" w:eastAsia="Courier New" w:hAnsi="Courier New"/>
-          <w:sz w:val="20"/>
-        </w:rPr>
-        <w:t>void BFS(int s){</w:t>
-      </w:r>
-    </w:p>
-    <w:p>
-      <w:r>
-        <w:rPr>
-          <w:rFonts w:ascii="Courier New" w:eastAsia="Courier New" w:hAnsi="Courier New"/>
-          <w:sz w:val="20"/>
-        </w:rPr>
-        <w:t xml:space="preserve">    vector&lt;int&gt; used(7,0);</w:t>
-      </w:r>
-    </w:p>
-    <w:p>
-      <w:r>
-        <w:rPr>
-          <w:rFonts w:ascii="Courier New" w:eastAsia="Courier New" w:hAnsi="Courier New"/>
-          <w:sz w:val="20"/>
-        </w:rPr>
-        <w:t xml:space="preserve">    queue&lt;int&gt; q;</w:t>
-      </w:r>
-    </w:p>
-    <w:p>
-      <w:r>
-        <w:rPr>
-          <w:rFonts w:ascii="Courier New" w:eastAsia="Courier New" w:hAnsi="Courier New"/>
-          <w:sz w:val="20"/>
-        </w:rPr>
-        <w:t xml:space="preserve">    q.push(s); used[s]=1;</w:t>
-      </w:r>
-    </w:p>
-    <w:p>
-      <w:r>
-        <w:rPr>
-          <w:rFonts w:ascii="Courier New" w:eastAsia="Courier New" w:hAnsi="Courier New"/>
-          <w:sz w:val="20"/>
-        </w:rPr>
-        <w:t xml:space="preserve">    while(!q.empty()){</w:t>
-      </w:r>
-    </w:p>
-    <w:p>
-      <w:r>
-        <w:rPr>
-          <w:rFonts w:ascii="Courier New" w:eastAsia="Courier New" w:hAnsi="Courier New"/>
-          <w:sz w:val="20"/>
-        </w:rPr>
-        <w:t xml:space="preserve">        int v=q.front(); q.pop();</w:t>
-      </w:r>
-    </w:p>
-    <w:p>
-      <w:r>
-        <w:rPr>
-          <w:rFonts w:ascii="Courier New" w:eastAsia="Courier New" w:hAnsi="Courier New"/>
-          <w:sz w:val="20"/>
-        </w:rPr>
-        <w:t xml:space="preserve">        cout &lt;&lt; v &lt;&lt; " ";</w:t>
-      </w:r>
-    </w:p>
-    <w:p>
-      <w:r>
-        <w:rPr>
-          <w:rFonts w:ascii="Courier New" w:eastAsia="Courier New" w:hAnsi="Courier New"/>
-          <w:sz w:val="20"/>
-        </w:rPr>
-        <w:t xml:space="preserve">        for(int to: g[v]) if(!used[to]){ used[to]=1; q.push(to); }</w:t>
-      </w:r>
-    </w:p>
-    <w:p>
-      <w:r>
-        <w:rPr>
-          <w:rFonts w:ascii="Courier New" w:eastAsia="Courier New" w:hAnsi="Courier New"/>
-          <w:sz w:val="20"/>
-        </w:rPr>
-        <w:t xml:space="preserve">    }</w:t>
-      </w:r>
-    </w:p>
-    <w:p>
-      <w:r>
-        <w:rPr>
-          <w:rFonts w:ascii="Courier New" w:eastAsia="Courier New" w:hAnsi="Courier New"/>
-          <w:sz w:val="20"/>
-        </w:rPr>
-        <w:t>}</w:t>
-      </w:r>
-    </w:p>
-    <w:p/>
-    <w:p>
-      <w:r>
-        <w:rPr>
-          <w:rFonts w:ascii="Courier New" w:eastAsia="Courier New" w:hAnsi="Courier New"/>
-          <w:sz w:val="20"/>
-        </w:rPr>
-        <w:t>void DFS(int v, vector&lt;int&gt;&amp; used, vector&lt;int&gt;&amp; topo){</w:t>
-      </w:r>
-    </w:p>
-    <w:p>
-      <w:r>
-        <w:rPr>
-          <w:rFonts w:ascii="Courier New" w:eastAsia="Courier New" w:hAnsi="Courier New"/>
-          <w:sz w:val="20"/>
-        </w:rPr>
-        <w:t xml:space="preserve">    used[v]=1;</w:t>
-      </w:r>
-    </w:p>
-    <w:p>
-      <w:r>
-        <w:rPr>
-          <w:rFonts w:ascii="Courier New" w:eastAsia="Courier New" w:hAnsi="Courier New"/>
-          <w:sz w:val="20"/>
-        </w:rPr>
-        <w:lastRenderedPageBreak/>
-        <w:t xml:space="preserve">    for(int to: g[v]) if(!used[to]) DFS(to, used, topo);</w:t>
-      </w:r>
-    </w:p>
-    <w:p>
-      <w:r>
-        <w:rPr>
-          <w:rFonts w:ascii="Courier New" w:eastAsia="Courier New" w:hAnsi="Courier New"/>
-          <w:sz w:val="20"/>
-        </w:rPr>
-        <w:t xml:space="preserve">    topo.push_back(v);</w:t>
-      </w:r>
-    </w:p>
-    <w:p>
-      <w:r>
-        <w:rPr>
-          <w:rFonts w:ascii="Courier New" w:eastAsia="Courier New" w:hAnsi="Courier New"/>
-          <w:sz w:val="20"/>
-        </w:rPr>
-        <w:t>}</w:t>
+      <w:pPr>
+        <w:spacing w:after="0"/>
+        <w:rPr>
+          <w:rFonts w:ascii="Courier New" w:eastAsia="Courier New" w:hAnsi="Courier New"/>
+          <w:b/>
+          <w:bCs/>
+          <w:sz w:val="20"/>
+          <w:lang w:val="ru-BY"/>
+        </w:rPr>
+      </w:pPr>
+      <w:r>
+        <w:rPr>
+          <w:rFonts w:ascii="Courier New" w:eastAsia="Courier New" w:hAnsi="Courier New"/>
+          <w:b/>
+          <w:bCs/>
+          <w:sz w:val="20"/>
+          <w:lang w:val="ru-BY"/>
+        </w:rPr>
+        <w:t>#include &lt;</w:t>
+      </w:r>
+      <w:proofErr w:type="spellStart"/>
+      <w:r>
+        <w:rPr>
+          <w:rFonts w:ascii="Courier New" w:eastAsia="Courier New" w:hAnsi="Courier New"/>
+          <w:b/>
+          <w:bCs/>
+          <w:sz w:val="20"/>
+          <w:lang w:val="ru-BY"/>
+        </w:rPr>
+        <w:t>iostream</w:t>
+      </w:r>
+      <w:proofErr w:type="spellEnd"/>
+      <w:r>
+        <w:rPr>
+          <w:rFonts w:ascii="Courier New" w:eastAsia="Courier New" w:hAnsi="Courier New"/>
+          <w:b/>
+          <w:bCs/>
+          <w:sz w:val="20"/>
+          <w:lang w:val="ru-BY"/>
+        </w:rPr>
+        <w:t>&gt;</w:t>
       </w:r>
     </w:p>
     <w:p>
       <w:pPr>
-        <w:rPr>
+        <w:spacing w:after="0"/>
+        <w:rPr>
+          <w:rFonts w:ascii="Courier New" w:eastAsia="Courier New" w:hAnsi="Courier New"/>
+          <w:b/>
+          <w:bCs/>
+          <w:sz w:val="20"/>
+          <w:lang w:val="ru-BY"/>
+        </w:rPr>
+      </w:pPr>
+      <w:r>
+        <w:rPr>
+          <w:rFonts w:ascii="Courier New" w:eastAsia="Courier New" w:hAnsi="Courier New"/>
+          <w:b/>
+          <w:bCs/>
+          <w:sz w:val="20"/>
+          <w:lang w:val="ru-BY"/>
+        </w:rPr>
+        <w:t>#include &lt;</w:t>
+      </w:r>
+      <w:proofErr w:type="spellStart"/>
+      <w:r>
+        <w:rPr>
+          <w:rFonts w:ascii="Courier New" w:eastAsia="Courier New" w:hAnsi="Courier New"/>
+          <w:b/>
+          <w:bCs/>
+          <w:sz w:val="20"/>
+          <w:lang w:val="ru-BY"/>
+        </w:rPr>
+        <w:t>vector</w:t>
+      </w:r>
+      <w:proofErr w:type="spellEnd"/>
+      <w:r>
+        <w:rPr>
+          <w:rFonts w:ascii="Courier New" w:eastAsia="Courier New" w:hAnsi="Courier New"/>
+          <w:b/>
+          <w:bCs/>
+          <w:sz w:val="20"/>
+          <w:lang w:val="ru-BY"/>
+        </w:rPr>
+        <w:t>&gt;</w:t>
+      </w:r>
+    </w:p>
+    <w:p>
+      <w:pPr>
+        <w:spacing w:after="0"/>
+        <w:rPr>
+          <w:rFonts w:ascii="Courier New" w:eastAsia="Courier New" w:hAnsi="Courier New"/>
+          <w:b/>
+          <w:bCs/>
+          <w:sz w:val="20"/>
+          <w:lang w:val="ru-BY"/>
+        </w:rPr>
+      </w:pPr>
+      <w:r>
+        <w:rPr>
+          <w:rFonts w:ascii="Courier New" w:eastAsia="Courier New" w:hAnsi="Courier New"/>
+          <w:b/>
+          <w:bCs/>
+          <w:sz w:val="20"/>
+          <w:lang w:val="ru-BY"/>
+        </w:rPr>
+        <w:t>#include &lt;</w:t>
+      </w:r>
+      <w:proofErr w:type="spellStart"/>
+      <w:r>
+        <w:rPr>
+          <w:rFonts w:ascii="Courier New" w:eastAsia="Courier New" w:hAnsi="Courier New"/>
+          <w:b/>
+          <w:bCs/>
+          <w:sz w:val="20"/>
+          <w:lang w:val="ru-BY"/>
+        </w:rPr>
+        <w:t>queue</w:t>
+      </w:r>
+      <w:proofErr w:type="spellEnd"/>
+      <w:r>
+        <w:rPr>
+          <w:rFonts w:ascii="Courier New" w:eastAsia="Courier New" w:hAnsi="Courier New"/>
+          <w:b/>
+          <w:bCs/>
+          <w:sz w:val="20"/>
+          <w:lang w:val="ru-BY"/>
+        </w:rPr>
+        <w:t>&gt;</w:t>
+      </w:r>
+    </w:p>
+    <w:p>
+      <w:pPr>
+        <w:spacing w:after="0"/>
+        <w:rPr>
+          <w:rFonts w:ascii="Courier New" w:eastAsia="Courier New" w:hAnsi="Courier New"/>
+          <w:b/>
+          <w:bCs/>
+          <w:sz w:val="20"/>
+          <w:lang w:val="ru-BY"/>
+        </w:rPr>
+      </w:pPr>
+      <w:r>
+        <w:rPr>
+          <w:rFonts w:ascii="Courier New" w:eastAsia="Courier New" w:hAnsi="Courier New"/>
+          <w:b/>
+          <w:bCs/>
+          <w:sz w:val="20"/>
+          <w:lang w:val="ru-BY"/>
+        </w:rPr>
+        <w:t>#include &lt;</w:t>
+      </w:r>
+      <w:proofErr w:type="spellStart"/>
+      <w:r>
+        <w:rPr>
+          <w:rFonts w:ascii="Courier New" w:eastAsia="Courier New" w:hAnsi="Courier New"/>
+          <w:b/>
+          <w:bCs/>
+          <w:sz w:val="20"/>
+          <w:lang w:val="ru-BY"/>
+        </w:rPr>
+        <w:t>algorithm</w:t>
+      </w:r>
+      <w:proofErr w:type="spellEnd"/>
+      <w:r>
+        <w:rPr>
+          <w:rFonts w:ascii="Courier New" w:eastAsia="Courier New" w:hAnsi="Courier New"/>
+          <w:b/>
+          <w:bCs/>
+          <w:sz w:val="20"/>
+          <w:lang w:val="ru-BY"/>
+        </w:rPr>
+        <w:t>&gt;</w:t>
+      </w:r>
+    </w:p>
+    <w:p>
+      <w:pPr>
+        <w:spacing w:after="0"/>
+        <w:rPr>
+          <w:rFonts w:ascii="Courier New" w:eastAsia="Courier New" w:hAnsi="Courier New"/>
+          <w:b/>
+          <w:bCs/>
+          <w:sz w:val="20"/>
+          <w:lang w:val="ru-BY"/>
+        </w:rPr>
+      </w:pPr>
+      <w:proofErr w:type="spellStart"/>
+      <w:r>
+        <w:rPr>
+          <w:rFonts w:ascii="Courier New" w:eastAsia="Courier New" w:hAnsi="Courier New"/>
+          <w:b/>
+          <w:bCs/>
+          <w:sz w:val="20"/>
+          <w:lang w:val="ru-BY"/>
+        </w:rPr>
+        <w:t>using</w:t>
+      </w:r>
+      <w:proofErr w:type="spellEnd"/>
+      <w:r>
+        <w:rPr>
+          <w:rFonts w:ascii="Courier New" w:eastAsia="Courier New" w:hAnsi="Courier New"/>
+          <w:b/>
+          <w:bCs/>
+          <w:sz w:val="20"/>
+          <w:lang w:val="ru-BY"/>
+        </w:rPr>
+        <w:t xml:space="preserve"> </w:t>
+      </w:r>
+      <w:proofErr w:type="spellStart"/>
+      <w:r>
+        <w:rPr>
+          <w:rFonts w:ascii="Courier New" w:eastAsia="Courier New" w:hAnsi="Courier New"/>
+          <w:b/>
+          <w:bCs/>
+          <w:sz w:val="20"/>
+          <w:lang w:val="ru-BY"/>
+        </w:rPr>
+        <w:t>namespace</w:t>
+      </w:r>
+      <w:proofErr w:type="spellEnd"/>
+      <w:r>
+        <w:rPr>
+          <w:rFonts w:ascii="Courier New" w:eastAsia="Courier New" w:hAnsi="Courier New"/>
+          <w:b/>
+          <w:bCs/>
+          <w:sz w:val="20"/>
+          <w:lang w:val="ru-BY"/>
+        </w:rPr>
+        <w:t xml:space="preserve"> </w:t>
+      </w:r>
+      <w:proofErr w:type="spellStart"/>
+      <w:r>
+        <w:rPr>
+          <w:rFonts w:ascii="Courier New" w:eastAsia="Courier New" w:hAnsi="Courier New"/>
+          <w:b/>
+          <w:bCs/>
+          <w:sz w:val="20"/>
+          <w:lang w:val="ru-BY"/>
+        </w:rPr>
+        <w:t>std</w:t>
+      </w:r>
+      <w:proofErr w:type="spellEnd"/>
+      <w:r>
+        <w:rPr>
+          <w:rFonts w:ascii="Courier New" w:eastAsia="Courier New" w:hAnsi="Courier New"/>
+          <w:b/>
+          <w:bCs/>
+          <w:sz w:val="20"/>
+          <w:lang w:val="ru-BY"/>
+        </w:rPr>
+        <w:t>;</w:t>
+      </w:r>
+    </w:p>
+    <w:p>
+      <w:pPr>
+        <w:spacing w:after="0"/>
+        <w:rPr>
+          <w:rFonts w:ascii="Courier New" w:eastAsia="Courier New" w:hAnsi="Courier New"/>
+          <w:b/>
+          <w:bCs/>
+          <w:sz w:val="20"/>
+          <w:lang w:val="ru-BY"/>
+        </w:rPr>
+      </w:pPr>
+    </w:p>
+    <w:p>
+      <w:pPr>
+        <w:spacing w:after="0"/>
+        <w:rPr>
+          <w:rFonts w:ascii="Courier New" w:eastAsia="Courier New" w:hAnsi="Courier New"/>
+          <w:b/>
+          <w:bCs/>
+          <w:sz w:val="20"/>
+          <w:lang w:val="ru-BY"/>
+        </w:rPr>
+      </w:pPr>
+      <w:proofErr w:type="spellStart"/>
+      <w:r>
+        <w:rPr>
+          <w:rFonts w:ascii="Courier New" w:eastAsia="Courier New" w:hAnsi="Courier New"/>
+          <w:b/>
+          <w:bCs/>
+          <w:sz w:val="20"/>
+          <w:lang w:val="ru-BY"/>
+        </w:rPr>
+        <w:t>vector</w:t>
+      </w:r>
+      <w:proofErr w:type="spellEnd"/>
+      <w:r>
+        <w:rPr>
+          <w:rFonts w:ascii="Courier New" w:eastAsia="Courier New" w:hAnsi="Courier New"/>
+          <w:b/>
+          <w:bCs/>
+          <w:sz w:val="20"/>
+          <w:lang w:val="ru-BY"/>
+        </w:rPr>
+        <w:t>&lt;</w:t>
+      </w:r>
+      <w:proofErr w:type="spellStart"/>
+      <w:r>
+        <w:rPr>
+          <w:rFonts w:ascii="Courier New" w:eastAsia="Courier New" w:hAnsi="Courier New"/>
+          <w:b/>
+          <w:bCs/>
+          <w:sz w:val="20"/>
+          <w:lang w:val="ru-BY"/>
+        </w:rPr>
+        <w:t>vector</w:t>
+      </w:r>
+      <w:proofErr w:type="spellEnd"/>
+      <w:r>
+        <w:rPr>
+          <w:rFonts w:ascii="Courier New" w:eastAsia="Courier New" w:hAnsi="Courier New"/>
+          <w:b/>
+          <w:bCs/>
+          <w:sz w:val="20"/>
+          <w:lang w:val="ru-BY"/>
+        </w:rPr>
+        <w:t>&lt;</w:t>
+      </w:r>
+      <w:proofErr w:type="spellStart"/>
+      <w:r>
+        <w:rPr>
+          <w:rFonts w:ascii="Courier New" w:eastAsia="Courier New" w:hAnsi="Courier New"/>
+          <w:b/>
+          <w:bCs/>
+          <w:sz w:val="20"/>
+          <w:lang w:val="ru-BY"/>
+        </w:rPr>
+        <w:t>int</w:t>
+      </w:r>
+      <w:proofErr w:type="spellEnd"/>
+      <w:r>
+        <w:rPr>
+          <w:rFonts w:ascii="Courier New" w:eastAsia="Courier New" w:hAnsi="Courier New"/>
+          <w:b/>
+          <w:bCs/>
+          <w:sz w:val="20"/>
+          <w:lang w:val="ru-BY"/>
+        </w:rPr>
+        <w:t>&gt;&gt; g = {</w:t>
+      </w:r>
+    </w:p>
+    <w:p>
+      <w:pPr>
+        <w:spacing w:after="0"/>
+        <w:rPr>
+          <w:rFonts w:ascii="Courier New" w:eastAsia="Courier New" w:hAnsi="Courier New"/>
+          <w:b/>
+          <w:bCs/>
+          <w:sz w:val="20"/>
+          <w:lang w:val="ru-BY"/>
+        </w:rPr>
+      </w:pPr>
+      <w:r>
+        <w:rPr>
+          <w:rFonts w:ascii="Courier New" w:eastAsia="Courier New" w:hAnsi="Courier New"/>
+          <w:b/>
+          <w:bCs/>
+          <w:sz w:val="20"/>
+          <w:lang w:val="ru-BY"/>
+        </w:rPr>
+        <w:t xml:space="preserve">    {1,2},</w:t>
+      </w:r>
+    </w:p>
+    <w:p>
+      <w:pPr>
+        <w:spacing w:after="0"/>
+        <w:rPr>
+          <w:rFonts w:ascii="Courier New" w:eastAsia="Courier New" w:hAnsi="Courier New"/>
+          <w:b/>
+          <w:bCs/>
+          <w:sz w:val="20"/>
+          <w:lang w:val="ru-BY"/>
+        </w:rPr>
+      </w:pPr>
+      <w:r>
+        <w:rPr>
+          <w:rFonts w:ascii="Courier New" w:eastAsia="Courier New" w:hAnsi="Courier New"/>
+          <w:b/>
+          <w:bCs/>
+          <w:sz w:val="20"/>
+          <w:lang w:val="ru-BY"/>
+        </w:rPr>
+        <w:t xml:space="preserve">    {4},</w:t>
+      </w:r>
+    </w:p>
+    <w:p>
+      <w:pPr>
+        <w:spacing w:after="0"/>
+        <w:rPr>
+          <w:rFonts w:ascii="Courier New" w:eastAsia="Courier New" w:hAnsi="Courier New"/>
+          <w:b/>
+          <w:bCs/>
+          <w:sz w:val="20"/>
+          <w:lang w:val="ru-BY"/>
+        </w:rPr>
+      </w:pPr>
+      <w:r>
+        <w:rPr>
+          <w:rFonts w:ascii="Courier New" w:eastAsia="Courier New" w:hAnsi="Courier New"/>
+          <w:b/>
+          <w:bCs/>
+          <w:sz w:val="20"/>
+          <w:lang w:val="ru-BY"/>
+        </w:rPr>
+        <w:t xml:space="preserve">    {3,5},</w:t>
+      </w:r>
+    </w:p>
+    <w:p>
+      <w:pPr>
+        <w:spacing w:after="0"/>
+        <w:rPr>
+          <w:rFonts w:ascii="Courier New" w:eastAsia="Courier New" w:hAnsi="Courier New"/>
+          <w:b/>
+          <w:bCs/>
+          <w:sz w:val="20"/>
+          <w:lang w:val="ru-BY"/>
+        </w:rPr>
+      </w:pPr>
+      <w:r>
+        <w:rPr>
+          <w:rFonts w:ascii="Courier New" w:eastAsia="Courier New" w:hAnsi="Courier New"/>
+          <w:b/>
+          <w:bCs/>
+          <w:sz w:val="20"/>
+          <w:lang w:val="ru-BY"/>
+        </w:rPr>
+        <w:t xml:space="preserve">    {1,5,6},</w:t>
+      </w:r>
+    </w:p>
+    <w:p>
+      <w:pPr>
+        <w:spacing w:after="0"/>
+        <w:rPr>
+          <w:rFonts w:ascii="Courier New" w:eastAsia="Courier New" w:hAnsi="Courier New"/>
+          <w:b/>
+          <w:bCs/>
+          <w:sz w:val="20"/>
+          <w:lang w:val="ru-BY"/>
+        </w:rPr>
+      </w:pPr>
+      <w:r>
+        <w:rPr>
+          <w:rFonts w:ascii="Courier New" w:eastAsia="Courier New" w:hAnsi="Courier New"/>
+          <w:b/>
+          <w:bCs/>
+          <w:sz w:val="20"/>
+          <w:lang w:val="ru-BY"/>
+        </w:rPr>
+        <w:t xml:space="preserve">    {6},</w:t>
+      </w:r>
+    </w:p>
+    <w:p>
+      <w:pPr>
+        <w:spacing w:after="0"/>
+        <w:rPr>
+          <w:rFonts w:ascii="Courier New" w:eastAsia="Courier New" w:hAnsi="Courier New"/>
+          <w:b/>
+          <w:bCs/>
+          <w:sz w:val="20"/>
+          <w:lang w:val="ru-BY"/>
+        </w:rPr>
+      </w:pPr>
+      <w:r>
+        <w:rPr>
+          <w:rFonts w:ascii="Courier New" w:eastAsia="Courier New" w:hAnsi="Courier New"/>
+          <w:b/>
+          <w:bCs/>
+          <w:sz w:val="20"/>
+          <w:lang w:val="ru-BY"/>
+        </w:rPr>
+        <w:t xml:space="preserve">    {6},</w:t>
+      </w:r>
+    </w:p>
+    <w:p>
+      <w:pPr>
+        <w:spacing w:after="0"/>
+        <w:rPr>
+          <w:rFonts w:ascii="Courier New" w:eastAsia="Courier New" w:hAnsi="Courier New"/>
+          <w:b/>
+          <w:bCs/>
+          <w:sz w:val="20"/>
+          <w:lang w:val="ru-BY"/>
+        </w:rPr>
+      </w:pPr>
+      <w:r>
+        <w:rPr>
+          <w:rFonts w:ascii="Courier New" w:eastAsia="Courier New" w:hAnsi="Courier New"/>
+          <w:b/>
+          <w:bCs/>
+          <w:sz w:val="20"/>
+          <w:lang w:val="ru-BY"/>
+        </w:rPr>
+        <w:t xml:space="preserve">    {}</w:t>
+      </w:r>
+    </w:p>
+    <w:p>
+      <w:pPr>
+        <w:spacing w:after="0"/>
+        <w:rPr>
+          <w:rFonts w:ascii="Courier New" w:eastAsia="Courier New" w:hAnsi="Courier New"/>
+          <w:b/>
+          <w:bCs/>
+          <w:sz w:val="20"/>
+          <w:lang w:val="ru-BY"/>
+        </w:rPr>
+      </w:pPr>
+      <w:r>
+        <w:rPr>
+          <w:rFonts w:ascii="Courier New" w:eastAsia="Courier New" w:hAnsi="Courier New"/>
+          <w:b/>
+          <w:bCs/>
+          <w:sz w:val="20"/>
+          <w:lang w:val="ru-BY"/>
+        </w:rPr>
+        <w:t>};</w:t>
+      </w:r>
+    </w:p>
+    <w:p>
+      <w:pPr>
+        <w:spacing w:after="0"/>
+        <w:rPr>
+          <w:rFonts w:ascii="Courier New" w:eastAsia="Courier New" w:hAnsi="Courier New"/>
+          <w:b/>
+          <w:bCs/>
+          <w:sz w:val="20"/>
+          <w:lang w:val="ru-BY"/>
+        </w:rPr>
+      </w:pPr>
+    </w:p>
+    <w:p>
+      <w:pPr>
+        <w:spacing w:after="0"/>
+        <w:rPr>
+          <w:rFonts w:ascii="Courier New" w:eastAsia="Courier New" w:hAnsi="Courier New"/>
+          <w:b/>
+          <w:bCs/>
+          <w:sz w:val="20"/>
+          <w:lang w:val="ru-BY"/>
+        </w:rPr>
+      </w:pPr>
+      <w:proofErr w:type="spellStart"/>
+      <w:r>
+        <w:rPr>
+          <w:rFonts w:ascii="Courier New" w:eastAsia="Courier New" w:hAnsi="Courier New"/>
+          <w:b/>
+          <w:bCs/>
+          <w:sz w:val="20"/>
+          <w:lang w:val="ru-BY"/>
+        </w:rPr>
+        <w:t>void</w:t>
+      </w:r>
+      <w:proofErr w:type="spellEnd"/>
+      <w:r>
+        <w:rPr>
+          <w:rFonts w:ascii="Courier New" w:eastAsia="Courier New" w:hAnsi="Courier New"/>
+          <w:b/>
+          <w:bCs/>
+          <w:sz w:val="20"/>
+          <w:lang w:val="ru-BY"/>
+        </w:rPr>
+        <w:t xml:space="preserve"> BFS(</w:t>
+      </w:r>
+      <w:proofErr w:type="spellStart"/>
+      <w:r>
+        <w:rPr>
+          <w:rFonts w:ascii="Courier New" w:eastAsia="Courier New" w:hAnsi="Courier New"/>
+          <w:b/>
+          <w:bCs/>
+          <w:sz w:val="20"/>
+          <w:lang w:val="ru-BY"/>
+        </w:rPr>
+        <w:t>int</w:t>
+      </w:r>
+      <w:proofErr w:type="spellEnd"/>
+      <w:r>
+        <w:rPr>
+          <w:rFonts w:ascii="Courier New" w:eastAsia="Courier New" w:hAnsi="Courier New"/>
+          <w:b/>
+          <w:bCs/>
+          <w:sz w:val="20"/>
+          <w:lang w:val="ru-BY"/>
+        </w:rPr>
+        <w:t xml:space="preserve"> s) {</w:t>
+      </w:r>
+    </w:p>
+    <w:p>
+      <w:pPr>
+        <w:spacing w:after="0"/>
+        <w:rPr>
+          <w:rFonts w:ascii="Courier New" w:eastAsia="Courier New" w:hAnsi="Courier New"/>
+          <w:b/>
+          <w:bCs/>
+          <w:sz w:val="20"/>
+          <w:lang w:val="ru-BY"/>
+        </w:rPr>
+      </w:pPr>
+      <w:r>
+        <w:rPr>
+          <w:rFonts w:ascii="Courier New" w:eastAsia="Courier New" w:hAnsi="Courier New"/>
+          <w:b/>
+          <w:bCs/>
+          <w:sz w:val="20"/>
+          <w:lang w:val="ru-BY"/>
+        </w:rPr>
+        <w:t xml:space="preserve">    </w:t>
+      </w:r>
+      <w:proofErr w:type="spellStart"/>
+      <w:r>
+        <w:rPr>
+          <w:rFonts w:ascii="Courier New" w:eastAsia="Courier New" w:hAnsi="Courier New"/>
+          <w:b/>
+          <w:bCs/>
+          <w:sz w:val="20"/>
+          <w:lang w:val="ru-BY"/>
+        </w:rPr>
+        <w:t>vector</w:t>
+      </w:r>
+      <w:proofErr w:type="spellEnd"/>
+      <w:r>
+        <w:rPr>
+          <w:rFonts w:ascii="Courier New" w:eastAsia="Courier New" w:hAnsi="Courier New"/>
+          <w:b/>
+          <w:bCs/>
+          <w:sz w:val="20"/>
+          <w:lang w:val="ru-BY"/>
+        </w:rPr>
+        <w:t>&lt;</w:t>
+      </w:r>
+      <w:proofErr w:type="spellStart"/>
+      <w:r>
+        <w:rPr>
+          <w:rFonts w:ascii="Courier New" w:eastAsia="Courier New" w:hAnsi="Courier New"/>
+          <w:b/>
+          <w:bCs/>
+          <w:sz w:val="20"/>
+          <w:lang w:val="ru-BY"/>
+        </w:rPr>
+        <w:t>int</w:t>
+      </w:r>
+      <w:proofErr w:type="spellEnd"/>
+      <w:r>
+        <w:rPr>
+          <w:rFonts w:ascii="Courier New" w:eastAsia="Courier New" w:hAnsi="Courier New"/>
+          <w:b/>
+          <w:bCs/>
+          <w:sz w:val="20"/>
+          <w:lang w:val="ru-BY"/>
+        </w:rPr>
+        <w:t xml:space="preserve">&gt; </w:t>
+      </w:r>
+      <w:proofErr w:type="spellStart"/>
+      <w:r>
+        <w:rPr>
+          <w:rFonts w:ascii="Courier New" w:eastAsia="Courier New" w:hAnsi="Courier New"/>
+          <w:b/>
+          <w:bCs/>
+          <w:sz w:val="20"/>
+          <w:lang w:val="ru-BY"/>
+        </w:rPr>
+        <w:t>used</w:t>
+      </w:r>
+      <w:proofErr w:type="spellEnd"/>
+      <w:r>
+        <w:rPr>
+          <w:rFonts w:ascii="Courier New" w:eastAsia="Courier New" w:hAnsi="Courier New"/>
+          <w:b/>
+          <w:bCs/>
+          <w:sz w:val="20"/>
+          <w:lang w:val="ru-BY"/>
+        </w:rPr>
+        <w:t>(7, 0);</w:t>
+      </w:r>
+    </w:p>
+    <w:p>
+      <w:pPr>
+        <w:spacing w:after="0"/>
+        <w:rPr>
+          <w:rFonts w:ascii="Courier New" w:eastAsia="Courier New" w:hAnsi="Courier New"/>
+          <w:b/>
+          <w:bCs/>
+          <w:sz w:val="20"/>
+          <w:lang w:val="ru-BY"/>
+        </w:rPr>
+      </w:pPr>
+      <w:r>
+        <w:rPr>
+          <w:rFonts w:ascii="Courier New" w:eastAsia="Courier New" w:hAnsi="Courier New"/>
+          <w:b/>
+          <w:bCs/>
+          <w:sz w:val="20"/>
+          <w:lang w:val="ru-BY"/>
+        </w:rPr>
+        <w:t xml:space="preserve">    </w:t>
+      </w:r>
+      <w:proofErr w:type="spellStart"/>
+      <w:r>
+        <w:rPr>
+          <w:rFonts w:ascii="Courier New" w:eastAsia="Courier New" w:hAnsi="Courier New"/>
+          <w:b/>
+          <w:bCs/>
+          <w:sz w:val="20"/>
+          <w:lang w:val="ru-BY"/>
+        </w:rPr>
+        <w:t>queue</w:t>
+      </w:r>
+      <w:proofErr w:type="spellEnd"/>
+      <w:r>
+        <w:rPr>
+          <w:rFonts w:ascii="Courier New" w:eastAsia="Courier New" w:hAnsi="Courier New"/>
+          <w:b/>
+          <w:bCs/>
+          <w:sz w:val="20"/>
+          <w:lang w:val="ru-BY"/>
+        </w:rPr>
+        <w:t>&lt;</w:t>
+      </w:r>
+      <w:proofErr w:type="spellStart"/>
+      <w:r>
+        <w:rPr>
+          <w:rFonts w:ascii="Courier New" w:eastAsia="Courier New" w:hAnsi="Courier New"/>
+          <w:b/>
+          <w:bCs/>
+          <w:sz w:val="20"/>
+          <w:lang w:val="ru-BY"/>
+        </w:rPr>
+        <w:t>int</w:t>
+      </w:r>
+      <w:proofErr w:type="spellEnd"/>
+      <w:r>
+        <w:rPr>
+          <w:rFonts w:ascii="Courier New" w:eastAsia="Courier New" w:hAnsi="Courier New"/>
+          <w:b/>
+          <w:bCs/>
+          <w:sz w:val="20"/>
+          <w:lang w:val="ru-BY"/>
+        </w:rPr>
+        <w:t>&gt; q;</w:t>
+      </w:r>
+    </w:p>
+    <w:p>
+      <w:pPr>
+        <w:spacing w:after="0"/>
+        <w:rPr>
+          <w:rFonts w:ascii="Courier New" w:eastAsia="Courier New" w:hAnsi="Courier New"/>
+          <w:b/>
+          <w:bCs/>
+          <w:sz w:val="20"/>
+          <w:lang w:val="ru-BY"/>
+        </w:rPr>
+      </w:pPr>
+      <w:r>
+        <w:rPr>
+          <w:rFonts w:ascii="Courier New" w:eastAsia="Courier New" w:hAnsi="Courier New"/>
+          <w:b/>
+          <w:bCs/>
+          <w:sz w:val="20"/>
+          <w:lang w:val="ru-BY"/>
+        </w:rPr>
+        <w:t xml:space="preserve">    </w:t>
+      </w:r>
+      <w:proofErr w:type="spellStart"/>
+      <w:r>
+        <w:rPr>
+          <w:rFonts w:ascii="Courier New" w:eastAsia="Courier New" w:hAnsi="Courier New"/>
+          <w:b/>
+          <w:bCs/>
+          <w:sz w:val="20"/>
+          <w:lang w:val="ru-BY"/>
+        </w:rPr>
+        <w:t>q.push</w:t>
+      </w:r>
+      <w:proofErr w:type="spellEnd"/>
+      <w:r>
+        <w:rPr>
+          <w:rFonts w:ascii="Courier New" w:eastAsia="Courier New" w:hAnsi="Courier New"/>
+          <w:b/>
+          <w:bCs/>
+          <w:sz w:val="20"/>
+          <w:lang w:val="ru-BY"/>
+        </w:rPr>
+        <w:t>(s);</w:t>
+      </w:r>
+    </w:p>
+    <w:p>
+      <w:pPr>
+        <w:spacing w:after="0"/>
+        <w:rPr>
+          <w:rFonts w:ascii="Courier New" w:eastAsia="Courier New" w:hAnsi="Courier New"/>
+          <w:b/>
+          <w:bCs/>
+          <w:sz w:val="20"/>
+          <w:lang w:val="ru-BY"/>
+        </w:rPr>
+      </w:pPr>
+      <w:r>
+        <w:rPr>
+          <w:rFonts w:ascii="Courier New" w:eastAsia="Courier New" w:hAnsi="Courier New"/>
+          <w:b/>
+          <w:bCs/>
+          <w:sz w:val="20"/>
+          <w:lang w:val="ru-BY"/>
+        </w:rPr>
+        <w:t xml:space="preserve">    </w:t>
+      </w:r>
+      <w:proofErr w:type="spellStart"/>
+      <w:r>
+        <w:rPr>
+          <w:rFonts w:ascii="Courier New" w:eastAsia="Courier New" w:hAnsi="Courier New"/>
+          <w:b/>
+          <w:bCs/>
+          <w:sz w:val="20"/>
+          <w:lang w:val="ru-BY"/>
+        </w:rPr>
+        <w:t>used</w:t>
+      </w:r>
+      <w:proofErr w:type="spellEnd"/>
+      <w:r>
+        <w:rPr>
+          <w:rFonts w:ascii="Courier New" w:eastAsia="Courier New" w:hAnsi="Courier New"/>
+          <w:b/>
+          <w:bCs/>
+          <w:sz w:val="20"/>
+          <w:lang w:val="ru-BY"/>
+        </w:rPr>
+        <w:t>[s] = 1;</w:t>
+      </w:r>
+    </w:p>
+    <w:p>
+      <w:pPr>
+        <w:spacing w:after="0"/>
+        <w:rPr>
+          <w:rFonts w:ascii="Courier New" w:eastAsia="Courier New" w:hAnsi="Courier New"/>
+          <w:b/>
+          <w:bCs/>
+          <w:sz w:val="20"/>
+          <w:lang w:val="ru-BY"/>
+        </w:rPr>
+      </w:pPr>
+      <w:r>
+        <w:rPr>
+          <w:rFonts w:ascii="Courier New" w:eastAsia="Courier New" w:hAnsi="Courier New"/>
+          <w:b/>
+          <w:bCs/>
+          <w:sz w:val="20"/>
+          <w:lang w:val="ru-BY"/>
+        </w:rPr>
+        <w:t xml:space="preserve">    </w:t>
+      </w:r>
+      <w:proofErr w:type="spellStart"/>
+      <w:r>
+        <w:rPr>
+          <w:rFonts w:ascii="Courier New" w:eastAsia="Courier New" w:hAnsi="Courier New"/>
+          <w:b/>
+          <w:bCs/>
+          <w:sz w:val="20"/>
+          <w:lang w:val="ru-BY"/>
+        </w:rPr>
+        <w:t>while</w:t>
+      </w:r>
+      <w:proofErr w:type="spellEnd"/>
+      <w:r>
+        <w:rPr>
+          <w:rFonts w:ascii="Courier New" w:eastAsia="Courier New" w:hAnsi="Courier New"/>
+          <w:b/>
+          <w:bCs/>
+          <w:sz w:val="20"/>
+          <w:lang w:val="ru-BY"/>
+        </w:rPr>
+        <w:t xml:space="preserve"> (!</w:t>
+      </w:r>
+      <w:proofErr w:type="spellStart"/>
+      <w:r>
+        <w:rPr>
+          <w:rFonts w:ascii="Courier New" w:eastAsia="Courier New" w:hAnsi="Courier New"/>
+          <w:b/>
+          <w:bCs/>
+          <w:sz w:val="20"/>
+          <w:lang w:val="ru-BY"/>
+        </w:rPr>
+        <w:t>q.empty</w:t>
+      </w:r>
+      <w:proofErr w:type="spellEnd"/>
+      <w:r>
+        <w:rPr>
+          <w:rFonts w:ascii="Courier New" w:eastAsia="Courier New" w:hAnsi="Courier New"/>
+          <w:b/>
+          <w:bCs/>
+          <w:sz w:val="20"/>
+          <w:lang w:val="ru-BY"/>
+        </w:rPr>
+        <w:t>()) {</w:t>
+      </w:r>
+    </w:p>
+    <w:p>
+      <w:pPr>
+        <w:spacing w:after="0"/>
+        <w:rPr>
+          <w:rFonts w:ascii="Courier New" w:eastAsia="Courier New" w:hAnsi="Courier New"/>
+          <w:b/>
+          <w:bCs/>
+          <w:sz w:val="20"/>
+          <w:lang w:val="ru-BY"/>
+        </w:rPr>
+      </w:pPr>
+      <w:r>
+        <w:rPr>
+          <w:rFonts w:ascii="Courier New" w:eastAsia="Courier New" w:hAnsi="Courier New"/>
+          <w:b/>
+          <w:bCs/>
+          <w:sz w:val="20"/>
+          <w:lang w:val="ru-BY"/>
+        </w:rPr>
+        <w:t xml:space="preserve">        </w:t>
+      </w:r>
+      <w:proofErr w:type="spellStart"/>
+      <w:r>
+        <w:rPr>
+          <w:rFonts w:ascii="Courier New" w:eastAsia="Courier New" w:hAnsi="Courier New"/>
+          <w:b/>
+          <w:bCs/>
+          <w:sz w:val="20"/>
+          <w:lang w:val="ru-BY"/>
+        </w:rPr>
+        <w:t>int</w:t>
+      </w:r>
+      <w:proofErr w:type="spellEnd"/>
+      <w:r>
+        <w:rPr>
+          <w:rFonts w:ascii="Courier New" w:eastAsia="Courier New" w:hAnsi="Courier New"/>
+          <w:b/>
+          <w:bCs/>
+          <w:sz w:val="20"/>
+          <w:lang w:val="ru-BY"/>
+        </w:rPr>
+        <w:t xml:space="preserve"> v = </w:t>
+      </w:r>
+      <w:proofErr w:type="spellStart"/>
+      <w:r>
+        <w:rPr>
+          <w:rFonts w:ascii="Courier New" w:eastAsia="Courier New" w:hAnsi="Courier New"/>
+          <w:b/>
+          <w:bCs/>
+          <w:sz w:val="20"/>
+          <w:lang w:val="ru-BY"/>
+        </w:rPr>
+        <w:t>q.front</w:t>
+      </w:r>
+      <w:proofErr w:type="spellEnd"/>
+      <w:r>
+        <w:rPr>
+          <w:rFonts w:ascii="Courier New" w:eastAsia="Courier New" w:hAnsi="Courier New"/>
+          <w:b/>
+          <w:bCs/>
+          <w:sz w:val="20"/>
+          <w:lang w:val="ru-BY"/>
+        </w:rPr>
+        <w:t>();</w:t>
+      </w:r>
+    </w:p>
+    <w:p>
+      <w:pPr>
+        <w:spacing w:after="0"/>
+        <w:rPr>
+          <w:rFonts w:ascii="Courier New" w:eastAsia="Courier New" w:hAnsi="Courier New"/>
+          <w:b/>
+          <w:bCs/>
+          <w:sz w:val="20"/>
+          <w:lang w:val="ru-BY"/>
+        </w:rPr>
+      </w:pPr>
+      <w:r>
+        <w:rPr>
+          <w:rFonts w:ascii="Courier New" w:eastAsia="Courier New" w:hAnsi="Courier New"/>
+          <w:b/>
+          <w:bCs/>
+          <w:sz w:val="20"/>
+          <w:lang w:val="ru-BY"/>
+        </w:rPr>
+        <w:t xml:space="preserve">        </w:t>
+      </w:r>
+      <w:proofErr w:type="spellStart"/>
+      <w:r>
+        <w:rPr>
+          <w:rFonts w:ascii="Courier New" w:eastAsia="Courier New" w:hAnsi="Courier New"/>
+          <w:b/>
+          <w:bCs/>
+          <w:sz w:val="20"/>
+          <w:lang w:val="ru-BY"/>
+        </w:rPr>
+        <w:t>q.pop</w:t>
+      </w:r>
+      <w:proofErr w:type="spellEnd"/>
+      <w:r>
+        <w:rPr>
+          <w:rFonts w:ascii="Courier New" w:eastAsia="Courier New" w:hAnsi="Courier New"/>
+          <w:b/>
+          <w:bCs/>
+          <w:sz w:val="20"/>
+          <w:lang w:val="ru-BY"/>
+        </w:rPr>
+        <w:t>();</w:t>
+      </w:r>
+    </w:p>
+    <w:p>
+      <w:pPr>
+        <w:spacing w:after="0"/>
+        <w:rPr>
+          <w:rFonts w:ascii="Courier New" w:eastAsia="Courier New" w:hAnsi="Courier New"/>
+          <w:b/>
+          <w:bCs/>
+          <w:sz w:val="20"/>
+          <w:lang w:val="ru-BY"/>
+        </w:rPr>
+      </w:pPr>
+      <w:r>
+        <w:rPr>
+          <w:rFonts w:ascii="Courier New" w:eastAsia="Courier New" w:hAnsi="Courier New"/>
+          <w:b/>
+          <w:bCs/>
+          <w:sz w:val="20"/>
+          <w:lang w:val="ru-BY"/>
+        </w:rPr>
+        <w:t xml:space="preserve">        </w:t>
+      </w:r>
+      <w:proofErr w:type="spellStart"/>
+      <w:r>
+        <w:rPr>
+          <w:rFonts w:ascii="Courier New" w:eastAsia="Courier New" w:hAnsi="Courier New"/>
+          <w:b/>
+          <w:bCs/>
+          <w:sz w:val="20"/>
+          <w:lang w:val="ru-BY"/>
+        </w:rPr>
+        <w:t>cout</w:t>
+      </w:r>
+      <w:proofErr w:type="spellEnd"/>
+      <w:r>
+        <w:rPr>
+          <w:rFonts w:ascii="Courier New" w:eastAsia="Courier New" w:hAnsi="Courier New"/>
+          <w:b/>
+          <w:bCs/>
+          <w:sz w:val="20"/>
+          <w:lang w:val="ru-BY"/>
+        </w:rPr>
+        <w:t xml:space="preserve"> &lt;&lt; v &lt;&lt; " ";</w:t>
+      </w:r>
+    </w:p>
+    <w:p>
+      <w:pPr>
+        <w:spacing w:after="0"/>
+        <w:rPr>
+          <w:rFonts w:ascii="Courier New" w:eastAsia="Courier New" w:hAnsi="Courier New"/>
+          <w:b/>
+          <w:bCs/>
+          <w:sz w:val="20"/>
+          <w:lang w:val="ru-BY"/>
+        </w:rPr>
+      </w:pPr>
+      <w:r>
+        <w:rPr>
+          <w:rFonts w:ascii="Courier New" w:eastAsia="Courier New" w:hAnsi="Courier New"/>
+          <w:b/>
+          <w:bCs/>
+          <w:sz w:val="20"/>
+          <w:lang w:val="ru-BY"/>
+        </w:rPr>
+        <w:t xml:space="preserve">        </w:t>
+      </w:r>
+      <w:proofErr w:type="spellStart"/>
+      <w:r>
+        <w:rPr>
+          <w:rFonts w:ascii="Courier New" w:eastAsia="Courier New" w:hAnsi="Courier New"/>
+          <w:b/>
+          <w:bCs/>
+          <w:sz w:val="20"/>
+          <w:lang w:val="ru-BY"/>
+        </w:rPr>
+        <w:t>for</w:t>
+      </w:r>
+      <w:proofErr w:type="spellEnd"/>
+      <w:r>
+        <w:rPr>
+          <w:rFonts w:ascii="Courier New" w:eastAsia="Courier New" w:hAnsi="Courier New"/>
+          <w:b/>
+          <w:bCs/>
+          <w:sz w:val="20"/>
+          <w:lang w:val="ru-BY"/>
+        </w:rPr>
+        <w:t xml:space="preserve"> (</w:t>
+      </w:r>
+      <w:proofErr w:type="spellStart"/>
+      <w:r>
+        <w:rPr>
+          <w:rFonts w:ascii="Courier New" w:eastAsia="Courier New" w:hAnsi="Courier New"/>
+          <w:b/>
+          <w:bCs/>
+          <w:sz w:val="20"/>
+          <w:lang w:val="ru-BY"/>
+        </w:rPr>
+        <w:t>int</w:t>
+      </w:r>
+      <w:proofErr w:type="spellEnd"/>
+      <w:r>
+        <w:rPr>
+          <w:rFonts w:ascii="Courier New" w:eastAsia="Courier New" w:hAnsi="Courier New"/>
+          <w:b/>
+          <w:bCs/>
+          <w:sz w:val="20"/>
+          <w:lang w:val="ru-BY"/>
+        </w:rPr>
+        <w:t xml:space="preserve"> </w:t>
+      </w:r>
+      <w:proofErr w:type="spellStart"/>
+      <w:r>
+        <w:rPr>
+          <w:rFonts w:ascii="Courier New" w:eastAsia="Courier New" w:hAnsi="Courier New"/>
+          <w:b/>
+          <w:bCs/>
+          <w:sz w:val="20"/>
+          <w:lang w:val="ru-BY"/>
+        </w:rPr>
+        <w:t>to</w:t>
+      </w:r>
+      <w:proofErr w:type="spellEnd"/>
+      <w:r>
+        <w:rPr>
+          <w:rFonts w:ascii="Courier New" w:eastAsia="Courier New" w:hAnsi="Courier New"/>
+          <w:b/>
+          <w:bCs/>
+          <w:sz w:val="20"/>
+          <w:lang w:val="ru-BY"/>
+        </w:rPr>
+        <w:t xml:space="preserve"> : g[v])</w:t>
+      </w:r>
+    </w:p>
+    <w:p>
+      <w:pPr>
+        <w:spacing w:after="0"/>
+        <w:rPr>
+          <w:rFonts w:ascii="Courier New" w:eastAsia="Courier New" w:hAnsi="Courier New"/>
+          <w:b/>
+          <w:bCs/>
+          <w:sz w:val="20"/>
+          <w:lang w:val="ru-BY"/>
+        </w:rPr>
+      </w:pPr>
+      <w:r>
+        <w:rPr>
+          <w:rFonts w:ascii="Courier New" w:eastAsia="Courier New" w:hAnsi="Courier New"/>
+          <w:b/>
+          <w:bCs/>
+          <w:sz w:val="20"/>
+          <w:lang w:val="ru-BY"/>
+        </w:rPr>
+        <w:t xml:space="preserve">            </w:t>
+      </w:r>
+      <w:proofErr w:type="spellStart"/>
+      <w:r>
+        <w:rPr>
+          <w:rFonts w:ascii="Courier New" w:eastAsia="Courier New" w:hAnsi="Courier New"/>
+          <w:b/>
+          <w:bCs/>
+          <w:sz w:val="20"/>
+          <w:lang w:val="ru-BY"/>
+        </w:rPr>
+        <w:t>if</w:t>
+      </w:r>
+      <w:proofErr w:type="spellEnd"/>
+      <w:r>
+        <w:rPr>
+          <w:rFonts w:ascii="Courier New" w:eastAsia="Courier New" w:hAnsi="Courier New"/>
+          <w:b/>
+          <w:bCs/>
+          <w:sz w:val="20"/>
+          <w:lang w:val="ru-BY"/>
+        </w:rPr>
+        <w:t xml:space="preserve"> (!</w:t>
+      </w:r>
+      <w:proofErr w:type="spellStart"/>
+      <w:r>
+        <w:rPr>
+          <w:rFonts w:ascii="Courier New" w:eastAsia="Courier New" w:hAnsi="Courier New"/>
+          <w:b/>
+          <w:bCs/>
+          <w:sz w:val="20"/>
+          <w:lang w:val="ru-BY"/>
+        </w:rPr>
+        <w:t>used</w:t>
+      </w:r>
+      <w:proofErr w:type="spellEnd"/>
+      <w:r>
+        <w:rPr>
+          <w:rFonts w:ascii="Courier New" w:eastAsia="Courier New" w:hAnsi="Courier New"/>
+          <w:b/>
+          <w:bCs/>
+          <w:sz w:val="20"/>
+          <w:lang w:val="ru-BY"/>
+        </w:rPr>
+        <w:t>[</w:t>
+      </w:r>
+      <w:proofErr w:type="spellStart"/>
+      <w:r>
+        <w:rPr>
+          <w:rFonts w:ascii="Courier New" w:eastAsia="Courier New" w:hAnsi="Courier New"/>
+          <w:b/>
+          <w:bCs/>
+          <w:sz w:val="20"/>
+          <w:lang w:val="ru-BY"/>
+        </w:rPr>
+        <w:t>to</w:t>
+      </w:r>
+      <w:proofErr w:type="spellEnd"/>
+      <w:r>
+        <w:rPr>
+          <w:rFonts w:ascii="Courier New" w:eastAsia="Courier New" w:hAnsi="Courier New"/>
+          <w:b/>
+          <w:bCs/>
+          <w:sz w:val="20"/>
+          <w:lang w:val="ru-BY"/>
+        </w:rPr>
+        <w:t>]) {</w:t>
+      </w:r>
+    </w:p>
+    <w:p>
+      <w:pPr>
+        <w:spacing w:after="0"/>
+        <w:rPr>
+          <w:rFonts w:ascii="Courier New" w:eastAsia="Courier New" w:hAnsi="Courier New"/>
+          <w:b/>
+          <w:bCs/>
+          <w:sz w:val="20"/>
+          <w:lang w:val="ru-BY"/>
+        </w:rPr>
+      </w:pPr>
+      <w:r>
+        <w:rPr>
+          <w:rFonts w:ascii="Courier New" w:eastAsia="Courier New" w:hAnsi="Courier New"/>
+          <w:b/>
+          <w:bCs/>
+          <w:sz w:val="20"/>
+          <w:lang w:val="ru-BY"/>
+        </w:rPr>
+        <w:t xml:space="preserve">                </w:t>
+      </w:r>
+      <w:proofErr w:type="spellStart"/>
+      <w:r>
+        <w:rPr>
+          <w:rFonts w:ascii="Courier New" w:eastAsia="Courier New" w:hAnsi="Courier New"/>
+          <w:b/>
+          <w:bCs/>
+          <w:sz w:val="20"/>
+          <w:lang w:val="ru-BY"/>
+        </w:rPr>
+        <w:t>used</w:t>
+      </w:r>
+      <w:proofErr w:type="spellEnd"/>
+      <w:r>
+        <w:rPr>
+          <w:rFonts w:ascii="Courier New" w:eastAsia="Courier New" w:hAnsi="Courier New"/>
+          <w:b/>
+          <w:bCs/>
+          <w:sz w:val="20"/>
+          <w:lang w:val="ru-BY"/>
+        </w:rPr>
+        <w:t>[</w:t>
+      </w:r>
+      <w:proofErr w:type="spellStart"/>
+      <w:r>
+        <w:rPr>
+          <w:rFonts w:ascii="Courier New" w:eastAsia="Courier New" w:hAnsi="Courier New"/>
+          <w:b/>
+          <w:bCs/>
+          <w:sz w:val="20"/>
+          <w:lang w:val="ru-BY"/>
+        </w:rPr>
+        <w:t>to</w:t>
+      </w:r>
+      <w:proofErr w:type="spellEnd"/>
+      <w:r>
+        <w:rPr>
+          <w:rFonts w:ascii="Courier New" w:eastAsia="Courier New" w:hAnsi="Courier New"/>
+          <w:b/>
+          <w:bCs/>
+          <w:sz w:val="20"/>
+          <w:lang w:val="ru-BY"/>
+        </w:rPr>
+        <w:t>] = 1;</w:t>
+      </w:r>
+    </w:p>
+    <w:p>
+      <w:pPr>
+        <w:spacing w:after="0"/>
+        <w:rPr>
+          <w:rFonts w:ascii="Courier New" w:eastAsia="Courier New" w:hAnsi="Courier New"/>
+          <w:b/>
+          <w:bCs/>
+          <w:sz w:val="20"/>
+          <w:lang w:val="ru-BY"/>
+        </w:rPr>
+      </w:pPr>
+      <w:r>
+        <w:rPr>
+          <w:rFonts w:ascii="Courier New" w:eastAsia="Courier New" w:hAnsi="Courier New"/>
+          <w:b/>
+          <w:bCs/>
+          <w:sz w:val="20"/>
+          <w:lang w:val="ru-BY"/>
+        </w:rPr>
+        <w:t xml:space="preserve">                </w:t>
+      </w:r>
+      <w:proofErr w:type="spellStart"/>
+      <w:r>
+        <w:rPr>
+          <w:rFonts w:ascii="Courier New" w:eastAsia="Courier New" w:hAnsi="Courier New"/>
+          <w:b/>
+          <w:bCs/>
+          <w:sz w:val="20"/>
+          <w:lang w:val="ru-BY"/>
+        </w:rPr>
+        <w:t>q.push</w:t>
+      </w:r>
+      <w:proofErr w:type="spellEnd"/>
+      <w:r>
+        <w:rPr>
+          <w:rFonts w:ascii="Courier New" w:eastAsia="Courier New" w:hAnsi="Courier New"/>
+          <w:b/>
+          <w:bCs/>
+          <w:sz w:val="20"/>
+          <w:lang w:val="ru-BY"/>
+        </w:rPr>
+        <w:t>(</w:t>
+      </w:r>
+      <w:proofErr w:type="spellStart"/>
+      <w:r>
+        <w:rPr>
+          <w:rFonts w:ascii="Courier New" w:eastAsia="Courier New" w:hAnsi="Courier New"/>
+          <w:b/>
+          <w:bCs/>
+          <w:sz w:val="20"/>
+          <w:lang w:val="ru-BY"/>
+        </w:rPr>
+        <w:t>to</w:t>
+      </w:r>
+      <w:proofErr w:type="spellEnd"/>
+      <w:r>
+        <w:rPr>
+          <w:rFonts w:ascii="Courier New" w:eastAsia="Courier New" w:hAnsi="Courier New"/>
+          <w:b/>
+          <w:bCs/>
+          <w:sz w:val="20"/>
+          <w:lang w:val="ru-BY"/>
+        </w:rPr>
+        <w:t>);</w:t>
+      </w:r>
+    </w:p>
+    <w:p>
+      <w:pPr>
+        <w:spacing w:after="0"/>
+        <w:rPr>
+          <w:rFonts w:ascii="Courier New" w:eastAsia="Courier New" w:hAnsi="Courier New"/>
+          <w:b/>
+          <w:bCs/>
+          <w:sz w:val="20"/>
+          <w:lang w:val="ru-BY"/>
+        </w:rPr>
+      </w:pPr>
+      <w:r>
+        <w:rPr>
+          <w:rFonts w:ascii="Courier New" w:eastAsia="Courier New" w:hAnsi="Courier New"/>
+          <w:b/>
+          <w:bCs/>
+          <w:sz w:val="20"/>
+          <w:lang w:val="ru-BY"/>
+        </w:rPr>
+        <w:t xml:space="preserve">            }</w:t>
+      </w:r>
+    </w:p>
+    <w:p>
+      <w:pPr>
+        <w:spacing w:after="0"/>
+        <w:rPr>
+          <w:rFonts w:ascii="Courier New" w:eastAsia="Courier New" w:hAnsi="Courier New"/>
+          <w:b/>
+          <w:bCs/>
+          <w:sz w:val="20"/>
+          <w:lang w:val="ru-BY"/>
+        </w:rPr>
+      </w:pPr>
+      <w:r>
+        <w:rPr>
+          <w:rFonts w:ascii="Courier New" w:eastAsia="Courier New" w:hAnsi="Courier New"/>
+          <w:b/>
+          <w:bCs/>
+          <w:sz w:val="20"/>
+          <w:lang w:val="ru-BY"/>
+        </w:rPr>
+        <w:t xml:space="preserve">    }</w:t>
+      </w:r>
+    </w:p>
+    <w:p>
+      <w:pPr>
+        <w:spacing w:after="0"/>
+        <w:rPr>
+          <w:rFonts w:ascii="Courier New" w:eastAsia="Courier New" w:hAnsi="Courier New"/>
+          <w:b/>
+          <w:bCs/>
+          <w:sz w:val="20"/>
+          <w:lang w:val="ru-BY"/>
+        </w:rPr>
+      </w:pPr>
+      <w:r>
+        <w:rPr>
+          <w:rFonts w:ascii="Courier New" w:eastAsia="Courier New" w:hAnsi="Courier New"/>
+          <w:b/>
+          <w:bCs/>
+          <w:sz w:val="20"/>
+          <w:lang w:val="ru-BY"/>
+        </w:rPr>
+        <w:t>}</w:t>
+      </w:r>
+    </w:p>
+    <w:p>
+      <w:pPr>
+        <w:spacing w:after="0"/>
+        <w:rPr>
+          <w:rFonts w:ascii="Courier New" w:eastAsia="Courier New" w:hAnsi="Courier New"/>
+          <w:b/>
+          <w:bCs/>
+          <w:sz w:val="20"/>
+          <w:lang w:val="ru-BY"/>
+        </w:rPr>
+      </w:pPr>
+    </w:p>
+    <w:p>
+      <w:pPr>
+        <w:spacing w:after="0"/>
+        <w:rPr>
+          <w:rFonts w:ascii="Courier New" w:eastAsia="Courier New" w:hAnsi="Courier New"/>
+          <w:b/>
+          <w:bCs/>
+          <w:sz w:val="20"/>
+          <w:lang w:val="ru-BY"/>
+        </w:rPr>
+      </w:pPr>
+      <w:proofErr w:type="spellStart"/>
+      <w:r>
+        <w:rPr>
+          <w:rFonts w:ascii="Courier New" w:eastAsia="Courier New" w:hAnsi="Courier New"/>
+          <w:b/>
+          <w:bCs/>
+          <w:sz w:val="20"/>
+          <w:lang w:val="ru-BY"/>
+        </w:rPr>
+        <w:t>void</w:t>
+      </w:r>
+      <w:proofErr w:type="spellEnd"/>
+      <w:r>
+        <w:rPr>
+          <w:rFonts w:ascii="Courier New" w:eastAsia="Courier New" w:hAnsi="Courier New"/>
+          <w:b/>
+          <w:bCs/>
+          <w:sz w:val="20"/>
+          <w:lang w:val="ru-BY"/>
+        </w:rPr>
+        <w:t xml:space="preserve"> DFS(</w:t>
+      </w:r>
+      <w:proofErr w:type="spellStart"/>
+      <w:r>
+        <w:rPr>
+          <w:rFonts w:ascii="Courier New" w:eastAsia="Courier New" w:hAnsi="Courier New"/>
+          <w:b/>
+          <w:bCs/>
+          <w:sz w:val="20"/>
+          <w:lang w:val="ru-BY"/>
+        </w:rPr>
+        <w:t>int</w:t>
+      </w:r>
+      <w:proofErr w:type="spellEnd"/>
+      <w:r>
+        <w:rPr>
+          <w:rFonts w:ascii="Courier New" w:eastAsia="Courier New" w:hAnsi="Courier New"/>
+          <w:b/>
+          <w:bCs/>
+          <w:sz w:val="20"/>
+          <w:lang w:val="ru-BY"/>
+        </w:rPr>
+        <w:t xml:space="preserve"> v, </w:t>
+      </w:r>
+      <w:proofErr w:type="spellStart"/>
+      <w:r>
+        <w:rPr>
+          <w:rFonts w:ascii="Courier New" w:eastAsia="Courier New" w:hAnsi="Courier New"/>
+          <w:b/>
+          <w:bCs/>
+          <w:sz w:val="20"/>
+          <w:lang w:val="ru-BY"/>
+        </w:rPr>
+        <w:t>vector</w:t>
+      </w:r>
+      <w:proofErr w:type="spellEnd"/>
+      <w:r>
+        <w:rPr>
+          <w:rFonts w:ascii="Courier New" w:eastAsia="Courier New" w:hAnsi="Courier New"/>
+          <w:b/>
+          <w:bCs/>
+          <w:sz w:val="20"/>
+          <w:lang w:val="ru-BY"/>
+        </w:rPr>
+        <w:t>&lt;</w:t>
+      </w:r>
+      <w:proofErr w:type="spellStart"/>
+      <w:r>
+        <w:rPr>
+          <w:rFonts w:ascii="Courier New" w:eastAsia="Courier New" w:hAnsi="Courier New"/>
+          <w:b/>
+          <w:bCs/>
+          <w:sz w:val="20"/>
+          <w:lang w:val="ru-BY"/>
+        </w:rPr>
+        <w:t>int</w:t>
+      </w:r>
+      <w:proofErr w:type="spellEnd"/>
+      <w:r>
+        <w:rPr>
+          <w:rFonts w:ascii="Courier New" w:eastAsia="Courier New" w:hAnsi="Courier New"/>
+          <w:b/>
+          <w:bCs/>
+          <w:sz w:val="20"/>
+          <w:lang w:val="ru-BY"/>
+        </w:rPr>
+        <w:t xml:space="preserve">&gt;&amp; </w:t>
+      </w:r>
+      <w:proofErr w:type="spellStart"/>
+      <w:r>
+        <w:rPr>
+          <w:rFonts w:ascii="Courier New" w:eastAsia="Courier New" w:hAnsi="Courier New"/>
+          <w:b/>
+          <w:bCs/>
+          <w:sz w:val="20"/>
+          <w:lang w:val="ru-BY"/>
+        </w:rPr>
+        <w:t>used</w:t>
+      </w:r>
+      <w:proofErr w:type="spellEnd"/>
+      <w:r>
+        <w:rPr>
+          <w:rFonts w:ascii="Courier New" w:eastAsia="Courier New" w:hAnsi="Courier New"/>
+          <w:b/>
+          <w:bCs/>
+          <w:sz w:val="20"/>
+          <w:lang w:val="ru-BY"/>
+        </w:rPr>
+        <w:t xml:space="preserve">, </w:t>
+      </w:r>
+      <w:proofErr w:type="spellStart"/>
+      <w:r>
+        <w:rPr>
+          <w:rFonts w:ascii="Courier New" w:eastAsia="Courier New" w:hAnsi="Courier New"/>
+          <w:b/>
+          <w:bCs/>
+          <w:sz w:val="20"/>
+          <w:lang w:val="ru-BY"/>
+        </w:rPr>
+        <w:t>vector</w:t>
+      </w:r>
+      <w:proofErr w:type="spellEnd"/>
+      <w:r>
+        <w:rPr>
+          <w:rFonts w:ascii="Courier New" w:eastAsia="Courier New" w:hAnsi="Courier New"/>
+          <w:b/>
+          <w:bCs/>
+          <w:sz w:val="20"/>
+          <w:lang w:val="ru-BY"/>
+        </w:rPr>
+        <w:t>&lt;</w:t>
+      </w:r>
+      <w:proofErr w:type="spellStart"/>
+      <w:r>
+        <w:rPr>
+          <w:rFonts w:ascii="Courier New" w:eastAsia="Courier New" w:hAnsi="Courier New"/>
+          <w:b/>
+          <w:bCs/>
+          <w:sz w:val="20"/>
+          <w:lang w:val="ru-BY"/>
+        </w:rPr>
+        <w:t>int</w:t>
+      </w:r>
+      <w:proofErr w:type="spellEnd"/>
+      <w:r>
+        <w:rPr>
+          <w:rFonts w:ascii="Courier New" w:eastAsia="Courier New" w:hAnsi="Courier New"/>
+          <w:b/>
+          <w:bCs/>
+          <w:sz w:val="20"/>
+          <w:lang w:val="ru-BY"/>
+        </w:rPr>
+        <w:t xml:space="preserve">&gt;&amp; </w:t>
+      </w:r>
+      <w:proofErr w:type="spellStart"/>
+      <w:r>
+        <w:rPr>
+          <w:rFonts w:ascii="Courier New" w:eastAsia="Courier New" w:hAnsi="Courier New"/>
+          <w:b/>
+          <w:bCs/>
+          <w:sz w:val="20"/>
+          <w:lang w:val="ru-BY"/>
+        </w:rPr>
+        <w:t>topo</w:t>
+      </w:r>
+      <w:proofErr w:type="spellEnd"/>
+      <w:r>
+        <w:rPr>
+          <w:rFonts w:ascii="Courier New" w:eastAsia="Courier New" w:hAnsi="Courier New"/>
+          <w:b/>
+          <w:bCs/>
+          <w:sz w:val="20"/>
+          <w:lang w:val="ru-BY"/>
+        </w:rPr>
+        <w:t>) {</w:t>
+      </w:r>
+    </w:p>
+    <w:p>
+      <w:pPr>
+        <w:spacing w:after="0"/>
+        <w:rPr>
+          <w:rFonts w:ascii="Courier New" w:eastAsia="Courier New" w:hAnsi="Courier New"/>
+          <w:b/>
+          <w:bCs/>
+          <w:sz w:val="20"/>
+          <w:lang w:val="ru-BY"/>
+        </w:rPr>
+      </w:pPr>
+      <w:r>
+        <w:rPr>
+          <w:rFonts w:ascii="Courier New" w:eastAsia="Courier New" w:hAnsi="Courier New"/>
+          <w:b/>
+          <w:bCs/>
+          <w:sz w:val="20"/>
+          <w:lang w:val="ru-BY"/>
+        </w:rPr>
+        <w:t xml:space="preserve">    </w:t>
+      </w:r>
+      <w:proofErr w:type="spellStart"/>
+      <w:r>
+        <w:rPr>
+          <w:rFonts w:ascii="Courier New" w:eastAsia="Courier New" w:hAnsi="Courier New"/>
+          <w:b/>
+          <w:bCs/>
+          <w:sz w:val="20"/>
+          <w:lang w:val="ru-BY"/>
+        </w:rPr>
+        <w:t>used</w:t>
+      </w:r>
+      <w:proofErr w:type="spellEnd"/>
+      <w:r>
+        <w:rPr>
+          <w:rFonts w:ascii="Courier New" w:eastAsia="Courier New" w:hAnsi="Courier New"/>
+          <w:b/>
+          <w:bCs/>
+          <w:sz w:val="20"/>
+          <w:lang w:val="ru-BY"/>
+        </w:rPr>
+        <w:t>[v] = 1;</w:t>
+      </w:r>
+    </w:p>
+    <w:p>
+      <w:pPr>
+        <w:spacing w:after="0"/>
+        <w:rPr>
+          <w:rFonts w:ascii="Courier New" w:eastAsia="Courier New" w:hAnsi="Courier New"/>
+          <w:b/>
+          <w:bCs/>
+          <w:sz w:val="20"/>
+          <w:lang w:val="ru-BY"/>
+        </w:rPr>
+      </w:pPr>
+      <w:r>
+        <w:rPr>
+          <w:rFonts w:ascii="Courier New" w:eastAsia="Courier New" w:hAnsi="Courier New"/>
+          <w:b/>
+          <w:bCs/>
+          <w:sz w:val="20"/>
+          <w:lang w:val="ru-BY"/>
+        </w:rPr>
+        <w:t xml:space="preserve">    </w:t>
+      </w:r>
+      <w:proofErr w:type="spellStart"/>
+      <w:r>
+        <w:rPr>
+          <w:rFonts w:ascii="Courier New" w:eastAsia="Courier New" w:hAnsi="Courier New"/>
+          <w:b/>
+          <w:bCs/>
+          <w:sz w:val="20"/>
+          <w:lang w:val="ru-BY"/>
+        </w:rPr>
+        <w:t>for</w:t>
+      </w:r>
+      <w:proofErr w:type="spellEnd"/>
+      <w:r>
+        <w:rPr>
+          <w:rFonts w:ascii="Courier New" w:eastAsia="Courier New" w:hAnsi="Courier New"/>
+          <w:b/>
+          <w:bCs/>
+          <w:sz w:val="20"/>
+          <w:lang w:val="ru-BY"/>
+        </w:rPr>
+        <w:t xml:space="preserve"> (</w:t>
+      </w:r>
+      <w:proofErr w:type="spellStart"/>
+      <w:r>
+        <w:rPr>
+          <w:rFonts w:ascii="Courier New" w:eastAsia="Courier New" w:hAnsi="Courier New"/>
+          <w:b/>
+          <w:bCs/>
+          <w:sz w:val="20"/>
+          <w:lang w:val="ru-BY"/>
+        </w:rPr>
+        <w:t>int</w:t>
+      </w:r>
+      <w:proofErr w:type="spellEnd"/>
+      <w:r>
+        <w:rPr>
+          <w:rFonts w:ascii="Courier New" w:eastAsia="Courier New" w:hAnsi="Courier New"/>
+          <w:b/>
+          <w:bCs/>
+          <w:sz w:val="20"/>
+          <w:lang w:val="ru-BY"/>
+        </w:rPr>
+        <w:t xml:space="preserve"> </w:t>
+      </w:r>
+      <w:proofErr w:type="spellStart"/>
+      <w:r>
+        <w:rPr>
+          <w:rFonts w:ascii="Courier New" w:eastAsia="Courier New" w:hAnsi="Courier New"/>
+          <w:b/>
+          <w:bCs/>
+          <w:sz w:val="20"/>
+          <w:lang w:val="ru-BY"/>
+        </w:rPr>
+        <w:t>to</w:t>
+      </w:r>
+      <w:proofErr w:type="spellEnd"/>
+      <w:r>
+        <w:rPr>
+          <w:rFonts w:ascii="Courier New" w:eastAsia="Courier New" w:hAnsi="Courier New"/>
+          <w:b/>
+          <w:bCs/>
+          <w:sz w:val="20"/>
+          <w:lang w:val="ru-BY"/>
+        </w:rPr>
+        <w:t xml:space="preserve"> : g[v])</w:t>
+      </w:r>
+    </w:p>
+    <w:p>
+      <w:pPr>
+        <w:spacing w:after="0"/>
+        <w:rPr>
+          <w:rFonts w:ascii="Courier New" w:eastAsia="Courier New" w:hAnsi="Courier New"/>
+          <w:b/>
+          <w:bCs/>
+          <w:sz w:val="20"/>
+          <w:lang w:val="ru-BY"/>
+        </w:rPr>
+      </w:pPr>
+      <w:r>
+        <w:rPr>
+          <w:rFonts w:ascii="Courier New" w:eastAsia="Courier New" w:hAnsi="Courier New"/>
+          <w:b/>
+          <w:bCs/>
+          <w:sz w:val="20"/>
+          <w:lang w:val="ru-BY"/>
+        </w:rPr>
+        <w:t xml:space="preserve">        </w:t>
+      </w:r>
+      <w:proofErr w:type="spellStart"/>
+      <w:r>
+        <w:rPr>
+          <w:rFonts w:ascii="Courier New" w:eastAsia="Courier New" w:hAnsi="Courier New"/>
+          <w:b/>
+          <w:bCs/>
+          <w:sz w:val="20"/>
+          <w:lang w:val="ru-BY"/>
+        </w:rPr>
+        <w:t>if</w:t>
+      </w:r>
+      <w:proofErr w:type="spellEnd"/>
+      <w:r>
+        <w:rPr>
+          <w:rFonts w:ascii="Courier New" w:eastAsia="Courier New" w:hAnsi="Courier New"/>
+          <w:b/>
+          <w:bCs/>
+          <w:sz w:val="20"/>
+          <w:lang w:val="ru-BY"/>
+        </w:rPr>
+        <w:t xml:space="preserve"> (!</w:t>
+      </w:r>
+      <w:proofErr w:type="spellStart"/>
+      <w:r>
+        <w:rPr>
+          <w:rFonts w:ascii="Courier New" w:eastAsia="Courier New" w:hAnsi="Courier New"/>
+          <w:b/>
+          <w:bCs/>
+          <w:sz w:val="20"/>
+          <w:lang w:val="ru-BY"/>
+        </w:rPr>
+        <w:t>used</w:t>
+      </w:r>
+      <w:proofErr w:type="spellEnd"/>
+      <w:r>
+        <w:rPr>
+          <w:rFonts w:ascii="Courier New" w:eastAsia="Courier New" w:hAnsi="Courier New"/>
+          <w:b/>
+          <w:bCs/>
+          <w:sz w:val="20"/>
+          <w:lang w:val="ru-BY"/>
+        </w:rPr>
+        <w:t>[</w:t>
+      </w:r>
+      <w:proofErr w:type="spellStart"/>
+      <w:r>
+        <w:rPr>
+          <w:rFonts w:ascii="Courier New" w:eastAsia="Courier New" w:hAnsi="Courier New"/>
+          <w:b/>
+          <w:bCs/>
+          <w:sz w:val="20"/>
+          <w:lang w:val="ru-BY"/>
+        </w:rPr>
+        <w:t>to</w:t>
+      </w:r>
+      <w:proofErr w:type="spellEnd"/>
+      <w:r>
+        <w:rPr>
+          <w:rFonts w:ascii="Courier New" w:eastAsia="Courier New" w:hAnsi="Courier New"/>
+          <w:b/>
+          <w:bCs/>
+          <w:sz w:val="20"/>
+          <w:lang w:val="ru-BY"/>
+        </w:rPr>
+        <w:t>])</w:t>
+      </w:r>
+    </w:p>
+    <w:p>
+      <w:pPr>
+        <w:spacing w:after="0"/>
+        <w:rPr>
+          <w:rFonts w:ascii="Courier New" w:eastAsia="Courier New" w:hAnsi="Courier New"/>
+          <w:b/>
+          <w:bCs/>
+          <w:sz w:val="20"/>
+          <w:lang w:val="ru-BY"/>
+        </w:rPr>
+      </w:pPr>
+      <w:r>
+        <w:rPr>
+          <w:rFonts w:ascii="Courier New" w:eastAsia="Courier New" w:hAnsi="Courier New"/>
+          <w:b/>
+          <w:bCs/>
+          <w:sz w:val="20"/>
+          <w:lang w:val="ru-BY"/>
+        </w:rPr>
+        <w:t xml:space="preserve">            DFS(</w:t>
+      </w:r>
+      <w:proofErr w:type="spellStart"/>
+      <w:r>
+        <w:rPr>
+          <w:rFonts w:ascii="Courier New" w:eastAsia="Courier New" w:hAnsi="Courier New"/>
+          <w:b/>
+          <w:bCs/>
+          <w:sz w:val="20"/>
+          <w:lang w:val="ru-BY"/>
+        </w:rPr>
+        <w:t>to</w:t>
+      </w:r>
+      <w:proofErr w:type="spellEnd"/>
+      <w:r>
+        <w:rPr>
+          <w:rFonts w:ascii="Courier New" w:eastAsia="Courier New" w:hAnsi="Courier New"/>
+          <w:b/>
+          <w:bCs/>
+          <w:sz w:val="20"/>
+          <w:lang w:val="ru-BY"/>
+        </w:rPr>
+        <w:t xml:space="preserve">, </w:t>
+      </w:r>
+      <w:proofErr w:type="spellStart"/>
+      <w:r>
+        <w:rPr>
+          <w:rFonts w:ascii="Courier New" w:eastAsia="Courier New" w:hAnsi="Courier New"/>
+          <w:b/>
+          <w:bCs/>
+          <w:sz w:val="20"/>
+          <w:lang w:val="ru-BY"/>
+        </w:rPr>
+        <w:t>used</w:t>
+      </w:r>
+      <w:proofErr w:type="spellEnd"/>
+      <w:r>
+        <w:rPr>
+          <w:rFonts w:ascii="Courier New" w:eastAsia="Courier New" w:hAnsi="Courier New"/>
+          <w:b/>
+          <w:bCs/>
+          <w:sz w:val="20"/>
+          <w:lang w:val="ru-BY"/>
+        </w:rPr>
+        <w:t xml:space="preserve">, </w:t>
+      </w:r>
+      <w:proofErr w:type="spellStart"/>
+      <w:r>
+        <w:rPr>
+          <w:rFonts w:ascii="Courier New" w:eastAsia="Courier New" w:hAnsi="Courier New"/>
+          <w:b/>
+          <w:bCs/>
+          <w:sz w:val="20"/>
+          <w:lang w:val="ru-BY"/>
+        </w:rPr>
+        <w:t>topo</w:t>
+      </w:r>
+      <w:proofErr w:type="spellEnd"/>
+      <w:r>
+        <w:rPr>
+          <w:rFonts w:ascii="Courier New" w:eastAsia="Courier New" w:hAnsi="Courier New"/>
+          <w:b/>
+          <w:bCs/>
+          <w:sz w:val="20"/>
+          <w:lang w:val="ru-BY"/>
+        </w:rPr>
+        <w:t>);</w:t>
+      </w:r>
+    </w:p>
+    <w:p>
+      <w:pPr>
+        <w:spacing w:after="0"/>
+        <w:rPr>
+          <w:rFonts w:ascii="Courier New" w:eastAsia="Courier New" w:hAnsi="Courier New"/>
+          <w:b/>
+          <w:bCs/>
+          <w:sz w:val="20"/>
+          <w:lang w:val="ru-BY"/>
+        </w:rPr>
+      </w:pPr>
+      <w:r>
+        <w:rPr>
+          <w:rFonts w:ascii="Courier New" w:eastAsia="Courier New" w:hAnsi="Courier New"/>
+          <w:b/>
+          <w:bCs/>
+          <w:sz w:val="20"/>
+          <w:lang w:val="ru-BY"/>
+        </w:rPr>
+        <w:t xml:space="preserve">    </w:t>
+      </w:r>
+      <w:proofErr w:type="spellStart"/>
+      <w:r>
+        <w:rPr>
+          <w:rFonts w:ascii="Courier New" w:eastAsia="Courier New" w:hAnsi="Courier New"/>
+          <w:b/>
+          <w:bCs/>
+          <w:sz w:val="20"/>
+          <w:lang w:val="ru-BY"/>
+        </w:rPr>
+        <w:t>topo.push_back</w:t>
+      </w:r>
+      <w:proofErr w:type="spellEnd"/>
+      <w:r>
+        <w:rPr>
+          <w:rFonts w:ascii="Courier New" w:eastAsia="Courier New" w:hAnsi="Courier New"/>
+          <w:b/>
+          <w:bCs/>
+          <w:sz w:val="20"/>
+          <w:lang w:val="ru-BY"/>
+        </w:rPr>
+        <w:t>(v);</w:t>
+      </w:r>
+    </w:p>
+    <w:p>
+      <w:pPr>
+        <w:spacing w:after="0"/>
+        <w:rPr>
+          <w:rFonts w:ascii="Courier New" w:eastAsia="Courier New" w:hAnsi="Courier New"/>
+          <w:b/>
+          <w:bCs/>
+          <w:sz w:val="20"/>
+          <w:lang w:val="ru-BY"/>
+        </w:rPr>
+      </w:pPr>
+      <w:r>
+        <w:rPr>
+          <w:rFonts w:ascii="Courier New" w:eastAsia="Courier New" w:hAnsi="Courier New"/>
+          <w:b/>
+          <w:bCs/>
+          <w:sz w:val="20"/>
+          <w:lang w:val="ru-BY"/>
+        </w:rPr>
+        <w:t>}</w:t>
+      </w:r>
+    </w:p>
+    <w:p>
+      <w:pPr>
+        <w:spacing w:after="0"/>
+        <w:rPr>
+          <w:rFonts w:ascii="Courier New" w:eastAsia="Courier New" w:hAnsi="Courier New"/>
+          <w:b/>
+          <w:bCs/>
+          <w:sz w:val="20"/>
+          <w:lang w:val="ru-BY"/>
+        </w:rPr>
+      </w:pPr>
+    </w:p>
+    <w:p>
+      <w:pPr>
+        <w:spacing w:after="0"/>
+        <w:rPr>
+          <w:rFonts w:ascii="Courier New" w:eastAsia="Courier New" w:hAnsi="Courier New"/>
+          <w:b/>
+          <w:bCs/>
+          <w:sz w:val="20"/>
+          <w:lang w:val="ru-BY"/>
+        </w:rPr>
+      </w:pPr>
+      <w:proofErr w:type="spellStart"/>
+      <w:r>
+        <w:rPr>
+          <w:rFonts w:ascii="Courier New" w:eastAsia="Courier New" w:hAnsi="Courier New"/>
+          <w:b/>
+          <w:bCs/>
+          <w:sz w:val="20"/>
+          <w:lang w:val="ru-BY"/>
+        </w:rPr>
+        <w:t>int</w:t>
+      </w:r>
+      <w:proofErr w:type="spellEnd"/>
+      <w:r>
+        <w:rPr>
+          <w:rFonts w:ascii="Courier New" w:eastAsia="Courier New" w:hAnsi="Courier New"/>
+          <w:b/>
+          <w:bCs/>
+          <w:sz w:val="20"/>
+          <w:lang w:val="ru-BY"/>
+        </w:rPr>
+        <w:t xml:space="preserve"> </w:t>
+      </w:r>
+      <w:proofErr w:type="spellStart"/>
+      <w:r>
+        <w:rPr>
+          <w:rFonts w:ascii="Courier New" w:eastAsia="Courier New" w:hAnsi="Courier New"/>
+          <w:b/>
+          <w:bCs/>
+          <w:sz w:val="20"/>
+          <w:lang w:val="ru-BY"/>
+        </w:rPr>
+        <w:t>main</w:t>
+      </w:r>
+      <w:proofErr w:type="spellEnd"/>
+      <w:r>
+        <w:rPr>
+          <w:rFonts w:ascii="Courier New" w:eastAsia="Courier New" w:hAnsi="Courier New"/>
+          <w:b/>
+          <w:bCs/>
+          <w:sz w:val="20"/>
+          <w:lang w:val="ru-BY"/>
+        </w:rPr>
+        <w:t>() {</w:t>
+      </w:r>
+    </w:p>
+    <w:p>
+      <w:pPr>
+        <w:spacing w:after="0"/>
+        <w:rPr>
+          <w:rFonts w:ascii="Courier New" w:eastAsia="Courier New" w:hAnsi="Courier New"/>
+          <w:b/>
+          <w:bCs/>
+          <w:sz w:val="20"/>
+          <w:lang w:val="ru-BY"/>
+        </w:rPr>
+      </w:pPr>
+    </w:p>
+    <w:p>
+      <w:pPr>
+        <w:spacing w:after="0"/>
+        <w:rPr>
+          <w:rFonts w:ascii="Courier New" w:eastAsia="Courier New" w:hAnsi="Courier New"/>
+          <w:b/>
+          <w:bCs/>
+          <w:sz w:val="20"/>
+          <w:lang w:val="ru-BY"/>
+        </w:rPr>
+      </w:pPr>
+      <w:r>
+        <w:rPr>
+          <w:rFonts w:ascii="Courier New" w:eastAsia="Courier New" w:hAnsi="Courier New"/>
+          <w:b/>
+          <w:bCs/>
+          <w:sz w:val="20"/>
+          <w:lang w:val="ru-BY"/>
+        </w:rPr>
+        <w:t xml:space="preserve">    </w:t>
+      </w:r>
+      <w:proofErr w:type="spellStart"/>
+      <w:r>
+        <w:rPr>
+          <w:rFonts w:ascii="Courier New" w:eastAsia="Courier New" w:hAnsi="Courier New"/>
+          <w:b/>
+          <w:bCs/>
+          <w:sz w:val="20"/>
+          <w:lang w:val="ru-BY"/>
+        </w:rPr>
+        <w:t>cout</w:t>
+      </w:r>
+      <w:proofErr w:type="spellEnd"/>
+      <w:r>
+        <w:rPr>
+          <w:rFonts w:ascii="Courier New" w:eastAsia="Courier New" w:hAnsi="Courier New"/>
+          <w:b/>
+          <w:bCs/>
+          <w:sz w:val="20"/>
+          <w:lang w:val="ru-BY"/>
+        </w:rPr>
+        <w:t xml:space="preserve"> &lt;&lt; "BFS: ";</w:t>
+      </w:r>
+    </w:p>
+    <w:p>
+      <w:pPr>
+        <w:spacing w:after="0"/>
+        <w:rPr>
+          <w:rFonts w:ascii="Courier New" w:eastAsia="Courier New" w:hAnsi="Courier New"/>
+          <w:b/>
+          <w:bCs/>
+          <w:sz w:val="20"/>
+          <w:lang w:val="ru-BY"/>
+        </w:rPr>
+      </w:pPr>
+      <w:r>
+        <w:rPr>
+          <w:rFonts w:ascii="Courier New" w:eastAsia="Courier New" w:hAnsi="Courier New"/>
+          <w:b/>
+          <w:bCs/>
+          <w:sz w:val="20"/>
+          <w:lang w:val="ru-BY"/>
+        </w:rPr>
+        <w:t xml:space="preserve">    BFS(0);</w:t>
+      </w:r>
+    </w:p>
+    <w:p>
+      <w:pPr>
+        <w:spacing w:after="0"/>
+        <w:rPr>
+          <w:rFonts w:ascii="Courier New" w:eastAsia="Courier New" w:hAnsi="Courier New"/>
+          <w:b/>
+          <w:bCs/>
+          <w:sz w:val="20"/>
+          <w:lang w:val="ru-BY"/>
+        </w:rPr>
+      </w:pPr>
+      <w:r>
+        <w:rPr>
+          <w:rFonts w:ascii="Courier New" w:eastAsia="Courier New" w:hAnsi="Courier New"/>
+          <w:b/>
+          <w:bCs/>
+          <w:sz w:val="20"/>
+          <w:lang w:val="ru-BY"/>
+        </w:rPr>
+        <w:t xml:space="preserve">    </w:t>
+      </w:r>
+      <w:proofErr w:type="spellStart"/>
+      <w:r>
+        <w:rPr>
+          <w:rFonts w:ascii="Courier New" w:eastAsia="Courier New" w:hAnsi="Courier New"/>
+          <w:b/>
+          <w:bCs/>
+          <w:sz w:val="20"/>
+          <w:lang w:val="ru-BY"/>
+        </w:rPr>
+        <w:t>cout</w:t>
+      </w:r>
+      <w:proofErr w:type="spellEnd"/>
+      <w:r>
+        <w:rPr>
+          <w:rFonts w:ascii="Courier New" w:eastAsia="Courier New" w:hAnsi="Courier New"/>
+          <w:b/>
+          <w:bCs/>
+          <w:sz w:val="20"/>
+          <w:lang w:val="ru-BY"/>
+        </w:rPr>
+        <w:t xml:space="preserve"> &lt;&lt; </w:t>
+      </w:r>
+      <w:proofErr w:type="spellStart"/>
+      <w:r>
+        <w:rPr>
+          <w:rFonts w:ascii="Courier New" w:eastAsia="Courier New" w:hAnsi="Courier New"/>
+          <w:b/>
+          <w:bCs/>
+          <w:sz w:val="20"/>
+          <w:lang w:val="ru-BY"/>
+        </w:rPr>
+        <w:t>endl</w:t>
+      </w:r>
+      <w:proofErr w:type="spellEnd"/>
+      <w:r>
+        <w:rPr>
+          <w:rFonts w:ascii="Courier New" w:eastAsia="Courier New" w:hAnsi="Courier New"/>
+          <w:b/>
+          <w:bCs/>
+          <w:sz w:val="20"/>
+          <w:lang w:val="ru-BY"/>
+        </w:rPr>
+        <w:t>;</w:t>
+      </w:r>
+    </w:p>
+    <w:p>
+      <w:pPr>
+        <w:spacing w:after="0"/>
+        <w:rPr>
+          <w:rFonts w:ascii="Courier New" w:eastAsia="Courier New" w:hAnsi="Courier New"/>
+          <w:b/>
+          <w:bCs/>
+          <w:sz w:val="20"/>
+          <w:lang w:val="ru-BY"/>
+        </w:rPr>
+      </w:pPr>
+    </w:p>
+    <w:p>
+      <w:pPr>
+        <w:spacing w:after="0"/>
+        <w:rPr>
+          <w:rFonts w:ascii="Courier New" w:eastAsia="Courier New" w:hAnsi="Courier New"/>
+          <w:b/>
+          <w:bCs/>
+          <w:sz w:val="20"/>
+          <w:lang w:val="ru-BY"/>
+        </w:rPr>
+      </w:pPr>
+      <w:r>
+        <w:rPr>
+          <w:rFonts w:ascii="Courier New" w:eastAsia="Courier New" w:hAnsi="Courier New"/>
+          <w:b/>
+          <w:bCs/>
+          <w:sz w:val="20"/>
+          <w:lang w:val="ru-BY"/>
+        </w:rPr>
+        <w:t xml:space="preserve">    </w:t>
+      </w:r>
+      <w:proofErr w:type="spellStart"/>
+      <w:r>
+        <w:rPr>
+          <w:rFonts w:ascii="Courier New" w:eastAsia="Courier New" w:hAnsi="Courier New"/>
+          <w:b/>
+          <w:bCs/>
+          <w:sz w:val="20"/>
+          <w:lang w:val="ru-BY"/>
+        </w:rPr>
+        <w:t>vector</w:t>
+      </w:r>
+      <w:proofErr w:type="spellEnd"/>
+      <w:r>
+        <w:rPr>
+          <w:rFonts w:ascii="Courier New" w:eastAsia="Courier New" w:hAnsi="Courier New"/>
+          <w:b/>
+          <w:bCs/>
+          <w:sz w:val="20"/>
+          <w:lang w:val="ru-BY"/>
+        </w:rPr>
+        <w:t>&lt;</w:t>
+      </w:r>
+      <w:proofErr w:type="spellStart"/>
+      <w:r>
+        <w:rPr>
+          <w:rFonts w:ascii="Courier New" w:eastAsia="Courier New" w:hAnsi="Courier New"/>
+          <w:b/>
+          <w:bCs/>
+          <w:sz w:val="20"/>
+          <w:lang w:val="ru-BY"/>
+        </w:rPr>
+        <w:t>int</w:t>
+      </w:r>
+      <w:proofErr w:type="spellEnd"/>
+      <w:r>
+        <w:rPr>
+          <w:rFonts w:ascii="Courier New" w:eastAsia="Courier New" w:hAnsi="Courier New"/>
+          <w:b/>
+          <w:bCs/>
+          <w:sz w:val="20"/>
+          <w:lang w:val="ru-BY"/>
+        </w:rPr>
+        <w:t xml:space="preserve">&gt; </w:t>
+      </w:r>
+      <w:proofErr w:type="spellStart"/>
+      <w:r>
+        <w:rPr>
+          <w:rFonts w:ascii="Courier New" w:eastAsia="Courier New" w:hAnsi="Courier New"/>
+          <w:b/>
+          <w:bCs/>
+          <w:sz w:val="20"/>
+          <w:lang w:val="ru-BY"/>
+        </w:rPr>
+        <w:t>used</w:t>
+      </w:r>
+      <w:proofErr w:type="spellEnd"/>
+      <w:r>
+        <w:rPr>
+          <w:rFonts w:ascii="Courier New" w:eastAsia="Courier New" w:hAnsi="Courier New"/>
+          <w:b/>
+          <w:bCs/>
+          <w:sz w:val="20"/>
+          <w:lang w:val="ru-BY"/>
+        </w:rPr>
+        <w:t xml:space="preserve">(7, 0), </w:t>
+      </w:r>
+      <w:proofErr w:type="spellStart"/>
+      <w:r>
+        <w:rPr>
+          <w:rFonts w:ascii="Courier New" w:eastAsia="Courier New" w:hAnsi="Courier New"/>
+          <w:b/>
+          <w:bCs/>
+          <w:sz w:val="20"/>
+          <w:lang w:val="ru-BY"/>
+        </w:rPr>
+        <w:t>topo</w:t>
+      </w:r>
+      <w:proofErr w:type="spellEnd"/>
+      <w:r>
+        <w:rPr>
+          <w:rFonts w:ascii="Courier New" w:eastAsia="Courier New" w:hAnsi="Courier New"/>
+          <w:b/>
+          <w:bCs/>
+          <w:sz w:val="20"/>
+          <w:lang w:val="ru-BY"/>
+        </w:rPr>
+        <w:t>;</w:t>
+      </w:r>
+    </w:p>
+    <w:p>
+      <w:pPr>
+        <w:spacing w:after="0"/>
+        <w:rPr>
+          <w:rFonts w:ascii="Courier New" w:eastAsia="Courier New" w:hAnsi="Courier New"/>
+          <w:b/>
+          <w:bCs/>
+          <w:sz w:val="20"/>
+          <w:lang w:val="ru-BY"/>
+        </w:rPr>
+      </w:pPr>
+    </w:p>
+    <w:p>
+      <w:pPr>
+        <w:spacing w:after="0"/>
+        <w:rPr>
+          <w:rFonts w:ascii="Courier New" w:eastAsia="Courier New" w:hAnsi="Courier New"/>
+          <w:b/>
+          <w:bCs/>
+          <w:sz w:val="20"/>
+          <w:lang w:val="ru-BY"/>
+        </w:rPr>
+      </w:pPr>
+      <w:r>
+        <w:rPr>
+          <w:rFonts w:ascii="Courier New" w:eastAsia="Courier New" w:hAnsi="Courier New"/>
+          <w:b/>
+          <w:bCs/>
+          <w:sz w:val="20"/>
+          <w:lang w:val="ru-BY"/>
+        </w:rPr>
+        <w:t xml:space="preserve">    </w:t>
+      </w:r>
+      <w:proofErr w:type="spellStart"/>
+      <w:r>
+        <w:rPr>
+          <w:rFonts w:ascii="Courier New" w:eastAsia="Courier New" w:hAnsi="Courier New"/>
+          <w:b/>
+          <w:bCs/>
+          <w:sz w:val="20"/>
+          <w:lang w:val="ru-BY"/>
+        </w:rPr>
+        <w:t>for</w:t>
+      </w:r>
+      <w:proofErr w:type="spellEnd"/>
+      <w:r>
+        <w:rPr>
+          <w:rFonts w:ascii="Courier New" w:eastAsia="Courier New" w:hAnsi="Courier New"/>
+          <w:b/>
+          <w:bCs/>
+          <w:sz w:val="20"/>
+          <w:lang w:val="ru-BY"/>
+        </w:rPr>
+        <w:t xml:space="preserve"> (</w:t>
+      </w:r>
+      <w:proofErr w:type="spellStart"/>
+      <w:r>
+        <w:rPr>
+          <w:rFonts w:ascii="Courier New" w:eastAsia="Courier New" w:hAnsi="Courier New"/>
+          <w:b/>
+          <w:bCs/>
+          <w:sz w:val="20"/>
+          <w:lang w:val="ru-BY"/>
+        </w:rPr>
+        <w:t>int</w:t>
+      </w:r>
+      <w:proofErr w:type="spellEnd"/>
+      <w:r>
+        <w:rPr>
+          <w:rFonts w:ascii="Courier New" w:eastAsia="Courier New" w:hAnsi="Courier New"/>
+          <w:b/>
+          <w:bCs/>
+          <w:sz w:val="20"/>
+          <w:lang w:val="ru-BY"/>
+        </w:rPr>
+        <w:t xml:space="preserve"> i = 0; i &lt; 7; i++) {</w:t>
+      </w:r>
+    </w:p>
+    <w:p>
+      <w:pPr>
+        <w:spacing w:after="0"/>
+        <w:rPr>
+          <w:rFonts w:ascii="Courier New" w:eastAsia="Courier New" w:hAnsi="Courier New"/>
+          <w:b/>
+          <w:bCs/>
+          <w:sz w:val="20"/>
+          <w:lang w:val="ru-BY"/>
+        </w:rPr>
+      </w:pPr>
+      <w:r>
+        <w:rPr>
+          <w:rFonts w:ascii="Courier New" w:eastAsia="Courier New" w:hAnsi="Courier New"/>
+          <w:b/>
+          <w:bCs/>
+          <w:sz w:val="20"/>
+          <w:lang w:val="ru-BY"/>
+        </w:rPr>
+        <w:lastRenderedPageBreak/>
+        <w:t xml:space="preserve">        </w:t>
+      </w:r>
+      <w:proofErr w:type="spellStart"/>
+      <w:r>
+        <w:rPr>
+          <w:rFonts w:ascii="Courier New" w:eastAsia="Courier New" w:hAnsi="Courier New"/>
+          <w:b/>
+          <w:bCs/>
+          <w:sz w:val="20"/>
+          <w:lang w:val="ru-BY"/>
+        </w:rPr>
+        <w:t>if</w:t>
+      </w:r>
+      <w:proofErr w:type="spellEnd"/>
+      <w:r>
+        <w:rPr>
+          <w:rFonts w:ascii="Courier New" w:eastAsia="Courier New" w:hAnsi="Courier New"/>
+          <w:b/>
+          <w:bCs/>
+          <w:sz w:val="20"/>
+          <w:lang w:val="ru-BY"/>
+        </w:rPr>
+        <w:t xml:space="preserve"> (!</w:t>
+      </w:r>
+      <w:proofErr w:type="spellStart"/>
+      <w:r>
+        <w:rPr>
+          <w:rFonts w:ascii="Courier New" w:eastAsia="Courier New" w:hAnsi="Courier New"/>
+          <w:b/>
+          <w:bCs/>
+          <w:sz w:val="20"/>
+          <w:lang w:val="ru-BY"/>
+        </w:rPr>
+        <w:t>used</w:t>
+      </w:r>
+      <w:proofErr w:type="spellEnd"/>
+      <w:r>
+        <w:rPr>
+          <w:rFonts w:ascii="Courier New" w:eastAsia="Courier New" w:hAnsi="Courier New"/>
+          <w:b/>
+          <w:bCs/>
+          <w:sz w:val="20"/>
+          <w:lang w:val="ru-BY"/>
+        </w:rPr>
+        <w:t>[i]) {</w:t>
+      </w:r>
+    </w:p>
+    <w:p>
+      <w:pPr>
+        <w:spacing w:after="0"/>
+        <w:rPr>
+          <w:rFonts w:ascii="Courier New" w:eastAsia="Courier New" w:hAnsi="Courier New"/>
+          <w:b/>
+          <w:bCs/>
+          <w:sz w:val="20"/>
+          <w:lang w:val="ru-BY"/>
+        </w:rPr>
+      </w:pPr>
+      <w:r>
+        <w:rPr>
+          <w:rFonts w:ascii="Courier New" w:eastAsia="Courier New" w:hAnsi="Courier New"/>
+          <w:b/>
+          <w:bCs/>
+          <w:sz w:val="20"/>
+          <w:lang w:val="ru-BY"/>
+        </w:rPr>
+        <w:t xml:space="preserve">            DFS(i, </w:t>
+      </w:r>
+      <w:proofErr w:type="spellStart"/>
+      <w:r>
+        <w:rPr>
+          <w:rFonts w:ascii="Courier New" w:eastAsia="Courier New" w:hAnsi="Courier New"/>
+          <w:b/>
+          <w:bCs/>
+          <w:sz w:val="20"/>
+          <w:lang w:val="ru-BY"/>
+        </w:rPr>
+        <w:t>used</w:t>
+      </w:r>
+      <w:proofErr w:type="spellEnd"/>
+      <w:r>
+        <w:rPr>
+          <w:rFonts w:ascii="Courier New" w:eastAsia="Courier New" w:hAnsi="Courier New"/>
+          <w:b/>
+          <w:bCs/>
+          <w:sz w:val="20"/>
+          <w:lang w:val="ru-BY"/>
+        </w:rPr>
+        <w:t xml:space="preserve">, </w:t>
+      </w:r>
+      <w:proofErr w:type="spellStart"/>
+      <w:r>
+        <w:rPr>
+          <w:rFonts w:ascii="Courier New" w:eastAsia="Courier New" w:hAnsi="Courier New"/>
+          <w:b/>
+          <w:bCs/>
+          <w:sz w:val="20"/>
+          <w:lang w:val="ru-BY"/>
+        </w:rPr>
+        <w:t>topo</w:t>
+      </w:r>
+      <w:proofErr w:type="spellEnd"/>
+      <w:r>
+        <w:rPr>
+          <w:rFonts w:ascii="Courier New" w:eastAsia="Courier New" w:hAnsi="Courier New"/>
+          <w:b/>
+          <w:bCs/>
+          <w:sz w:val="20"/>
+          <w:lang w:val="ru-BY"/>
+        </w:rPr>
+        <w:t>);</w:t>
+      </w:r>
+    </w:p>
+    <w:p>
+      <w:pPr>
+        <w:spacing w:after="0"/>
+        <w:rPr>
+          <w:rFonts w:ascii="Courier New" w:eastAsia="Courier New" w:hAnsi="Courier New"/>
+          <w:b/>
+          <w:bCs/>
+          <w:sz w:val="20"/>
+          <w:lang w:val="ru-BY"/>
+        </w:rPr>
+      </w:pPr>
+      <w:r>
+        <w:rPr>
+          <w:rFonts w:ascii="Courier New" w:eastAsia="Courier New" w:hAnsi="Courier New"/>
+          <w:b/>
+          <w:bCs/>
+          <w:sz w:val="20"/>
+          <w:lang w:val="ru-BY"/>
+        </w:rPr>
+        <w:t xml:space="preserve">        }</w:t>
+      </w:r>
+    </w:p>
+    <w:p>
+      <w:pPr>
+        <w:spacing w:after="0"/>
+        <w:rPr>
+          <w:rFonts w:ascii="Courier New" w:eastAsia="Courier New" w:hAnsi="Courier New"/>
+          <w:b/>
+          <w:bCs/>
+          <w:sz w:val="20"/>
+          <w:lang w:val="ru-BY"/>
+        </w:rPr>
+      </w:pPr>
+      <w:r>
+        <w:rPr>
+          <w:rFonts w:ascii="Courier New" w:eastAsia="Courier New" w:hAnsi="Courier New"/>
+          <w:b/>
+          <w:bCs/>
+          <w:sz w:val="20"/>
+          <w:lang w:val="ru-BY"/>
+        </w:rPr>
+        <w:t xml:space="preserve">    }</w:t>
+      </w:r>
+    </w:p>
+    <w:p>
+      <w:pPr>
+        <w:spacing w:after="0"/>
+        <w:rPr>
+          <w:rFonts w:ascii="Courier New" w:eastAsia="Courier New" w:hAnsi="Courier New"/>
+          <w:b/>
+          <w:bCs/>
+          <w:sz w:val="20"/>
+          <w:lang w:val="ru-BY"/>
+        </w:rPr>
+      </w:pPr>
+    </w:p>
+    <w:p>
+      <w:pPr>
+        <w:spacing w:after="0"/>
+        <w:rPr>
+          <w:rFonts w:ascii="Courier New" w:eastAsia="Courier New" w:hAnsi="Courier New"/>
+          <w:b/>
+          <w:bCs/>
+          <w:sz w:val="20"/>
+          <w:lang w:val="ru-BY"/>
+        </w:rPr>
+      </w:pPr>
+      <w:r>
+        <w:rPr>
+          <w:rFonts w:ascii="Courier New" w:eastAsia="Courier New" w:hAnsi="Courier New"/>
+          <w:b/>
+          <w:bCs/>
+          <w:sz w:val="20"/>
+          <w:lang w:val="ru-BY"/>
+        </w:rPr>
+        <w:t xml:space="preserve">    </w:t>
+      </w:r>
+      <w:proofErr w:type="spellStart"/>
+      <w:r>
+        <w:rPr>
+          <w:rFonts w:ascii="Courier New" w:eastAsia="Courier New" w:hAnsi="Courier New"/>
+          <w:b/>
+          <w:bCs/>
+          <w:sz w:val="20"/>
+          <w:lang w:val="ru-BY"/>
+        </w:rPr>
+        <w:t>reverse</w:t>
+      </w:r>
+      <w:proofErr w:type="spellEnd"/>
+      <w:r>
+        <w:rPr>
+          <w:rFonts w:ascii="Courier New" w:eastAsia="Courier New" w:hAnsi="Courier New"/>
+          <w:b/>
+          <w:bCs/>
+          <w:sz w:val="20"/>
+          <w:lang w:val="ru-BY"/>
+        </w:rPr>
+        <w:t>(</w:t>
+      </w:r>
+      <w:proofErr w:type="spellStart"/>
+      <w:r>
+        <w:rPr>
+          <w:rFonts w:ascii="Courier New" w:eastAsia="Courier New" w:hAnsi="Courier New"/>
+          <w:b/>
+          <w:bCs/>
+          <w:sz w:val="20"/>
+          <w:lang w:val="ru-BY"/>
+        </w:rPr>
+        <w:t>topo.begin</w:t>
+      </w:r>
+      <w:proofErr w:type="spellEnd"/>
+      <w:r>
+        <w:rPr>
+          <w:rFonts w:ascii="Courier New" w:eastAsia="Courier New" w:hAnsi="Courier New"/>
+          <w:b/>
+          <w:bCs/>
+          <w:sz w:val="20"/>
+          <w:lang w:val="ru-BY"/>
+        </w:rPr>
+        <w:t xml:space="preserve">(), </w:t>
+      </w:r>
+      <w:proofErr w:type="spellStart"/>
+      <w:r>
+        <w:rPr>
+          <w:rFonts w:ascii="Courier New" w:eastAsia="Courier New" w:hAnsi="Courier New"/>
+          <w:b/>
+          <w:bCs/>
+          <w:sz w:val="20"/>
+          <w:lang w:val="ru-BY"/>
+        </w:rPr>
+        <w:t>topo.end</w:t>
+      </w:r>
+      <w:proofErr w:type="spellEnd"/>
+      <w:r>
+        <w:rPr>
+          <w:rFonts w:ascii="Courier New" w:eastAsia="Courier New" w:hAnsi="Courier New"/>
+          <w:b/>
+          <w:bCs/>
+          <w:sz w:val="20"/>
+          <w:lang w:val="ru-BY"/>
+        </w:rPr>
+        <w:t>());</w:t>
+      </w:r>
+    </w:p>
+    <w:p>
+      <w:pPr>
+        <w:spacing w:after="0"/>
+        <w:rPr>
+          <w:rFonts w:ascii="Courier New" w:eastAsia="Courier New" w:hAnsi="Courier New"/>
+          <w:b/>
+          <w:bCs/>
+          <w:sz w:val="20"/>
+          <w:lang w:val="ru-BY"/>
+        </w:rPr>
+      </w:pPr>
+    </w:p>
+    <w:p>
+      <w:pPr>
+        <w:spacing w:after="0"/>
+        <w:rPr>
+          <w:rFonts w:ascii="Courier New" w:eastAsia="Courier New" w:hAnsi="Courier New"/>
+          <w:b/>
+          <w:bCs/>
+          <w:sz w:val="20"/>
+          <w:lang w:val="ru-BY"/>
+        </w:rPr>
+      </w:pPr>
+      <w:r>
+        <w:rPr>
+          <w:rFonts w:ascii="Courier New" w:eastAsia="Courier New" w:hAnsi="Courier New"/>
+          <w:b/>
+          <w:bCs/>
+          <w:sz w:val="20"/>
+          <w:lang w:val="ru-BY"/>
+        </w:rPr>
+        <w:t xml:space="preserve">    </w:t>
+      </w:r>
+      <w:proofErr w:type="spellStart"/>
+      <w:r>
+        <w:rPr>
+          <w:rFonts w:ascii="Courier New" w:eastAsia="Courier New" w:hAnsi="Courier New"/>
+          <w:b/>
+          <w:bCs/>
+          <w:sz w:val="20"/>
+          <w:lang w:val="ru-BY"/>
+        </w:rPr>
+        <w:t>cout</w:t>
+      </w:r>
+      <w:proofErr w:type="spellEnd"/>
+      <w:r>
+        <w:rPr>
+          <w:rFonts w:ascii="Courier New" w:eastAsia="Courier New" w:hAnsi="Courier New"/>
+          <w:b/>
+          <w:bCs/>
+          <w:sz w:val="20"/>
+          <w:lang w:val="ru-BY"/>
+        </w:rPr>
+        <w:t xml:space="preserve"> &lt;&lt; "DFS: ";</w:t>
+      </w:r>
+    </w:p>
+    <w:p>
+      <w:pPr>
+        <w:spacing w:after="0"/>
+        <w:rPr>
+          <w:rFonts w:ascii="Courier New" w:eastAsia="Courier New" w:hAnsi="Courier New"/>
+          <w:b/>
+          <w:bCs/>
+          <w:sz w:val="20"/>
+          <w:lang w:val="ru-BY"/>
+        </w:rPr>
+      </w:pPr>
+      <w:r>
+        <w:rPr>
+          <w:rFonts w:ascii="Courier New" w:eastAsia="Courier New" w:hAnsi="Courier New"/>
+          <w:b/>
+          <w:bCs/>
+          <w:sz w:val="20"/>
+          <w:lang w:val="ru-BY"/>
+        </w:rPr>
+        <w:t xml:space="preserve">    </w:t>
+      </w:r>
+      <w:proofErr w:type="spellStart"/>
+      <w:r>
+        <w:rPr>
+          <w:rFonts w:ascii="Courier New" w:eastAsia="Courier New" w:hAnsi="Courier New"/>
+          <w:b/>
+          <w:bCs/>
+          <w:sz w:val="20"/>
+          <w:lang w:val="ru-BY"/>
+        </w:rPr>
+        <w:t>for</w:t>
+      </w:r>
+      <w:proofErr w:type="spellEnd"/>
+      <w:r>
+        <w:rPr>
+          <w:rFonts w:ascii="Courier New" w:eastAsia="Courier New" w:hAnsi="Courier New"/>
+          <w:b/>
+          <w:bCs/>
+          <w:sz w:val="20"/>
+          <w:lang w:val="ru-BY"/>
+        </w:rPr>
+        <w:t xml:space="preserve"> (</w:t>
+      </w:r>
+      <w:proofErr w:type="spellStart"/>
+      <w:r>
+        <w:rPr>
+          <w:rFonts w:ascii="Courier New" w:eastAsia="Courier New" w:hAnsi="Courier New"/>
+          <w:b/>
+          <w:bCs/>
+          <w:sz w:val="20"/>
+          <w:lang w:val="ru-BY"/>
+        </w:rPr>
+        <w:t>int</w:t>
+      </w:r>
+      <w:proofErr w:type="spellEnd"/>
+      <w:r>
+        <w:rPr>
+          <w:rFonts w:ascii="Courier New" w:eastAsia="Courier New" w:hAnsi="Courier New"/>
+          <w:b/>
+          <w:bCs/>
+          <w:sz w:val="20"/>
+          <w:lang w:val="ru-BY"/>
+        </w:rPr>
+        <w:t xml:space="preserve"> v : </w:t>
+      </w:r>
+      <w:proofErr w:type="spellStart"/>
+      <w:r>
+        <w:rPr>
+          <w:rFonts w:ascii="Courier New" w:eastAsia="Courier New" w:hAnsi="Courier New"/>
+          <w:b/>
+          <w:bCs/>
+          <w:sz w:val="20"/>
+          <w:lang w:val="ru-BY"/>
+        </w:rPr>
+        <w:t>topo</w:t>
+      </w:r>
+      <w:proofErr w:type="spellEnd"/>
+      <w:r>
+        <w:rPr>
+          <w:rFonts w:ascii="Courier New" w:eastAsia="Courier New" w:hAnsi="Courier New"/>
+          <w:b/>
+          <w:bCs/>
+          <w:sz w:val="20"/>
+          <w:lang w:val="ru-BY"/>
+        </w:rPr>
+        <w:t>) {</w:t>
+      </w:r>
+    </w:p>
+    <w:p>
+      <w:pPr>
+        <w:spacing w:after="0"/>
+        <w:rPr>
+          <w:rFonts w:ascii="Courier New" w:eastAsia="Courier New" w:hAnsi="Courier New"/>
+          <w:b/>
+          <w:bCs/>
+          <w:sz w:val="20"/>
+          <w:lang w:val="ru-BY"/>
+        </w:rPr>
+      </w:pPr>
+      <w:r>
+        <w:rPr>
+          <w:rFonts w:ascii="Courier New" w:eastAsia="Courier New" w:hAnsi="Courier New"/>
+          <w:b/>
+          <w:bCs/>
+          <w:sz w:val="20"/>
+          <w:lang w:val="ru-BY"/>
+        </w:rPr>
+        <w:t xml:space="preserve">        </w:t>
+      </w:r>
+      <w:proofErr w:type="spellStart"/>
+      <w:r>
+        <w:rPr>
+          <w:rFonts w:ascii="Courier New" w:eastAsia="Courier New" w:hAnsi="Courier New"/>
+          <w:b/>
+          <w:bCs/>
+          <w:sz w:val="20"/>
+          <w:lang w:val="ru-BY"/>
+        </w:rPr>
+        <w:t>cout</w:t>
+      </w:r>
+      <w:proofErr w:type="spellEnd"/>
+      <w:r>
+        <w:rPr>
+          <w:rFonts w:ascii="Courier New" w:eastAsia="Courier New" w:hAnsi="Courier New"/>
+          <w:b/>
+          <w:bCs/>
+          <w:sz w:val="20"/>
+          <w:lang w:val="ru-BY"/>
+        </w:rPr>
+        <w:t xml:space="preserve"> &lt;&lt; v &lt;&lt; " ";</w:t>
+      </w:r>
+    </w:p>
+    <w:p>
+      <w:pPr>
+        <w:spacing w:after="0"/>
+        <w:rPr>
+          <w:rFonts w:ascii="Courier New" w:eastAsia="Courier New" w:hAnsi="Courier New"/>
+          <w:b/>
+          <w:bCs/>
+          <w:sz w:val="20"/>
+          <w:lang w:val="ru-BY"/>
+        </w:rPr>
+      </w:pPr>
+      <w:r>
+        <w:rPr>
+          <w:rFonts w:ascii="Courier New" w:eastAsia="Courier New" w:hAnsi="Courier New"/>
+          <w:b/>
+          <w:bCs/>
+          <w:sz w:val="20"/>
+          <w:lang w:val="ru-BY"/>
+        </w:rPr>
+        <w:t xml:space="preserve">    }</w:t>
+      </w:r>
+    </w:p>
+    <w:p>
+      <w:pPr>
+        <w:spacing w:after="0"/>
+        <w:rPr>
+          <w:rFonts w:ascii="Courier New" w:eastAsia="Courier New" w:hAnsi="Courier New"/>
+          <w:b/>
+          <w:bCs/>
+          <w:sz w:val="20"/>
+          <w:lang w:val="ru-BY"/>
+        </w:rPr>
+      </w:pPr>
+      <w:r>
+        <w:rPr>
+          <w:rFonts w:ascii="Courier New" w:eastAsia="Courier New" w:hAnsi="Courier New"/>
+          <w:b/>
+          <w:bCs/>
+          <w:sz w:val="20"/>
+          <w:lang w:val="ru-BY"/>
+        </w:rPr>
+        <w:t xml:space="preserve">    </w:t>
+      </w:r>
+      <w:proofErr w:type="spellStart"/>
+      <w:r>
+        <w:rPr>
+          <w:rFonts w:ascii="Courier New" w:eastAsia="Courier New" w:hAnsi="Courier New"/>
+          <w:b/>
+          <w:bCs/>
+          <w:sz w:val="20"/>
+          <w:lang w:val="ru-BY"/>
+        </w:rPr>
+        <w:t>cout</w:t>
+      </w:r>
+      <w:proofErr w:type="spellEnd"/>
+      <w:r>
+        <w:rPr>
+          <w:rFonts w:ascii="Courier New" w:eastAsia="Courier New" w:hAnsi="Courier New"/>
+          <w:b/>
+          <w:bCs/>
+          <w:sz w:val="20"/>
+          <w:lang w:val="ru-BY"/>
+        </w:rPr>
+        <w:t xml:space="preserve"> &lt;&lt; </w:t>
+      </w:r>
+      <w:proofErr w:type="spellStart"/>
+      <w:r>
+        <w:rPr>
+          <w:rFonts w:ascii="Courier New" w:eastAsia="Courier New" w:hAnsi="Courier New"/>
+          <w:b/>
+          <w:bCs/>
+          <w:sz w:val="20"/>
+          <w:lang w:val="ru-BY"/>
+        </w:rPr>
+        <w:t>endl</w:t>
+      </w:r>
+      <w:proofErr w:type="spellEnd"/>
+      <w:r>
+        <w:rPr>
+          <w:rFonts w:ascii="Courier New" w:eastAsia="Courier New" w:hAnsi="Courier New"/>
+          <w:b/>
+          <w:bCs/>
+          <w:sz w:val="20"/>
+          <w:lang w:val="ru-BY"/>
+        </w:rPr>
+        <w:t>;</w:t>
+      </w:r>
+    </w:p>
+    <w:p>
+      <w:pPr>
+        <w:spacing w:after="0"/>
+        <w:rPr>
+          <w:rFonts w:ascii="Courier New" w:eastAsia="Courier New" w:hAnsi="Courier New"/>
+          <w:b/>
+          <w:bCs/>
+          <w:sz w:val="20"/>
+          <w:lang w:val="ru-BY"/>
+        </w:rPr>
+      </w:pPr>
+      <w:r>
+        <w:rPr>
+          <w:rFonts w:ascii="Courier New" w:eastAsia="Courier New" w:hAnsi="Courier New"/>
+          <w:b/>
+          <w:bCs/>
+          <w:sz w:val="20"/>
+          <w:lang w:val="ru-BY"/>
+        </w:rPr>
+        <w:t xml:space="preserve">    </w:t>
+      </w:r>
+      <w:proofErr w:type="spellStart"/>
+      <w:r>
+        <w:rPr>
+          <w:rFonts w:ascii="Courier New" w:eastAsia="Courier New" w:hAnsi="Courier New"/>
+          <w:b/>
+          <w:bCs/>
+          <w:sz w:val="20"/>
+          <w:lang w:val="ru-BY"/>
+        </w:rPr>
+        <w:t>return</w:t>
+      </w:r>
+      <w:proofErr w:type="spellEnd"/>
+      <w:r>
+        <w:rPr>
+          <w:rFonts w:ascii="Courier New" w:eastAsia="Courier New" w:hAnsi="Courier New"/>
+          <w:b/>
+          <w:bCs/>
+          <w:sz w:val="20"/>
+          <w:lang w:val="ru-BY"/>
+        </w:rPr>
+        <w:t xml:space="preserve"> 0;</w:t>
+      </w:r>
+    </w:p>
+    <w:p>
+      <w:pPr>
+        <w:spacing w:after="0"/>
+        <w:rPr>
+          <w:rFonts w:ascii="Courier New" w:eastAsia="Courier New" w:hAnsi="Courier New"/>
+          <w:b/>
+          <w:bCs/>
+          <w:sz w:val="20"/>
+          <w:lang w:val="ru-BY"/>
+        </w:rPr>
+      </w:pPr>
+      <w:r>
+        <w:rPr>
+          <w:rFonts w:ascii="Courier New" w:eastAsia="Courier New" w:hAnsi="Courier New"/>
+          <w:b/>
+          <w:bCs/>
+          <w:sz w:val="20"/>
+          <w:lang w:val="ru-BY"/>
+        </w:rPr>
+        <w:t>}</w:t>
+      </w:r>
+    </w:p>
+    <w:p>
+      <w:pPr>
+        <w:spacing w:after="0"/>
+        <w:rPr>
+          <w:rFonts w:ascii="Courier New" w:eastAsia="Courier New" w:hAnsi="Courier New"/>
+          <w:b/>
+          <w:bCs/>
+          <w:sz w:val="20"/>
+          <w:lang w:val="ru-BY"/>
+        </w:rPr>
+      </w:pPr>
+    </w:p>
+    <w:p>
+      <w:pPr>
+        <w:spacing w:after="0"/>
+        <w:rPr>
+          <w:rFonts w:ascii="Courier New" w:eastAsia="Courier New" w:hAnsi="Courier New"/>
+          <w:b/>
+          <w:bCs/>
+          <w:sz w:val="20"/>
+          <w:lang w:val="ru-BY"/>
+        </w:rPr>
+      </w:pPr>
+      <w:r>
+        <w:rPr>
+          <w:rFonts w:ascii="Courier New" w:eastAsia="Courier New" w:hAnsi="Courier New"/>
+          <w:b/>
+          <w:bCs/>
+          <w:sz w:val="20"/>
+          <w:lang w:val="ru-BY"/>
+        </w:rPr>
+        <w:drawing>
+          <wp:inline distT="0" distB="0" distL="0" distR="0" wp14:anchorId="53FC9EE0" wp14:editId="1D67D87C">
+            <wp:extent cx="2400635" cy="562053"/>
+            <wp:effectExtent l="0" t="0" r="0" b="9525"/>
+            <wp:docPr id="2" name="Рисунок 2"/>
+            <wp:cNvGraphicFramePr>
+              <a:graphicFrameLocks xmlns:a="http://schemas.openxmlformats.org/drawingml/2006/main" noChangeAspect="1"/>
+            </wp:cNvGraphicFramePr>
+            <a:graphic xmlns:a="http://schemas.openxmlformats.org/drawingml/2006/main">
+              <a:graphicData uri="http://schemas.openxmlformats.org/drawingml/2006/picture">
+                <pic:pic xmlns:pic="http://schemas.openxmlformats.org/drawingml/2006/picture">
+                  <pic:nvPicPr>
+                    <pic:cNvPr id="1" name=""/>
+                    <pic:cNvPicPr/>
+                  </pic:nvPicPr>
+                  <pic:blipFill>
+                    <a:blip r:embed="rId8"/>
+                    <a:stretch>
+                      <a:fillRect/>
+                    </a:stretch>
+                  </pic:blipFill>
+                  <pic:spPr>
+                    <a:xfrm>
+                      <a:off x="0" y="0"/>
+                      <a:ext cx="2400635" cy="562053"/>
+                    </a:xfrm>
+                    <a:prstGeom prst="rect">
+                      <a:avLst/>
+                    </a:prstGeom>
+                  </pic:spPr>
+                </pic:pic>
+              </a:graphicData>
+            </a:graphic>
+          </wp:inline>
+        </w:drawing>
+      </w:r>
+    </w:p>
+    <w:p>
+      <w:pPr>
+        <w:spacing w:after="0"/>
+        <w:rPr>
+          <w:rFonts w:ascii="Courier New" w:eastAsia="Courier New" w:hAnsi="Courier New"/>
+          <w:b/>
+          <w:bCs/>
+          <w:sz w:val="20"/>
+          <w:lang w:val="ru-BY"/>
+        </w:rPr>
+      </w:pPr>
+    </w:p>
+    <w:p>
+      <w:pPr>
+        <w:spacing w:after="0"/>
+        <w:rPr>
+          <w:rFonts w:ascii="Courier New" w:eastAsia="Courier New" w:hAnsi="Courier New"/>
+          <w:b/>
+          <w:bCs/>
+          <w:sz w:val="20"/>
           <w:lang w:val="ru-RU"/>
         </w:rPr>
       </w:pPr>
-      <w:r>
-        <w:rPr>
-          <w:b/>
-        </w:rPr>
-        <w:t xml:space="preserve">Задание 6. </w:t>
+    </w:p>
+    <w:p>
+      <w:pPr>
+        <w:rPr>
+          <w:lang w:val="ru-RU"/>
+        </w:rPr>
+      </w:pPr>
+      <w:proofErr w:type="spellStart"/>
+      <w:r>
+        <w:rPr>
+          <w:b/>
+        </w:rPr>
+        <w:t>Задание</w:t>
+      </w:r>
+      <w:proofErr w:type="spellEnd"/>
+      <w:r>
+        <w:rPr>
+          <w:b/>
+        </w:rPr>
+        <w:t xml:space="preserve"> 6. </w:t>
       </w:r>
       <w:r>
         <w:rPr>
@@ -7845,6 +10764,7 @@
         <w:tc>
           <w:tcPr>
             <w:tcW w:w="2493" w:type="dxa"/>
+            <w:shd w:val="clear" w:color="auto" w:fill="B6DDE8" w:themeFill="accent5" w:themeFillTint="66"/>
           </w:tcPr>
           <w:p>
             <w:r>
@@ -7855,6 +10775,7 @@
         <w:tc>
           <w:tcPr>
             <w:tcW w:w="2493" w:type="dxa"/>
+            <w:shd w:val="clear" w:color="auto" w:fill="B6DDE8" w:themeFill="accent5" w:themeFillTint="66"/>
           </w:tcPr>
           <w:p>
             <w:r>
@@ -7865,6 +10786,7 @@
         <w:tc>
           <w:tcPr>
             <w:tcW w:w="2493" w:type="dxa"/>
+            <w:shd w:val="clear" w:color="auto" w:fill="B6DDE8" w:themeFill="accent5" w:themeFillTint="66"/>
           </w:tcPr>
           <w:p>
             <w:r>
@@ -7875,6 +10797,7 @@
         <w:tc>
           <w:tcPr>
             <w:tcW w:w="2493" w:type="dxa"/>
+            <w:shd w:val="clear" w:color="auto" w:fill="B6DDE8" w:themeFill="accent5" w:themeFillTint="66"/>
           </w:tcPr>
           <w:p>
             <w:r>
@@ -8742,7 +11665,11 @@
           </w:tcPr>
           <w:p>
             <w:r>
-              <w:t>{0, 1, 2, 3, 4, 5}</w:t>
+              <w:t xml:space="preserve">{0, 1, 2, 3, 4, </w:t>
+            </w:r>
+            <w:r>
+              <w:lastRenderedPageBreak/>
+              <w:t>5}</w:t>
             </w:r>
           </w:p>
         </w:tc>
@@ -8752,6 +11679,7 @@
           </w:tcPr>
           <w:p>
             <w:r>
+              <w:lastRenderedPageBreak/>
               <w:t>key[6]:9→2</w:t>
             </w:r>
           </w:p>
@@ -9036,7 +11964,6 @@
           <w:b/>
           <w:lang w:val="ru-RU"/>
         </w:rPr>
-        <w:lastRenderedPageBreak/>
         <w:t xml:space="preserve">Задание 7. Минимальное </w:t>
       </w:r>
       <w:proofErr w:type="spellStart"/>
@@ -10041,6 +12968,7 @@
           </w:tcPr>
           <w:p>
             <w:r>
+              <w:lastRenderedPageBreak/>
               <w:t>(3,5)</w:t>
             </w:r>
           </w:p>
@@ -10282,7 +13210,7 @@
 </file>
 
 <file path=word/numbering.xml><?xml version="1.0" encoding="utf-8"?>
-<w:numbering xmlns:wpc="http://schemas.microsoft.com/office/word/2010/wordprocessingCanvas" xmlns:cx="http://schemas.microsoft.com/office/drawing/2014/chartex" xmlns:cx1="http://schemas.microsoft.com/office/drawing/2015/9/8/chartex" xmlns:cx2="http://schemas.microsoft.com/office/drawing/2015/10/21/chartex" xmlns:cx3="http://schemas.microsoft.com/office/drawing/2016/5/9/chartex" xmlns:cx4="http://schemas.microsoft.com/office/drawing/2016/5/10/chartex" xmlns:cx5="http://schemas.microsoft.com/office/drawing/2016/5/11/chartex" xmlns:cx6="http://schemas.microsoft.com/office/drawing/2016/5/12/chartex" xmlns:cx7="http://schemas.microsoft.com/office/drawing/2016/5/13/chartex" xmlns:cx8="http://schemas.microsoft.com/office/drawing/2016/5/14/chartex" xmlns:mc="http://schemas.openxmlformats.org/markup-compatibility/2006" xmlns:aink="http://schemas.microsoft.com/office/drawing/2016/ink" xmlns:am3d="http://schemas.microsoft.com/office/drawing/2017/model3d" xmlns:o="urn:schemas-microsoft-com:office:office" xmlns:oel="http://schemas.microsoft.com/office/2019/extlst" xmlns:r="http://schemas.openxmlformats.org/officeDocument/2006/relationships" xmlns:m="http://schemas.openxmlformats.org/officeDocument/2006/math" xmlns:v="urn:schemas-microsoft-com:vml" xmlns:wp14="http://schemas.microsoft.com/office/word/2010/wordprocessingDrawing" xmlns:wp="http://schemas.openxmlformats.org/drawingml/2006/wordprocessingDrawing" xmlns:w10="urn:schemas-microsoft-com:office:word" xmlns:w="http://schemas.openxmlformats.org/wordprocessingml/2006/main" xmlns:w14="http://schemas.microsoft.com/office/word/2010/wordml" xmlns:w15="http://schemas.microsoft.com/office/word/2012/wordml" xmlns:w16cex="http://schemas.microsoft.com/office/word/2018/wordml/cex" xmlns:w16cid="http://schemas.microsoft.com/office/word/2016/wordml/cid" xmlns:w16="http://schemas.microsoft.com/office/word/2018/wordml" xmlns:w16du="http://schemas.microsoft.com/office/word/2023/wordml/word16du" xmlns:w16sdtdh="http://schemas.microsoft.com/office/word/2020/wordml/sdtdatahash" xmlns:w16sdtfl="http://schemas.microsoft.com/office/word/2024/wordml/sdtformatlock" xmlns:w16se="http://schemas.microsoft.com/office/word/2015/wordml/symex" xmlns:wpg="http://schemas.microsoft.com/office/word/2010/wordprocessingGroup" xmlns:wpi="http://schemas.microsoft.com/office/word/2010/wordprocessingInk" xmlns:wne="http://schemas.microsoft.com/office/word/2006/wordml" xmlns:wps="http://schemas.microsoft.com/office/word/2010/wordprocessingShape" mc:Ignorable="w14 w15 w16se w16cid w16 w16cex w16sdtdh w16sdtfl w16du wp14">
+<w:numbering xmlns:wpc="http://schemas.microsoft.com/office/word/2010/wordprocessingCanvas" xmlns:cx="http://schemas.microsoft.com/office/drawing/2014/chartex" xmlns:cx1="http://schemas.microsoft.com/office/drawing/2015/9/8/chartex" xmlns:cx2="http://schemas.microsoft.com/office/drawing/2015/10/21/chartex" xmlns:cx3="http://schemas.microsoft.com/office/drawing/2016/5/9/chartex" xmlns:cx4="http://schemas.microsoft.com/office/drawing/2016/5/10/chartex" xmlns:cx5="http://schemas.microsoft.com/office/drawing/2016/5/11/chartex" xmlns:cx6="http://schemas.microsoft.com/office/drawing/2016/5/12/chartex" xmlns:cx7="http://schemas.microsoft.com/office/drawing/2016/5/13/chartex" xmlns:cx8="http://schemas.microsoft.com/office/drawing/2016/5/14/chartex" xmlns:mc="http://schemas.openxmlformats.org/markup-compatibility/2006" xmlns:aink="http://schemas.microsoft.com/office/drawing/2016/ink" xmlns:am3d="http://schemas.microsoft.com/office/drawing/2017/model3d" xmlns:o="urn:schemas-microsoft-com:office:office" xmlns:oel="http://schemas.microsoft.com/office/2019/extlst" xmlns:r="http://schemas.openxmlformats.org/officeDocument/2006/relationships" xmlns:m="http://schemas.openxmlformats.org/officeDocument/2006/math" xmlns:v="urn:schemas-microsoft-com:vml" xmlns:wp14="http://schemas.microsoft.com/office/word/2010/wordprocessingDrawing" xmlns:wp="http://schemas.openxmlformats.org/drawingml/2006/wordprocessingDrawing" xmlns:w10="urn:schemas-microsoft-com:office:word" xmlns:w="http://schemas.openxmlformats.org/wordprocessingml/2006/main" xmlns:w14="http://schemas.microsoft.com/office/word/2010/wordml" xmlns:w15="http://schemas.microsoft.com/office/word/2012/wordml" xmlns:w16cex="http://schemas.microsoft.com/office/word/2018/wordml/cex" xmlns:w16cid="http://schemas.microsoft.com/office/word/2016/wordml/cid" xmlns:w16="http://schemas.microsoft.com/office/word/2018/wordml" xmlns:w16sdtdh="http://schemas.microsoft.com/office/word/2020/wordml/sdtdatahash" xmlns:w16se="http://schemas.microsoft.com/office/word/2015/wordml/symex" xmlns:wpg="http://schemas.microsoft.com/office/word/2010/wordprocessingGroup" xmlns:wpi="http://schemas.microsoft.com/office/word/2010/wordprocessingInk" xmlns:wne="http://schemas.microsoft.com/office/word/2006/wordml" xmlns:wps="http://schemas.microsoft.com/office/word/2010/wordprocessingShape" mc:Ignorable="w14 w15 w16se w16cid w16 w16cex w16sdtdh wp14">
   <w:abstractNum w:abstractNumId="0" w15:restartNumberingAfterBreak="0">
     <w:nsid w:val="FFFFFF7C"/>
     <w:multiLevelType w:val="singleLevel"/>
@@ -10485,7 +13413,7 @@
 </file>
 
 <file path=word/styles.xml><?xml version="1.0" encoding="utf-8"?>
-<w:styles xmlns:mc="http://schemas.openxmlformats.org/markup-compatibility/2006" xmlns:r="http://schemas.openxmlformats.org/officeDocument/2006/relationships" xmlns:w="http://schemas.openxmlformats.org/wordprocessingml/2006/main" xmlns:w14="http://schemas.microsoft.com/office/word/2010/wordml" xmlns:w15="http://schemas.microsoft.com/office/word/2012/wordml" xmlns:w16cex="http://schemas.microsoft.com/office/word/2018/wordml/cex" xmlns:w16cid="http://schemas.microsoft.com/office/word/2016/wordml/cid" xmlns:w16="http://schemas.microsoft.com/office/word/2018/wordml" xmlns:w16du="http://schemas.microsoft.com/office/word/2023/wordml/word16du" xmlns:w16sdtdh="http://schemas.microsoft.com/office/word/2020/wordml/sdtdatahash" xmlns:w16sdtfl="http://schemas.microsoft.com/office/word/2024/wordml/sdtformatlock" xmlns:w16se="http://schemas.microsoft.com/office/word/2015/wordml/symex" mc:Ignorable="w14 w15 w16se w16cid w16 w16cex w16sdtdh w16sdtfl w16du">
+<w:styles xmlns:mc="http://schemas.openxmlformats.org/markup-compatibility/2006" xmlns:r="http://schemas.openxmlformats.org/officeDocument/2006/relationships" xmlns:w="http://schemas.openxmlformats.org/wordprocessingml/2006/main" xmlns:w14="http://schemas.microsoft.com/office/word/2010/wordml" xmlns:w15="http://schemas.microsoft.com/office/word/2012/wordml" xmlns:w16cex="http://schemas.microsoft.com/office/word/2018/wordml/cex" xmlns:w16cid="http://schemas.microsoft.com/office/word/2016/wordml/cid" xmlns:w16="http://schemas.microsoft.com/office/word/2018/wordml" xmlns:w16sdtdh="http://schemas.microsoft.com/office/word/2020/wordml/sdtdatahash" xmlns:w16se="http://schemas.microsoft.com/office/word/2015/wordml/symex" mc:Ignorable="w14 w15 w16se w16cid w16 w16cex w16sdtdh">
   <w:docDefaults>
     <w:rPrDefault>
       <w:rPr>
@@ -11091,7 +14019,6 @@
   <w:style w:type="character" w:default="1" w:styleId="a2">
     <w:name w:val="Default Paragraph Font"/>
     <w:uiPriority w:val="1"/>
-    <w:semiHidden/>
     <w:unhideWhenUsed/>
   </w:style>
   <w:style w:type="table" w:default="1" w:styleId="a3">

--- a/МатПрог/lab6/Lab06MP.docx
+++ b/МатПрог/lab6/Lab06MP.docx
@@ -1,6 +1,6 @@
 
 <file path=word/document.xml><?xml version="1.0" encoding="utf-8"?>
-<w:document xmlns:wpc="http://schemas.microsoft.com/office/word/2010/wordprocessingCanvas" xmlns:cx="http://schemas.microsoft.com/office/drawing/2014/chartex" xmlns:cx1="http://schemas.microsoft.com/office/drawing/2015/9/8/chartex" xmlns:cx2="http://schemas.microsoft.com/office/drawing/2015/10/21/chartex" xmlns:cx3="http://schemas.microsoft.com/office/drawing/2016/5/9/chartex" xmlns:cx4="http://schemas.microsoft.com/office/drawing/2016/5/10/chartex" xmlns:cx5="http://schemas.microsoft.com/office/drawing/2016/5/11/chartex" xmlns:cx6="http://schemas.microsoft.com/office/drawing/2016/5/12/chartex" xmlns:cx7="http://schemas.microsoft.com/office/drawing/2016/5/13/chartex" xmlns:cx8="http://schemas.microsoft.com/office/drawing/2016/5/14/chartex" xmlns:mc="http://schemas.openxmlformats.org/markup-compatibility/2006" xmlns:aink="http://schemas.microsoft.com/office/drawing/2016/ink" xmlns:am3d="http://schemas.microsoft.com/office/drawing/2017/model3d" xmlns:o="urn:schemas-microsoft-com:office:office" xmlns:oel="http://schemas.microsoft.com/office/2019/extlst" xmlns:r="http://schemas.openxmlformats.org/officeDocument/2006/relationships" xmlns:m="http://schemas.openxmlformats.org/officeDocument/2006/math" xmlns:v="urn:schemas-microsoft-com:vml" xmlns:wp14="http://schemas.microsoft.com/office/word/2010/wordprocessingDrawing" xmlns:wp="http://schemas.openxmlformats.org/drawingml/2006/wordprocessingDrawing" xmlns:w10="urn:schemas-microsoft-com:office:word" xmlns:w="http://schemas.openxmlformats.org/wordprocessingml/2006/main" xmlns:w14="http://schemas.microsoft.com/office/word/2010/wordml" xmlns:w15="http://schemas.microsoft.com/office/word/2012/wordml" xmlns:w16cex="http://schemas.microsoft.com/office/word/2018/wordml/cex" xmlns:w16cid="http://schemas.microsoft.com/office/word/2016/wordml/cid" xmlns:w16="http://schemas.microsoft.com/office/word/2018/wordml" xmlns:w16sdtdh="http://schemas.microsoft.com/office/word/2020/wordml/sdtdatahash" xmlns:w16se="http://schemas.microsoft.com/office/word/2015/wordml/symex" xmlns:wpg="http://schemas.microsoft.com/office/word/2010/wordprocessingGroup" xmlns:wpi="http://schemas.microsoft.com/office/word/2010/wordprocessingInk" xmlns:wne="http://schemas.microsoft.com/office/word/2006/wordml" xmlns:wps="http://schemas.microsoft.com/office/word/2010/wordprocessingShape" mc:Ignorable="w14 w15 w16se w16cid w16 w16cex w16sdtdh wp14">
+<w:document xmlns:wpc="http://schemas.microsoft.com/office/word/2010/wordprocessingCanvas" xmlns:cx="http://schemas.microsoft.com/office/drawing/2014/chartex" xmlns:cx1="http://schemas.microsoft.com/office/drawing/2015/9/8/chartex" xmlns:cx2="http://schemas.microsoft.com/office/drawing/2015/10/21/chartex" xmlns:cx3="http://schemas.microsoft.com/office/drawing/2016/5/9/chartex" xmlns:cx4="http://schemas.microsoft.com/office/drawing/2016/5/10/chartex" xmlns:cx5="http://schemas.microsoft.com/office/drawing/2016/5/11/chartex" xmlns:cx6="http://schemas.microsoft.com/office/drawing/2016/5/12/chartex" xmlns:cx7="http://schemas.microsoft.com/office/drawing/2016/5/13/chartex" xmlns:cx8="http://schemas.microsoft.com/office/drawing/2016/5/14/chartex" xmlns:mc="http://schemas.openxmlformats.org/markup-compatibility/2006" xmlns:aink="http://schemas.microsoft.com/office/drawing/2016/ink" xmlns:am3d="http://schemas.microsoft.com/office/drawing/2017/model3d" xmlns:o="urn:schemas-microsoft-com:office:office" xmlns:oel="http://schemas.microsoft.com/office/2019/extlst" xmlns:r="http://schemas.openxmlformats.org/officeDocument/2006/relationships" xmlns:m="http://schemas.openxmlformats.org/officeDocument/2006/math" xmlns:v="urn:schemas-microsoft-com:vml" xmlns:wp14="http://schemas.microsoft.com/office/word/2010/wordprocessingDrawing" xmlns:wp="http://schemas.openxmlformats.org/drawingml/2006/wordprocessingDrawing" xmlns:w10="urn:schemas-microsoft-com:office:word" xmlns:w="http://schemas.openxmlformats.org/wordprocessingml/2006/main" xmlns:w14="http://schemas.microsoft.com/office/word/2010/wordml" xmlns:w15="http://schemas.microsoft.com/office/word/2012/wordml" xmlns:w16cex="http://schemas.microsoft.com/office/word/2018/wordml/cex" xmlns:w16cid="http://schemas.microsoft.com/office/word/2016/wordml/cid" xmlns:w16="http://schemas.microsoft.com/office/word/2018/wordml" xmlns:w16du="http://schemas.microsoft.com/office/word/2023/wordml/word16du" xmlns:w16sdtdh="http://schemas.microsoft.com/office/word/2020/wordml/sdtdatahash" xmlns:w16sdtfl="http://schemas.microsoft.com/office/word/2024/wordml/sdtformatlock" xmlns:w16se="http://schemas.microsoft.com/office/word/2015/wordml/symex" xmlns:wpg="http://schemas.microsoft.com/office/word/2010/wordprocessingGroup" xmlns:wpi="http://schemas.microsoft.com/office/word/2010/wordprocessingInk" xmlns:wne="http://schemas.microsoft.com/office/word/2006/wordml" xmlns:wps="http://schemas.microsoft.com/office/word/2010/wordprocessingShape" mc:Ignorable="w14 w15 w16se w16cid w16 w16cex w16sdtdh w16sdtfl w16du wp14">
   <w:body>
     <w:p>
       <w:pPr>
@@ -5763,6 +5763,56 @@
     </w:p>
     <w:p>
       <w:pPr>
+        <w:jc w:val="center"/>
+        <w:rPr>
+          <w:sz w:val="28"/>
+          <w:szCs w:val="24"/>
+          <w:lang w:val="ru-RU"/>
+        </w:rPr>
+      </w:pPr>
+      <w:r>
+        <w:rPr>
+          <w:noProof/>
+        </w:rPr>
+        <w:drawing>
+          <wp:inline distT="0" distB="0" distL="0" distR="0" wp14:anchorId="67A94A61" wp14:editId="64975E07">
+            <wp:extent cx="5209524" cy="3095238"/>
+            <wp:effectExtent l="0" t="0" r="0" b="0"/>
+            <wp:docPr id="1863319144" name="Рисунок 1"/>
+            <wp:cNvGraphicFramePr>
+              <a:graphicFrameLocks xmlns:a="http://schemas.openxmlformats.org/drawingml/2006/main" noChangeAspect="1"/>
+            </wp:cNvGraphicFramePr>
+            <a:graphic xmlns:a="http://schemas.openxmlformats.org/drawingml/2006/main">
+              <a:graphicData uri="http://schemas.openxmlformats.org/drawingml/2006/picture">
+                <pic:pic xmlns:pic="http://schemas.openxmlformats.org/drawingml/2006/picture">
+                  <pic:nvPicPr>
+                    <pic:cNvPr id="1863319144" name=""/>
+                    <pic:cNvPicPr/>
+                  </pic:nvPicPr>
+                  <pic:blipFill>
+                    <a:blip r:embed="rId7"/>
+                    <a:stretch>
+                      <a:fillRect/>
+                    </a:stretch>
+                  </pic:blipFill>
+                  <pic:spPr>
+                    <a:xfrm>
+                      <a:off x="0" y="0"/>
+                      <a:ext cx="5209524" cy="3095238"/>
+                    </a:xfrm>
+                    <a:prstGeom prst="rect">
+                      <a:avLst/>
+                    </a:prstGeom>
+                  </pic:spPr>
+                </pic:pic>
+              </a:graphicData>
+            </a:graphic>
+          </wp:inline>
+        </w:drawing>
+      </w:r>
+    </w:p>
+    <w:p>
+      <w:pPr>
         <w:rPr>
           <w:b/>
           <w:bCs/>
@@ -5779,6 +5829,7 @@
           <w:szCs w:val="24"/>
           <w:lang w:val="ru-RU"/>
         </w:rPr>
+        <w:lastRenderedPageBreak/>
         <w:t>2.2 Поиск в глубину (</w:t>
       </w:r>
       <w:r>
@@ -6273,11 +6324,7 @@
           </w:tcPr>
           <w:p>
             <w:r>
-              <w:t xml:space="preserve">finish(1): </w:t>
-            </w:r>
-            <w:r>
-              <w:lastRenderedPageBreak/>
-              <w:t>BLACK, f[1]=7</w:t>
+              <w:t>finish(1): BLACK, f[1]=7</w:t>
             </w:r>
           </w:p>
         </w:tc>
@@ -6287,7 +6334,6 @@
           </w:tcPr>
           <w:p>
             <w:r>
-              <w:lastRenderedPageBreak/>
               <w:t>G B W W B W B</w:t>
             </w:r>
           </w:p>
@@ -7039,12 +7085,54 @@
     </w:tbl>
     <w:p>
       <w:pPr>
+        <w:jc w:val="center"/>
         <w:rPr>
           <w:sz w:val="28"/>
           <w:szCs w:val="24"/>
           <w:lang w:val="ru-RU"/>
         </w:rPr>
       </w:pPr>
+      <w:r>
+        <w:rPr>
+          <w:noProof/>
+        </w:rPr>
+        <w:lastRenderedPageBreak/>
+        <w:drawing>
+          <wp:inline distT="0" distB="0" distL="0" distR="0" wp14:anchorId="03FD022A" wp14:editId="1C48BAD6">
+            <wp:extent cx="5212080" cy="3097559"/>
+            <wp:effectExtent l="0" t="0" r="0" b="0"/>
+            <wp:docPr id="4" name="Picture 4"/>
+            <wp:cNvGraphicFramePr>
+              <a:graphicFrameLocks xmlns:a="http://schemas.openxmlformats.org/drawingml/2006/main" noChangeAspect="1"/>
+            </wp:cNvGraphicFramePr>
+            <a:graphic xmlns:a="http://schemas.openxmlformats.org/drawingml/2006/main">
+              <a:graphicData uri="http://schemas.openxmlformats.org/drawingml/2006/picture">
+                <pic:pic xmlns:pic="http://schemas.openxmlformats.org/drawingml/2006/picture">
+                  <pic:nvPicPr>
+                    <pic:cNvPr id="0" name="dfs_tree_variant9.png"/>
+                    <pic:cNvPicPr/>
+                  </pic:nvPicPr>
+                  <pic:blipFill>
+                    <a:blip r:embed="rId8"/>
+                    <a:stretch>
+                      <a:fillRect/>
+                    </a:stretch>
+                  </pic:blipFill>
+                  <pic:spPr>
+                    <a:xfrm>
+                      <a:off x="0" y="0"/>
+                      <a:ext cx="5212080" cy="3097559"/>
+                    </a:xfrm>
+                    <a:prstGeom prst="rect">
+                      <a:avLst/>
+                    </a:prstGeom>
+                  </pic:spPr>
+                </pic:pic>
+              </a:graphicData>
+            </a:graphic>
+          </wp:inline>
+        </w:drawing>
+      </w:r>
     </w:p>
     <w:p>
       <w:pPr>
@@ -7511,7 +7599,7 @@
                     <pic:cNvPicPr/>
                   </pic:nvPicPr>
                   <pic:blipFill>
-                    <a:blip r:embed="rId7"/>
+                    <a:blip r:embed="rId9"/>
                     <a:stretch>
                       <a:fillRect/>
                     </a:stretch>
@@ -7578,7 +7666,7 @@
           <w:b/>
           <w:bCs/>
           <w:sz w:val="20"/>
-          <w:lang w:val="ru-BY"/>
+          <w:lang/>
         </w:rPr>
       </w:pPr>
       <w:r>
@@ -7587,31 +7675,31 @@
           <w:b/>
           <w:bCs/>
           <w:sz w:val="20"/>
-          <w:lang w:val="ru-BY"/>
-        </w:rPr>
-        <w:t>#include &lt;</w:t>
-      </w:r>
-      <w:proofErr w:type="spellStart"/>
-      <w:r>
+          <w:lang/>
+        </w:rPr>
+        <w:t>#include &lt;iostream&gt;</w:t>
+      </w:r>
+    </w:p>
+    <w:p>
+      <w:pPr>
+        <w:spacing w:after="0"/>
         <w:rPr>
           <w:rFonts w:ascii="Courier New" w:eastAsia="Courier New" w:hAnsi="Courier New"/>
           <w:b/>
           <w:bCs/>
           <w:sz w:val="20"/>
-          <w:lang w:val="ru-BY"/>
-        </w:rPr>
-        <w:t>iostream</w:t>
-      </w:r>
-      <w:proofErr w:type="spellEnd"/>
+          <w:lang/>
+        </w:rPr>
+      </w:pPr>
       <w:r>
         <w:rPr>
           <w:rFonts w:ascii="Courier New" w:eastAsia="Courier New" w:hAnsi="Courier New"/>
           <w:b/>
           <w:bCs/>
           <w:sz w:val="20"/>
-          <w:lang w:val="ru-BY"/>
-        </w:rPr>
-        <w:t>&gt;</w:t>
+          <w:lang/>
+        </w:rPr>
+        <w:t>#include &lt;vector&gt;</w:t>
       </w:r>
     </w:p>
     <w:p>
@@ -7622,7 +7710,7 @@
           <w:b/>
           <w:bCs/>
           <w:sz w:val="20"/>
-          <w:lang w:val="ru-BY"/>
+          <w:lang/>
         </w:rPr>
       </w:pPr>
       <w:r>
@@ -7631,31 +7719,31 @@
           <w:b/>
           <w:bCs/>
           <w:sz w:val="20"/>
-          <w:lang w:val="ru-BY"/>
-        </w:rPr>
-        <w:t>#include &lt;</w:t>
-      </w:r>
-      <w:proofErr w:type="spellStart"/>
-      <w:r>
+          <w:lang/>
+        </w:rPr>
+        <w:t>#include &lt;queue&gt;</w:t>
+      </w:r>
+    </w:p>
+    <w:p>
+      <w:pPr>
+        <w:spacing w:after="0"/>
         <w:rPr>
           <w:rFonts w:ascii="Courier New" w:eastAsia="Courier New" w:hAnsi="Courier New"/>
           <w:b/>
           <w:bCs/>
           <w:sz w:val="20"/>
-          <w:lang w:val="ru-BY"/>
-        </w:rPr>
-        <w:t>vector</w:t>
-      </w:r>
-      <w:proofErr w:type="spellEnd"/>
+          <w:lang/>
+        </w:rPr>
+      </w:pPr>
       <w:r>
         <w:rPr>
           <w:rFonts w:ascii="Courier New" w:eastAsia="Courier New" w:hAnsi="Courier New"/>
           <w:b/>
           <w:bCs/>
           <w:sz w:val="20"/>
-          <w:lang w:val="ru-BY"/>
-        </w:rPr>
-        <w:t>&gt;</w:t>
+          <w:lang/>
+        </w:rPr>
+        <w:t>#include &lt;algorithm&gt;</w:t>
       </w:r>
     </w:p>
     <w:p>
@@ -7666,7 +7754,7 @@
           <w:b/>
           <w:bCs/>
           <w:sz w:val="20"/>
-          <w:lang w:val="ru-BY"/>
+          <w:lang/>
         </w:rPr>
       </w:pPr>
       <w:r>
@@ -7675,164 +7763,20 @@
           <w:b/>
           <w:bCs/>
           <w:sz w:val="20"/>
-          <w:lang w:val="ru-BY"/>
-        </w:rPr>
-        <w:t>#include &lt;</w:t>
-      </w:r>
-      <w:proofErr w:type="spellStart"/>
-      <w:r>
+          <w:lang/>
+        </w:rPr>
+        <w:t>using namespace std;</w:t>
+      </w:r>
+    </w:p>
+    <w:p>
+      <w:pPr>
+        <w:spacing w:after="0"/>
         <w:rPr>
           <w:rFonts w:ascii="Courier New" w:eastAsia="Courier New" w:hAnsi="Courier New"/>
           <w:b/>
           <w:bCs/>
           <w:sz w:val="20"/>
-          <w:lang w:val="ru-BY"/>
-        </w:rPr>
-        <w:t>queue</w:t>
-      </w:r>
-      <w:proofErr w:type="spellEnd"/>
-      <w:r>
-        <w:rPr>
-          <w:rFonts w:ascii="Courier New" w:eastAsia="Courier New" w:hAnsi="Courier New"/>
-          <w:b/>
-          <w:bCs/>
-          <w:sz w:val="20"/>
-          <w:lang w:val="ru-BY"/>
-        </w:rPr>
-        <w:t>&gt;</w:t>
-      </w:r>
-    </w:p>
-    <w:p>
-      <w:pPr>
-        <w:spacing w:after="0"/>
-        <w:rPr>
-          <w:rFonts w:ascii="Courier New" w:eastAsia="Courier New" w:hAnsi="Courier New"/>
-          <w:b/>
-          <w:bCs/>
-          <w:sz w:val="20"/>
-          <w:lang w:val="ru-BY"/>
-        </w:rPr>
-      </w:pPr>
-      <w:r>
-        <w:rPr>
-          <w:rFonts w:ascii="Courier New" w:eastAsia="Courier New" w:hAnsi="Courier New"/>
-          <w:b/>
-          <w:bCs/>
-          <w:sz w:val="20"/>
-          <w:lang w:val="ru-BY"/>
-        </w:rPr>
-        <w:t>#include &lt;</w:t>
-      </w:r>
-      <w:proofErr w:type="spellStart"/>
-      <w:r>
-        <w:rPr>
-          <w:rFonts w:ascii="Courier New" w:eastAsia="Courier New" w:hAnsi="Courier New"/>
-          <w:b/>
-          <w:bCs/>
-          <w:sz w:val="20"/>
-          <w:lang w:val="ru-BY"/>
-        </w:rPr>
-        <w:t>algorithm</w:t>
-      </w:r>
-      <w:proofErr w:type="spellEnd"/>
-      <w:r>
-        <w:rPr>
-          <w:rFonts w:ascii="Courier New" w:eastAsia="Courier New" w:hAnsi="Courier New"/>
-          <w:b/>
-          <w:bCs/>
-          <w:sz w:val="20"/>
-          <w:lang w:val="ru-BY"/>
-        </w:rPr>
-        <w:t>&gt;</w:t>
-      </w:r>
-    </w:p>
-    <w:p>
-      <w:pPr>
-        <w:spacing w:after="0"/>
-        <w:rPr>
-          <w:rFonts w:ascii="Courier New" w:eastAsia="Courier New" w:hAnsi="Courier New"/>
-          <w:b/>
-          <w:bCs/>
-          <w:sz w:val="20"/>
-          <w:lang w:val="ru-BY"/>
-        </w:rPr>
-      </w:pPr>
-      <w:proofErr w:type="spellStart"/>
-      <w:r>
-        <w:rPr>
-          <w:rFonts w:ascii="Courier New" w:eastAsia="Courier New" w:hAnsi="Courier New"/>
-          <w:b/>
-          <w:bCs/>
-          <w:sz w:val="20"/>
-          <w:lang w:val="ru-BY"/>
-        </w:rPr>
-        <w:t>using</w:t>
-      </w:r>
-      <w:proofErr w:type="spellEnd"/>
-      <w:r>
-        <w:rPr>
-          <w:rFonts w:ascii="Courier New" w:eastAsia="Courier New" w:hAnsi="Courier New"/>
-          <w:b/>
-          <w:bCs/>
-          <w:sz w:val="20"/>
-          <w:lang w:val="ru-BY"/>
-        </w:rPr>
-        <w:t xml:space="preserve"> </w:t>
-      </w:r>
-      <w:proofErr w:type="spellStart"/>
-      <w:r>
-        <w:rPr>
-          <w:rFonts w:ascii="Courier New" w:eastAsia="Courier New" w:hAnsi="Courier New"/>
-          <w:b/>
-          <w:bCs/>
-          <w:sz w:val="20"/>
-          <w:lang w:val="ru-BY"/>
-        </w:rPr>
-        <w:t>namespace</w:t>
-      </w:r>
-      <w:proofErr w:type="spellEnd"/>
-      <w:r>
-        <w:rPr>
-          <w:rFonts w:ascii="Courier New" w:eastAsia="Courier New" w:hAnsi="Courier New"/>
-          <w:b/>
-          <w:bCs/>
-          <w:sz w:val="20"/>
-          <w:lang w:val="ru-BY"/>
-        </w:rPr>
-        <w:t xml:space="preserve"> </w:t>
-      </w:r>
-      <w:proofErr w:type="spellStart"/>
-      <w:r>
-        <w:rPr>
-          <w:rFonts w:ascii="Courier New" w:eastAsia="Courier New" w:hAnsi="Courier New"/>
-          <w:b/>
-          <w:bCs/>
-          <w:sz w:val="20"/>
-          <w:lang w:val="ru-BY"/>
-        </w:rPr>
-        <w:t>std</w:t>
-      </w:r>
-      <w:proofErr w:type="spellEnd"/>
-      <w:r>
-        <w:rPr>
-          <w:rFonts w:ascii="Courier New" w:eastAsia="Courier New" w:hAnsi="Courier New"/>
-          <w:b/>
-          <w:bCs/>
-          <w:sz w:val="20"/>
-          <w:lang w:val="ru-BY"/>
-        </w:rPr>
-        <w:t>;</w:t>
-      </w:r>
-    </w:p>
-    <w:p>
-      <w:pPr>
-        <w:spacing w:after="0"/>
-        <w:rPr>
-          <w:rFonts w:ascii="Courier New" w:eastAsia="Courier New" w:hAnsi="Courier New"/>
-          <w:b/>
-          <w:bCs/>
-          <w:sz w:val="20"/>
-          <w:lang w:val="ru-BY"/>
+          <w:lang/>
         </w:rPr>
       </w:pPr>
     </w:p>
@@ -7844,74 +7788,84 @@
           <w:b/>
           <w:bCs/>
           <w:sz w:val="20"/>
-          <w:lang w:val="ru-BY"/>
+          <w:lang/>
         </w:rPr>
       </w:pPr>
-      <w:proofErr w:type="spellStart"/>
       <w:r>
         <w:rPr>
           <w:rFonts w:ascii="Courier New" w:eastAsia="Courier New" w:hAnsi="Courier New"/>
           <w:b/>
           <w:bCs/>
           <w:sz w:val="20"/>
-          <w:lang w:val="ru-BY"/>
-        </w:rPr>
-        <w:t>vector</w:t>
-      </w:r>
-      <w:proofErr w:type="spellEnd"/>
-      <w:r>
+          <w:lang/>
+        </w:rPr>
+        <w:t>vector&lt;vector&lt;int&gt;&gt; g = {</w:t>
+      </w:r>
+    </w:p>
+    <w:p>
+      <w:pPr>
+        <w:spacing w:after="0"/>
         <w:rPr>
           <w:rFonts w:ascii="Courier New" w:eastAsia="Courier New" w:hAnsi="Courier New"/>
           <w:b/>
           <w:bCs/>
           <w:sz w:val="20"/>
-          <w:lang w:val="ru-BY"/>
-        </w:rPr>
-        <w:t>&lt;</w:t>
-      </w:r>
-      <w:proofErr w:type="spellStart"/>
+          <w:lang/>
+        </w:rPr>
+      </w:pPr>
       <w:r>
         <w:rPr>
           <w:rFonts w:ascii="Courier New" w:eastAsia="Courier New" w:hAnsi="Courier New"/>
           <w:b/>
           <w:bCs/>
           <w:sz w:val="20"/>
-          <w:lang w:val="ru-BY"/>
-        </w:rPr>
-        <w:t>vector</w:t>
-      </w:r>
-      <w:proofErr w:type="spellEnd"/>
-      <w:r>
+          <w:lang/>
+        </w:rPr>
+        <w:t xml:space="preserve">    {1,2},</w:t>
+      </w:r>
+    </w:p>
+    <w:p>
+      <w:pPr>
+        <w:spacing w:after="0"/>
         <w:rPr>
           <w:rFonts w:ascii="Courier New" w:eastAsia="Courier New" w:hAnsi="Courier New"/>
           <w:b/>
           <w:bCs/>
           <w:sz w:val="20"/>
-          <w:lang w:val="ru-BY"/>
-        </w:rPr>
-        <w:t>&lt;</w:t>
-      </w:r>
-      <w:proofErr w:type="spellStart"/>
+          <w:lang/>
+        </w:rPr>
+      </w:pPr>
       <w:r>
         <w:rPr>
           <w:rFonts w:ascii="Courier New" w:eastAsia="Courier New" w:hAnsi="Courier New"/>
           <w:b/>
           <w:bCs/>
           <w:sz w:val="20"/>
-          <w:lang w:val="ru-BY"/>
-        </w:rPr>
-        <w:t>int</w:t>
-      </w:r>
-      <w:proofErr w:type="spellEnd"/>
-      <w:r>
+          <w:lang/>
+        </w:rPr>
+        <w:t xml:space="preserve">    {4},</w:t>
+      </w:r>
+    </w:p>
+    <w:p>
+      <w:pPr>
+        <w:spacing w:after="0"/>
         <w:rPr>
           <w:rFonts w:ascii="Courier New" w:eastAsia="Courier New" w:hAnsi="Courier New"/>
           <w:b/>
           <w:bCs/>
           <w:sz w:val="20"/>
-          <w:lang w:val="ru-BY"/>
-        </w:rPr>
-        <w:t>&gt;&gt; g = {</w:t>
+          <w:lang/>
+        </w:rPr>
+      </w:pPr>
+      <w:r>
+        <w:rPr>
+          <w:rFonts w:ascii="Courier New" w:eastAsia="Courier New" w:hAnsi="Courier New"/>
+          <w:b/>
+          <w:bCs/>
+          <w:sz w:val="20"/>
+          <w:lang/>
+        </w:rPr>
+        <w:t xml:space="preserve">    {3,5},</w:t>
       </w:r>
     </w:p>
     <w:p>
@@ -7922,7 +7876,7 @@
           <w:b/>
           <w:bCs/>
           <w:sz w:val="20"/>
-          <w:lang w:val="ru-BY"/>
+          <w:lang/>
         </w:rPr>
       </w:pPr>
       <w:r>
@@ -7931,9 +7885,9 @@
           <w:b/>
           <w:bCs/>
           <w:sz w:val="20"/>
-          <w:lang w:val="ru-BY"/>
-        </w:rPr>
-        <w:t xml:space="preserve">    {1,2},</w:t>
+          <w:lang/>
+        </w:rPr>
+        <w:t xml:space="preserve">    {1,5,6},</w:t>
       </w:r>
     </w:p>
     <w:p>
@@ -7944,7 +7898,7 @@
           <w:b/>
           <w:bCs/>
           <w:sz w:val="20"/>
-          <w:lang w:val="ru-BY"/>
+          <w:lang/>
         </w:rPr>
       </w:pPr>
       <w:r>
@@ -7953,9 +7907,9 @@
           <w:b/>
           <w:bCs/>
           <w:sz w:val="20"/>
-          <w:lang w:val="ru-BY"/>
-        </w:rPr>
-        <w:t xml:space="preserve">    {4},</w:t>
+          <w:lang/>
+        </w:rPr>
+        <w:t xml:space="preserve">    {6},</w:t>
       </w:r>
     </w:p>
     <w:p>
@@ -7966,7 +7920,7 @@
           <w:b/>
           <w:bCs/>
           <w:sz w:val="20"/>
-          <w:lang w:val="ru-BY"/>
+          <w:lang/>
         </w:rPr>
       </w:pPr>
       <w:r>
@@ -7975,9 +7929,9 @@
           <w:b/>
           <w:bCs/>
           <w:sz w:val="20"/>
-          <w:lang w:val="ru-BY"/>
-        </w:rPr>
-        <w:t xml:space="preserve">    {3,5},</w:t>
+          <w:lang/>
+        </w:rPr>
+        <w:t xml:space="preserve">    {6},</w:t>
       </w:r>
     </w:p>
     <w:p>
@@ -7988,7 +7942,7 @@
           <w:b/>
           <w:bCs/>
           <w:sz w:val="20"/>
-          <w:lang w:val="ru-BY"/>
+          <w:lang/>
         </w:rPr>
       </w:pPr>
       <w:r>
@@ -7997,9 +7951,9 @@
           <w:b/>
           <w:bCs/>
           <w:sz w:val="20"/>
-          <w:lang w:val="ru-BY"/>
-        </w:rPr>
-        <w:t xml:space="preserve">    {1,5,6},</w:t>
+          <w:lang/>
+        </w:rPr>
+        <w:t xml:space="preserve">    {}</w:t>
       </w:r>
     </w:p>
     <w:p>
@@ -8010,7 +7964,7 @@
           <w:b/>
           <w:bCs/>
           <w:sz w:val="20"/>
-          <w:lang w:val="ru-BY"/>
+          <w:lang/>
         </w:rPr>
       </w:pPr>
       <w:r>
@@ -8019,9 +7973,9 @@
           <w:b/>
           <w:bCs/>
           <w:sz w:val="20"/>
-          <w:lang w:val="ru-BY"/>
-        </w:rPr>
-        <w:t xml:space="preserve">    {6},</w:t>
+          <w:lang/>
+        </w:rPr>
+        <w:t>};</w:t>
       </w:r>
     </w:p>
     <w:p>
@@ -8032,73 +7986,7 @@
           <w:b/>
           <w:bCs/>
           <w:sz w:val="20"/>
-          <w:lang w:val="ru-BY"/>
-        </w:rPr>
-      </w:pPr>
-      <w:r>
-        <w:rPr>
-          <w:rFonts w:ascii="Courier New" w:eastAsia="Courier New" w:hAnsi="Courier New"/>
-          <w:b/>
-          <w:bCs/>
-          <w:sz w:val="20"/>
-          <w:lang w:val="ru-BY"/>
-        </w:rPr>
-        <w:t xml:space="preserve">    {6},</w:t>
-      </w:r>
-    </w:p>
-    <w:p>
-      <w:pPr>
-        <w:spacing w:after="0"/>
-        <w:rPr>
-          <w:rFonts w:ascii="Courier New" w:eastAsia="Courier New" w:hAnsi="Courier New"/>
-          <w:b/>
-          <w:bCs/>
-          <w:sz w:val="20"/>
-          <w:lang w:val="ru-BY"/>
-        </w:rPr>
-      </w:pPr>
-      <w:r>
-        <w:rPr>
-          <w:rFonts w:ascii="Courier New" w:eastAsia="Courier New" w:hAnsi="Courier New"/>
-          <w:b/>
-          <w:bCs/>
-          <w:sz w:val="20"/>
-          <w:lang w:val="ru-BY"/>
-        </w:rPr>
-        <w:t xml:space="preserve">    {}</w:t>
-      </w:r>
-    </w:p>
-    <w:p>
-      <w:pPr>
-        <w:spacing w:after="0"/>
-        <w:rPr>
-          <w:rFonts w:ascii="Courier New" w:eastAsia="Courier New" w:hAnsi="Courier New"/>
-          <w:b/>
-          <w:bCs/>
-          <w:sz w:val="20"/>
-          <w:lang w:val="ru-BY"/>
-        </w:rPr>
-      </w:pPr>
-      <w:r>
-        <w:rPr>
-          <w:rFonts w:ascii="Courier New" w:eastAsia="Courier New" w:hAnsi="Courier New"/>
-          <w:b/>
-          <w:bCs/>
-          <w:sz w:val="20"/>
-          <w:lang w:val="ru-BY"/>
-        </w:rPr>
-        <w:t>};</w:t>
-      </w:r>
-    </w:p>
-    <w:p>
-      <w:pPr>
-        <w:spacing w:after="0"/>
-        <w:rPr>
-          <w:rFonts w:ascii="Courier New" w:eastAsia="Courier New" w:hAnsi="Courier New"/>
-          <w:b/>
-          <w:bCs/>
-          <w:sz w:val="20"/>
-          <w:lang w:val="ru-BY"/>
+          <w:lang/>
         </w:rPr>
       </w:pPr>
     </w:p>
@@ -8110,52 +7998,62 @@
           <w:b/>
           <w:bCs/>
           <w:sz w:val="20"/>
-          <w:lang w:val="ru-BY"/>
+          <w:lang/>
         </w:rPr>
       </w:pPr>
-      <w:proofErr w:type="spellStart"/>
       <w:r>
         <w:rPr>
           <w:rFonts w:ascii="Courier New" w:eastAsia="Courier New" w:hAnsi="Courier New"/>
           <w:b/>
           <w:bCs/>
           <w:sz w:val="20"/>
-          <w:lang w:val="ru-BY"/>
-        </w:rPr>
-        <w:t>void</w:t>
-      </w:r>
-      <w:proofErr w:type="spellEnd"/>
-      <w:r>
+          <w:lang/>
+        </w:rPr>
+        <w:t>void BFS(int s) {</w:t>
+      </w:r>
+    </w:p>
+    <w:p>
+      <w:pPr>
+        <w:spacing w:after="0"/>
         <w:rPr>
           <w:rFonts w:ascii="Courier New" w:eastAsia="Courier New" w:hAnsi="Courier New"/>
           <w:b/>
           <w:bCs/>
           <w:sz w:val="20"/>
-          <w:lang w:val="ru-BY"/>
-        </w:rPr>
-        <w:t xml:space="preserve"> BFS(</w:t>
-      </w:r>
-      <w:proofErr w:type="spellStart"/>
+          <w:lang/>
+        </w:rPr>
+      </w:pPr>
       <w:r>
         <w:rPr>
           <w:rFonts w:ascii="Courier New" w:eastAsia="Courier New" w:hAnsi="Courier New"/>
           <w:b/>
           <w:bCs/>
           <w:sz w:val="20"/>
-          <w:lang w:val="ru-BY"/>
-        </w:rPr>
-        <w:t>int</w:t>
-      </w:r>
-      <w:proofErr w:type="spellEnd"/>
-      <w:r>
+          <w:lang/>
+        </w:rPr>
+        <w:t xml:space="preserve">    vector&lt;int&gt; used(7, 0);</w:t>
+      </w:r>
+    </w:p>
+    <w:p>
+      <w:pPr>
+        <w:spacing w:after="0"/>
         <w:rPr>
           <w:rFonts w:ascii="Courier New" w:eastAsia="Courier New" w:hAnsi="Courier New"/>
           <w:b/>
           <w:bCs/>
           <w:sz w:val="20"/>
-          <w:lang w:val="ru-BY"/>
-        </w:rPr>
-        <w:t xml:space="preserve"> s) {</w:t>
+          <w:lang/>
+        </w:rPr>
+      </w:pPr>
+      <w:r>
+        <w:rPr>
+          <w:rFonts w:ascii="Courier New" w:eastAsia="Courier New" w:hAnsi="Courier New"/>
+          <w:b/>
+          <w:bCs/>
+          <w:sz w:val="20"/>
+          <w:lang/>
+        </w:rPr>
+        <w:t xml:space="preserve">    queue&lt;int&gt; q;</w:t>
       </w:r>
     </w:p>
     <w:p>
@@ -8166,7 +8064,7 @@
           <w:b/>
           <w:bCs/>
           <w:sz w:val="20"/>
-          <w:lang w:val="ru-BY"/>
+          <w:lang/>
         </w:rPr>
       </w:pPr>
       <w:r>
@@ -8175,75 +8073,75 @@
           <w:b/>
           <w:bCs/>
           <w:sz w:val="20"/>
-          <w:lang w:val="ru-BY"/>
-        </w:rPr>
-        <w:t xml:space="preserve">    </w:t>
-      </w:r>
-      <w:proofErr w:type="spellStart"/>
-      <w:r>
+          <w:lang/>
+        </w:rPr>
+        <w:t xml:space="preserve">    q.push(s);</w:t>
+      </w:r>
+    </w:p>
+    <w:p>
+      <w:pPr>
+        <w:spacing w:after="0"/>
         <w:rPr>
           <w:rFonts w:ascii="Courier New" w:eastAsia="Courier New" w:hAnsi="Courier New"/>
           <w:b/>
           <w:bCs/>
           <w:sz w:val="20"/>
-          <w:lang w:val="ru-BY"/>
-        </w:rPr>
-        <w:t>vector</w:t>
-      </w:r>
-      <w:proofErr w:type="spellEnd"/>
+          <w:lang/>
+        </w:rPr>
+      </w:pPr>
       <w:r>
         <w:rPr>
           <w:rFonts w:ascii="Courier New" w:eastAsia="Courier New" w:hAnsi="Courier New"/>
           <w:b/>
           <w:bCs/>
           <w:sz w:val="20"/>
-          <w:lang w:val="ru-BY"/>
-        </w:rPr>
-        <w:t>&lt;</w:t>
-      </w:r>
-      <w:proofErr w:type="spellStart"/>
-      <w:r>
+          <w:lang/>
+        </w:rPr>
+        <w:t xml:space="preserve">    used[s] = 1;</w:t>
+      </w:r>
+    </w:p>
+    <w:p>
+      <w:pPr>
+        <w:spacing w:after="0"/>
         <w:rPr>
           <w:rFonts w:ascii="Courier New" w:eastAsia="Courier New" w:hAnsi="Courier New"/>
           <w:b/>
           <w:bCs/>
           <w:sz w:val="20"/>
-          <w:lang w:val="ru-BY"/>
-        </w:rPr>
-        <w:t>int</w:t>
-      </w:r>
-      <w:proofErr w:type="spellEnd"/>
+          <w:lang/>
+        </w:rPr>
+      </w:pPr>
       <w:r>
         <w:rPr>
           <w:rFonts w:ascii="Courier New" w:eastAsia="Courier New" w:hAnsi="Courier New"/>
           <w:b/>
           <w:bCs/>
           <w:sz w:val="20"/>
-          <w:lang w:val="ru-BY"/>
-        </w:rPr>
-        <w:t xml:space="preserve">&gt; </w:t>
-      </w:r>
-      <w:proofErr w:type="spellStart"/>
-      <w:r>
+          <w:lang/>
+        </w:rPr>
+        <w:t xml:space="preserve">    while (!q.empty()) {</w:t>
+      </w:r>
+    </w:p>
+    <w:p>
+      <w:pPr>
+        <w:spacing w:after="0"/>
         <w:rPr>
           <w:rFonts w:ascii="Courier New" w:eastAsia="Courier New" w:hAnsi="Courier New"/>
           <w:b/>
           <w:bCs/>
           <w:sz w:val="20"/>
-          <w:lang w:val="ru-BY"/>
-        </w:rPr>
-        <w:t>used</w:t>
-      </w:r>
-      <w:proofErr w:type="spellEnd"/>
+          <w:lang/>
+        </w:rPr>
+      </w:pPr>
       <w:r>
         <w:rPr>
           <w:rFonts w:ascii="Courier New" w:eastAsia="Courier New" w:hAnsi="Courier New"/>
           <w:b/>
           <w:bCs/>
           <w:sz w:val="20"/>
-          <w:lang w:val="ru-BY"/>
-        </w:rPr>
-        <w:t>(7, 0);</w:t>
+          <w:lang/>
+        </w:rPr>
+        <w:t xml:space="preserve">        int v = q.front();</w:t>
       </w:r>
     </w:p>
     <w:p>
@@ -8254,7 +8152,7 @@
           <w:b/>
           <w:bCs/>
           <w:sz w:val="20"/>
-          <w:lang w:val="ru-BY"/>
+          <w:lang/>
         </w:rPr>
       </w:pPr>
       <w:r>
@@ -8263,53 +8161,53 @@
           <w:b/>
           <w:bCs/>
           <w:sz w:val="20"/>
-          <w:lang w:val="ru-BY"/>
-        </w:rPr>
-        <w:t xml:space="preserve">    </w:t>
-      </w:r>
-      <w:proofErr w:type="spellStart"/>
-      <w:r>
+          <w:lang/>
+        </w:rPr>
+        <w:t xml:space="preserve">        q.pop();</w:t>
+      </w:r>
+    </w:p>
+    <w:p>
+      <w:pPr>
+        <w:spacing w:after="0"/>
         <w:rPr>
           <w:rFonts w:ascii="Courier New" w:eastAsia="Courier New" w:hAnsi="Courier New"/>
           <w:b/>
           <w:bCs/>
           <w:sz w:val="20"/>
-          <w:lang w:val="ru-BY"/>
-        </w:rPr>
-        <w:t>queue</w:t>
-      </w:r>
-      <w:proofErr w:type="spellEnd"/>
+          <w:lang/>
+        </w:rPr>
+      </w:pPr>
       <w:r>
         <w:rPr>
           <w:rFonts w:ascii="Courier New" w:eastAsia="Courier New" w:hAnsi="Courier New"/>
           <w:b/>
           <w:bCs/>
           <w:sz w:val="20"/>
-          <w:lang w:val="ru-BY"/>
-        </w:rPr>
-        <w:t>&lt;</w:t>
-      </w:r>
-      <w:proofErr w:type="spellStart"/>
-      <w:r>
+          <w:lang/>
+        </w:rPr>
+        <w:t xml:space="preserve">        cout &lt;&lt; v &lt;&lt; " ";</w:t>
+      </w:r>
+    </w:p>
+    <w:p>
+      <w:pPr>
+        <w:spacing w:after="0"/>
         <w:rPr>
           <w:rFonts w:ascii="Courier New" w:eastAsia="Courier New" w:hAnsi="Courier New"/>
           <w:b/>
           <w:bCs/>
           <w:sz w:val="20"/>
-          <w:lang w:val="ru-BY"/>
-        </w:rPr>
-        <w:t>int</w:t>
-      </w:r>
-      <w:proofErr w:type="spellEnd"/>
+          <w:lang/>
+        </w:rPr>
+      </w:pPr>
       <w:r>
         <w:rPr>
           <w:rFonts w:ascii="Courier New" w:eastAsia="Courier New" w:hAnsi="Courier New"/>
           <w:b/>
           <w:bCs/>
           <w:sz w:val="20"/>
-          <w:lang w:val="ru-BY"/>
-        </w:rPr>
-        <w:t>&gt; q;</w:t>
+          <w:lang/>
+        </w:rPr>
+        <w:t xml:space="preserve">        for (int to : g[v])</w:t>
       </w:r>
     </w:p>
     <w:p>
@@ -8320,7 +8218,7 @@
           <w:b/>
           <w:bCs/>
           <w:sz w:val="20"/>
-          <w:lang w:val="ru-BY"/>
+          <w:lang/>
         </w:rPr>
       </w:pPr>
       <w:r>
@@ -8329,31 +8227,31 @@
           <w:b/>
           <w:bCs/>
           <w:sz w:val="20"/>
-          <w:lang w:val="ru-BY"/>
-        </w:rPr>
-        <w:t xml:space="preserve">    </w:t>
-      </w:r>
-      <w:proofErr w:type="spellStart"/>
-      <w:r>
+          <w:lang/>
+        </w:rPr>
+        <w:t xml:space="preserve">            if (!used[to]) {</w:t>
+      </w:r>
+    </w:p>
+    <w:p>
+      <w:pPr>
+        <w:spacing w:after="0"/>
         <w:rPr>
           <w:rFonts w:ascii="Courier New" w:eastAsia="Courier New" w:hAnsi="Courier New"/>
           <w:b/>
           <w:bCs/>
           <w:sz w:val="20"/>
-          <w:lang w:val="ru-BY"/>
-        </w:rPr>
-        <w:t>q.push</w:t>
-      </w:r>
-      <w:proofErr w:type="spellEnd"/>
+          <w:lang/>
+        </w:rPr>
+      </w:pPr>
       <w:r>
         <w:rPr>
           <w:rFonts w:ascii="Courier New" w:eastAsia="Courier New" w:hAnsi="Courier New"/>
           <w:b/>
           <w:bCs/>
           <w:sz w:val="20"/>
-          <w:lang w:val="ru-BY"/>
-        </w:rPr>
-        <w:t>(s);</w:t>
+          <w:lang/>
+        </w:rPr>
+        <w:t xml:space="preserve">                used[to] = 1;</w:t>
       </w:r>
     </w:p>
     <w:p>
@@ -8364,7 +8262,7 @@
           <w:b/>
           <w:bCs/>
           <w:sz w:val="20"/>
-          <w:lang w:val="ru-BY"/>
+          <w:lang/>
         </w:rPr>
       </w:pPr>
       <w:r>
@@ -8373,31 +8271,31 @@
           <w:b/>
           <w:bCs/>
           <w:sz w:val="20"/>
-          <w:lang w:val="ru-BY"/>
-        </w:rPr>
-        <w:t xml:space="preserve">    </w:t>
-      </w:r>
-      <w:proofErr w:type="spellStart"/>
-      <w:r>
+          <w:lang/>
+        </w:rPr>
+        <w:t xml:space="preserve">                q.push(to);</w:t>
+      </w:r>
+    </w:p>
+    <w:p>
+      <w:pPr>
+        <w:spacing w:after="0"/>
         <w:rPr>
           <w:rFonts w:ascii="Courier New" w:eastAsia="Courier New" w:hAnsi="Courier New"/>
           <w:b/>
           <w:bCs/>
           <w:sz w:val="20"/>
-          <w:lang w:val="ru-BY"/>
-        </w:rPr>
-        <w:t>used</w:t>
-      </w:r>
-      <w:proofErr w:type="spellEnd"/>
+          <w:lang/>
+        </w:rPr>
+      </w:pPr>
       <w:r>
         <w:rPr>
           <w:rFonts w:ascii="Courier New" w:eastAsia="Courier New" w:hAnsi="Courier New"/>
           <w:b/>
           <w:bCs/>
           <w:sz w:val="20"/>
-          <w:lang w:val="ru-BY"/>
-        </w:rPr>
-        <w:t>[s] = 1;</w:t>
+          <w:lang/>
+        </w:rPr>
+        <w:t xml:space="preserve">            }</w:t>
       </w:r>
     </w:p>
     <w:p>
@@ -8408,7 +8306,7 @@
           <w:b/>
           <w:bCs/>
           <w:sz w:val="20"/>
-          <w:lang w:val="ru-BY"/>
+          <w:lang/>
         </w:rPr>
       </w:pPr>
       <w:r>
@@ -8417,592 +8315,42 @@
           <w:b/>
           <w:bCs/>
           <w:sz w:val="20"/>
-          <w:lang w:val="ru-BY"/>
-        </w:rPr>
-        <w:t xml:space="preserve">    </w:t>
-      </w:r>
-      <w:proofErr w:type="spellStart"/>
-      <w:r>
+          <w:lang/>
+        </w:rPr>
+        <w:t xml:space="preserve">    }</w:t>
+      </w:r>
+    </w:p>
+    <w:p>
+      <w:pPr>
+        <w:spacing w:after="0"/>
         <w:rPr>
           <w:rFonts w:ascii="Courier New" w:eastAsia="Courier New" w:hAnsi="Courier New"/>
           <w:b/>
           <w:bCs/>
           <w:sz w:val="20"/>
-          <w:lang w:val="ru-BY"/>
-        </w:rPr>
-        <w:t>while</w:t>
-      </w:r>
-      <w:proofErr w:type="spellEnd"/>
+          <w:lang/>
+        </w:rPr>
+      </w:pPr>
       <w:r>
         <w:rPr>
           <w:rFonts w:ascii="Courier New" w:eastAsia="Courier New" w:hAnsi="Courier New"/>
           <w:b/>
           <w:bCs/>
           <w:sz w:val="20"/>
-          <w:lang w:val="ru-BY"/>
-        </w:rPr>
-        <w:t xml:space="preserve"> (!</w:t>
-      </w:r>
-      <w:proofErr w:type="spellStart"/>
-      <w:r>
+          <w:lang/>
+        </w:rPr>
+        <w:t>}</w:t>
+      </w:r>
+    </w:p>
+    <w:p>
+      <w:pPr>
+        <w:spacing w:after="0"/>
         <w:rPr>
           <w:rFonts w:ascii="Courier New" w:eastAsia="Courier New" w:hAnsi="Courier New"/>
           <w:b/>
           <w:bCs/>
           <w:sz w:val="20"/>
-          <w:lang w:val="ru-BY"/>
-        </w:rPr>
-        <w:t>q.empty</w:t>
-      </w:r>
-      <w:proofErr w:type="spellEnd"/>
-      <w:r>
-        <w:rPr>
-          <w:rFonts w:ascii="Courier New" w:eastAsia="Courier New" w:hAnsi="Courier New"/>
-          <w:b/>
-          <w:bCs/>
-          <w:sz w:val="20"/>
-          <w:lang w:val="ru-BY"/>
-        </w:rPr>
-        <w:t>()) {</w:t>
-      </w:r>
-    </w:p>
-    <w:p>
-      <w:pPr>
-        <w:spacing w:after="0"/>
-        <w:rPr>
-          <w:rFonts w:ascii="Courier New" w:eastAsia="Courier New" w:hAnsi="Courier New"/>
-          <w:b/>
-          <w:bCs/>
-          <w:sz w:val="20"/>
-          <w:lang w:val="ru-BY"/>
-        </w:rPr>
-      </w:pPr>
-      <w:r>
-        <w:rPr>
-          <w:rFonts w:ascii="Courier New" w:eastAsia="Courier New" w:hAnsi="Courier New"/>
-          <w:b/>
-          <w:bCs/>
-          <w:sz w:val="20"/>
-          <w:lang w:val="ru-BY"/>
-        </w:rPr>
-        <w:t xml:space="preserve">        </w:t>
-      </w:r>
-      <w:proofErr w:type="spellStart"/>
-      <w:r>
-        <w:rPr>
-          <w:rFonts w:ascii="Courier New" w:eastAsia="Courier New" w:hAnsi="Courier New"/>
-          <w:b/>
-          <w:bCs/>
-          <w:sz w:val="20"/>
-          <w:lang w:val="ru-BY"/>
-        </w:rPr>
-        <w:t>int</w:t>
-      </w:r>
-      <w:proofErr w:type="spellEnd"/>
-      <w:r>
-        <w:rPr>
-          <w:rFonts w:ascii="Courier New" w:eastAsia="Courier New" w:hAnsi="Courier New"/>
-          <w:b/>
-          <w:bCs/>
-          <w:sz w:val="20"/>
-          <w:lang w:val="ru-BY"/>
-        </w:rPr>
-        <w:t xml:space="preserve"> v = </w:t>
-      </w:r>
-      <w:proofErr w:type="spellStart"/>
-      <w:r>
-        <w:rPr>
-          <w:rFonts w:ascii="Courier New" w:eastAsia="Courier New" w:hAnsi="Courier New"/>
-          <w:b/>
-          <w:bCs/>
-          <w:sz w:val="20"/>
-          <w:lang w:val="ru-BY"/>
-        </w:rPr>
-        <w:t>q.front</w:t>
-      </w:r>
-      <w:proofErr w:type="spellEnd"/>
-      <w:r>
-        <w:rPr>
-          <w:rFonts w:ascii="Courier New" w:eastAsia="Courier New" w:hAnsi="Courier New"/>
-          <w:b/>
-          <w:bCs/>
-          <w:sz w:val="20"/>
-          <w:lang w:val="ru-BY"/>
-        </w:rPr>
-        <w:t>();</w:t>
-      </w:r>
-    </w:p>
-    <w:p>
-      <w:pPr>
-        <w:spacing w:after="0"/>
-        <w:rPr>
-          <w:rFonts w:ascii="Courier New" w:eastAsia="Courier New" w:hAnsi="Courier New"/>
-          <w:b/>
-          <w:bCs/>
-          <w:sz w:val="20"/>
-          <w:lang w:val="ru-BY"/>
-        </w:rPr>
-      </w:pPr>
-      <w:r>
-        <w:rPr>
-          <w:rFonts w:ascii="Courier New" w:eastAsia="Courier New" w:hAnsi="Courier New"/>
-          <w:b/>
-          <w:bCs/>
-          <w:sz w:val="20"/>
-          <w:lang w:val="ru-BY"/>
-        </w:rPr>
-        <w:t xml:space="preserve">        </w:t>
-      </w:r>
-      <w:proofErr w:type="spellStart"/>
-      <w:r>
-        <w:rPr>
-          <w:rFonts w:ascii="Courier New" w:eastAsia="Courier New" w:hAnsi="Courier New"/>
-          <w:b/>
-          <w:bCs/>
-          <w:sz w:val="20"/>
-          <w:lang w:val="ru-BY"/>
-        </w:rPr>
-        <w:t>q.pop</w:t>
-      </w:r>
-      <w:proofErr w:type="spellEnd"/>
-      <w:r>
-        <w:rPr>
-          <w:rFonts w:ascii="Courier New" w:eastAsia="Courier New" w:hAnsi="Courier New"/>
-          <w:b/>
-          <w:bCs/>
-          <w:sz w:val="20"/>
-          <w:lang w:val="ru-BY"/>
-        </w:rPr>
-        <w:t>();</w:t>
-      </w:r>
-    </w:p>
-    <w:p>
-      <w:pPr>
-        <w:spacing w:after="0"/>
-        <w:rPr>
-          <w:rFonts w:ascii="Courier New" w:eastAsia="Courier New" w:hAnsi="Courier New"/>
-          <w:b/>
-          <w:bCs/>
-          <w:sz w:val="20"/>
-          <w:lang w:val="ru-BY"/>
-        </w:rPr>
-      </w:pPr>
-      <w:r>
-        <w:rPr>
-          <w:rFonts w:ascii="Courier New" w:eastAsia="Courier New" w:hAnsi="Courier New"/>
-          <w:b/>
-          <w:bCs/>
-          <w:sz w:val="20"/>
-          <w:lang w:val="ru-BY"/>
-        </w:rPr>
-        <w:t xml:space="preserve">        </w:t>
-      </w:r>
-      <w:proofErr w:type="spellStart"/>
-      <w:r>
-        <w:rPr>
-          <w:rFonts w:ascii="Courier New" w:eastAsia="Courier New" w:hAnsi="Courier New"/>
-          <w:b/>
-          <w:bCs/>
-          <w:sz w:val="20"/>
-          <w:lang w:val="ru-BY"/>
-        </w:rPr>
-        <w:t>cout</w:t>
-      </w:r>
-      <w:proofErr w:type="spellEnd"/>
-      <w:r>
-        <w:rPr>
-          <w:rFonts w:ascii="Courier New" w:eastAsia="Courier New" w:hAnsi="Courier New"/>
-          <w:b/>
-          <w:bCs/>
-          <w:sz w:val="20"/>
-          <w:lang w:val="ru-BY"/>
-        </w:rPr>
-        <w:t xml:space="preserve"> &lt;&lt; v &lt;&lt; " ";</w:t>
-      </w:r>
-    </w:p>
-    <w:p>
-      <w:pPr>
-        <w:spacing w:after="0"/>
-        <w:rPr>
-          <w:rFonts w:ascii="Courier New" w:eastAsia="Courier New" w:hAnsi="Courier New"/>
-          <w:b/>
-          <w:bCs/>
-          <w:sz w:val="20"/>
-          <w:lang w:val="ru-BY"/>
-        </w:rPr>
-      </w:pPr>
-      <w:r>
-        <w:rPr>
-          <w:rFonts w:ascii="Courier New" w:eastAsia="Courier New" w:hAnsi="Courier New"/>
-          <w:b/>
-          <w:bCs/>
-          <w:sz w:val="20"/>
-          <w:lang w:val="ru-BY"/>
-        </w:rPr>
-        <w:t xml:space="preserve">        </w:t>
-      </w:r>
-      <w:proofErr w:type="spellStart"/>
-      <w:r>
-        <w:rPr>
-          <w:rFonts w:ascii="Courier New" w:eastAsia="Courier New" w:hAnsi="Courier New"/>
-          <w:b/>
-          <w:bCs/>
-          <w:sz w:val="20"/>
-          <w:lang w:val="ru-BY"/>
-        </w:rPr>
-        <w:t>for</w:t>
-      </w:r>
-      <w:proofErr w:type="spellEnd"/>
-      <w:r>
-        <w:rPr>
-          <w:rFonts w:ascii="Courier New" w:eastAsia="Courier New" w:hAnsi="Courier New"/>
-          <w:b/>
-          <w:bCs/>
-          <w:sz w:val="20"/>
-          <w:lang w:val="ru-BY"/>
-        </w:rPr>
-        <w:t xml:space="preserve"> (</w:t>
-      </w:r>
-      <w:proofErr w:type="spellStart"/>
-      <w:r>
-        <w:rPr>
-          <w:rFonts w:ascii="Courier New" w:eastAsia="Courier New" w:hAnsi="Courier New"/>
-          <w:b/>
-          <w:bCs/>
-          <w:sz w:val="20"/>
-          <w:lang w:val="ru-BY"/>
-        </w:rPr>
-        <w:t>int</w:t>
-      </w:r>
-      <w:proofErr w:type="spellEnd"/>
-      <w:r>
-        <w:rPr>
-          <w:rFonts w:ascii="Courier New" w:eastAsia="Courier New" w:hAnsi="Courier New"/>
-          <w:b/>
-          <w:bCs/>
-          <w:sz w:val="20"/>
-          <w:lang w:val="ru-BY"/>
-        </w:rPr>
-        <w:t xml:space="preserve"> </w:t>
-      </w:r>
-      <w:proofErr w:type="spellStart"/>
-      <w:r>
-        <w:rPr>
-          <w:rFonts w:ascii="Courier New" w:eastAsia="Courier New" w:hAnsi="Courier New"/>
-          <w:b/>
-          <w:bCs/>
-          <w:sz w:val="20"/>
-          <w:lang w:val="ru-BY"/>
-        </w:rPr>
-        <w:t>to</w:t>
-      </w:r>
-      <w:proofErr w:type="spellEnd"/>
-      <w:r>
-        <w:rPr>
-          <w:rFonts w:ascii="Courier New" w:eastAsia="Courier New" w:hAnsi="Courier New"/>
-          <w:b/>
-          <w:bCs/>
-          <w:sz w:val="20"/>
-          <w:lang w:val="ru-BY"/>
-        </w:rPr>
-        <w:t xml:space="preserve"> : g[v])</w:t>
-      </w:r>
-    </w:p>
-    <w:p>
-      <w:pPr>
-        <w:spacing w:after="0"/>
-        <w:rPr>
-          <w:rFonts w:ascii="Courier New" w:eastAsia="Courier New" w:hAnsi="Courier New"/>
-          <w:b/>
-          <w:bCs/>
-          <w:sz w:val="20"/>
-          <w:lang w:val="ru-BY"/>
-        </w:rPr>
-      </w:pPr>
-      <w:r>
-        <w:rPr>
-          <w:rFonts w:ascii="Courier New" w:eastAsia="Courier New" w:hAnsi="Courier New"/>
-          <w:b/>
-          <w:bCs/>
-          <w:sz w:val="20"/>
-          <w:lang w:val="ru-BY"/>
-        </w:rPr>
-        <w:t xml:space="preserve">            </w:t>
-      </w:r>
-      <w:proofErr w:type="spellStart"/>
-      <w:r>
-        <w:rPr>
-          <w:rFonts w:ascii="Courier New" w:eastAsia="Courier New" w:hAnsi="Courier New"/>
-          <w:b/>
-          <w:bCs/>
-          <w:sz w:val="20"/>
-          <w:lang w:val="ru-BY"/>
-        </w:rPr>
-        <w:t>if</w:t>
-      </w:r>
-      <w:proofErr w:type="spellEnd"/>
-      <w:r>
-        <w:rPr>
-          <w:rFonts w:ascii="Courier New" w:eastAsia="Courier New" w:hAnsi="Courier New"/>
-          <w:b/>
-          <w:bCs/>
-          <w:sz w:val="20"/>
-          <w:lang w:val="ru-BY"/>
-        </w:rPr>
-        <w:t xml:space="preserve"> (!</w:t>
-      </w:r>
-      <w:proofErr w:type="spellStart"/>
-      <w:r>
-        <w:rPr>
-          <w:rFonts w:ascii="Courier New" w:eastAsia="Courier New" w:hAnsi="Courier New"/>
-          <w:b/>
-          <w:bCs/>
-          <w:sz w:val="20"/>
-          <w:lang w:val="ru-BY"/>
-        </w:rPr>
-        <w:t>used</w:t>
-      </w:r>
-      <w:proofErr w:type="spellEnd"/>
-      <w:r>
-        <w:rPr>
-          <w:rFonts w:ascii="Courier New" w:eastAsia="Courier New" w:hAnsi="Courier New"/>
-          <w:b/>
-          <w:bCs/>
-          <w:sz w:val="20"/>
-          <w:lang w:val="ru-BY"/>
-        </w:rPr>
-        <w:t>[</w:t>
-      </w:r>
-      <w:proofErr w:type="spellStart"/>
-      <w:r>
-        <w:rPr>
-          <w:rFonts w:ascii="Courier New" w:eastAsia="Courier New" w:hAnsi="Courier New"/>
-          <w:b/>
-          <w:bCs/>
-          <w:sz w:val="20"/>
-          <w:lang w:val="ru-BY"/>
-        </w:rPr>
-        <w:t>to</w:t>
-      </w:r>
-      <w:proofErr w:type="spellEnd"/>
-      <w:r>
-        <w:rPr>
-          <w:rFonts w:ascii="Courier New" w:eastAsia="Courier New" w:hAnsi="Courier New"/>
-          <w:b/>
-          <w:bCs/>
-          <w:sz w:val="20"/>
-          <w:lang w:val="ru-BY"/>
-        </w:rPr>
-        <w:t>]) {</w:t>
-      </w:r>
-    </w:p>
-    <w:p>
-      <w:pPr>
-        <w:spacing w:after="0"/>
-        <w:rPr>
-          <w:rFonts w:ascii="Courier New" w:eastAsia="Courier New" w:hAnsi="Courier New"/>
-          <w:b/>
-          <w:bCs/>
-          <w:sz w:val="20"/>
-          <w:lang w:val="ru-BY"/>
-        </w:rPr>
-      </w:pPr>
-      <w:r>
-        <w:rPr>
-          <w:rFonts w:ascii="Courier New" w:eastAsia="Courier New" w:hAnsi="Courier New"/>
-          <w:b/>
-          <w:bCs/>
-          <w:sz w:val="20"/>
-          <w:lang w:val="ru-BY"/>
-        </w:rPr>
-        <w:t xml:space="preserve">                </w:t>
-      </w:r>
-      <w:proofErr w:type="spellStart"/>
-      <w:r>
-        <w:rPr>
-          <w:rFonts w:ascii="Courier New" w:eastAsia="Courier New" w:hAnsi="Courier New"/>
-          <w:b/>
-          <w:bCs/>
-          <w:sz w:val="20"/>
-          <w:lang w:val="ru-BY"/>
-        </w:rPr>
-        <w:t>used</w:t>
-      </w:r>
-      <w:proofErr w:type="spellEnd"/>
-      <w:r>
-        <w:rPr>
-          <w:rFonts w:ascii="Courier New" w:eastAsia="Courier New" w:hAnsi="Courier New"/>
-          <w:b/>
-          <w:bCs/>
-          <w:sz w:val="20"/>
-          <w:lang w:val="ru-BY"/>
-        </w:rPr>
-        <w:t>[</w:t>
-      </w:r>
-      <w:proofErr w:type="spellStart"/>
-      <w:r>
-        <w:rPr>
-          <w:rFonts w:ascii="Courier New" w:eastAsia="Courier New" w:hAnsi="Courier New"/>
-          <w:b/>
-          <w:bCs/>
-          <w:sz w:val="20"/>
-          <w:lang w:val="ru-BY"/>
-        </w:rPr>
-        <w:t>to</w:t>
-      </w:r>
-      <w:proofErr w:type="spellEnd"/>
-      <w:r>
-        <w:rPr>
-          <w:rFonts w:ascii="Courier New" w:eastAsia="Courier New" w:hAnsi="Courier New"/>
-          <w:b/>
-          <w:bCs/>
-          <w:sz w:val="20"/>
-          <w:lang w:val="ru-BY"/>
-        </w:rPr>
-        <w:t>] = 1;</w:t>
-      </w:r>
-    </w:p>
-    <w:p>
-      <w:pPr>
-        <w:spacing w:after="0"/>
-        <w:rPr>
-          <w:rFonts w:ascii="Courier New" w:eastAsia="Courier New" w:hAnsi="Courier New"/>
-          <w:b/>
-          <w:bCs/>
-          <w:sz w:val="20"/>
-          <w:lang w:val="ru-BY"/>
-        </w:rPr>
-      </w:pPr>
-      <w:r>
-        <w:rPr>
-          <w:rFonts w:ascii="Courier New" w:eastAsia="Courier New" w:hAnsi="Courier New"/>
-          <w:b/>
-          <w:bCs/>
-          <w:sz w:val="20"/>
-          <w:lang w:val="ru-BY"/>
-        </w:rPr>
-        <w:t xml:space="preserve">                </w:t>
-      </w:r>
-      <w:proofErr w:type="spellStart"/>
-      <w:r>
-        <w:rPr>
-          <w:rFonts w:ascii="Courier New" w:eastAsia="Courier New" w:hAnsi="Courier New"/>
-          <w:b/>
-          <w:bCs/>
-          <w:sz w:val="20"/>
-          <w:lang w:val="ru-BY"/>
-        </w:rPr>
-        <w:t>q.push</w:t>
-      </w:r>
-      <w:proofErr w:type="spellEnd"/>
-      <w:r>
-        <w:rPr>
-          <w:rFonts w:ascii="Courier New" w:eastAsia="Courier New" w:hAnsi="Courier New"/>
-          <w:b/>
-          <w:bCs/>
-          <w:sz w:val="20"/>
-          <w:lang w:val="ru-BY"/>
-        </w:rPr>
-        <w:t>(</w:t>
-      </w:r>
-      <w:proofErr w:type="spellStart"/>
-      <w:r>
-        <w:rPr>
-          <w:rFonts w:ascii="Courier New" w:eastAsia="Courier New" w:hAnsi="Courier New"/>
-          <w:b/>
-          <w:bCs/>
-          <w:sz w:val="20"/>
-          <w:lang w:val="ru-BY"/>
-        </w:rPr>
-        <w:t>to</w:t>
-      </w:r>
-      <w:proofErr w:type="spellEnd"/>
-      <w:r>
-        <w:rPr>
-          <w:rFonts w:ascii="Courier New" w:eastAsia="Courier New" w:hAnsi="Courier New"/>
-          <w:b/>
-          <w:bCs/>
-          <w:sz w:val="20"/>
-          <w:lang w:val="ru-BY"/>
-        </w:rPr>
-        <w:t>);</w:t>
-      </w:r>
-    </w:p>
-    <w:p>
-      <w:pPr>
-        <w:spacing w:after="0"/>
-        <w:rPr>
-          <w:rFonts w:ascii="Courier New" w:eastAsia="Courier New" w:hAnsi="Courier New"/>
-          <w:b/>
-          <w:bCs/>
-          <w:sz w:val="20"/>
-          <w:lang w:val="ru-BY"/>
-        </w:rPr>
-      </w:pPr>
-      <w:r>
-        <w:rPr>
-          <w:rFonts w:ascii="Courier New" w:eastAsia="Courier New" w:hAnsi="Courier New"/>
-          <w:b/>
-          <w:bCs/>
-          <w:sz w:val="20"/>
-          <w:lang w:val="ru-BY"/>
-        </w:rPr>
-        <w:t xml:space="preserve">            }</w:t>
-      </w:r>
-    </w:p>
-    <w:p>
-      <w:pPr>
-        <w:spacing w:after="0"/>
-        <w:rPr>
-          <w:rFonts w:ascii="Courier New" w:eastAsia="Courier New" w:hAnsi="Courier New"/>
-          <w:b/>
-          <w:bCs/>
-          <w:sz w:val="20"/>
-          <w:lang w:val="ru-BY"/>
-        </w:rPr>
-      </w:pPr>
-      <w:r>
-        <w:rPr>
-          <w:rFonts w:ascii="Courier New" w:eastAsia="Courier New" w:hAnsi="Courier New"/>
-          <w:b/>
-          <w:bCs/>
-          <w:sz w:val="20"/>
-          <w:lang w:val="ru-BY"/>
-        </w:rPr>
-        <w:t xml:space="preserve">    }</w:t>
-      </w:r>
-    </w:p>
-    <w:p>
-      <w:pPr>
-        <w:spacing w:after="0"/>
-        <w:rPr>
-          <w:rFonts w:ascii="Courier New" w:eastAsia="Courier New" w:hAnsi="Courier New"/>
-          <w:b/>
-          <w:bCs/>
-          <w:sz w:val="20"/>
-          <w:lang w:val="ru-BY"/>
-        </w:rPr>
-      </w:pPr>
-      <w:r>
-        <w:rPr>
-          <w:rFonts w:ascii="Courier New" w:eastAsia="Courier New" w:hAnsi="Courier New"/>
-          <w:b/>
-          <w:bCs/>
-          <w:sz w:val="20"/>
-          <w:lang w:val="ru-BY"/>
-        </w:rPr>
-        <w:t>}</w:t>
-      </w:r>
-    </w:p>
-    <w:p>
-      <w:pPr>
-        <w:spacing w:after="0"/>
-        <w:rPr>
-          <w:rFonts w:ascii="Courier New" w:eastAsia="Courier New" w:hAnsi="Courier New"/>
-          <w:b/>
-          <w:bCs/>
-          <w:sz w:val="20"/>
-          <w:lang w:val="ru-BY"/>
+          <w:lang/>
         </w:rPr>
       </w:pPr>
     </w:p>
@@ -9014,569 +8362,161 @@
           <w:b/>
           <w:bCs/>
           <w:sz w:val="20"/>
-          <w:lang w:val="ru-BY"/>
+          <w:lang/>
         </w:rPr>
       </w:pPr>
-      <w:proofErr w:type="spellStart"/>
       <w:r>
         <w:rPr>
           <w:rFonts w:ascii="Courier New" w:eastAsia="Courier New" w:hAnsi="Courier New"/>
           <w:b/>
           <w:bCs/>
           <w:sz w:val="20"/>
-          <w:lang w:val="ru-BY"/>
-        </w:rPr>
-        <w:t>void</w:t>
-      </w:r>
-      <w:proofErr w:type="spellEnd"/>
-      <w:r>
+          <w:lang/>
+        </w:rPr>
+        <w:t>void DFS(int v, vector&lt;int&gt;&amp; used, vector&lt;int&gt;&amp; topo) {</w:t>
+      </w:r>
+    </w:p>
+    <w:p>
+      <w:pPr>
+        <w:spacing w:after="0"/>
         <w:rPr>
           <w:rFonts w:ascii="Courier New" w:eastAsia="Courier New" w:hAnsi="Courier New"/>
           <w:b/>
           <w:bCs/>
           <w:sz w:val="20"/>
-          <w:lang w:val="ru-BY"/>
-        </w:rPr>
-        <w:t xml:space="preserve"> DFS(</w:t>
-      </w:r>
-      <w:proofErr w:type="spellStart"/>
+          <w:lang/>
+        </w:rPr>
+      </w:pPr>
       <w:r>
         <w:rPr>
           <w:rFonts w:ascii="Courier New" w:eastAsia="Courier New" w:hAnsi="Courier New"/>
           <w:b/>
           <w:bCs/>
           <w:sz w:val="20"/>
-          <w:lang w:val="ru-BY"/>
-        </w:rPr>
-        <w:t>int</w:t>
-      </w:r>
-      <w:proofErr w:type="spellEnd"/>
-      <w:r>
+          <w:lang/>
+        </w:rPr>
+        <w:t xml:space="preserve">    used[v] = 1;</w:t>
+      </w:r>
+    </w:p>
+    <w:p>
+      <w:pPr>
+        <w:spacing w:after="0"/>
         <w:rPr>
           <w:rFonts w:ascii="Courier New" w:eastAsia="Courier New" w:hAnsi="Courier New"/>
           <w:b/>
           <w:bCs/>
           <w:sz w:val="20"/>
-          <w:lang w:val="ru-BY"/>
-        </w:rPr>
-        <w:t xml:space="preserve"> v, </w:t>
-      </w:r>
-      <w:proofErr w:type="spellStart"/>
+          <w:lang/>
+        </w:rPr>
+      </w:pPr>
       <w:r>
         <w:rPr>
           <w:rFonts w:ascii="Courier New" w:eastAsia="Courier New" w:hAnsi="Courier New"/>
           <w:b/>
           <w:bCs/>
           <w:sz w:val="20"/>
-          <w:lang w:val="ru-BY"/>
-        </w:rPr>
-        <w:t>vector</w:t>
-      </w:r>
-      <w:proofErr w:type="spellEnd"/>
-      <w:r>
+          <w:lang/>
+        </w:rPr>
+        <w:t xml:space="preserve">    for (int to : g[v])</w:t>
+      </w:r>
+    </w:p>
+    <w:p>
+      <w:pPr>
+        <w:spacing w:after="0"/>
         <w:rPr>
           <w:rFonts w:ascii="Courier New" w:eastAsia="Courier New" w:hAnsi="Courier New"/>
           <w:b/>
           <w:bCs/>
           <w:sz w:val="20"/>
-          <w:lang w:val="ru-BY"/>
-        </w:rPr>
-        <w:t>&lt;</w:t>
-      </w:r>
-      <w:proofErr w:type="spellStart"/>
+          <w:lang/>
+        </w:rPr>
+      </w:pPr>
       <w:r>
         <w:rPr>
           <w:rFonts w:ascii="Courier New" w:eastAsia="Courier New" w:hAnsi="Courier New"/>
           <w:b/>
           <w:bCs/>
           <w:sz w:val="20"/>
-          <w:lang w:val="ru-BY"/>
-        </w:rPr>
-        <w:t>int</w:t>
-      </w:r>
-      <w:proofErr w:type="spellEnd"/>
-      <w:r>
+          <w:lang/>
+        </w:rPr>
+        <w:t xml:space="preserve">        if (!used[to])</w:t>
+      </w:r>
+    </w:p>
+    <w:p>
+      <w:pPr>
+        <w:spacing w:after="0"/>
         <w:rPr>
           <w:rFonts w:ascii="Courier New" w:eastAsia="Courier New" w:hAnsi="Courier New"/>
           <w:b/>
           <w:bCs/>
           <w:sz w:val="20"/>
-          <w:lang w:val="ru-BY"/>
-        </w:rPr>
-        <w:t xml:space="preserve">&gt;&amp; </w:t>
-      </w:r>
-      <w:proofErr w:type="spellStart"/>
+          <w:lang/>
+        </w:rPr>
+      </w:pPr>
       <w:r>
         <w:rPr>
           <w:rFonts w:ascii="Courier New" w:eastAsia="Courier New" w:hAnsi="Courier New"/>
           <w:b/>
           <w:bCs/>
           <w:sz w:val="20"/>
-          <w:lang w:val="ru-BY"/>
-        </w:rPr>
-        <w:t>used</w:t>
-      </w:r>
-      <w:proofErr w:type="spellEnd"/>
-      <w:r>
+          <w:lang/>
+        </w:rPr>
+        <w:t xml:space="preserve">            DFS(to, used, topo);</w:t>
+      </w:r>
+    </w:p>
+    <w:p>
+      <w:pPr>
+        <w:spacing w:after="0"/>
         <w:rPr>
           <w:rFonts w:ascii="Courier New" w:eastAsia="Courier New" w:hAnsi="Courier New"/>
           <w:b/>
           <w:bCs/>
           <w:sz w:val="20"/>
-          <w:lang w:val="ru-BY"/>
-        </w:rPr>
-        <w:t xml:space="preserve">, </w:t>
-      </w:r>
-      <w:proofErr w:type="spellStart"/>
+          <w:lang/>
+        </w:rPr>
+      </w:pPr>
       <w:r>
         <w:rPr>
           <w:rFonts w:ascii="Courier New" w:eastAsia="Courier New" w:hAnsi="Courier New"/>
           <w:b/>
           <w:bCs/>
           <w:sz w:val="20"/>
-          <w:lang w:val="ru-BY"/>
-        </w:rPr>
-        <w:t>vector</w:t>
-      </w:r>
-      <w:proofErr w:type="spellEnd"/>
-      <w:r>
+          <w:lang/>
+        </w:rPr>
+        <w:t xml:space="preserve">    topo.push_back(v);</w:t>
+      </w:r>
+    </w:p>
+    <w:p>
+      <w:pPr>
+        <w:spacing w:after="0"/>
         <w:rPr>
           <w:rFonts w:ascii="Courier New" w:eastAsia="Courier New" w:hAnsi="Courier New"/>
           <w:b/>
           <w:bCs/>
           <w:sz w:val="20"/>
-          <w:lang w:val="ru-BY"/>
-        </w:rPr>
-        <w:t>&lt;</w:t>
-      </w:r>
-      <w:proofErr w:type="spellStart"/>
+          <w:lang/>
+        </w:rPr>
+      </w:pPr>
       <w:r>
         <w:rPr>
           <w:rFonts w:ascii="Courier New" w:eastAsia="Courier New" w:hAnsi="Courier New"/>
           <w:b/>
           <w:bCs/>
           <w:sz w:val="20"/>
-          <w:lang w:val="ru-BY"/>
-        </w:rPr>
-        <w:t>int</w:t>
-      </w:r>
-      <w:proofErr w:type="spellEnd"/>
-      <w:r>
+          <w:lang/>
+        </w:rPr>
+        <w:t>}</w:t>
+      </w:r>
+    </w:p>
+    <w:p>
+      <w:pPr>
+        <w:spacing w:after="0"/>
         <w:rPr>
           <w:rFonts w:ascii="Courier New" w:eastAsia="Courier New" w:hAnsi="Courier New"/>
           <w:b/>
           <w:bCs/>
           <w:sz w:val="20"/>
-          <w:lang w:val="ru-BY"/>
-        </w:rPr>
-        <w:t xml:space="preserve">&gt;&amp; </w:t>
-      </w:r>
-      <w:proofErr w:type="spellStart"/>
-      <w:r>
-        <w:rPr>
-          <w:rFonts w:ascii="Courier New" w:eastAsia="Courier New" w:hAnsi="Courier New"/>
-          <w:b/>
-          <w:bCs/>
-          <w:sz w:val="20"/>
-          <w:lang w:val="ru-BY"/>
-        </w:rPr>
-        <w:t>topo</w:t>
-      </w:r>
-      <w:proofErr w:type="spellEnd"/>
-      <w:r>
-        <w:rPr>
-          <w:rFonts w:ascii="Courier New" w:eastAsia="Courier New" w:hAnsi="Courier New"/>
-          <w:b/>
-          <w:bCs/>
-          <w:sz w:val="20"/>
-          <w:lang w:val="ru-BY"/>
-        </w:rPr>
-        <w:t>) {</w:t>
-      </w:r>
-    </w:p>
-    <w:p>
-      <w:pPr>
-        <w:spacing w:after="0"/>
-        <w:rPr>
-          <w:rFonts w:ascii="Courier New" w:eastAsia="Courier New" w:hAnsi="Courier New"/>
-          <w:b/>
-          <w:bCs/>
-          <w:sz w:val="20"/>
-          <w:lang w:val="ru-BY"/>
-        </w:rPr>
-      </w:pPr>
-      <w:r>
-        <w:rPr>
-          <w:rFonts w:ascii="Courier New" w:eastAsia="Courier New" w:hAnsi="Courier New"/>
-          <w:b/>
-          <w:bCs/>
-          <w:sz w:val="20"/>
-          <w:lang w:val="ru-BY"/>
-        </w:rPr>
-        <w:t xml:space="preserve">    </w:t>
-      </w:r>
-      <w:proofErr w:type="spellStart"/>
-      <w:r>
-        <w:rPr>
-          <w:rFonts w:ascii="Courier New" w:eastAsia="Courier New" w:hAnsi="Courier New"/>
-          <w:b/>
-          <w:bCs/>
-          <w:sz w:val="20"/>
-          <w:lang w:val="ru-BY"/>
-        </w:rPr>
-        <w:t>used</w:t>
-      </w:r>
-      <w:proofErr w:type="spellEnd"/>
-      <w:r>
-        <w:rPr>
-          <w:rFonts w:ascii="Courier New" w:eastAsia="Courier New" w:hAnsi="Courier New"/>
-          <w:b/>
-          <w:bCs/>
-          <w:sz w:val="20"/>
-          <w:lang w:val="ru-BY"/>
-        </w:rPr>
-        <w:t>[v] = 1;</w:t>
-      </w:r>
-    </w:p>
-    <w:p>
-      <w:pPr>
-        <w:spacing w:after="0"/>
-        <w:rPr>
-          <w:rFonts w:ascii="Courier New" w:eastAsia="Courier New" w:hAnsi="Courier New"/>
-          <w:b/>
-          <w:bCs/>
-          <w:sz w:val="20"/>
-          <w:lang w:val="ru-BY"/>
-        </w:rPr>
-      </w:pPr>
-      <w:r>
-        <w:rPr>
-          <w:rFonts w:ascii="Courier New" w:eastAsia="Courier New" w:hAnsi="Courier New"/>
-          <w:b/>
-          <w:bCs/>
-          <w:sz w:val="20"/>
-          <w:lang w:val="ru-BY"/>
-        </w:rPr>
-        <w:t xml:space="preserve">    </w:t>
-      </w:r>
-      <w:proofErr w:type="spellStart"/>
-      <w:r>
-        <w:rPr>
-          <w:rFonts w:ascii="Courier New" w:eastAsia="Courier New" w:hAnsi="Courier New"/>
-          <w:b/>
-          <w:bCs/>
-          <w:sz w:val="20"/>
-          <w:lang w:val="ru-BY"/>
-        </w:rPr>
-        <w:t>for</w:t>
-      </w:r>
-      <w:proofErr w:type="spellEnd"/>
-      <w:r>
-        <w:rPr>
-          <w:rFonts w:ascii="Courier New" w:eastAsia="Courier New" w:hAnsi="Courier New"/>
-          <w:b/>
-          <w:bCs/>
-          <w:sz w:val="20"/>
-          <w:lang w:val="ru-BY"/>
-        </w:rPr>
-        <w:t xml:space="preserve"> (</w:t>
-      </w:r>
-      <w:proofErr w:type="spellStart"/>
-      <w:r>
-        <w:rPr>
-          <w:rFonts w:ascii="Courier New" w:eastAsia="Courier New" w:hAnsi="Courier New"/>
-          <w:b/>
-          <w:bCs/>
-          <w:sz w:val="20"/>
-          <w:lang w:val="ru-BY"/>
-        </w:rPr>
-        <w:t>int</w:t>
-      </w:r>
-      <w:proofErr w:type="spellEnd"/>
-      <w:r>
-        <w:rPr>
-          <w:rFonts w:ascii="Courier New" w:eastAsia="Courier New" w:hAnsi="Courier New"/>
-          <w:b/>
-          <w:bCs/>
-          <w:sz w:val="20"/>
-          <w:lang w:val="ru-BY"/>
-        </w:rPr>
-        <w:t xml:space="preserve"> </w:t>
-      </w:r>
-      <w:proofErr w:type="spellStart"/>
-      <w:r>
-        <w:rPr>
-          <w:rFonts w:ascii="Courier New" w:eastAsia="Courier New" w:hAnsi="Courier New"/>
-          <w:b/>
-          <w:bCs/>
-          <w:sz w:val="20"/>
-          <w:lang w:val="ru-BY"/>
-        </w:rPr>
-        <w:t>to</w:t>
-      </w:r>
-      <w:proofErr w:type="spellEnd"/>
-      <w:r>
-        <w:rPr>
-          <w:rFonts w:ascii="Courier New" w:eastAsia="Courier New" w:hAnsi="Courier New"/>
-          <w:b/>
-          <w:bCs/>
-          <w:sz w:val="20"/>
-          <w:lang w:val="ru-BY"/>
-        </w:rPr>
-        <w:t xml:space="preserve"> : g[v])</w:t>
-      </w:r>
-    </w:p>
-    <w:p>
-      <w:pPr>
-        <w:spacing w:after="0"/>
-        <w:rPr>
-          <w:rFonts w:ascii="Courier New" w:eastAsia="Courier New" w:hAnsi="Courier New"/>
-          <w:b/>
-          <w:bCs/>
-          <w:sz w:val="20"/>
-          <w:lang w:val="ru-BY"/>
-        </w:rPr>
-      </w:pPr>
-      <w:r>
-        <w:rPr>
-          <w:rFonts w:ascii="Courier New" w:eastAsia="Courier New" w:hAnsi="Courier New"/>
-          <w:b/>
-          <w:bCs/>
-          <w:sz w:val="20"/>
-          <w:lang w:val="ru-BY"/>
-        </w:rPr>
-        <w:t xml:space="preserve">        </w:t>
-      </w:r>
-      <w:proofErr w:type="spellStart"/>
-      <w:r>
-        <w:rPr>
-          <w:rFonts w:ascii="Courier New" w:eastAsia="Courier New" w:hAnsi="Courier New"/>
-          <w:b/>
-          <w:bCs/>
-          <w:sz w:val="20"/>
-          <w:lang w:val="ru-BY"/>
-        </w:rPr>
-        <w:t>if</w:t>
-      </w:r>
-      <w:proofErr w:type="spellEnd"/>
-      <w:r>
-        <w:rPr>
-          <w:rFonts w:ascii="Courier New" w:eastAsia="Courier New" w:hAnsi="Courier New"/>
-          <w:b/>
-          <w:bCs/>
-          <w:sz w:val="20"/>
-          <w:lang w:val="ru-BY"/>
-        </w:rPr>
-        <w:t xml:space="preserve"> (!</w:t>
-      </w:r>
-      <w:proofErr w:type="spellStart"/>
-      <w:r>
-        <w:rPr>
-          <w:rFonts w:ascii="Courier New" w:eastAsia="Courier New" w:hAnsi="Courier New"/>
-          <w:b/>
-          <w:bCs/>
-          <w:sz w:val="20"/>
-          <w:lang w:val="ru-BY"/>
-        </w:rPr>
-        <w:t>used</w:t>
-      </w:r>
-      <w:proofErr w:type="spellEnd"/>
-      <w:r>
-        <w:rPr>
-          <w:rFonts w:ascii="Courier New" w:eastAsia="Courier New" w:hAnsi="Courier New"/>
-          <w:b/>
-          <w:bCs/>
-          <w:sz w:val="20"/>
-          <w:lang w:val="ru-BY"/>
-        </w:rPr>
-        <w:t>[</w:t>
-      </w:r>
-      <w:proofErr w:type="spellStart"/>
-      <w:r>
-        <w:rPr>
-          <w:rFonts w:ascii="Courier New" w:eastAsia="Courier New" w:hAnsi="Courier New"/>
-          <w:b/>
-          <w:bCs/>
-          <w:sz w:val="20"/>
-          <w:lang w:val="ru-BY"/>
-        </w:rPr>
-        <w:t>to</w:t>
-      </w:r>
-      <w:proofErr w:type="spellEnd"/>
-      <w:r>
-        <w:rPr>
-          <w:rFonts w:ascii="Courier New" w:eastAsia="Courier New" w:hAnsi="Courier New"/>
-          <w:b/>
-          <w:bCs/>
-          <w:sz w:val="20"/>
-          <w:lang w:val="ru-BY"/>
-        </w:rPr>
-        <w:t>])</w:t>
-      </w:r>
-    </w:p>
-    <w:p>
-      <w:pPr>
-        <w:spacing w:after="0"/>
-        <w:rPr>
-          <w:rFonts w:ascii="Courier New" w:eastAsia="Courier New" w:hAnsi="Courier New"/>
-          <w:b/>
-          <w:bCs/>
-          <w:sz w:val="20"/>
-          <w:lang w:val="ru-BY"/>
-        </w:rPr>
-      </w:pPr>
-      <w:r>
-        <w:rPr>
-          <w:rFonts w:ascii="Courier New" w:eastAsia="Courier New" w:hAnsi="Courier New"/>
-          <w:b/>
-          <w:bCs/>
-          <w:sz w:val="20"/>
-          <w:lang w:val="ru-BY"/>
-        </w:rPr>
-        <w:t xml:space="preserve">            DFS(</w:t>
-      </w:r>
-      <w:proofErr w:type="spellStart"/>
-      <w:r>
-        <w:rPr>
-          <w:rFonts w:ascii="Courier New" w:eastAsia="Courier New" w:hAnsi="Courier New"/>
-          <w:b/>
-          <w:bCs/>
-          <w:sz w:val="20"/>
-          <w:lang w:val="ru-BY"/>
-        </w:rPr>
-        <w:t>to</w:t>
-      </w:r>
-      <w:proofErr w:type="spellEnd"/>
-      <w:r>
-        <w:rPr>
-          <w:rFonts w:ascii="Courier New" w:eastAsia="Courier New" w:hAnsi="Courier New"/>
-          <w:b/>
-          <w:bCs/>
-          <w:sz w:val="20"/>
-          <w:lang w:val="ru-BY"/>
-        </w:rPr>
-        <w:t xml:space="preserve">, </w:t>
-      </w:r>
-      <w:proofErr w:type="spellStart"/>
-      <w:r>
-        <w:rPr>
-          <w:rFonts w:ascii="Courier New" w:eastAsia="Courier New" w:hAnsi="Courier New"/>
-          <w:b/>
-          <w:bCs/>
-          <w:sz w:val="20"/>
-          <w:lang w:val="ru-BY"/>
-        </w:rPr>
-        <w:t>used</w:t>
-      </w:r>
-      <w:proofErr w:type="spellEnd"/>
-      <w:r>
-        <w:rPr>
-          <w:rFonts w:ascii="Courier New" w:eastAsia="Courier New" w:hAnsi="Courier New"/>
-          <w:b/>
-          <w:bCs/>
-          <w:sz w:val="20"/>
-          <w:lang w:val="ru-BY"/>
-        </w:rPr>
-        <w:t xml:space="preserve">, </w:t>
-      </w:r>
-      <w:proofErr w:type="spellStart"/>
-      <w:r>
-        <w:rPr>
-          <w:rFonts w:ascii="Courier New" w:eastAsia="Courier New" w:hAnsi="Courier New"/>
-          <w:b/>
-          <w:bCs/>
-          <w:sz w:val="20"/>
-          <w:lang w:val="ru-BY"/>
-        </w:rPr>
-        <w:t>topo</w:t>
-      </w:r>
-      <w:proofErr w:type="spellEnd"/>
-      <w:r>
-        <w:rPr>
-          <w:rFonts w:ascii="Courier New" w:eastAsia="Courier New" w:hAnsi="Courier New"/>
-          <w:b/>
-          <w:bCs/>
-          <w:sz w:val="20"/>
-          <w:lang w:val="ru-BY"/>
-        </w:rPr>
-        <w:t>);</w:t>
-      </w:r>
-    </w:p>
-    <w:p>
-      <w:pPr>
-        <w:spacing w:after="0"/>
-        <w:rPr>
-          <w:rFonts w:ascii="Courier New" w:eastAsia="Courier New" w:hAnsi="Courier New"/>
-          <w:b/>
-          <w:bCs/>
-          <w:sz w:val="20"/>
-          <w:lang w:val="ru-BY"/>
-        </w:rPr>
-      </w:pPr>
-      <w:r>
-        <w:rPr>
-          <w:rFonts w:ascii="Courier New" w:eastAsia="Courier New" w:hAnsi="Courier New"/>
-          <w:b/>
-          <w:bCs/>
-          <w:sz w:val="20"/>
-          <w:lang w:val="ru-BY"/>
-        </w:rPr>
-        <w:t xml:space="preserve">    </w:t>
-      </w:r>
-      <w:proofErr w:type="spellStart"/>
-      <w:r>
-        <w:rPr>
-          <w:rFonts w:ascii="Courier New" w:eastAsia="Courier New" w:hAnsi="Courier New"/>
-          <w:b/>
-          <w:bCs/>
-          <w:sz w:val="20"/>
-          <w:lang w:val="ru-BY"/>
-        </w:rPr>
-        <w:t>topo.push_back</w:t>
-      </w:r>
-      <w:proofErr w:type="spellEnd"/>
-      <w:r>
-        <w:rPr>
-          <w:rFonts w:ascii="Courier New" w:eastAsia="Courier New" w:hAnsi="Courier New"/>
-          <w:b/>
-          <w:bCs/>
-          <w:sz w:val="20"/>
-          <w:lang w:val="ru-BY"/>
-        </w:rPr>
-        <w:t>(v);</w:t>
-      </w:r>
-    </w:p>
-    <w:p>
-      <w:pPr>
-        <w:spacing w:after="0"/>
-        <w:rPr>
-          <w:rFonts w:ascii="Courier New" w:eastAsia="Courier New" w:hAnsi="Courier New"/>
-          <w:b/>
-          <w:bCs/>
-          <w:sz w:val="20"/>
-          <w:lang w:val="ru-BY"/>
-        </w:rPr>
-      </w:pPr>
-      <w:r>
-        <w:rPr>
-          <w:rFonts w:ascii="Courier New" w:eastAsia="Courier New" w:hAnsi="Courier New"/>
-          <w:b/>
-          <w:bCs/>
-          <w:sz w:val="20"/>
-          <w:lang w:val="ru-BY"/>
-        </w:rPr>
-        <w:t>}</w:t>
-      </w:r>
-    </w:p>
-    <w:p>
-      <w:pPr>
-        <w:spacing w:after="0"/>
-        <w:rPr>
-          <w:rFonts w:ascii="Courier New" w:eastAsia="Courier New" w:hAnsi="Courier New"/>
-          <w:b/>
-          <w:bCs/>
-          <w:sz w:val="20"/>
-          <w:lang w:val="ru-BY"/>
+          <w:lang/>
         </w:rPr>
       </w:pPr>
     </w:p>
@@ -9588,63 +8528,29 @@
           <w:b/>
           <w:bCs/>
           <w:sz w:val="20"/>
-          <w:lang w:val="ru-BY"/>
+          <w:lang/>
         </w:rPr>
       </w:pPr>
-      <w:proofErr w:type="spellStart"/>
       <w:r>
         <w:rPr>
           <w:rFonts w:ascii="Courier New" w:eastAsia="Courier New" w:hAnsi="Courier New"/>
           <w:b/>
           <w:bCs/>
           <w:sz w:val="20"/>
-          <w:lang w:val="ru-BY"/>
-        </w:rPr>
-        <w:t>int</w:t>
-      </w:r>
-      <w:proofErr w:type="spellEnd"/>
-      <w:r>
+          <w:lang/>
+        </w:rPr>
+        <w:t>int main() {</w:t>
+      </w:r>
+    </w:p>
+    <w:p>
+      <w:pPr>
+        <w:spacing w:after="0"/>
         <w:rPr>
           <w:rFonts w:ascii="Courier New" w:eastAsia="Courier New" w:hAnsi="Courier New"/>
           <w:b/>
           <w:bCs/>
           <w:sz w:val="20"/>
-          <w:lang w:val="ru-BY"/>
-        </w:rPr>
-        <w:t xml:space="preserve"> </w:t>
-      </w:r>
-      <w:proofErr w:type="spellStart"/>
-      <w:r>
-        <w:rPr>
-          <w:rFonts w:ascii="Courier New" w:eastAsia="Courier New" w:hAnsi="Courier New"/>
-          <w:b/>
-          <w:bCs/>
-          <w:sz w:val="20"/>
-          <w:lang w:val="ru-BY"/>
-        </w:rPr>
-        <w:t>main</w:t>
-      </w:r>
-      <w:proofErr w:type="spellEnd"/>
-      <w:r>
-        <w:rPr>
-          <w:rFonts w:ascii="Courier New" w:eastAsia="Courier New" w:hAnsi="Courier New"/>
-          <w:b/>
-          <w:bCs/>
-          <w:sz w:val="20"/>
-          <w:lang w:val="ru-BY"/>
-        </w:rPr>
-        <w:t>() {</w:t>
-      </w:r>
-    </w:p>
-    <w:p>
-      <w:pPr>
-        <w:spacing w:after="0"/>
-        <w:rPr>
-          <w:rFonts w:ascii="Courier New" w:eastAsia="Courier New" w:hAnsi="Courier New"/>
-          <w:b/>
-          <w:bCs/>
-          <w:sz w:val="20"/>
-          <w:lang w:val="ru-BY"/>
+          <w:lang/>
         </w:rPr>
       </w:pPr>
     </w:p>
@@ -9656,7 +8562,7 @@
           <w:b/>
           <w:bCs/>
           <w:sz w:val="20"/>
-          <w:lang w:val="ru-BY"/>
+          <w:lang/>
         </w:rPr>
       </w:pPr>
       <w:r>
@@ -9665,31 +8571,31 @@
           <w:b/>
           <w:bCs/>
           <w:sz w:val="20"/>
-          <w:lang w:val="ru-BY"/>
-        </w:rPr>
-        <w:t xml:space="preserve">    </w:t>
-      </w:r>
-      <w:proofErr w:type="spellStart"/>
-      <w:r>
+          <w:lang/>
+        </w:rPr>
+        <w:t xml:space="preserve">    cout &lt;&lt; "BFS: ";</w:t>
+      </w:r>
+    </w:p>
+    <w:p>
+      <w:pPr>
+        <w:spacing w:after="0"/>
         <w:rPr>
           <w:rFonts w:ascii="Courier New" w:eastAsia="Courier New" w:hAnsi="Courier New"/>
           <w:b/>
           <w:bCs/>
           <w:sz w:val="20"/>
-          <w:lang w:val="ru-BY"/>
-        </w:rPr>
-        <w:t>cout</w:t>
-      </w:r>
-      <w:proofErr w:type="spellEnd"/>
+          <w:lang/>
+        </w:rPr>
+      </w:pPr>
       <w:r>
         <w:rPr>
           <w:rFonts w:ascii="Courier New" w:eastAsia="Courier New" w:hAnsi="Courier New"/>
           <w:b/>
           <w:bCs/>
           <w:sz w:val="20"/>
-          <w:lang w:val="ru-BY"/>
-        </w:rPr>
-        <w:t xml:space="preserve"> &lt;&lt; "BFS: ";</w:t>
+          <w:lang/>
+        </w:rPr>
+        <w:t xml:space="preserve">    BFS(0);</w:t>
       </w:r>
     </w:p>
     <w:p>
@@ -9700,7 +8606,7 @@
           <w:b/>
           <w:bCs/>
           <w:sz w:val="20"/>
-          <w:lang w:val="ru-BY"/>
+          <w:lang/>
         </w:rPr>
       </w:pPr>
       <w:r>
@@ -9709,9 +8615,9 @@
           <w:b/>
           <w:bCs/>
           <w:sz w:val="20"/>
-          <w:lang w:val="ru-BY"/>
-        </w:rPr>
-        <w:t xml:space="preserve">    BFS(0);</w:t>
+          <w:lang/>
+        </w:rPr>
+        <w:t xml:space="preserve">    cout &lt;&lt; endl;</w:t>
       </w:r>
     </w:p>
     <w:p>
@@ -9722,73 +8628,7 @@
           <w:b/>
           <w:bCs/>
           <w:sz w:val="20"/>
-          <w:lang w:val="ru-BY"/>
-        </w:rPr>
-      </w:pPr>
-      <w:r>
-        <w:rPr>
-          <w:rFonts w:ascii="Courier New" w:eastAsia="Courier New" w:hAnsi="Courier New"/>
-          <w:b/>
-          <w:bCs/>
-          <w:sz w:val="20"/>
-          <w:lang w:val="ru-BY"/>
-        </w:rPr>
-        <w:t xml:space="preserve">    </w:t>
-      </w:r>
-      <w:proofErr w:type="spellStart"/>
-      <w:r>
-        <w:rPr>
-          <w:rFonts w:ascii="Courier New" w:eastAsia="Courier New" w:hAnsi="Courier New"/>
-          <w:b/>
-          <w:bCs/>
-          <w:sz w:val="20"/>
-          <w:lang w:val="ru-BY"/>
-        </w:rPr>
-        <w:t>cout</w:t>
-      </w:r>
-      <w:proofErr w:type="spellEnd"/>
-      <w:r>
-        <w:rPr>
-          <w:rFonts w:ascii="Courier New" w:eastAsia="Courier New" w:hAnsi="Courier New"/>
-          <w:b/>
-          <w:bCs/>
-          <w:sz w:val="20"/>
-          <w:lang w:val="ru-BY"/>
-        </w:rPr>
-        <w:t xml:space="preserve"> &lt;&lt; </w:t>
-      </w:r>
-      <w:proofErr w:type="spellStart"/>
-      <w:r>
-        <w:rPr>
-          <w:rFonts w:ascii="Courier New" w:eastAsia="Courier New" w:hAnsi="Courier New"/>
-          <w:b/>
-          <w:bCs/>
-          <w:sz w:val="20"/>
-          <w:lang w:val="ru-BY"/>
-        </w:rPr>
-        <w:t>endl</w:t>
-      </w:r>
-      <w:proofErr w:type="spellEnd"/>
-      <w:r>
-        <w:rPr>
-          <w:rFonts w:ascii="Courier New" w:eastAsia="Courier New" w:hAnsi="Courier New"/>
-          <w:b/>
-          <w:bCs/>
-          <w:sz w:val="20"/>
-          <w:lang w:val="ru-BY"/>
-        </w:rPr>
-        <w:t>;</w:t>
-      </w:r>
-    </w:p>
-    <w:p>
-      <w:pPr>
-        <w:spacing w:after="0"/>
-        <w:rPr>
-          <w:rFonts w:ascii="Courier New" w:eastAsia="Courier New" w:hAnsi="Courier New"/>
-          <w:b/>
-          <w:bCs/>
-          <w:sz w:val="20"/>
-          <w:lang w:val="ru-BY"/>
+          <w:lang/>
         </w:rPr>
       </w:pPr>
     </w:p>
@@ -9800,7 +8640,7 @@
           <w:b/>
           <w:bCs/>
           <w:sz w:val="20"/>
-          <w:lang w:val="ru-BY"/>
+          <w:lang/>
         </w:rPr>
       </w:pPr>
       <w:r>
@@ -9809,108 +8649,20 @@
           <w:b/>
           <w:bCs/>
           <w:sz w:val="20"/>
-          <w:lang w:val="ru-BY"/>
-        </w:rPr>
-        <w:t xml:space="preserve">    </w:t>
-      </w:r>
-      <w:proofErr w:type="spellStart"/>
-      <w:r>
+          <w:lang/>
+        </w:rPr>
+        <w:t xml:space="preserve">    vector&lt;int&gt; used(7, 0), topo;</w:t>
+      </w:r>
+    </w:p>
+    <w:p>
+      <w:pPr>
+        <w:spacing w:after="0"/>
         <w:rPr>
           <w:rFonts w:ascii="Courier New" w:eastAsia="Courier New" w:hAnsi="Courier New"/>
           <w:b/>
           <w:bCs/>
           <w:sz w:val="20"/>
-          <w:lang w:val="ru-BY"/>
-        </w:rPr>
-        <w:t>vector</w:t>
-      </w:r>
-      <w:proofErr w:type="spellEnd"/>
-      <w:r>
-        <w:rPr>
-          <w:rFonts w:ascii="Courier New" w:eastAsia="Courier New" w:hAnsi="Courier New"/>
-          <w:b/>
-          <w:bCs/>
-          <w:sz w:val="20"/>
-          <w:lang w:val="ru-BY"/>
-        </w:rPr>
-        <w:t>&lt;</w:t>
-      </w:r>
-      <w:proofErr w:type="spellStart"/>
-      <w:r>
-        <w:rPr>
-          <w:rFonts w:ascii="Courier New" w:eastAsia="Courier New" w:hAnsi="Courier New"/>
-          <w:b/>
-          <w:bCs/>
-          <w:sz w:val="20"/>
-          <w:lang w:val="ru-BY"/>
-        </w:rPr>
-        <w:t>int</w:t>
-      </w:r>
-      <w:proofErr w:type="spellEnd"/>
-      <w:r>
-        <w:rPr>
-          <w:rFonts w:ascii="Courier New" w:eastAsia="Courier New" w:hAnsi="Courier New"/>
-          <w:b/>
-          <w:bCs/>
-          <w:sz w:val="20"/>
-          <w:lang w:val="ru-BY"/>
-        </w:rPr>
-        <w:t xml:space="preserve">&gt; </w:t>
-      </w:r>
-      <w:proofErr w:type="spellStart"/>
-      <w:r>
-        <w:rPr>
-          <w:rFonts w:ascii="Courier New" w:eastAsia="Courier New" w:hAnsi="Courier New"/>
-          <w:b/>
-          <w:bCs/>
-          <w:sz w:val="20"/>
-          <w:lang w:val="ru-BY"/>
-        </w:rPr>
-        <w:t>used</w:t>
-      </w:r>
-      <w:proofErr w:type="spellEnd"/>
-      <w:r>
-        <w:rPr>
-          <w:rFonts w:ascii="Courier New" w:eastAsia="Courier New" w:hAnsi="Courier New"/>
-          <w:b/>
-          <w:bCs/>
-          <w:sz w:val="20"/>
-          <w:lang w:val="ru-BY"/>
-        </w:rPr>
-        <w:t xml:space="preserve">(7, 0), </w:t>
-      </w:r>
-      <w:proofErr w:type="spellStart"/>
-      <w:r>
-        <w:rPr>
-          <w:rFonts w:ascii="Courier New" w:eastAsia="Courier New" w:hAnsi="Courier New"/>
-          <w:b/>
-          <w:bCs/>
-          <w:sz w:val="20"/>
-          <w:lang w:val="ru-BY"/>
-        </w:rPr>
-        <w:t>topo</w:t>
-      </w:r>
-      <w:proofErr w:type="spellEnd"/>
-      <w:r>
-        <w:rPr>
-          <w:rFonts w:ascii="Courier New" w:eastAsia="Courier New" w:hAnsi="Courier New"/>
-          <w:b/>
-          <w:bCs/>
-          <w:sz w:val="20"/>
-          <w:lang w:val="ru-BY"/>
-        </w:rPr>
-        <w:t>;</w:t>
-      </w:r>
-    </w:p>
-    <w:p>
-      <w:pPr>
-        <w:spacing w:after="0"/>
-        <w:rPr>
-          <w:rFonts w:ascii="Courier New" w:eastAsia="Courier New" w:hAnsi="Courier New"/>
-          <w:b/>
-          <w:bCs/>
-          <w:sz w:val="20"/>
-          <w:lang w:val="ru-BY"/>
+          <w:lang/>
         </w:rPr>
       </w:pPr>
     </w:p>
@@ -9922,7 +8674,7 @@
           <w:b/>
           <w:bCs/>
           <w:sz w:val="20"/>
-          <w:lang w:val="ru-BY"/>
+          <w:lang/>
         </w:rPr>
       </w:pPr>
       <w:r>
@@ -9931,53 +8683,54 @@
           <w:b/>
           <w:bCs/>
           <w:sz w:val="20"/>
-          <w:lang w:val="ru-BY"/>
-        </w:rPr>
-        <w:t xml:space="preserve">    </w:t>
-      </w:r>
-      <w:proofErr w:type="spellStart"/>
-      <w:r>
+          <w:lang/>
+        </w:rPr>
+        <w:t xml:space="preserve">    for (int i = 0; i &lt; 7; i++) {</w:t>
+      </w:r>
+    </w:p>
+    <w:p>
+      <w:pPr>
+        <w:spacing w:after="0"/>
         <w:rPr>
           <w:rFonts w:ascii="Courier New" w:eastAsia="Courier New" w:hAnsi="Courier New"/>
           <w:b/>
           <w:bCs/>
           <w:sz w:val="20"/>
-          <w:lang w:val="ru-BY"/>
-        </w:rPr>
-        <w:t>for</w:t>
-      </w:r>
-      <w:proofErr w:type="spellEnd"/>
+          <w:lang/>
+        </w:rPr>
+      </w:pPr>
       <w:r>
         <w:rPr>
           <w:rFonts w:ascii="Courier New" w:eastAsia="Courier New" w:hAnsi="Courier New"/>
           <w:b/>
           <w:bCs/>
           <w:sz w:val="20"/>
-          <w:lang w:val="ru-BY"/>
-        </w:rPr>
-        <w:t xml:space="preserve"> (</w:t>
-      </w:r>
-      <w:proofErr w:type="spellStart"/>
-      <w:r>
+          <w:lang/>
+        </w:rPr>
+        <w:lastRenderedPageBreak/>
+        <w:t xml:space="preserve">        if (!used[i]) {</w:t>
+      </w:r>
+    </w:p>
+    <w:p>
+      <w:pPr>
+        <w:spacing w:after="0"/>
         <w:rPr>
           <w:rFonts w:ascii="Courier New" w:eastAsia="Courier New" w:hAnsi="Courier New"/>
           <w:b/>
           <w:bCs/>
           <w:sz w:val="20"/>
-          <w:lang w:val="ru-BY"/>
-        </w:rPr>
-        <w:t>int</w:t>
-      </w:r>
-      <w:proofErr w:type="spellEnd"/>
+          <w:lang/>
+        </w:rPr>
+      </w:pPr>
       <w:r>
         <w:rPr>
           <w:rFonts w:ascii="Courier New" w:eastAsia="Courier New" w:hAnsi="Courier New"/>
           <w:b/>
           <w:bCs/>
           <w:sz w:val="20"/>
-          <w:lang w:val="ru-BY"/>
-        </w:rPr>
-        <w:t xml:space="preserve"> i = 0; i &lt; 7; i++) {</w:t>
+          <w:lang/>
+        </w:rPr>
+        <w:t xml:space="preserve">            DFS(i, used, topo);</w:t>
       </w:r>
     </w:p>
     <w:p>
@@ -9988,7 +8741,7 @@
           <w:b/>
           <w:bCs/>
           <w:sz w:val="20"/>
-          <w:lang w:val="ru-BY"/>
+          <w:lang/>
         </w:rPr>
       </w:pPr>
       <w:r>
@@ -9997,175 +8750,42 @@
           <w:b/>
           <w:bCs/>
           <w:sz w:val="20"/>
-          <w:lang w:val="ru-BY"/>
-        </w:rPr>
-        <w:lastRenderedPageBreak/>
-        <w:t xml:space="preserve">        </w:t>
-      </w:r>
-      <w:proofErr w:type="spellStart"/>
-      <w:r>
+          <w:lang/>
+        </w:rPr>
+        <w:t xml:space="preserve">        }</w:t>
+      </w:r>
+    </w:p>
+    <w:p>
+      <w:pPr>
+        <w:spacing w:after="0"/>
         <w:rPr>
           <w:rFonts w:ascii="Courier New" w:eastAsia="Courier New" w:hAnsi="Courier New"/>
           <w:b/>
           <w:bCs/>
           <w:sz w:val="20"/>
-          <w:lang w:val="ru-BY"/>
-        </w:rPr>
-        <w:t>if</w:t>
-      </w:r>
-      <w:proofErr w:type="spellEnd"/>
+          <w:lang/>
+        </w:rPr>
+      </w:pPr>
       <w:r>
         <w:rPr>
           <w:rFonts w:ascii="Courier New" w:eastAsia="Courier New" w:hAnsi="Courier New"/>
           <w:b/>
           <w:bCs/>
           <w:sz w:val="20"/>
-          <w:lang w:val="ru-BY"/>
-        </w:rPr>
-        <w:t xml:space="preserve"> (!</w:t>
-      </w:r>
-      <w:proofErr w:type="spellStart"/>
-      <w:r>
+          <w:lang/>
+        </w:rPr>
+        <w:t xml:space="preserve">    }</w:t>
+      </w:r>
+    </w:p>
+    <w:p>
+      <w:pPr>
+        <w:spacing w:after="0"/>
         <w:rPr>
           <w:rFonts w:ascii="Courier New" w:eastAsia="Courier New" w:hAnsi="Courier New"/>
           <w:b/>
           <w:bCs/>
           <w:sz w:val="20"/>
-          <w:lang w:val="ru-BY"/>
-        </w:rPr>
-        <w:t>used</w:t>
-      </w:r>
-      <w:proofErr w:type="spellEnd"/>
-      <w:r>
-        <w:rPr>
-          <w:rFonts w:ascii="Courier New" w:eastAsia="Courier New" w:hAnsi="Courier New"/>
-          <w:b/>
-          <w:bCs/>
-          <w:sz w:val="20"/>
-          <w:lang w:val="ru-BY"/>
-        </w:rPr>
-        <w:t>[i]) {</w:t>
-      </w:r>
-    </w:p>
-    <w:p>
-      <w:pPr>
-        <w:spacing w:after="0"/>
-        <w:rPr>
-          <w:rFonts w:ascii="Courier New" w:eastAsia="Courier New" w:hAnsi="Courier New"/>
-          <w:b/>
-          <w:bCs/>
-          <w:sz w:val="20"/>
-          <w:lang w:val="ru-BY"/>
-        </w:rPr>
-      </w:pPr>
-      <w:r>
-        <w:rPr>
-          <w:rFonts w:ascii="Courier New" w:eastAsia="Courier New" w:hAnsi="Courier New"/>
-          <w:b/>
-          <w:bCs/>
-          <w:sz w:val="20"/>
-          <w:lang w:val="ru-BY"/>
-        </w:rPr>
-        <w:t xml:space="preserve">            DFS(i, </w:t>
-      </w:r>
-      <w:proofErr w:type="spellStart"/>
-      <w:r>
-        <w:rPr>
-          <w:rFonts w:ascii="Courier New" w:eastAsia="Courier New" w:hAnsi="Courier New"/>
-          <w:b/>
-          <w:bCs/>
-          <w:sz w:val="20"/>
-          <w:lang w:val="ru-BY"/>
-        </w:rPr>
-        <w:t>used</w:t>
-      </w:r>
-      <w:proofErr w:type="spellEnd"/>
-      <w:r>
-        <w:rPr>
-          <w:rFonts w:ascii="Courier New" w:eastAsia="Courier New" w:hAnsi="Courier New"/>
-          <w:b/>
-          <w:bCs/>
-          <w:sz w:val="20"/>
-          <w:lang w:val="ru-BY"/>
-        </w:rPr>
-        <w:t xml:space="preserve">, </w:t>
-      </w:r>
-      <w:proofErr w:type="spellStart"/>
-      <w:r>
-        <w:rPr>
-          <w:rFonts w:ascii="Courier New" w:eastAsia="Courier New" w:hAnsi="Courier New"/>
-          <w:b/>
-          <w:bCs/>
-          <w:sz w:val="20"/>
-          <w:lang w:val="ru-BY"/>
-        </w:rPr>
-        <w:t>topo</w:t>
-      </w:r>
-      <w:proofErr w:type="spellEnd"/>
-      <w:r>
-        <w:rPr>
-          <w:rFonts w:ascii="Courier New" w:eastAsia="Courier New" w:hAnsi="Courier New"/>
-          <w:b/>
-          <w:bCs/>
-          <w:sz w:val="20"/>
-          <w:lang w:val="ru-BY"/>
-        </w:rPr>
-        <w:t>);</w:t>
-      </w:r>
-    </w:p>
-    <w:p>
-      <w:pPr>
-        <w:spacing w:after="0"/>
-        <w:rPr>
-          <w:rFonts w:ascii="Courier New" w:eastAsia="Courier New" w:hAnsi="Courier New"/>
-          <w:b/>
-          <w:bCs/>
-          <w:sz w:val="20"/>
-          <w:lang w:val="ru-BY"/>
-        </w:rPr>
-      </w:pPr>
-      <w:r>
-        <w:rPr>
-          <w:rFonts w:ascii="Courier New" w:eastAsia="Courier New" w:hAnsi="Courier New"/>
-          <w:b/>
-          <w:bCs/>
-          <w:sz w:val="20"/>
-          <w:lang w:val="ru-BY"/>
-        </w:rPr>
-        <w:t xml:space="preserve">        }</w:t>
-      </w:r>
-    </w:p>
-    <w:p>
-      <w:pPr>
-        <w:spacing w:after="0"/>
-        <w:rPr>
-          <w:rFonts w:ascii="Courier New" w:eastAsia="Courier New" w:hAnsi="Courier New"/>
-          <w:b/>
-          <w:bCs/>
-          <w:sz w:val="20"/>
-          <w:lang w:val="ru-BY"/>
-        </w:rPr>
-      </w:pPr>
-      <w:r>
-        <w:rPr>
-          <w:rFonts w:ascii="Courier New" w:eastAsia="Courier New" w:hAnsi="Courier New"/>
-          <w:b/>
-          <w:bCs/>
-          <w:sz w:val="20"/>
-          <w:lang w:val="ru-BY"/>
-        </w:rPr>
-        <w:t xml:space="preserve">    }</w:t>
-      </w:r>
-    </w:p>
-    <w:p>
-      <w:pPr>
-        <w:spacing w:after="0"/>
-        <w:rPr>
-          <w:rFonts w:ascii="Courier New" w:eastAsia="Courier New" w:hAnsi="Courier New"/>
-          <w:b/>
-          <w:bCs/>
-          <w:sz w:val="20"/>
-          <w:lang w:val="ru-BY"/>
+          <w:lang/>
         </w:rPr>
       </w:pPr>
     </w:p>
@@ -10177,7 +8797,7 @@
           <w:b/>
           <w:bCs/>
           <w:sz w:val="20"/>
-          <w:lang w:val="ru-BY"/>
+          <w:lang/>
         </w:rPr>
       </w:pPr>
       <w:r>
@@ -10186,86 +8806,20 @@
           <w:b/>
           <w:bCs/>
           <w:sz w:val="20"/>
-          <w:lang w:val="ru-BY"/>
-        </w:rPr>
-        <w:t xml:space="preserve">    </w:t>
-      </w:r>
-      <w:proofErr w:type="spellStart"/>
-      <w:r>
+          <w:lang/>
+        </w:rPr>
+        <w:t xml:space="preserve">    reverse(topo.begin(), topo.end());</w:t>
+      </w:r>
+    </w:p>
+    <w:p>
+      <w:pPr>
+        <w:spacing w:after="0"/>
         <w:rPr>
           <w:rFonts w:ascii="Courier New" w:eastAsia="Courier New" w:hAnsi="Courier New"/>
           <w:b/>
           <w:bCs/>
           <w:sz w:val="20"/>
-          <w:lang w:val="ru-BY"/>
-        </w:rPr>
-        <w:t>reverse</w:t>
-      </w:r>
-      <w:proofErr w:type="spellEnd"/>
-      <w:r>
-        <w:rPr>
-          <w:rFonts w:ascii="Courier New" w:eastAsia="Courier New" w:hAnsi="Courier New"/>
-          <w:b/>
-          <w:bCs/>
-          <w:sz w:val="20"/>
-          <w:lang w:val="ru-BY"/>
-        </w:rPr>
-        <w:t>(</w:t>
-      </w:r>
-      <w:proofErr w:type="spellStart"/>
-      <w:r>
-        <w:rPr>
-          <w:rFonts w:ascii="Courier New" w:eastAsia="Courier New" w:hAnsi="Courier New"/>
-          <w:b/>
-          <w:bCs/>
-          <w:sz w:val="20"/>
-          <w:lang w:val="ru-BY"/>
-        </w:rPr>
-        <w:t>topo.begin</w:t>
-      </w:r>
-      <w:proofErr w:type="spellEnd"/>
-      <w:r>
-        <w:rPr>
-          <w:rFonts w:ascii="Courier New" w:eastAsia="Courier New" w:hAnsi="Courier New"/>
-          <w:b/>
-          <w:bCs/>
-          <w:sz w:val="20"/>
-          <w:lang w:val="ru-BY"/>
-        </w:rPr>
-        <w:t xml:space="preserve">(), </w:t>
-      </w:r>
-      <w:proofErr w:type="spellStart"/>
-      <w:r>
-        <w:rPr>
-          <w:rFonts w:ascii="Courier New" w:eastAsia="Courier New" w:hAnsi="Courier New"/>
-          <w:b/>
-          <w:bCs/>
-          <w:sz w:val="20"/>
-          <w:lang w:val="ru-BY"/>
-        </w:rPr>
-        <w:t>topo.end</w:t>
-      </w:r>
-      <w:proofErr w:type="spellEnd"/>
-      <w:r>
-        <w:rPr>
-          <w:rFonts w:ascii="Courier New" w:eastAsia="Courier New" w:hAnsi="Courier New"/>
-          <w:b/>
-          <w:bCs/>
-          <w:sz w:val="20"/>
-          <w:lang w:val="ru-BY"/>
-        </w:rPr>
-        <w:t>());</w:t>
-      </w:r>
-    </w:p>
-    <w:p>
-      <w:pPr>
-        <w:spacing w:after="0"/>
-        <w:rPr>
-          <w:rFonts w:ascii="Courier New" w:eastAsia="Courier New" w:hAnsi="Courier New"/>
-          <w:b/>
-          <w:bCs/>
-          <w:sz w:val="20"/>
-          <w:lang w:val="ru-BY"/>
+          <w:lang/>
         </w:rPr>
       </w:pPr>
     </w:p>
@@ -10277,7 +8831,7 @@
           <w:b/>
           <w:bCs/>
           <w:sz w:val="20"/>
-          <w:lang w:val="ru-BY"/>
+          <w:lang/>
         </w:rPr>
       </w:pPr>
       <w:r>
@@ -10286,31 +8840,31 @@
           <w:b/>
           <w:bCs/>
           <w:sz w:val="20"/>
-          <w:lang w:val="ru-BY"/>
-        </w:rPr>
-        <w:t xml:space="preserve">    </w:t>
-      </w:r>
-      <w:proofErr w:type="spellStart"/>
-      <w:r>
+          <w:lang/>
+        </w:rPr>
+        <w:t xml:space="preserve">    cout &lt;&lt; "DFS: ";</w:t>
+      </w:r>
+    </w:p>
+    <w:p>
+      <w:pPr>
+        <w:spacing w:after="0"/>
         <w:rPr>
           <w:rFonts w:ascii="Courier New" w:eastAsia="Courier New" w:hAnsi="Courier New"/>
           <w:b/>
           <w:bCs/>
           <w:sz w:val="20"/>
-          <w:lang w:val="ru-BY"/>
-        </w:rPr>
-        <w:t>cout</w:t>
-      </w:r>
-      <w:proofErr w:type="spellEnd"/>
+          <w:lang/>
+        </w:rPr>
+      </w:pPr>
       <w:r>
         <w:rPr>
           <w:rFonts w:ascii="Courier New" w:eastAsia="Courier New" w:hAnsi="Courier New"/>
           <w:b/>
           <w:bCs/>
           <w:sz w:val="20"/>
-          <w:lang w:val="ru-BY"/>
-        </w:rPr>
-        <w:t xml:space="preserve"> &lt;&lt; "DFS: ";</w:t>
+          <w:lang/>
+        </w:rPr>
+        <w:t xml:space="preserve">    for (int v : topo) {</w:t>
       </w:r>
     </w:p>
     <w:p>
@@ -10321,7 +8875,7 @@
           <w:b/>
           <w:bCs/>
           <w:sz w:val="20"/>
-          <w:lang w:val="ru-BY"/>
+          <w:lang/>
         </w:rPr>
       </w:pPr>
       <w:r>
@@ -10330,75 +8884,75 @@
           <w:b/>
           <w:bCs/>
           <w:sz w:val="20"/>
-          <w:lang w:val="ru-BY"/>
-        </w:rPr>
-        <w:t xml:space="preserve">    </w:t>
-      </w:r>
-      <w:proofErr w:type="spellStart"/>
-      <w:r>
+          <w:lang/>
+        </w:rPr>
+        <w:t xml:space="preserve">        cout &lt;&lt; v &lt;&lt; " ";</w:t>
+      </w:r>
+    </w:p>
+    <w:p>
+      <w:pPr>
+        <w:spacing w:after="0"/>
         <w:rPr>
           <w:rFonts w:ascii="Courier New" w:eastAsia="Courier New" w:hAnsi="Courier New"/>
           <w:b/>
           <w:bCs/>
           <w:sz w:val="20"/>
-          <w:lang w:val="ru-BY"/>
-        </w:rPr>
-        <w:t>for</w:t>
-      </w:r>
-      <w:proofErr w:type="spellEnd"/>
+          <w:lang/>
+        </w:rPr>
+      </w:pPr>
       <w:r>
         <w:rPr>
           <w:rFonts w:ascii="Courier New" w:eastAsia="Courier New" w:hAnsi="Courier New"/>
           <w:b/>
           <w:bCs/>
           <w:sz w:val="20"/>
-          <w:lang w:val="ru-BY"/>
-        </w:rPr>
-        <w:t xml:space="preserve"> (</w:t>
-      </w:r>
-      <w:proofErr w:type="spellStart"/>
-      <w:r>
+          <w:lang/>
+        </w:rPr>
+        <w:t xml:space="preserve">    }</w:t>
+      </w:r>
+    </w:p>
+    <w:p>
+      <w:pPr>
+        <w:spacing w:after="0"/>
         <w:rPr>
           <w:rFonts w:ascii="Courier New" w:eastAsia="Courier New" w:hAnsi="Courier New"/>
           <w:b/>
           <w:bCs/>
           <w:sz w:val="20"/>
-          <w:lang w:val="ru-BY"/>
-        </w:rPr>
-        <w:t>int</w:t>
-      </w:r>
-      <w:proofErr w:type="spellEnd"/>
+          <w:lang/>
+        </w:rPr>
+      </w:pPr>
       <w:r>
         <w:rPr>
           <w:rFonts w:ascii="Courier New" w:eastAsia="Courier New" w:hAnsi="Courier New"/>
           <w:b/>
           <w:bCs/>
           <w:sz w:val="20"/>
-          <w:lang w:val="ru-BY"/>
-        </w:rPr>
-        <w:t xml:space="preserve"> v : </w:t>
-      </w:r>
-      <w:proofErr w:type="spellStart"/>
-      <w:r>
+          <w:lang/>
+        </w:rPr>
+        <w:t xml:space="preserve">    cout &lt;&lt; endl;</w:t>
+      </w:r>
+    </w:p>
+    <w:p>
+      <w:pPr>
+        <w:spacing w:after="0"/>
         <w:rPr>
           <w:rFonts w:ascii="Courier New" w:eastAsia="Courier New" w:hAnsi="Courier New"/>
           <w:b/>
           <w:bCs/>
           <w:sz w:val="20"/>
-          <w:lang w:val="ru-BY"/>
-        </w:rPr>
-        <w:t>topo</w:t>
-      </w:r>
-      <w:proofErr w:type="spellEnd"/>
+          <w:lang/>
+        </w:rPr>
+      </w:pPr>
       <w:r>
         <w:rPr>
           <w:rFonts w:ascii="Courier New" w:eastAsia="Courier New" w:hAnsi="Courier New"/>
           <w:b/>
           <w:bCs/>
           <w:sz w:val="20"/>
-          <w:lang w:val="ru-BY"/>
-        </w:rPr>
-        <w:t>) {</w:t>
+          <w:lang/>
+        </w:rPr>
+        <w:t xml:space="preserve">    return 0;</w:t>
       </w:r>
     </w:p>
     <w:p>
@@ -10409,7 +8963,7 @@
           <w:b/>
           <w:bCs/>
           <w:sz w:val="20"/>
-          <w:lang w:val="ru-BY"/>
+          <w:lang/>
         </w:rPr>
       </w:pPr>
       <w:r>
@@ -10418,196 +8972,20 @@
           <w:b/>
           <w:bCs/>
           <w:sz w:val="20"/>
-          <w:lang w:val="ru-BY"/>
-        </w:rPr>
-        <w:t xml:space="preserve">        </w:t>
-      </w:r>
-      <w:proofErr w:type="spellStart"/>
-      <w:r>
+          <w:lang/>
+        </w:rPr>
+        <w:t>}</w:t>
+      </w:r>
+    </w:p>
+    <w:p>
+      <w:pPr>
+        <w:spacing w:after="0"/>
         <w:rPr>
           <w:rFonts w:ascii="Courier New" w:eastAsia="Courier New" w:hAnsi="Courier New"/>
           <w:b/>
           <w:bCs/>
           <w:sz w:val="20"/>
-          <w:lang w:val="ru-BY"/>
-        </w:rPr>
-        <w:t>cout</w:t>
-      </w:r>
-      <w:proofErr w:type="spellEnd"/>
-      <w:r>
-        <w:rPr>
-          <w:rFonts w:ascii="Courier New" w:eastAsia="Courier New" w:hAnsi="Courier New"/>
-          <w:b/>
-          <w:bCs/>
-          <w:sz w:val="20"/>
-          <w:lang w:val="ru-BY"/>
-        </w:rPr>
-        <w:t xml:space="preserve"> &lt;&lt; v &lt;&lt; " ";</w:t>
-      </w:r>
-    </w:p>
-    <w:p>
-      <w:pPr>
-        <w:spacing w:after="0"/>
-        <w:rPr>
-          <w:rFonts w:ascii="Courier New" w:eastAsia="Courier New" w:hAnsi="Courier New"/>
-          <w:b/>
-          <w:bCs/>
-          <w:sz w:val="20"/>
-          <w:lang w:val="ru-BY"/>
-        </w:rPr>
-      </w:pPr>
-      <w:r>
-        <w:rPr>
-          <w:rFonts w:ascii="Courier New" w:eastAsia="Courier New" w:hAnsi="Courier New"/>
-          <w:b/>
-          <w:bCs/>
-          <w:sz w:val="20"/>
-          <w:lang w:val="ru-BY"/>
-        </w:rPr>
-        <w:t xml:space="preserve">    }</w:t>
-      </w:r>
-    </w:p>
-    <w:p>
-      <w:pPr>
-        <w:spacing w:after="0"/>
-        <w:rPr>
-          <w:rFonts w:ascii="Courier New" w:eastAsia="Courier New" w:hAnsi="Courier New"/>
-          <w:b/>
-          <w:bCs/>
-          <w:sz w:val="20"/>
-          <w:lang w:val="ru-BY"/>
-        </w:rPr>
-      </w:pPr>
-      <w:r>
-        <w:rPr>
-          <w:rFonts w:ascii="Courier New" w:eastAsia="Courier New" w:hAnsi="Courier New"/>
-          <w:b/>
-          <w:bCs/>
-          <w:sz w:val="20"/>
-          <w:lang w:val="ru-BY"/>
-        </w:rPr>
-        <w:t xml:space="preserve">    </w:t>
-      </w:r>
-      <w:proofErr w:type="spellStart"/>
-      <w:r>
-        <w:rPr>
-          <w:rFonts w:ascii="Courier New" w:eastAsia="Courier New" w:hAnsi="Courier New"/>
-          <w:b/>
-          <w:bCs/>
-          <w:sz w:val="20"/>
-          <w:lang w:val="ru-BY"/>
-        </w:rPr>
-        <w:t>cout</w:t>
-      </w:r>
-      <w:proofErr w:type="spellEnd"/>
-      <w:r>
-        <w:rPr>
-          <w:rFonts w:ascii="Courier New" w:eastAsia="Courier New" w:hAnsi="Courier New"/>
-          <w:b/>
-          <w:bCs/>
-          <w:sz w:val="20"/>
-          <w:lang w:val="ru-BY"/>
-        </w:rPr>
-        <w:t xml:space="preserve"> &lt;&lt; </w:t>
-      </w:r>
-      <w:proofErr w:type="spellStart"/>
-      <w:r>
-        <w:rPr>
-          <w:rFonts w:ascii="Courier New" w:eastAsia="Courier New" w:hAnsi="Courier New"/>
-          <w:b/>
-          <w:bCs/>
-          <w:sz w:val="20"/>
-          <w:lang w:val="ru-BY"/>
-        </w:rPr>
-        <w:t>endl</w:t>
-      </w:r>
-      <w:proofErr w:type="spellEnd"/>
-      <w:r>
-        <w:rPr>
-          <w:rFonts w:ascii="Courier New" w:eastAsia="Courier New" w:hAnsi="Courier New"/>
-          <w:b/>
-          <w:bCs/>
-          <w:sz w:val="20"/>
-          <w:lang w:val="ru-BY"/>
-        </w:rPr>
-        <w:t>;</w:t>
-      </w:r>
-    </w:p>
-    <w:p>
-      <w:pPr>
-        <w:spacing w:after="0"/>
-        <w:rPr>
-          <w:rFonts w:ascii="Courier New" w:eastAsia="Courier New" w:hAnsi="Courier New"/>
-          <w:b/>
-          <w:bCs/>
-          <w:sz w:val="20"/>
-          <w:lang w:val="ru-BY"/>
-        </w:rPr>
-      </w:pPr>
-      <w:r>
-        <w:rPr>
-          <w:rFonts w:ascii="Courier New" w:eastAsia="Courier New" w:hAnsi="Courier New"/>
-          <w:b/>
-          <w:bCs/>
-          <w:sz w:val="20"/>
-          <w:lang w:val="ru-BY"/>
-        </w:rPr>
-        <w:t xml:space="preserve">    </w:t>
-      </w:r>
-      <w:proofErr w:type="spellStart"/>
-      <w:r>
-        <w:rPr>
-          <w:rFonts w:ascii="Courier New" w:eastAsia="Courier New" w:hAnsi="Courier New"/>
-          <w:b/>
-          <w:bCs/>
-          <w:sz w:val="20"/>
-          <w:lang w:val="ru-BY"/>
-        </w:rPr>
-        <w:t>return</w:t>
-      </w:r>
-      <w:proofErr w:type="spellEnd"/>
-      <w:r>
-        <w:rPr>
-          <w:rFonts w:ascii="Courier New" w:eastAsia="Courier New" w:hAnsi="Courier New"/>
-          <w:b/>
-          <w:bCs/>
-          <w:sz w:val="20"/>
-          <w:lang w:val="ru-BY"/>
-        </w:rPr>
-        <w:t xml:space="preserve"> 0;</w:t>
-      </w:r>
-    </w:p>
-    <w:p>
-      <w:pPr>
-        <w:spacing w:after="0"/>
-        <w:rPr>
-          <w:rFonts w:ascii="Courier New" w:eastAsia="Courier New" w:hAnsi="Courier New"/>
-          <w:b/>
-          <w:bCs/>
-          <w:sz w:val="20"/>
-          <w:lang w:val="ru-BY"/>
-        </w:rPr>
-      </w:pPr>
-      <w:r>
-        <w:rPr>
-          <w:rFonts w:ascii="Courier New" w:eastAsia="Courier New" w:hAnsi="Courier New"/>
-          <w:b/>
-          <w:bCs/>
-          <w:sz w:val="20"/>
-          <w:lang w:val="ru-BY"/>
-        </w:rPr>
-        <w:t>}</w:t>
-      </w:r>
-    </w:p>
-    <w:p>
-      <w:pPr>
-        <w:spacing w:after="0"/>
-        <w:rPr>
-          <w:rFonts w:ascii="Courier New" w:eastAsia="Courier New" w:hAnsi="Courier New"/>
-          <w:b/>
-          <w:bCs/>
-          <w:sz w:val="20"/>
-          <w:lang w:val="ru-BY"/>
+          <w:lang/>
         </w:rPr>
       </w:pPr>
     </w:p>
@@ -10619,7 +8997,7 @@
           <w:b/>
           <w:bCs/>
           <w:sz w:val="20"/>
-          <w:lang w:val="ru-BY"/>
+          <w:lang/>
         </w:rPr>
       </w:pPr>
       <w:r>
@@ -10627,8 +9005,9 @@
           <w:rFonts w:ascii="Courier New" w:eastAsia="Courier New" w:hAnsi="Courier New"/>
           <w:b/>
           <w:bCs/>
+          <w:noProof/>
           <w:sz w:val="20"/>
-          <w:lang w:val="ru-BY"/>
+          <w:lang/>
         </w:rPr>
         <w:drawing>
           <wp:inline distT="0" distB="0" distL="0" distR="0" wp14:anchorId="53FC9EE0" wp14:editId="1D67D87C">
@@ -10646,7 +9025,7 @@
                     <pic:cNvPicPr/>
                   </pic:nvPicPr>
                   <pic:blipFill>
-                    <a:blip r:embed="rId8"/>
+                    <a:blip r:embed="rId10"/>
                     <a:stretch>
                       <a:fillRect/>
                     </a:stretch>
@@ -10670,12 +9049,13 @@
     <w:p>
       <w:pPr>
         <w:spacing w:after="0"/>
+        <w:jc w:val="center"/>
         <w:rPr>
           <w:rFonts w:ascii="Courier New" w:eastAsia="Courier New" w:hAnsi="Courier New"/>
           <w:b/>
           <w:bCs/>
           <w:sz w:val="20"/>
-          <w:lang w:val="ru-BY"/>
+          <w:lang/>
         </w:rPr>
       </w:pPr>
     </w:p>
@@ -10694,45 +9074,16 @@
     <w:p>
       <w:pPr>
         <w:rPr>
-          <w:lang w:val="ru-RU"/>
-        </w:rPr>
-      </w:pPr>
-      <w:proofErr w:type="spellStart"/>
-      <w:r>
-        <w:rPr>
-          <w:b/>
-        </w:rPr>
-        <w:t>Задание</w:t>
-      </w:r>
-      <w:proofErr w:type="spellEnd"/>
-      <w:r>
-        <w:rPr>
-          <w:b/>
-        </w:rPr>
-        <w:t xml:space="preserve"> 6. </w:t>
-      </w:r>
-      <w:r>
-        <w:rPr>
           <w:b/>
           <w:lang w:val="ru-RU"/>
         </w:rPr>
-        <w:t xml:space="preserve">Минимальное </w:t>
-      </w:r>
-      <w:proofErr w:type="spellStart"/>
+      </w:pPr>
       <w:r>
         <w:rPr>
           <w:b/>
           <w:lang w:val="ru-RU"/>
         </w:rPr>
-        <w:t>остовное</w:t>
-      </w:r>
-      <w:proofErr w:type="spellEnd"/>
-      <w:r>
-        <w:rPr>
-          <w:b/>
-          <w:lang w:val="ru-RU"/>
-        </w:rPr>
-        <w:t xml:space="preserve"> дерево — Алгоритм Прима</w:t>
+        <w:br w:type="page"/>
       </w:r>
     </w:p>
     <w:p>
@@ -10743,27 +9094,69 @@
       </w:pPr>
       <w:r>
         <w:rPr>
+          <w:b/>
           <w:lang w:val="ru-RU"/>
         </w:rPr>
-        <w:t>Рёбра неориентированного графа с правильными весами</w:t>
+        <w:lastRenderedPageBreak/>
+        <w:t xml:space="preserve">Задание 6. </w:t>
+      </w:r>
+      <w:r>
+        <w:rPr>
+          <w:b/>
+          <w:lang w:val="ru-RU"/>
+        </w:rPr>
+        <w:t xml:space="preserve">Минимальное </w:t>
+      </w:r>
+      <w:proofErr w:type="spellStart"/>
+      <w:r>
+        <w:rPr>
+          <w:b/>
+          <w:lang w:val="ru-RU"/>
+        </w:rPr>
+        <w:t>остовное</w:t>
+      </w:r>
+      <w:proofErr w:type="spellEnd"/>
+      <w:r>
+        <w:rPr>
+          <w:b/>
+          <w:lang w:val="ru-RU"/>
+        </w:rPr>
+        <w:t xml:space="preserve"> дерево — Алгоритм Прима</w:t>
+      </w:r>
+    </w:p>
+    <w:p>
+      <w:pPr>
+        <w:rPr>
+          <w:lang w:val="ru-RU"/>
+        </w:rPr>
+      </w:pPr>
+      <w:r>
+        <w:rPr>
+          <w:lang w:val="ru-RU"/>
+        </w:rPr>
+        <w:t>Рёбра неориентированного графа с весами</w:t>
       </w:r>
     </w:p>
     <w:tbl>
       <w:tblPr>
         <w:tblStyle w:val="aff0"/>
         <w:tblW w:w="0" w:type="auto"/>
+        <w:jc w:val="center"/>
         <w:tblLook w:val="04A0" w:firstRow="1" w:lastRow="0" w:firstColumn="1" w:lastColumn="0" w:noHBand="0" w:noVBand="1"/>
       </w:tblPr>
       <w:tblGrid>
-        <w:gridCol w:w="2493"/>
-        <w:gridCol w:w="2493"/>
-        <w:gridCol w:w="2493"/>
-        <w:gridCol w:w="2493"/>
+        <w:gridCol w:w="675"/>
+        <w:gridCol w:w="1418"/>
+        <w:gridCol w:w="2410"/>
+        <w:gridCol w:w="590"/>
       </w:tblGrid>
       <w:tr>
-        <w:tc>
-          <w:tcPr>
-            <w:tcW w:w="2493" w:type="dxa"/>
+        <w:trPr>
+          <w:jc w:val="center"/>
+        </w:trPr>
+        <w:tc>
+          <w:tcPr>
+            <w:tcW w:w="675" w:type="dxa"/>
             <w:shd w:val="clear" w:color="auto" w:fill="B6DDE8" w:themeFill="accent5" w:themeFillTint="66"/>
           </w:tcPr>
           <w:p>
@@ -10774,7 +9167,7 @@
         </w:tc>
         <w:tc>
           <w:tcPr>
-            <w:tcW w:w="2493" w:type="dxa"/>
+            <w:tcW w:w="1418" w:type="dxa"/>
             <w:shd w:val="clear" w:color="auto" w:fill="B6DDE8" w:themeFill="accent5" w:themeFillTint="66"/>
           </w:tcPr>
           <w:p>
@@ -10785,7 +9178,7 @@
         </w:tc>
         <w:tc>
           <w:tcPr>
-            <w:tcW w:w="2493" w:type="dxa"/>
+            <w:tcW w:w="2410" w:type="dxa"/>
             <w:shd w:val="clear" w:color="auto" w:fill="B6DDE8" w:themeFill="accent5" w:themeFillTint="66"/>
           </w:tcPr>
           <w:p>
@@ -10796,7 +9189,7 @@
         </w:tc>
         <w:tc>
           <w:tcPr>
-            <w:tcW w:w="2493" w:type="dxa"/>
+            <w:tcW w:w="584" w:type="dxa"/>
             <w:shd w:val="clear" w:color="auto" w:fill="B6DDE8" w:themeFill="accent5" w:themeFillTint="66"/>
           </w:tcPr>
           <w:p>
@@ -10807,9 +9200,12 @@
         </w:tc>
       </w:tr>
       <w:tr>
-        <w:tc>
-          <w:tcPr>
-            <w:tcW w:w="2493" w:type="dxa"/>
+        <w:trPr>
+          <w:jc w:val="center"/>
+        </w:trPr>
+        <w:tc>
+          <w:tcPr>
+            <w:tcW w:w="675" w:type="dxa"/>
           </w:tcPr>
           <w:p>
             <w:r>
@@ -10819,7 +9215,7 @@
         </w:tc>
         <w:tc>
           <w:tcPr>
-            <w:tcW w:w="2493" w:type="dxa"/>
+            <w:tcW w:w="1418" w:type="dxa"/>
           </w:tcPr>
           <w:p>
             <w:r>
@@ -10829,7 +9225,7 @@
         </w:tc>
         <w:tc>
           <w:tcPr>
-            <w:tcW w:w="2493" w:type="dxa"/>
+            <w:tcW w:w="2410" w:type="dxa"/>
           </w:tcPr>
           <w:p>
             <w:r>
@@ -10839,7 +9235,7 @@
         </w:tc>
         <w:tc>
           <w:tcPr>
-            <w:tcW w:w="2493" w:type="dxa"/>
+            <w:tcW w:w="584" w:type="dxa"/>
           </w:tcPr>
           <w:p>
             <w:r>
@@ -10849,9 +9245,12 @@
         </w:tc>
       </w:tr>
       <w:tr>
-        <w:tc>
-          <w:tcPr>
-            <w:tcW w:w="2493" w:type="dxa"/>
+        <w:trPr>
+          <w:jc w:val="center"/>
+        </w:trPr>
+        <w:tc>
+          <w:tcPr>
+            <w:tcW w:w="675" w:type="dxa"/>
           </w:tcPr>
           <w:p>
             <w:r>
@@ -10861,7 +9260,7 @@
         </w:tc>
         <w:tc>
           <w:tcPr>
-            <w:tcW w:w="2493" w:type="dxa"/>
+            <w:tcW w:w="1418" w:type="dxa"/>
           </w:tcPr>
           <w:p>
             <w:r>
@@ -10871,7 +9270,7 @@
         </w:tc>
         <w:tc>
           <w:tcPr>
-            <w:tcW w:w="2493" w:type="dxa"/>
+            <w:tcW w:w="2410" w:type="dxa"/>
           </w:tcPr>
           <w:p>
             <w:r>
@@ -10881,7 +9280,7 @@
         </w:tc>
         <w:tc>
           <w:tcPr>
-            <w:tcW w:w="2493" w:type="dxa"/>
+            <w:tcW w:w="584" w:type="dxa"/>
           </w:tcPr>
           <w:p>
             <w:r>
@@ -10891,9 +9290,12 @@
         </w:tc>
       </w:tr>
       <w:tr>
-        <w:tc>
-          <w:tcPr>
-            <w:tcW w:w="2493" w:type="dxa"/>
+        <w:trPr>
+          <w:jc w:val="center"/>
+        </w:trPr>
+        <w:tc>
+          <w:tcPr>
+            <w:tcW w:w="675" w:type="dxa"/>
           </w:tcPr>
           <w:p>
             <w:r>
@@ -10903,7 +9305,7 @@
         </w:tc>
         <w:tc>
           <w:tcPr>
-            <w:tcW w:w="2493" w:type="dxa"/>
+            <w:tcW w:w="1418" w:type="dxa"/>
           </w:tcPr>
           <w:p>
             <w:r>
@@ -10913,7 +9315,7 @@
         </w:tc>
         <w:tc>
           <w:tcPr>
-            <w:tcW w:w="2493" w:type="dxa"/>
+            <w:tcW w:w="2410" w:type="dxa"/>
           </w:tcPr>
           <w:p>
             <w:r>
@@ -10923,7 +9325,7 @@
         </w:tc>
         <w:tc>
           <w:tcPr>
-            <w:tcW w:w="2493" w:type="dxa"/>
+            <w:tcW w:w="584" w:type="dxa"/>
           </w:tcPr>
           <w:p>
             <w:r>
@@ -10933,9 +9335,12 @@
         </w:tc>
       </w:tr>
       <w:tr>
-        <w:tc>
-          <w:tcPr>
-            <w:tcW w:w="2493" w:type="dxa"/>
+        <w:trPr>
+          <w:jc w:val="center"/>
+        </w:trPr>
+        <w:tc>
+          <w:tcPr>
+            <w:tcW w:w="675" w:type="dxa"/>
           </w:tcPr>
           <w:p>
             <w:r>
@@ -10945,7 +9350,7 @@
         </w:tc>
         <w:tc>
           <w:tcPr>
-            <w:tcW w:w="2493" w:type="dxa"/>
+            <w:tcW w:w="1418" w:type="dxa"/>
           </w:tcPr>
           <w:p>
             <w:r>
@@ -10955,7 +9360,7 @@
         </w:tc>
         <w:tc>
           <w:tcPr>
-            <w:tcW w:w="2493" w:type="dxa"/>
+            <w:tcW w:w="2410" w:type="dxa"/>
           </w:tcPr>
           <w:p>
             <w:r>
@@ -10965,7 +9370,7 @@
         </w:tc>
         <w:tc>
           <w:tcPr>
-            <w:tcW w:w="2493" w:type="dxa"/>
+            <w:tcW w:w="584" w:type="dxa"/>
           </w:tcPr>
           <w:p>
             <w:r>
@@ -10975,9 +9380,12 @@
         </w:tc>
       </w:tr>
       <w:tr>
-        <w:tc>
-          <w:tcPr>
-            <w:tcW w:w="2493" w:type="dxa"/>
+        <w:trPr>
+          <w:jc w:val="center"/>
+        </w:trPr>
+        <w:tc>
+          <w:tcPr>
+            <w:tcW w:w="675" w:type="dxa"/>
           </w:tcPr>
           <w:p>
             <w:r>
@@ -10987,7 +9395,7 @@
         </w:tc>
         <w:tc>
           <w:tcPr>
-            <w:tcW w:w="2493" w:type="dxa"/>
+            <w:tcW w:w="1418" w:type="dxa"/>
           </w:tcPr>
           <w:p>
             <w:r>
@@ -10997,7 +9405,7 @@
         </w:tc>
         <w:tc>
           <w:tcPr>
-            <w:tcW w:w="2493" w:type="dxa"/>
+            <w:tcW w:w="2410" w:type="dxa"/>
           </w:tcPr>
           <w:p>
             <w:r>
@@ -11007,7 +9415,7 @@
         </w:tc>
         <w:tc>
           <w:tcPr>
-            <w:tcW w:w="2493" w:type="dxa"/>
+            <w:tcW w:w="584" w:type="dxa"/>
           </w:tcPr>
           <w:p>
             <w:r>
@@ -11017,9 +9425,12 @@
         </w:tc>
       </w:tr>
       <w:tr>
-        <w:tc>
-          <w:tcPr>
-            <w:tcW w:w="2493" w:type="dxa"/>
+        <w:trPr>
+          <w:jc w:val="center"/>
+        </w:trPr>
+        <w:tc>
+          <w:tcPr>
+            <w:tcW w:w="675" w:type="dxa"/>
           </w:tcPr>
           <w:p>
             <w:r>
@@ -11029,7 +9440,7 @@
         </w:tc>
         <w:tc>
           <w:tcPr>
-            <w:tcW w:w="2493" w:type="dxa"/>
+            <w:tcW w:w="1418" w:type="dxa"/>
           </w:tcPr>
           <w:p>
             <w:r>
@@ -11039,7 +9450,7 @@
         </w:tc>
         <w:tc>
           <w:tcPr>
-            <w:tcW w:w="2493" w:type="dxa"/>
+            <w:tcW w:w="2410" w:type="dxa"/>
           </w:tcPr>
           <w:p>
             <w:r>
@@ -11049,7 +9460,7 @@
         </w:tc>
         <w:tc>
           <w:tcPr>
-            <w:tcW w:w="2493" w:type="dxa"/>
+            <w:tcW w:w="584" w:type="dxa"/>
           </w:tcPr>
           <w:p>
             <w:r>
@@ -11059,9 +9470,12 @@
         </w:tc>
       </w:tr>
       <w:tr>
-        <w:tc>
-          <w:tcPr>
-            <w:tcW w:w="2493" w:type="dxa"/>
+        <w:trPr>
+          <w:jc w:val="center"/>
+        </w:trPr>
+        <w:tc>
+          <w:tcPr>
+            <w:tcW w:w="675" w:type="dxa"/>
           </w:tcPr>
           <w:p>
             <w:r>
@@ -11071,7 +9485,7 @@
         </w:tc>
         <w:tc>
           <w:tcPr>
-            <w:tcW w:w="2493" w:type="dxa"/>
+            <w:tcW w:w="1418" w:type="dxa"/>
           </w:tcPr>
           <w:p>
             <w:r>
@@ -11081,7 +9495,7 @@
         </w:tc>
         <w:tc>
           <w:tcPr>
-            <w:tcW w:w="2493" w:type="dxa"/>
+            <w:tcW w:w="2410" w:type="dxa"/>
           </w:tcPr>
           <w:p>
             <w:r>
@@ -11091,7 +9505,7 @@
         </w:tc>
         <w:tc>
           <w:tcPr>
-            <w:tcW w:w="2493" w:type="dxa"/>
+            <w:tcW w:w="584" w:type="dxa"/>
           </w:tcPr>
           <w:p>
             <w:r>
@@ -11101,9 +9515,12 @@
         </w:tc>
       </w:tr>
       <w:tr>
-        <w:tc>
-          <w:tcPr>
-            <w:tcW w:w="2493" w:type="dxa"/>
+        <w:trPr>
+          <w:jc w:val="center"/>
+        </w:trPr>
+        <w:tc>
+          <w:tcPr>
+            <w:tcW w:w="675" w:type="dxa"/>
           </w:tcPr>
           <w:p>
             <w:r>
@@ -11113,7 +9530,7 @@
         </w:tc>
         <w:tc>
           <w:tcPr>
-            <w:tcW w:w="2493" w:type="dxa"/>
+            <w:tcW w:w="1418" w:type="dxa"/>
           </w:tcPr>
           <w:p>
             <w:r>
@@ -11123,7 +9540,7 @@
         </w:tc>
         <w:tc>
           <w:tcPr>
-            <w:tcW w:w="2493" w:type="dxa"/>
+            <w:tcW w:w="2410" w:type="dxa"/>
           </w:tcPr>
           <w:p>
             <w:r>
@@ -11133,7 +9550,7 @@
         </w:tc>
         <w:tc>
           <w:tcPr>
-            <w:tcW w:w="2493" w:type="dxa"/>
+            <w:tcW w:w="584" w:type="dxa"/>
           </w:tcPr>
           <w:p>
             <w:r>
@@ -11143,9 +9560,12 @@
         </w:tc>
       </w:tr>
       <w:tr>
-        <w:tc>
-          <w:tcPr>
-            <w:tcW w:w="2493" w:type="dxa"/>
+        <w:trPr>
+          <w:jc w:val="center"/>
+        </w:trPr>
+        <w:tc>
+          <w:tcPr>
+            <w:tcW w:w="675" w:type="dxa"/>
           </w:tcPr>
           <w:p>
             <w:r>
@@ -11155,7 +9575,7 @@
         </w:tc>
         <w:tc>
           <w:tcPr>
-            <w:tcW w:w="2493" w:type="dxa"/>
+            <w:tcW w:w="1418" w:type="dxa"/>
           </w:tcPr>
           <w:p>
             <w:r>
@@ -11165,7 +9585,7 @@
         </w:tc>
         <w:tc>
           <w:tcPr>
-            <w:tcW w:w="2493" w:type="dxa"/>
+            <w:tcW w:w="2410" w:type="dxa"/>
           </w:tcPr>
           <w:p>
             <w:r>
@@ -11175,7 +9595,7 @@
         </w:tc>
         <w:tc>
           <w:tcPr>
-            <w:tcW w:w="2493" w:type="dxa"/>
+            <w:tcW w:w="584" w:type="dxa"/>
           </w:tcPr>
           <w:p>
             <w:r>
@@ -11185,9 +9605,12 @@
         </w:tc>
       </w:tr>
       <w:tr>
-        <w:tc>
-          <w:tcPr>
-            <w:tcW w:w="2493" w:type="dxa"/>
+        <w:trPr>
+          <w:jc w:val="center"/>
+        </w:trPr>
+        <w:tc>
+          <w:tcPr>
+            <w:tcW w:w="675" w:type="dxa"/>
           </w:tcPr>
           <w:p>
             <w:r>
@@ -11197,7 +9620,7 @@
         </w:tc>
         <w:tc>
           <w:tcPr>
-            <w:tcW w:w="2493" w:type="dxa"/>
+            <w:tcW w:w="1418" w:type="dxa"/>
           </w:tcPr>
           <w:p>
             <w:r>
@@ -11207,7 +9630,7 @@
         </w:tc>
         <w:tc>
           <w:tcPr>
-            <w:tcW w:w="2493" w:type="dxa"/>
+            <w:tcW w:w="2410" w:type="dxa"/>
           </w:tcPr>
           <w:p>
             <w:r>
@@ -11217,7 +9640,7 @@
         </w:tc>
         <w:tc>
           <w:tcPr>
-            <w:tcW w:w="2493" w:type="dxa"/>
+            <w:tcW w:w="584" w:type="dxa"/>
           </w:tcPr>
           <w:p>
             <w:r>
@@ -11228,7 +9651,15 @@
       </w:tr>
     </w:tbl>
     <w:p>
-      <w:r>
+      <w:pPr>
+        <w:rPr>
+          <w:lang w:val="ru-RU"/>
+        </w:rPr>
+      </w:pPr>
+      <w:r>
+        <w:rPr>
+          <w:lang w:val="ru-RU"/>
+        </w:rPr>
         <w:t>Пошаговое выполнение алгоритма Прима</w:t>
       </w:r>
     </w:p>
@@ -11236,6 +9667,1343 @@
       <w:tblPr>
         <w:tblStyle w:val="aff0"/>
         <w:tblW w:w="0" w:type="auto"/>
+        <w:jc w:val="center"/>
+        <w:tblLook w:val="04A0" w:firstRow="1" w:lastRow="0" w:firstColumn="1" w:lastColumn="0" w:noHBand="0" w:noVBand="1"/>
+      </w:tblPr>
+      <w:tblGrid>
+        <w:gridCol w:w="664"/>
+        <w:gridCol w:w="1360"/>
+        <w:gridCol w:w="819"/>
+        <w:gridCol w:w="951"/>
+        <w:gridCol w:w="2126"/>
+        <w:gridCol w:w="2126"/>
+      </w:tblGrid>
+      <w:tr>
+        <w:trPr>
+          <w:jc w:val="center"/>
+        </w:trPr>
+        <w:tc>
+          <w:tcPr>
+            <w:tcW w:w="664" w:type="dxa"/>
+            <w:shd w:val="clear" w:color="auto" w:fill="B6DDE8" w:themeFill="accent5" w:themeFillTint="66"/>
+          </w:tcPr>
+          <w:p>
+            <w:pPr>
+              <w:rPr>
+                <w:lang w:val="ru-RU"/>
+              </w:rPr>
+            </w:pPr>
+            <w:r>
+              <w:rPr>
+                <w:lang w:val="ru-RU"/>
+              </w:rPr>
+              <w:t>Шаг</w:t>
+            </w:r>
+          </w:p>
+        </w:tc>
+        <w:tc>
+          <w:tcPr>
+            <w:tcW w:w="1360" w:type="dxa"/>
+            <w:shd w:val="clear" w:color="auto" w:fill="B6DDE8" w:themeFill="accent5" w:themeFillTint="66"/>
+          </w:tcPr>
+          <w:p>
+            <w:r>
+              <w:rPr>
+                <w:lang w:val="ru-RU"/>
+              </w:rPr>
+              <w:t xml:space="preserve">Выбранная </w:t>
+            </w:r>
+            <w:r>
+              <w:t>u</w:t>
+            </w:r>
+          </w:p>
+        </w:tc>
+        <w:tc>
+          <w:tcPr>
+            <w:tcW w:w="819" w:type="dxa"/>
+            <w:shd w:val="clear" w:color="auto" w:fill="B6DDE8" w:themeFill="accent5" w:themeFillTint="66"/>
+          </w:tcPr>
+          <w:p>
+            <w:r>
+              <w:t>Ребро</w:t>
+            </w:r>
+          </w:p>
+        </w:tc>
+        <w:tc>
+          <w:tcPr>
+            <w:tcW w:w="951" w:type="dxa"/>
+            <w:shd w:val="clear" w:color="auto" w:fill="B6DDE8" w:themeFill="accent5" w:themeFillTint="66"/>
+          </w:tcPr>
+          <w:p>
+            <w:r>
+              <w:t>Вес</w:t>
+            </w:r>
+          </w:p>
+        </w:tc>
+        <w:tc>
+          <w:tcPr>
+            <w:tcW w:w="2126" w:type="dxa"/>
+            <w:shd w:val="clear" w:color="auto" w:fill="B6DDE8" w:themeFill="accent5" w:themeFillTint="66"/>
+          </w:tcPr>
+          <w:p>
+            <w:r>
+              <w:t>Вершины в МОД</w:t>
+            </w:r>
+          </w:p>
+        </w:tc>
+        <w:tc>
+          <w:tcPr>
+            <w:tcW w:w="2126" w:type="dxa"/>
+            <w:shd w:val="clear" w:color="auto" w:fill="B6DDE8" w:themeFill="accent5" w:themeFillTint="66"/>
+          </w:tcPr>
+          <w:p>
+            <w:r>
+              <w:t>Обновления key[]</w:t>
+            </w:r>
+          </w:p>
+        </w:tc>
+      </w:tr>
+      <w:tr>
+        <w:trPr>
+          <w:jc w:val="center"/>
+        </w:trPr>
+        <w:tc>
+          <w:tcPr>
+            <w:tcW w:w="664" w:type="dxa"/>
+          </w:tcPr>
+          <w:p>
+            <w:r>
+              <w:t>1</w:t>
+            </w:r>
+          </w:p>
+        </w:tc>
+        <w:tc>
+          <w:tcPr>
+            <w:tcW w:w="1360" w:type="dxa"/>
+          </w:tcPr>
+          <w:p>
+            <w:r>
+              <w:t>0</w:t>
+            </w:r>
+          </w:p>
+        </w:tc>
+        <w:tc>
+          <w:tcPr>
+            <w:tcW w:w="819" w:type="dxa"/>
+          </w:tcPr>
+          <w:p>
+            <w:r>
+              <w:t>---</w:t>
+            </w:r>
+          </w:p>
+        </w:tc>
+        <w:tc>
+          <w:tcPr>
+            <w:tcW w:w="951" w:type="dxa"/>
+          </w:tcPr>
+          <w:p>
+            <w:r>
+              <w:t>0 (старт)</w:t>
+            </w:r>
+          </w:p>
+        </w:tc>
+        <w:tc>
+          <w:tcPr>
+            <w:tcW w:w="2126" w:type="dxa"/>
+          </w:tcPr>
+          <w:p>
+            <w:r>
+              <w:t>{0}</w:t>
+            </w:r>
+          </w:p>
+        </w:tc>
+        <w:tc>
+          <w:tcPr>
+            <w:tcW w:w="2126" w:type="dxa"/>
+          </w:tcPr>
+          <w:p>
+            <w:r>
+              <w:t>key[1]:∞→8; key[2]:∞→1</w:t>
+            </w:r>
+          </w:p>
+        </w:tc>
+      </w:tr>
+      <w:tr>
+        <w:trPr>
+          <w:jc w:val="center"/>
+        </w:trPr>
+        <w:tc>
+          <w:tcPr>
+            <w:tcW w:w="664" w:type="dxa"/>
+          </w:tcPr>
+          <w:p>
+            <w:r>
+              <w:t>2</w:t>
+            </w:r>
+          </w:p>
+        </w:tc>
+        <w:tc>
+          <w:tcPr>
+            <w:tcW w:w="1360" w:type="dxa"/>
+          </w:tcPr>
+          <w:p>
+            <w:r>
+              <w:t>2</w:t>
+            </w:r>
+          </w:p>
+        </w:tc>
+        <w:tc>
+          <w:tcPr>
+            <w:tcW w:w="819" w:type="dxa"/>
+          </w:tcPr>
+          <w:p>
+            <w:r>
+              <w:t>(0,2)</w:t>
+            </w:r>
+          </w:p>
+        </w:tc>
+        <w:tc>
+          <w:tcPr>
+            <w:tcW w:w="951" w:type="dxa"/>
+          </w:tcPr>
+          <w:p>
+            <w:r>
+              <w:t>1</w:t>
+            </w:r>
+          </w:p>
+        </w:tc>
+        <w:tc>
+          <w:tcPr>
+            <w:tcW w:w="2126" w:type="dxa"/>
+          </w:tcPr>
+          <w:p>
+            <w:r>
+              <w:t>{0, 2}</w:t>
+            </w:r>
+          </w:p>
+        </w:tc>
+        <w:tc>
+          <w:tcPr>
+            <w:tcW w:w="2126" w:type="dxa"/>
+          </w:tcPr>
+          <w:p>
+            <w:r>
+              <w:t>key[3]:∞→7; key[5]:∞→11</w:t>
+            </w:r>
+          </w:p>
+        </w:tc>
+      </w:tr>
+      <w:tr>
+        <w:trPr>
+          <w:jc w:val="center"/>
+        </w:trPr>
+        <w:tc>
+          <w:tcPr>
+            <w:tcW w:w="664" w:type="dxa"/>
+          </w:tcPr>
+          <w:p>
+            <w:r>
+              <w:t>3</w:t>
+            </w:r>
+          </w:p>
+        </w:tc>
+        <w:tc>
+          <w:tcPr>
+            <w:tcW w:w="1360" w:type="dxa"/>
+          </w:tcPr>
+          <w:p>
+            <w:r>
+              <w:t>3</w:t>
+            </w:r>
+          </w:p>
+        </w:tc>
+        <w:tc>
+          <w:tcPr>
+            <w:tcW w:w="819" w:type="dxa"/>
+          </w:tcPr>
+          <w:p>
+            <w:r>
+              <w:t>(2,3)</w:t>
+            </w:r>
+          </w:p>
+        </w:tc>
+        <w:tc>
+          <w:tcPr>
+            <w:tcW w:w="951" w:type="dxa"/>
+          </w:tcPr>
+          <w:p>
+            <w:r>
+              <w:t>7</w:t>
+            </w:r>
+          </w:p>
+        </w:tc>
+        <w:tc>
+          <w:tcPr>
+            <w:tcW w:w="2126" w:type="dxa"/>
+          </w:tcPr>
+          <w:p>
+            <w:r>
+              <w:t>{0, 2, 3}</w:t>
+            </w:r>
+          </w:p>
+        </w:tc>
+        <w:tc>
+          <w:tcPr>
+            <w:tcW w:w="2126" w:type="dxa"/>
+          </w:tcPr>
+          <w:p>
+            <w:r>
+              <w:t>key[1]:8→4; key[5]:11→6; key[6]:∞→9</w:t>
+            </w:r>
+          </w:p>
+        </w:tc>
+      </w:tr>
+      <w:tr>
+        <w:trPr>
+          <w:jc w:val="center"/>
+        </w:trPr>
+        <w:tc>
+          <w:tcPr>
+            <w:tcW w:w="664" w:type="dxa"/>
+          </w:tcPr>
+          <w:p>
+            <w:r>
+              <w:t>4</w:t>
+            </w:r>
+          </w:p>
+        </w:tc>
+        <w:tc>
+          <w:tcPr>
+            <w:tcW w:w="1360" w:type="dxa"/>
+          </w:tcPr>
+          <w:p>
+            <w:r>
+              <w:t>1</w:t>
+            </w:r>
+          </w:p>
+        </w:tc>
+        <w:tc>
+          <w:tcPr>
+            <w:tcW w:w="819" w:type="dxa"/>
+          </w:tcPr>
+          <w:p>
+            <w:r>
+              <w:t>(3,1)</w:t>
+            </w:r>
+          </w:p>
+        </w:tc>
+        <w:tc>
+          <w:tcPr>
+            <w:tcW w:w="951" w:type="dxa"/>
+          </w:tcPr>
+          <w:p>
+            <w:r>
+              <w:t>4</w:t>
+            </w:r>
+          </w:p>
+        </w:tc>
+        <w:tc>
+          <w:tcPr>
+            <w:tcW w:w="2126" w:type="dxa"/>
+          </w:tcPr>
+          <w:p>
+            <w:r>
+              <w:t>{0, 1, 2, 3}</w:t>
+            </w:r>
+          </w:p>
+        </w:tc>
+        <w:tc>
+          <w:tcPr>
+            <w:tcW w:w="2126" w:type="dxa"/>
+          </w:tcPr>
+          <w:p>
+            <w:r>
+              <w:t>key[4]:∞→5</w:t>
+            </w:r>
+          </w:p>
+        </w:tc>
+      </w:tr>
+      <w:tr>
+        <w:trPr>
+          <w:jc w:val="center"/>
+        </w:trPr>
+        <w:tc>
+          <w:tcPr>
+            <w:tcW w:w="664" w:type="dxa"/>
+          </w:tcPr>
+          <w:p>
+            <w:r>
+              <w:t>5</w:t>
+            </w:r>
+          </w:p>
+        </w:tc>
+        <w:tc>
+          <w:tcPr>
+            <w:tcW w:w="1360" w:type="dxa"/>
+          </w:tcPr>
+          <w:p>
+            <w:r>
+              <w:t>4</w:t>
+            </w:r>
+          </w:p>
+        </w:tc>
+        <w:tc>
+          <w:tcPr>
+            <w:tcW w:w="819" w:type="dxa"/>
+          </w:tcPr>
+          <w:p>
+            <w:r>
+              <w:t>(1,4)</w:t>
+            </w:r>
+          </w:p>
+        </w:tc>
+        <w:tc>
+          <w:tcPr>
+            <w:tcW w:w="951" w:type="dxa"/>
+          </w:tcPr>
+          <w:p>
+            <w:r>
+              <w:t>5</w:t>
+            </w:r>
+          </w:p>
+        </w:tc>
+        <w:tc>
+          <w:tcPr>
+            <w:tcW w:w="2126" w:type="dxa"/>
+          </w:tcPr>
+          <w:p>
+            <w:r>
+              <w:t>{0, 1, 2, 3, 4}</w:t>
+            </w:r>
+          </w:p>
+        </w:tc>
+        <w:tc>
+          <w:tcPr>
+            <w:tcW w:w="2126" w:type="dxa"/>
+          </w:tcPr>
+          <w:p>
+            <w:r>
+              <w:t>---</w:t>
+            </w:r>
+          </w:p>
+        </w:tc>
+      </w:tr>
+      <w:tr>
+        <w:trPr>
+          <w:jc w:val="center"/>
+        </w:trPr>
+        <w:tc>
+          <w:tcPr>
+            <w:tcW w:w="664" w:type="dxa"/>
+          </w:tcPr>
+          <w:p>
+            <w:r>
+              <w:t>6</w:t>
+            </w:r>
+          </w:p>
+        </w:tc>
+        <w:tc>
+          <w:tcPr>
+            <w:tcW w:w="1360" w:type="dxa"/>
+          </w:tcPr>
+          <w:p>
+            <w:r>
+              <w:t>5</w:t>
+            </w:r>
+          </w:p>
+        </w:tc>
+        <w:tc>
+          <w:tcPr>
+            <w:tcW w:w="819" w:type="dxa"/>
+          </w:tcPr>
+          <w:p>
+            <w:r>
+              <w:t>(3,5)</w:t>
+            </w:r>
+          </w:p>
+        </w:tc>
+        <w:tc>
+          <w:tcPr>
+            <w:tcW w:w="951" w:type="dxa"/>
+          </w:tcPr>
+          <w:p>
+            <w:r>
+              <w:t>6</w:t>
+            </w:r>
+          </w:p>
+        </w:tc>
+        <w:tc>
+          <w:tcPr>
+            <w:tcW w:w="2126" w:type="dxa"/>
+          </w:tcPr>
+          <w:p>
+            <w:r>
+              <w:t>{0, 1, 2, 3, 4, 5}</w:t>
+            </w:r>
+          </w:p>
+        </w:tc>
+        <w:tc>
+          <w:tcPr>
+            <w:tcW w:w="2126" w:type="dxa"/>
+          </w:tcPr>
+          <w:p>
+            <w:r>
+              <w:t>key[6]:9→2</w:t>
+            </w:r>
+          </w:p>
+        </w:tc>
+      </w:tr>
+      <w:tr>
+        <w:trPr>
+          <w:jc w:val="center"/>
+        </w:trPr>
+        <w:tc>
+          <w:tcPr>
+            <w:tcW w:w="664" w:type="dxa"/>
+          </w:tcPr>
+          <w:p>
+            <w:r>
+              <w:t>7</w:t>
+            </w:r>
+          </w:p>
+        </w:tc>
+        <w:tc>
+          <w:tcPr>
+            <w:tcW w:w="1360" w:type="dxa"/>
+          </w:tcPr>
+          <w:p>
+            <w:r>
+              <w:t>6</w:t>
+            </w:r>
+          </w:p>
+        </w:tc>
+        <w:tc>
+          <w:tcPr>
+            <w:tcW w:w="819" w:type="dxa"/>
+          </w:tcPr>
+          <w:p>
+            <w:r>
+              <w:t>(5,6)</w:t>
+            </w:r>
+          </w:p>
+        </w:tc>
+        <w:tc>
+          <w:tcPr>
+            <w:tcW w:w="951" w:type="dxa"/>
+          </w:tcPr>
+          <w:p>
+            <w:r>
+              <w:t>2</w:t>
+            </w:r>
+          </w:p>
+        </w:tc>
+        <w:tc>
+          <w:tcPr>
+            <w:tcW w:w="2126" w:type="dxa"/>
+          </w:tcPr>
+          <w:p>
+            <w:r>
+              <w:t>{0, 1, 2, 3, 4, 5, 6}</w:t>
+            </w:r>
+          </w:p>
+        </w:tc>
+        <w:tc>
+          <w:tcPr>
+            <w:tcW w:w="2126" w:type="dxa"/>
+          </w:tcPr>
+          <w:p>
+            <w:r>
+              <w:t>---</w:t>
+            </w:r>
+          </w:p>
+        </w:tc>
+      </w:tr>
+    </w:tbl>
+    <w:p>
+      <w:pPr>
+        <w:rPr>
+          <w:lang w:val="ru-RU"/>
+        </w:rPr>
+      </w:pPr>
+      <w:r>
+        <w:rPr>
+          <w:lang w:val="ru-RU"/>
+        </w:rPr>
+        <w:t>Результат Прима</w:t>
+      </w:r>
+    </w:p>
+    <w:tbl>
+      <w:tblPr>
+        <w:tblStyle w:val="aff0"/>
+        <w:tblW w:w="0" w:type="auto"/>
+        <w:jc w:val="center"/>
+        <w:tblLook w:val="04A0" w:firstRow="1" w:lastRow="0" w:firstColumn="1" w:lastColumn="0" w:noHBand="0" w:noVBand="1"/>
+      </w:tblPr>
+      <w:tblGrid>
+        <w:gridCol w:w="959"/>
+        <w:gridCol w:w="590"/>
+      </w:tblGrid>
+      <w:tr>
+        <w:trPr>
+          <w:jc w:val="center"/>
+        </w:trPr>
+        <w:tc>
+          <w:tcPr>
+            <w:tcW w:w="959" w:type="dxa"/>
+            <w:shd w:val="clear" w:color="auto" w:fill="B6DDE8" w:themeFill="accent5" w:themeFillTint="66"/>
+          </w:tcPr>
+          <w:p>
+            <w:pPr>
+              <w:rPr>
+                <w:lang w:val="ru-RU"/>
+              </w:rPr>
+            </w:pPr>
+            <w:r>
+              <w:rPr>
+                <w:lang w:val="ru-RU"/>
+              </w:rPr>
+              <w:t>Ребро</w:t>
+            </w:r>
+          </w:p>
+        </w:tc>
+        <w:tc>
+          <w:tcPr>
+            <w:tcW w:w="584" w:type="dxa"/>
+            <w:shd w:val="clear" w:color="auto" w:fill="B6DDE8" w:themeFill="accent5" w:themeFillTint="66"/>
+          </w:tcPr>
+          <w:p>
+            <w:pPr>
+              <w:rPr>
+                <w:lang w:val="ru-RU"/>
+              </w:rPr>
+            </w:pPr>
+            <w:r>
+              <w:rPr>
+                <w:lang w:val="ru-RU"/>
+              </w:rPr>
+              <w:t>Вес</w:t>
+            </w:r>
+          </w:p>
+        </w:tc>
+      </w:tr>
+      <w:tr>
+        <w:trPr>
+          <w:jc w:val="center"/>
+        </w:trPr>
+        <w:tc>
+          <w:tcPr>
+            <w:tcW w:w="959" w:type="dxa"/>
+          </w:tcPr>
+          <w:p>
+            <w:r>
+              <w:t>(0,2)</w:t>
+            </w:r>
+          </w:p>
+        </w:tc>
+        <w:tc>
+          <w:tcPr>
+            <w:tcW w:w="584" w:type="dxa"/>
+          </w:tcPr>
+          <w:p>
+            <w:r>
+              <w:t>1</w:t>
+            </w:r>
+          </w:p>
+        </w:tc>
+      </w:tr>
+      <w:tr>
+        <w:trPr>
+          <w:jc w:val="center"/>
+        </w:trPr>
+        <w:tc>
+          <w:tcPr>
+            <w:tcW w:w="959" w:type="dxa"/>
+          </w:tcPr>
+          <w:p>
+            <w:r>
+              <w:t>(2,3)</w:t>
+            </w:r>
+          </w:p>
+        </w:tc>
+        <w:tc>
+          <w:tcPr>
+            <w:tcW w:w="584" w:type="dxa"/>
+          </w:tcPr>
+          <w:p>
+            <w:r>
+              <w:t>7</w:t>
+            </w:r>
+          </w:p>
+        </w:tc>
+      </w:tr>
+      <w:tr>
+        <w:trPr>
+          <w:jc w:val="center"/>
+        </w:trPr>
+        <w:tc>
+          <w:tcPr>
+            <w:tcW w:w="959" w:type="dxa"/>
+          </w:tcPr>
+          <w:p>
+            <w:r>
+              <w:t>(3,1)</w:t>
+            </w:r>
+          </w:p>
+        </w:tc>
+        <w:tc>
+          <w:tcPr>
+            <w:tcW w:w="584" w:type="dxa"/>
+          </w:tcPr>
+          <w:p>
+            <w:r>
+              <w:t>4</w:t>
+            </w:r>
+          </w:p>
+        </w:tc>
+      </w:tr>
+      <w:tr>
+        <w:trPr>
+          <w:jc w:val="center"/>
+        </w:trPr>
+        <w:tc>
+          <w:tcPr>
+            <w:tcW w:w="959" w:type="dxa"/>
+          </w:tcPr>
+          <w:p>
+            <w:r>
+              <w:t>(1,4)</w:t>
+            </w:r>
+          </w:p>
+        </w:tc>
+        <w:tc>
+          <w:tcPr>
+            <w:tcW w:w="584" w:type="dxa"/>
+          </w:tcPr>
+          <w:p>
+            <w:r>
+              <w:t>5</w:t>
+            </w:r>
+          </w:p>
+        </w:tc>
+      </w:tr>
+      <w:tr>
+        <w:trPr>
+          <w:jc w:val="center"/>
+        </w:trPr>
+        <w:tc>
+          <w:tcPr>
+            <w:tcW w:w="959" w:type="dxa"/>
+          </w:tcPr>
+          <w:p>
+            <w:r>
+              <w:t>(3,5)</w:t>
+            </w:r>
+          </w:p>
+        </w:tc>
+        <w:tc>
+          <w:tcPr>
+            <w:tcW w:w="584" w:type="dxa"/>
+          </w:tcPr>
+          <w:p>
+            <w:r>
+              <w:t>6</w:t>
+            </w:r>
+          </w:p>
+        </w:tc>
+      </w:tr>
+      <w:tr>
+        <w:trPr>
+          <w:jc w:val="center"/>
+        </w:trPr>
+        <w:tc>
+          <w:tcPr>
+            <w:tcW w:w="959" w:type="dxa"/>
+          </w:tcPr>
+          <w:p>
+            <w:r>
+              <w:t>(5,6)</w:t>
+            </w:r>
+          </w:p>
+        </w:tc>
+        <w:tc>
+          <w:tcPr>
+            <w:tcW w:w="584" w:type="dxa"/>
+          </w:tcPr>
+          <w:p>
+            <w:r>
+              <w:t>2</w:t>
+            </w:r>
+          </w:p>
+        </w:tc>
+      </w:tr>
+      <w:tr>
+        <w:trPr>
+          <w:jc w:val="center"/>
+        </w:trPr>
+        <w:tc>
+          <w:tcPr>
+            <w:tcW w:w="959" w:type="dxa"/>
+          </w:tcPr>
+          <w:p>
+            <w:r>
+              <w:t>Итого:</w:t>
+            </w:r>
+          </w:p>
+        </w:tc>
+        <w:tc>
+          <w:tcPr>
+            <w:tcW w:w="584" w:type="dxa"/>
+          </w:tcPr>
+          <w:p>
+            <w:r>
+              <w:t>25</w:t>
+            </w:r>
+          </w:p>
+        </w:tc>
+      </w:tr>
+    </w:tbl>
+    <w:p>
+      <w:pPr>
+        <w:rPr>
+          <w:lang w:val="ru-RU"/>
+        </w:rPr>
+      </w:pPr>
+      <w:r>
+        <w:rPr>
+          <w:lang w:val="ru-RU"/>
+        </w:rPr>
+        <w:t>Суммарный вес МОД по алгоритму Прима = 25.</w:t>
+      </w:r>
+    </w:p>
+    <w:p>
+      <w:pPr>
+        <w:jc w:val="center"/>
+        <w:rPr>
+          <w:lang w:val="ru-RU"/>
+        </w:rPr>
+      </w:pPr>
+      <w:r>
+        <w:rPr>
+          <w:noProof/>
+        </w:rPr>
+        <w:lastRenderedPageBreak/>
+        <w:drawing>
+          <wp:inline distT="0" distB="0" distL="0" distR="0" wp14:anchorId="37C09424" wp14:editId="720001B7">
+            <wp:extent cx="5212080" cy="3097559"/>
+            <wp:effectExtent l="0" t="0" r="0" b="0"/>
+            <wp:docPr id="5" name="Picture 5"/>
+            <wp:cNvGraphicFramePr>
+              <a:graphicFrameLocks xmlns:a="http://schemas.openxmlformats.org/drawingml/2006/main" noChangeAspect="1"/>
+            </wp:cNvGraphicFramePr>
+            <a:graphic xmlns:a="http://schemas.openxmlformats.org/drawingml/2006/main">
+              <a:graphicData uri="http://schemas.openxmlformats.org/drawingml/2006/picture">
+                <pic:pic xmlns:pic="http://schemas.openxmlformats.org/drawingml/2006/picture">
+                  <pic:nvPicPr>
+                    <pic:cNvPr id="0" name="prim_tree_variant9.png"/>
+                    <pic:cNvPicPr/>
+                  </pic:nvPicPr>
+                  <pic:blipFill>
+                    <a:blip r:embed="rId11"/>
+                    <a:stretch>
+                      <a:fillRect/>
+                    </a:stretch>
+                  </pic:blipFill>
+                  <pic:spPr>
+                    <a:xfrm>
+                      <a:off x="0" y="0"/>
+                      <a:ext cx="5212080" cy="3097559"/>
+                    </a:xfrm>
+                    <a:prstGeom prst="rect">
+                      <a:avLst/>
+                    </a:prstGeom>
+                  </pic:spPr>
+                </pic:pic>
+              </a:graphicData>
+            </a:graphic>
+          </wp:inline>
+        </w:drawing>
+      </w:r>
+    </w:p>
+    <w:p>
+      <w:pPr>
+        <w:rPr>
+          <w:lang w:val="ru-RU"/>
+        </w:rPr>
+      </w:pPr>
+      <w:r>
+        <w:rPr>
+          <w:b/>
+          <w:lang w:val="ru-RU"/>
+        </w:rPr>
+        <w:t xml:space="preserve">Задание 7. Минимальное </w:t>
+      </w:r>
+      <w:proofErr w:type="spellStart"/>
+      <w:r>
+        <w:rPr>
+          <w:b/>
+          <w:lang w:val="ru-RU"/>
+        </w:rPr>
+        <w:t>остовное</w:t>
+      </w:r>
+      <w:proofErr w:type="spellEnd"/>
+      <w:r>
+        <w:rPr>
+          <w:b/>
+          <w:lang w:val="ru-RU"/>
+        </w:rPr>
+        <w:t xml:space="preserve"> дерево — Алгоритм </w:t>
+      </w:r>
+      <w:proofErr w:type="spellStart"/>
+      <w:r>
+        <w:rPr>
+          <w:b/>
+          <w:lang w:val="ru-RU"/>
+        </w:rPr>
+        <w:t>Краскала</w:t>
+      </w:r>
+      <w:proofErr w:type="spellEnd"/>
+    </w:p>
+    <w:p>
+      <w:pPr>
+        <w:rPr>
+          <w:lang w:val="ru-RU"/>
+        </w:rPr>
+      </w:pPr>
+      <w:r>
+        <w:rPr>
+          <w:lang w:val="ru-RU"/>
+        </w:rPr>
+        <w:t>Шаг 1: Рёбра, отсортированные по весу</w:t>
+      </w:r>
+    </w:p>
+    <w:tbl>
+      <w:tblPr>
+        <w:tblStyle w:val="aff0"/>
+        <w:tblW w:w="0" w:type="auto"/>
+        <w:jc w:val="center"/>
+        <w:tblLook w:val="04A0" w:firstRow="1" w:lastRow="0" w:firstColumn="1" w:lastColumn="0" w:noHBand="0" w:noVBand="1"/>
+      </w:tblPr>
+      <w:tblGrid>
+        <w:gridCol w:w="456"/>
+        <w:gridCol w:w="1353"/>
+        <w:gridCol w:w="709"/>
+      </w:tblGrid>
+      <w:tr>
+        <w:trPr>
+          <w:jc w:val="center"/>
+        </w:trPr>
+        <w:tc>
+          <w:tcPr>
+            <w:tcW w:w="456" w:type="dxa"/>
+            <w:shd w:val="clear" w:color="auto" w:fill="B6DDE8" w:themeFill="accent5" w:themeFillTint="66"/>
+          </w:tcPr>
+          <w:p>
+            <w:r>
+              <w:t>№</w:t>
+            </w:r>
+          </w:p>
+        </w:tc>
+        <w:tc>
+          <w:tcPr>
+            <w:tcW w:w="1353" w:type="dxa"/>
+            <w:shd w:val="clear" w:color="auto" w:fill="B6DDE8" w:themeFill="accent5" w:themeFillTint="66"/>
+          </w:tcPr>
+          <w:p>
+            <w:r>
+              <w:t>Ребро {i,j}</w:t>
+            </w:r>
+          </w:p>
+        </w:tc>
+        <w:tc>
+          <w:tcPr>
+            <w:tcW w:w="709" w:type="dxa"/>
+            <w:shd w:val="clear" w:color="auto" w:fill="B6DDE8" w:themeFill="accent5" w:themeFillTint="66"/>
+          </w:tcPr>
+          <w:p>
+            <w:r>
+              <w:t>Вес</w:t>
+            </w:r>
+          </w:p>
+        </w:tc>
+      </w:tr>
+      <w:tr>
+        <w:trPr>
+          <w:jc w:val="center"/>
+        </w:trPr>
+        <w:tc>
+          <w:tcPr>
+            <w:tcW w:w="456" w:type="dxa"/>
+          </w:tcPr>
+          <w:p>
+            <w:r>
+              <w:t>1</w:t>
+            </w:r>
+          </w:p>
+        </w:tc>
+        <w:tc>
+          <w:tcPr>
+            <w:tcW w:w="1353" w:type="dxa"/>
+          </w:tcPr>
+          <w:p>
+            <w:r>
+              <w:t>{0,2}</w:t>
+            </w:r>
+          </w:p>
+        </w:tc>
+        <w:tc>
+          <w:tcPr>
+            <w:tcW w:w="709" w:type="dxa"/>
+          </w:tcPr>
+          <w:p>
+            <w:r>
+              <w:t>1</w:t>
+            </w:r>
+          </w:p>
+        </w:tc>
+      </w:tr>
+      <w:tr>
+        <w:trPr>
+          <w:jc w:val="center"/>
+        </w:trPr>
+        <w:tc>
+          <w:tcPr>
+            <w:tcW w:w="456" w:type="dxa"/>
+          </w:tcPr>
+          <w:p>
+            <w:r>
+              <w:t>2</w:t>
+            </w:r>
+          </w:p>
+        </w:tc>
+        <w:tc>
+          <w:tcPr>
+            <w:tcW w:w="1353" w:type="dxa"/>
+          </w:tcPr>
+          <w:p>
+            <w:r>
+              <w:t>{5,6}</w:t>
+            </w:r>
+          </w:p>
+        </w:tc>
+        <w:tc>
+          <w:tcPr>
+            <w:tcW w:w="709" w:type="dxa"/>
+          </w:tcPr>
+          <w:p>
+            <w:r>
+              <w:t>2</w:t>
+            </w:r>
+          </w:p>
+        </w:tc>
+      </w:tr>
+      <w:tr>
+        <w:trPr>
+          <w:jc w:val="center"/>
+        </w:trPr>
+        <w:tc>
+          <w:tcPr>
+            <w:tcW w:w="456" w:type="dxa"/>
+          </w:tcPr>
+          <w:p>
+            <w:r>
+              <w:t>3</w:t>
+            </w:r>
+          </w:p>
+        </w:tc>
+        <w:tc>
+          <w:tcPr>
+            <w:tcW w:w="1353" w:type="dxa"/>
+          </w:tcPr>
+          <w:p>
+            <w:r>
+              <w:t>{1,3}</w:t>
+            </w:r>
+          </w:p>
+        </w:tc>
+        <w:tc>
+          <w:tcPr>
+            <w:tcW w:w="709" w:type="dxa"/>
+          </w:tcPr>
+          <w:p>
+            <w:r>
+              <w:t>4</w:t>
+            </w:r>
+          </w:p>
+        </w:tc>
+      </w:tr>
+      <w:tr>
+        <w:trPr>
+          <w:jc w:val="center"/>
+        </w:trPr>
+        <w:tc>
+          <w:tcPr>
+            <w:tcW w:w="456" w:type="dxa"/>
+          </w:tcPr>
+          <w:p>
+            <w:r>
+              <w:t>4</w:t>
+            </w:r>
+          </w:p>
+        </w:tc>
+        <w:tc>
+          <w:tcPr>
+            <w:tcW w:w="1353" w:type="dxa"/>
+          </w:tcPr>
+          <w:p>
+            <w:r>
+              <w:t>{1,4}</w:t>
+            </w:r>
+          </w:p>
+        </w:tc>
+        <w:tc>
+          <w:tcPr>
+            <w:tcW w:w="709" w:type="dxa"/>
+          </w:tcPr>
+          <w:p>
+            <w:r>
+              <w:t>5</w:t>
+            </w:r>
+          </w:p>
+        </w:tc>
+      </w:tr>
+      <w:tr>
+        <w:trPr>
+          <w:jc w:val="center"/>
+        </w:trPr>
+        <w:tc>
+          <w:tcPr>
+            <w:tcW w:w="456" w:type="dxa"/>
+          </w:tcPr>
+          <w:p>
+            <w:r>
+              <w:t>5</w:t>
+            </w:r>
+          </w:p>
+        </w:tc>
+        <w:tc>
+          <w:tcPr>
+            <w:tcW w:w="1353" w:type="dxa"/>
+          </w:tcPr>
+          <w:p>
+            <w:r>
+              <w:t>{3,5}</w:t>
+            </w:r>
+          </w:p>
+        </w:tc>
+        <w:tc>
+          <w:tcPr>
+            <w:tcW w:w="709" w:type="dxa"/>
+          </w:tcPr>
+          <w:p>
+            <w:r>
+              <w:t>6</w:t>
+            </w:r>
+          </w:p>
+        </w:tc>
+      </w:tr>
+      <w:tr>
+        <w:trPr>
+          <w:jc w:val="center"/>
+        </w:trPr>
+        <w:tc>
+          <w:tcPr>
+            <w:tcW w:w="456" w:type="dxa"/>
+          </w:tcPr>
+          <w:p>
+            <w:r>
+              <w:t>6</w:t>
+            </w:r>
+          </w:p>
+        </w:tc>
+        <w:tc>
+          <w:tcPr>
+            <w:tcW w:w="1353" w:type="dxa"/>
+          </w:tcPr>
+          <w:p>
+            <w:r>
+              <w:t>{2,3}</w:t>
+            </w:r>
+          </w:p>
+        </w:tc>
+        <w:tc>
+          <w:tcPr>
+            <w:tcW w:w="709" w:type="dxa"/>
+          </w:tcPr>
+          <w:p>
+            <w:r>
+              <w:t>7</w:t>
+            </w:r>
+          </w:p>
+        </w:tc>
+      </w:tr>
+      <w:tr>
+        <w:trPr>
+          <w:jc w:val="center"/>
+        </w:trPr>
+        <w:tc>
+          <w:tcPr>
+            <w:tcW w:w="456" w:type="dxa"/>
+          </w:tcPr>
+          <w:p>
+            <w:r>
+              <w:t>7</w:t>
+            </w:r>
+          </w:p>
+        </w:tc>
+        <w:tc>
+          <w:tcPr>
+            <w:tcW w:w="1353" w:type="dxa"/>
+          </w:tcPr>
+          <w:p>
+            <w:r>
+              <w:t>{0,1}</w:t>
+            </w:r>
+          </w:p>
+        </w:tc>
+        <w:tc>
+          <w:tcPr>
+            <w:tcW w:w="709" w:type="dxa"/>
+          </w:tcPr>
+          <w:p>
+            <w:r>
+              <w:t>8</w:t>
+            </w:r>
+          </w:p>
+        </w:tc>
+      </w:tr>
+      <w:tr>
+        <w:trPr>
+          <w:jc w:val="center"/>
+        </w:trPr>
+        <w:tc>
+          <w:tcPr>
+            <w:tcW w:w="456" w:type="dxa"/>
+          </w:tcPr>
+          <w:p>
+            <w:r>
+              <w:t>8</w:t>
+            </w:r>
+          </w:p>
+        </w:tc>
+        <w:tc>
+          <w:tcPr>
+            <w:tcW w:w="1353" w:type="dxa"/>
+          </w:tcPr>
+          <w:p>
+            <w:r>
+              <w:t>{3,6}</w:t>
+            </w:r>
+          </w:p>
+        </w:tc>
+        <w:tc>
+          <w:tcPr>
+            <w:tcW w:w="709" w:type="dxa"/>
+          </w:tcPr>
+          <w:p>
+            <w:r>
+              <w:t>9</w:t>
+            </w:r>
+          </w:p>
+        </w:tc>
+      </w:tr>
+      <w:tr>
+        <w:trPr>
+          <w:jc w:val="center"/>
+        </w:trPr>
+        <w:tc>
+          <w:tcPr>
+            <w:tcW w:w="456" w:type="dxa"/>
+          </w:tcPr>
+          <w:p>
+            <w:r>
+              <w:t>9</w:t>
+            </w:r>
+          </w:p>
+        </w:tc>
+        <w:tc>
+          <w:tcPr>
+            <w:tcW w:w="1353" w:type="dxa"/>
+          </w:tcPr>
+          <w:p>
+            <w:r>
+              <w:t>{4,6}</w:t>
+            </w:r>
+          </w:p>
+        </w:tc>
+        <w:tc>
+          <w:tcPr>
+            <w:tcW w:w="709" w:type="dxa"/>
+          </w:tcPr>
+          <w:p>
+            <w:r>
+              <w:t>10</w:t>
+            </w:r>
+          </w:p>
+        </w:tc>
+      </w:tr>
+      <w:tr>
+        <w:trPr>
+          <w:jc w:val="center"/>
+        </w:trPr>
+        <w:tc>
+          <w:tcPr>
+            <w:tcW w:w="456" w:type="dxa"/>
+          </w:tcPr>
+          <w:p>
+            <w:r>
+              <w:t>10</w:t>
+            </w:r>
+          </w:p>
+        </w:tc>
+        <w:tc>
+          <w:tcPr>
+            <w:tcW w:w="1353" w:type="dxa"/>
+          </w:tcPr>
+          <w:p>
+            <w:r>
+              <w:t>{2,5}</w:t>
+            </w:r>
+          </w:p>
+        </w:tc>
+        <w:tc>
+          <w:tcPr>
+            <w:tcW w:w="709" w:type="dxa"/>
+          </w:tcPr>
+          <w:p>
+            <w:r>
+              <w:t>11</w:t>
+            </w:r>
+          </w:p>
+        </w:tc>
+      </w:tr>
+    </w:tbl>
+    <w:p>
+      <w:pPr>
+        <w:rPr>
+          <w:lang w:val="ru-RU"/>
+        </w:rPr>
+      </w:pPr>
+      <w:r>
+        <w:rPr>
+          <w:lang w:val="ru-RU"/>
+        </w:rPr>
+        <w:t xml:space="preserve">Шаг </w:t>
+      </w:r>
+      <w:r>
+        <w:t xml:space="preserve">2: </w:t>
+      </w:r>
+      <w:r>
+        <w:rPr>
+          <w:lang w:val="ru-RU"/>
+        </w:rPr>
+        <w:t>Пошаговый отбор ребер</w:t>
+      </w:r>
+    </w:p>
+    <w:tbl>
+      <w:tblPr>
+        <w:tblStyle w:val="aff0"/>
+        <w:tblW w:w="0" w:type="auto"/>
+        <w:jc w:val="center"/>
         <w:tblLook w:val="04A0" w:firstRow="1" w:lastRow="0" w:firstColumn="1" w:lastColumn="0" w:noHBand="0" w:noVBand="1"/>
       </w:tblPr>
       <w:tblGrid>
@@ -11243,72 +11011,86 @@
         <w:gridCol w:w="1662"/>
         <w:gridCol w:w="1662"/>
         <w:gridCol w:w="1662"/>
-        <w:gridCol w:w="1662"/>
-        <w:gridCol w:w="1662"/>
       </w:tblGrid>
       <w:tr>
+        <w:trPr>
+          <w:jc w:val="center"/>
+        </w:trPr>
         <w:tc>
           <w:tcPr>
             <w:tcW w:w="1662" w:type="dxa"/>
-          </w:tcPr>
-          <w:p>
-            <w:r>
-              <w:t>Итер.</w:t>
+            <w:shd w:val="clear" w:color="auto" w:fill="B6DDE8" w:themeFill="accent5" w:themeFillTint="66"/>
+          </w:tcPr>
+          <w:p>
+            <w:pPr>
+              <w:rPr>
+                <w:lang w:val="ru-RU"/>
+              </w:rPr>
+            </w:pPr>
+            <w:r>
+              <w:rPr>
+                <w:lang w:val="ru-RU"/>
+              </w:rPr>
+              <w:t>Шаг</w:t>
             </w:r>
           </w:p>
         </w:tc>
         <w:tc>
           <w:tcPr>
             <w:tcW w:w="1662" w:type="dxa"/>
-          </w:tcPr>
-          <w:p>
-            <w:r>
-              <w:t>Выбрана u</w:t>
+            <w:shd w:val="clear" w:color="auto" w:fill="B6DDE8" w:themeFill="accent5" w:themeFillTint="66"/>
+          </w:tcPr>
+          <w:p>
+            <w:pPr>
+              <w:rPr>
+                <w:lang w:val="ru-RU"/>
+              </w:rPr>
+            </w:pPr>
+            <w:r>
+              <w:rPr>
+                <w:lang w:val="ru-RU"/>
+              </w:rPr>
+              <w:t>Ребро</w:t>
             </w:r>
           </w:p>
         </w:tc>
         <w:tc>
           <w:tcPr>
             <w:tcW w:w="1662" w:type="dxa"/>
-          </w:tcPr>
-          <w:p>
-            <w:r>
-              <w:t>Ребро</w:t>
+            <w:shd w:val="clear" w:color="auto" w:fill="B6DDE8" w:themeFill="accent5" w:themeFillTint="66"/>
+          </w:tcPr>
+          <w:p>
+            <w:pPr>
+              <w:rPr>
+                <w:lang w:val="ru-RU"/>
+              </w:rPr>
+            </w:pPr>
+            <w:r>
+              <w:rPr>
+                <w:lang w:val="ru-RU"/>
+              </w:rPr>
+              <w:t>Вес</w:t>
             </w:r>
           </w:p>
         </w:tc>
         <w:tc>
           <w:tcPr>
             <w:tcW w:w="1662" w:type="dxa"/>
-          </w:tcPr>
-          <w:p>
-            <w:r>
-              <w:t>Вес</w:t>
-            </w:r>
-          </w:p>
-        </w:tc>
-        <w:tc>
-          <w:tcPr>
-            <w:tcW w:w="1662" w:type="dxa"/>
-          </w:tcPr>
-          <w:p>
-            <w:r>
-              <w:t>Вершины в МОД</w:t>
-            </w:r>
-          </w:p>
-        </w:tc>
-        <w:tc>
-          <w:tcPr>
-            <w:tcW w:w="1662" w:type="dxa"/>
-          </w:tcPr>
-          <w:p>
-            <w:r>
-              <w:t>Обновления key[]</w:t>
-            </w:r>
+            <w:shd w:val="clear" w:color="auto" w:fill="B6DDE8" w:themeFill="accent5" w:themeFillTint="66"/>
+          </w:tcPr>
+          <w:p>
+            <w:pPr>
+              <w:rPr>
+                <w:lang w:val="ru-RU"/>
+              </w:rPr>
+            </w:pPr>
           </w:p>
         </w:tc>
       </w:tr>
       <w:tr>
+        <w:trPr>
+          <w:jc w:val="center"/>
+        </w:trPr>
         <w:tc>
           <w:tcPr>
             <w:tcW w:w="1662" w:type="dxa"/>
@@ -11325,7 +11107,7 @@
           </w:tcPr>
           <w:p>
             <w:r>
-              <w:t>0</w:t>
+              <w:t>(0,2)</w:t>
             </w:r>
           </w:p>
         </w:tc>
@@ -11335,7 +11117,7 @@
           </w:tcPr>
           <w:p>
             <w:r>
-              <w:t>---</w:t>
+              <w:t>1</w:t>
             </w:r>
           </w:p>
         </w:tc>
@@ -11345,32 +11127,15 @@
           </w:tcPr>
           <w:p>
             <w:r>
-              <w:t>0 (старт)</w:t>
-            </w:r>
-          </w:p>
-        </w:tc>
-        <w:tc>
-          <w:tcPr>
-            <w:tcW w:w="1662" w:type="dxa"/>
-          </w:tcPr>
-          <w:p>
-            <w:r>
-              <w:t>{0}</w:t>
-            </w:r>
-          </w:p>
-        </w:tc>
-        <w:tc>
-          <w:tcPr>
-            <w:tcW w:w="1662" w:type="dxa"/>
-          </w:tcPr>
-          <w:p>
-            <w:r>
-              <w:t>key[1]:∞→8; key[2]:∞→1</w:t>
+              <w:t>0∈{0}, 2∈{2}</w:t>
             </w:r>
           </w:p>
         </w:tc>
       </w:tr>
       <w:tr>
+        <w:trPr>
+          <w:jc w:val="center"/>
+        </w:trPr>
         <w:tc>
           <w:tcPr>
             <w:tcW w:w="1662" w:type="dxa"/>
@@ -11387,6 +11152,16 @@
           </w:tcPr>
           <w:p>
             <w:r>
+              <w:t>(5,6)</w:t>
+            </w:r>
+          </w:p>
+        </w:tc>
+        <w:tc>
+          <w:tcPr>
+            <w:tcW w:w="1662" w:type="dxa"/>
+          </w:tcPr>
+          <w:p>
+            <w:r>
               <w:t>2</w:t>
             </w:r>
           </w:p>
@@ -11397,42 +11172,15 @@
           </w:tcPr>
           <w:p>
             <w:r>
-              <w:t>(0,2)</w:t>
-            </w:r>
-          </w:p>
-        </w:tc>
-        <w:tc>
-          <w:tcPr>
-            <w:tcW w:w="1662" w:type="dxa"/>
-          </w:tcPr>
-          <w:p>
-            <w:r>
-              <w:t>1</w:t>
-            </w:r>
-          </w:p>
-        </w:tc>
-        <w:tc>
-          <w:tcPr>
-            <w:tcW w:w="1662" w:type="dxa"/>
-          </w:tcPr>
-          <w:p>
-            <w:r>
-              <w:t>{0, 2}</w:t>
-            </w:r>
-          </w:p>
-        </w:tc>
-        <w:tc>
-          <w:tcPr>
-            <w:tcW w:w="1662" w:type="dxa"/>
-          </w:tcPr>
-          <w:p>
-            <w:r>
-              <w:t>key[3]:∞→7; key[5]:∞→11</w:t>
+              <w:t>5∈{5}, 6∈{6}</w:t>
             </w:r>
           </w:p>
         </w:tc>
       </w:tr>
       <w:tr>
+        <w:trPr>
+          <w:jc w:val="center"/>
+        </w:trPr>
         <w:tc>
           <w:tcPr>
             <w:tcW w:w="1662" w:type="dxa"/>
@@ -11449,7 +11197,7 @@
           </w:tcPr>
           <w:p>
             <w:r>
-              <w:t>3</w:t>
+              <w:t>(1,3)</w:t>
             </w:r>
           </w:p>
         </w:tc>
@@ -11459,7 +11207,7 @@
           </w:tcPr>
           <w:p>
             <w:r>
-              <w:t>(2,3)</w:t>
+              <w:t>4</w:t>
             </w:r>
           </w:p>
         </w:tc>
@@ -11469,32 +11217,15 @@
           </w:tcPr>
           <w:p>
             <w:r>
-              <w:t>7</w:t>
-            </w:r>
-          </w:p>
-        </w:tc>
-        <w:tc>
-          <w:tcPr>
-            <w:tcW w:w="1662" w:type="dxa"/>
-          </w:tcPr>
-          <w:p>
-            <w:r>
-              <w:t>{0, 2, 3}</w:t>
-            </w:r>
-          </w:p>
-        </w:tc>
-        <w:tc>
-          <w:tcPr>
-            <w:tcW w:w="1662" w:type="dxa"/>
-          </w:tcPr>
-          <w:p>
-            <w:r>
-              <w:t>key[1]:8→4; key[5]:11→6; key[6]:∞→9</w:t>
+              <w:t>1∈{1}, 3∈{3}</w:t>
             </w:r>
           </w:p>
         </w:tc>
       </w:tr>
       <w:tr>
+        <w:trPr>
+          <w:jc w:val="center"/>
+        </w:trPr>
         <w:tc>
           <w:tcPr>
             <w:tcW w:w="1662" w:type="dxa"/>
@@ -11511,7 +11242,7 @@
           </w:tcPr>
           <w:p>
             <w:r>
-              <w:t>1</w:t>
+              <w:t>(1,4)</w:t>
             </w:r>
           </w:p>
         </w:tc>
@@ -11521,7 +11252,7 @@
           </w:tcPr>
           <w:p>
             <w:r>
-              <w:t>(3,1)</w:t>
+              <w:t>5</w:t>
             </w:r>
           </w:p>
         </w:tc>
@@ -11531,32 +11262,15 @@
           </w:tcPr>
           <w:p>
             <w:r>
-              <w:t>4</w:t>
-            </w:r>
-          </w:p>
-        </w:tc>
-        <w:tc>
-          <w:tcPr>
-            <w:tcW w:w="1662" w:type="dxa"/>
-          </w:tcPr>
-          <w:p>
-            <w:r>
-              <w:t>{0, 1, 2, 3}</w:t>
-            </w:r>
-          </w:p>
-        </w:tc>
-        <w:tc>
-          <w:tcPr>
-            <w:tcW w:w="1662" w:type="dxa"/>
-          </w:tcPr>
-          <w:p>
-            <w:r>
-              <w:t>key[4]:∞→5</w:t>
+              <w:t>1∈{1}, 4∈{4}</w:t>
             </w:r>
           </w:p>
         </w:tc>
       </w:tr>
       <w:tr>
+        <w:trPr>
+          <w:jc w:val="center"/>
+        </w:trPr>
         <w:tc>
           <w:tcPr>
             <w:tcW w:w="1662" w:type="dxa"/>
@@ -11573,7 +11287,7 @@
           </w:tcPr>
           <w:p>
             <w:r>
-              <w:t>4</w:t>
+              <w:t>(3,5)</w:t>
             </w:r>
           </w:p>
         </w:tc>
@@ -11583,7 +11297,7 @@
           </w:tcPr>
           <w:p>
             <w:r>
-              <w:t>(1,4)</w:t>
+              <w:t>6</w:t>
             </w:r>
           </w:p>
         </w:tc>
@@ -11593,32 +11307,15 @@
           </w:tcPr>
           <w:p>
             <w:r>
-              <w:t>5</w:t>
-            </w:r>
-          </w:p>
-        </w:tc>
-        <w:tc>
-          <w:tcPr>
-            <w:tcW w:w="1662" w:type="dxa"/>
-          </w:tcPr>
-          <w:p>
-            <w:r>
-              <w:t>{0, 1, 2, 3, 4}</w:t>
-            </w:r>
-          </w:p>
-        </w:tc>
-        <w:tc>
-          <w:tcPr>
-            <w:tcW w:w="1662" w:type="dxa"/>
-          </w:tcPr>
-          <w:p>
-            <w:r>
-              <w:t>---</w:t>
+              <w:t>3∈{1}, 5∈{5}</w:t>
             </w:r>
           </w:p>
         </w:tc>
       </w:tr>
       <w:tr>
+        <w:trPr>
+          <w:jc w:val="center"/>
+        </w:trPr>
         <w:tc>
           <w:tcPr>
             <w:tcW w:w="1662" w:type="dxa"/>
@@ -11635,7 +11332,7 @@
           </w:tcPr>
           <w:p>
             <w:r>
-              <w:t>5</w:t>
+              <w:t>(2,3)</w:t>
             </w:r>
           </w:p>
         </w:tc>
@@ -11645,7 +11342,7 @@
           </w:tcPr>
           <w:p>
             <w:r>
-              <w:t>(3,5)</w:t>
+              <w:t>7</w:t>
             </w:r>
           </w:p>
         </w:tc>
@@ -11655,128 +11352,84 @@
           </w:tcPr>
           <w:p>
             <w:r>
-              <w:t>6</w:t>
-            </w:r>
-          </w:p>
-        </w:tc>
-        <w:tc>
-          <w:tcPr>
-            <w:tcW w:w="1662" w:type="dxa"/>
-          </w:tcPr>
-          <w:p>
-            <w:r>
-              <w:t xml:space="preserve">{0, 1, 2, 3, 4, </w:t>
-            </w:r>
-            <w:r>
-              <w:lastRenderedPageBreak/>
-              <w:t>5}</w:t>
-            </w:r>
-          </w:p>
-        </w:tc>
-        <w:tc>
-          <w:tcPr>
-            <w:tcW w:w="1662" w:type="dxa"/>
-          </w:tcPr>
-          <w:p>
-            <w:r>
-              <w:lastRenderedPageBreak/>
-              <w:t>key[6]:9→2</w:t>
-            </w:r>
-          </w:p>
-        </w:tc>
-      </w:tr>
-      <w:tr>
-        <w:tc>
-          <w:tcPr>
-            <w:tcW w:w="1662" w:type="dxa"/>
-          </w:tcPr>
-          <w:p>
-            <w:r>
-              <w:t>7</w:t>
-            </w:r>
-          </w:p>
-        </w:tc>
-        <w:tc>
-          <w:tcPr>
-            <w:tcW w:w="1662" w:type="dxa"/>
-          </w:tcPr>
-          <w:p>
-            <w:r>
-              <w:t>6</w:t>
-            </w:r>
-          </w:p>
-        </w:tc>
-        <w:tc>
-          <w:tcPr>
-            <w:tcW w:w="1662" w:type="dxa"/>
-          </w:tcPr>
-          <w:p>
-            <w:r>
-              <w:t>(5,6)</w:t>
-            </w:r>
-          </w:p>
-        </w:tc>
-        <w:tc>
-          <w:tcPr>
-            <w:tcW w:w="1662" w:type="dxa"/>
-          </w:tcPr>
-          <w:p>
-            <w:r>
-              <w:t>2</w:t>
-            </w:r>
-          </w:p>
-        </w:tc>
-        <w:tc>
-          <w:tcPr>
-            <w:tcW w:w="1662" w:type="dxa"/>
-          </w:tcPr>
-          <w:p>
-            <w:r>
-              <w:t>{0, 1, 2, 3, 4, 5, 6}</w:t>
-            </w:r>
-          </w:p>
-        </w:tc>
-        <w:tc>
-          <w:tcPr>
-            <w:tcW w:w="1662" w:type="dxa"/>
-          </w:tcPr>
-          <w:p>
-            <w:r>
-              <w:t>---</w:t>
+              <w:t>2∈{0}, 3∈{1}</w:t>
             </w:r>
           </w:p>
         </w:tc>
       </w:tr>
     </w:tbl>
     <w:p>
-      <w:r>
-        <w:t>Результат — рёбра МОД (Прим)</w:t>
-      </w:r>
+      <w:pPr>
+        <w:rPr>
+          <w:lang w:val="ru-RU"/>
+        </w:rPr>
+      </w:pPr>
+    </w:p>
+    <w:p>
+      <w:pPr>
+        <w:rPr>
+          <w:lang w:val="ru-RU"/>
+        </w:rPr>
+      </w:pPr>
+    </w:p>
+    <w:p>
+      <w:pPr>
+        <w:rPr>
+          <w:lang w:val="ru-RU"/>
+        </w:rPr>
+      </w:pPr>
+    </w:p>
+    <w:p>
+      <w:pPr>
+        <w:rPr>
+          <w:lang w:val="ru-RU"/>
+        </w:rPr>
+      </w:pPr>
+      <w:r>
+        <w:rPr>
+          <w:lang w:val="ru-RU"/>
+        </w:rPr>
+        <w:lastRenderedPageBreak/>
+        <w:t xml:space="preserve">Результат </w:t>
+      </w:r>
+      <w:proofErr w:type="spellStart"/>
+      <w:r>
+        <w:t>Краскал</w:t>
+      </w:r>
+      <w:proofErr w:type="spellEnd"/>
     </w:p>
     <w:tbl>
       <w:tblPr>
         <w:tblStyle w:val="aff0"/>
         <w:tblW w:w="0" w:type="auto"/>
+        <w:jc w:val="center"/>
         <w:tblLook w:val="04A0" w:firstRow="1" w:lastRow="0" w:firstColumn="1" w:lastColumn="0" w:noHBand="0" w:noVBand="1"/>
       </w:tblPr>
       <w:tblGrid>
-        <w:gridCol w:w="4986"/>
-        <w:gridCol w:w="4986"/>
+        <w:gridCol w:w="900"/>
+        <w:gridCol w:w="626"/>
       </w:tblGrid>
       <w:tr>
-        <w:tc>
-          <w:tcPr>
-            <w:tcW w:w="4986" w:type="dxa"/>
-          </w:tcPr>
-          <w:p>
+        <w:trPr>
+          <w:jc w:val="center"/>
+        </w:trPr>
+        <w:tc>
+          <w:tcPr>
+            <w:tcW w:w="900" w:type="dxa"/>
+            <w:shd w:val="clear" w:color="auto" w:fill="B6DDE8" w:themeFill="accent5" w:themeFillTint="66"/>
+          </w:tcPr>
+          <w:p>
+            <w:proofErr w:type="spellStart"/>
             <w:r>
               <w:t>Ребро</w:t>
             </w:r>
-          </w:p>
-        </w:tc>
-        <w:tc>
-          <w:tcPr>
-            <w:tcW w:w="4986" w:type="dxa"/>
+            <w:proofErr w:type="spellEnd"/>
+          </w:p>
+        </w:tc>
+        <w:tc>
+          <w:tcPr>
+            <w:tcW w:w="626" w:type="dxa"/>
+            <w:shd w:val="clear" w:color="auto" w:fill="B6DDE8" w:themeFill="accent5" w:themeFillTint="66"/>
           </w:tcPr>
           <w:p>
             <w:r>
@@ -11786,9 +11439,12 @@
         </w:tc>
       </w:tr>
       <w:tr>
-        <w:tc>
-          <w:tcPr>
-            <w:tcW w:w="4986" w:type="dxa"/>
+        <w:trPr>
+          <w:jc w:val="center"/>
+        </w:trPr>
+        <w:tc>
+          <w:tcPr>
+            <w:tcW w:w="900" w:type="dxa"/>
           </w:tcPr>
           <w:p>
             <w:r>
@@ -11798,7 +11454,7 @@
         </w:tc>
         <w:tc>
           <w:tcPr>
-            <w:tcW w:w="4986" w:type="dxa"/>
+            <w:tcW w:w="626" w:type="dxa"/>
           </w:tcPr>
           <w:p>
             <w:r>
@@ -11808,41 +11464,47 @@
         </w:tc>
       </w:tr>
       <w:tr>
-        <w:tc>
-          <w:tcPr>
-            <w:tcW w:w="4986" w:type="dxa"/>
-          </w:tcPr>
-          <w:p>
-            <w:r>
-              <w:t>(2,3)</w:t>
-            </w:r>
-          </w:p>
-        </w:tc>
-        <w:tc>
-          <w:tcPr>
-            <w:tcW w:w="4986" w:type="dxa"/>
-          </w:tcPr>
-          <w:p>
-            <w:r>
-              <w:t>7</w:t>
+        <w:trPr>
+          <w:jc w:val="center"/>
+        </w:trPr>
+        <w:tc>
+          <w:tcPr>
+            <w:tcW w:w="900" w:type="dxa"/>
+          </w:tcPr>
+          <w:p>
+            <w:r>
+              <w:t>(5,6)</w:t>
+            </w:r>
+          </w:p>
+        </w:tc>
+        <w:tc>
+          <w:tcPr>
+            <w:tcW w:w="626" w:type="dxa"/>
+          </w:tcPr>
+          <w:p>
+            <w:r>
+              <w:t>2</w:t>
             </w:r>
           </w:p>
         </w:tc>
       </w:tr>
       <w:tr>
-        <w:tc>
-          <w:tcPr>
-            <w:tcW w:w="4986" w:type="dxa"/>
-          </w:tcPr>
-          <w:p>
-            <w:r>
-              <w:t>(3,1)</w:t>
-            </w:r>
-          </w:p>
-        </w:tc>
-        <w:tc>
-          <w:tcPr>
-            <w:tcW w:w="4986" w:type="dxa"/>
+        <w:trPr>
+          <w:jc w:val="center"/>
+        </w:trPr>
+        <w:tc>
+          <w:tcPr>
+            <w:tcW w:w="900" w:type="dxa"/>
+          </w:tcPr>
+          <w:p>
+            <w:r>
+              <w:t>(1,3)</w:t>
+            </w:r>
+          </w:p>
+        </w:tc>
+        <w:tc>
+          <w:tcPr>
+            <w:tcW w:w="626" w:type="dxa"/>
           </w:tcPr>
           <w:p>
             <w:r>
@@ -11852,9 +11514,12 @@
         </w:tc>
       </w:tr>
       <w:tr>
-        <w:tc>
-          <w:tcPr>
-            <w:tcW w:w="4986" w:type="dxa"/>
+        <w:trPr>
+          <w:jc w:val="center"/>
+        </w:trPr>
+        <w:tc>
+          <w:tcPr>
+            <w:tcW w:w="900" w:type="dxa"/>
           </w:tcPr>
           <w:p>
             <w:r>
@@ -11864,7 +11529,7 @@
         </w:tc>
         <w:tc>
           <w:tcPr>
-            <w:tcW w:w="4986" w:type="dxa"/>
+            <w:tcW w:w="626" w:type="dxa"/>
           </w:tcPr>
           <w:p>
             <w:r>
@@ -11874,9 +11539,12 @@
         </w:tc>
       </w:tr>
       <w:tr>
-        <w:tc>
-          <w:tcPr>
-            <w:tcW w:w="4986" w:type="dxa"/>
+        <w:trPr>
+          <w:jc w:val="center"/>
+        </w:trPr>
+        <w:tc>
+          <w:tcPr>
+            <w:tcW w:w="900" w:type="dxa"/>
           </w:tcPr>
           <w:p>
             <w:r>
@@ -11886,7 +11554,7 @@
         </w:tc>
         <w:tc>
           <w:tcPr>
-            <w:tcW w:w="4986" w:type="dxa"/>
+            <w:tcW w:w="626" w:type="dxa"/>
           </w:tcPr>
           <w:p>
             <w:r>
@@ -11896,31 +11564,37 @@
         </w:tc>
       </w:tr>
       <w:tr>
-        <w:tc>
-          <w:tcPr>
-            <w:tcW w:w="4986" w:type="dxa"/>
-          </w:tcPr>
-          <w:p>
-            <w:r>
-              <w:t>(5,6)</w:t>
-            </w:r>
-          </w:p>
-        </w:tc>
-        <w:tc>
-          <w:tcPr>
-            <w:tcW w:w="4986" w:type="dxa"/>
-          </w:tcPr>
-          <w:p>
-            <w:r>
-              <w:t>2</w:t>
+        <w:trPr>
+          <w:jc w:val="center"/>
+        </w:trPr>
+        <w:tc>
+          <w:tcPr>
+            <w:tcW w:w="900" w:type="dxa"/>
+          </w:tcPr>
+          <w:p>
+            <w:r>
+              <w:t>(2,3)</w:t>
+            </w:r>
+          </w:p>
+        </w:tc>
+        <w:tc>
+          <w:tcPr>
+            <w:tcW w:w="626" w:type="dxa"/>
+          </w:tcPr>
+          <w:p>
+            <w:r>
+              <w:t>7</w:t>
             </w:r>
           </w:p>
         </w:tc>
       </w:tr>
       <w:tr>
-        <w:tc>
-          <w:tcPr>
-            <w:tcW w:w="4986" w:type="dxa"/>
+        <w:trPr>
+          <w:jc w:val="center"/>
+        </w:trPr>
+        <w:tc>
+          <w:tcPr>
+            <w:tcW w:w="900" w:type="dxa"/>
           </w:tcPr>
           <w:p>
             <w:r>
@@ -11930,7 +11604,7 @@
         </w:tc>
         <w:tc>
           <w:tcPr>
-            <w:tcW w:w="4986" w:type="dxa"/>
+            <w:tcW w:w="626" w:type="dxa"/>
           </w:tcPr>
           <w:p>
             <w:r>
@@ -11946,12 +11620,6 @@
           <w:lang w:val="ru-RU"/>
         </w:rPr>
       </w:pPr>
-      <w:r>
-        <w:rPr>
-          <w:lang w:val="ru-RU"/>
-        </w:rPr>
-        <w:t>Суммарный вес МОД по алгоритму Прима = 25.</w:t>
-      </w:r>
     </w:p>
     <w:p>
       <w:pPr>
@@ -11961,61 +11629,91 @@
       </w:pPr>
       <w:r>
         <w:rPr>
+          <w:lang w:val="ru-RU"/>
+        </w:rPr>
+        <w:t>Суммарный вес МОД по алгоритму</w:t>
+      </w:r>
+      <w:r>
+        <w:rPr>
+          <w:lang w:val="ru-RU"/>
+        </w:rPr>
+        <w:t xml:space="preserve"> </w:t>
+      </w:r>
+      <w:proofErr w:type="spellStart"/>
+      <w:r>
+        <w:rPr>
+          <w:lang w:val="ru-RU"/>
+        </w:rPr>
+        <w:t>Краскала</w:t>
+      </w:r>
+      <w:proofErr w:type="spellEnd"/>
+      <w:r>
+        <w:rPr>
+          <w:lang w:val="ru-RU"/>
+        </w:rPr>
+        <w:t xml:space="preserve"> = 25.</w:t>
+      </w:r>
+    </w:p>
+    <w:p>
+      <w:pPr>
+        <w:jc w:val="center"/>
+        <w:rPr>
+          <w:lang w:val="ru-RU"/>
+        </w:rPr>
+      </w:pPr>
+      <w:r>
+        <w:rPr>
+          <w:noProof/>
+        </w:rPr>
+        <w:drawing>
+          <wp:inline distT="0" distB="0" distL="0" distR="0" wp14:anchorId="045F555B" wp14:editId="585A25B3">
+            <wp:extent cx="5212080" cy="3097559"/>
+            <wp:effectExtent l="0" t="0" r="0" b="0"/>
+            <wp:docPr id="6" name="Picture 6"/>
+            <wp:cNvGraphicFramePr>
+              <a:graphicFrameLocks xmlns:a="http://schemas.openxmlformats.org/drawingml/2006/main" noChangeAspect="1"/>
+            </wp:cNvGraphicFramePr>
+            <a:graphic xmlns:a="http://schemas.openxmlformats.org/drawingml/2006/main">
+              <a:graphicData uri="http://schemas.openxmlformats.org/drawingml/2006/picture">
+                <pic:pic xmlns:pic="http://schemas.openxmlformats.org/drawingml/2006/picture">
+                  <pic:nvPicPr>
+                    <pic:cNvPr id="0" name="kruskal_tree_variant9.png"/>
+                    <pic:cNvPicPr/>
+                  </pic:nvPicPr>
+                  <pic:blipFill>
+                    <a:blip r:embed="rId12"/>
+                    <a:stretch>
+                      <a:fillRect/>
+                    </a:stretch>
+                  </pic:blipFill>
+                  <pic:spPr>
+                    <a:xfrm>
+                      <a:off x="0" y="0"/>
+                      <a:ext cx="5212080" cy="3097559"/>
+                    </a:xfrm>
+                    <a:prstGeom prst="rect">
+                      <a:avLst/>
+                    </a:prstGeom>
+                  </pic:spPr>
+                </pic:pic>
+              </a:graphicData>
+            </a:graphic>
+          </wp:inline>
+        </w:drawing>
+      </w:r>
+    </w:p>
+    <w:p>
+      <w:pPr>
+        <w:rPr>
+          <w:lang w:val="ru-RU"/>
+        </w:rPr>
+      </w:pPr>
+      <w:r>
+        <w:rPr>
           <w:b/>
           <w:lang w:val="ru-RU"/>
         </w:rPr>
-        <w:t xml:space="preserve">Задание 7. Минимальное </w:t>
-      </w:r>
-      <w:proofErr w:type="spellStart"/>
-      <w:r>
-        <w:rPr>
-          <w:b/>
-          <w:lang w:val="ru-RU"/>
-        </w:rPr>
-        <w:t>остовное</w:t>
-      </w:r>
-      <w:proofErr w:type="spellEnd"/>
-      <w:r>
-        <w:rPr>
-          <w:b/>
-          <w:lang w:val="ru-RU"/>
-        </w:rPr>
-        <w:t xml:space="preserve"> дерево — Алгоритм </w:t>
-      </w:r>
-      <w:proofErr w:type="spellStart"/>
-      <w:r>
-        <w:rPr>
-          <w:b/>
-          <w:lang w:val="ru-RU"/>
-        </w:rPr>
-        <w:t>Краскала</w:t>
-      </w:r>
-      <w:proofErr w:type="spellEnd"/>
-    </w:p>
-    <w:p>
-      <w:proofErr w:type="spellStart"/>
-      <w:r>
-        <w:t>Шаг</w:t>
-      </w:r>
-      <w:proofErr w:type="spellEnd"/>
-      <w:r>
-        <w:t xml:space="preserve"> 1: </w:t>
-      </w:r>
-      <w:proofErr w:type="spellStart"/>
-      <w:r>
-        <w:t>Рёбра</w:t>
-      </w:r>
-      <w:proofErr w:type="spellEnd"/>
-      <w:r>
-        <w:t xml:space="preserve">, </w:t>
-      </w:r>
-      <w:proofErr w:type="spellStart"/>
-      <w:r>
-        <w:t>отсортированные</w:t>
-      </w:r>
-      <w:proofErr w:type="spellEnd"/>
-      <w:r>
-        <w:t xml:space="preserve"> по весу</w:t>
+        <w:t>Сравнение результатов алгоритмов</w:t>
       </w:r>
     </w:p>
     <w:tbl>
@@ -12034,29 +11732,27 @@
           <w:tcPr>
             <w:tcW w:w="3324" w:type="dxa"/>
           </w:tcPr>
-          <w:p>
-            <w:r>
-              <w:t>№</w:t>
-            </w:r>
-          </w:p>
+          <w:p/>
         </w:tc>
         <w:tc>
           <w:tcPr>
             <w:tcW w:w="3324" w:type="dxa"/>
-          </w:tcPr>
-          <w:p>
-            <w:r>
-              <w:t>Ребро {i,j}</w:t>
+            <w:shd w:val="clear" w:color="auto" w:fill="B6DDE8" w:themeFill="accent5" w:themeFillTint="66"/>
+          </w:tcPr>
+          <w:p>
+            <w:r>
+              <w:t>Алгоритм Прима</w:t>
             </w:r>
           </w:p>
         </w:tc>
         <w:tc>
           <w:tcPr>
             <w:tcW w:w="3324" w:type="dxa"/>
-          </w:tcPr>
-          <w:p>
-            <w:r>
-              <w:t>Вес</w:t>
+            <w:shd w:val="clear" w:color="auto" w:fill="B6DDE8" w:themeFill="accent5" w:themeFillTint="66"/>
+          </w:tcPr>
+          <w:p>
+            <w:r>
+              <w:t>Алгоритм Краскала</w:t>
             </w:r>
           </w:p>
         </w:tc>
@@ -12065,10 +11761,11 @@
         <w:tc>
           <w:tcPr>
             <w:tcW w:w="3324" w:type="dxa"/>
-          </w:tcPr>
-          <w:p>
-            <w:r>
-              <w:t>1</w:t>
+            <w:shd w:val="clear" w:color="auto" w:fill="B6DDE8" w:themeFill="accent5" w:themeFillTint="66"/>
+          </w:tcPr>
+          <w:p>
+            <w:r>
+              <w:t>Рёбра МОД</w:t>
             </w:r>
           </w:p>
         </w:tc>
@@ -12078,7 +11775,7 @@
           </w:tcPr>
           <w:p>
             <w:r>
-              <w:t>{0,2}</w:t>
+              <w:t>(0,2)=1; (2,3)=7; (3,1)=4; (1,4)=5; (3,5)=6; (5,6)=2</w:t>
             </w:r>
           </w:p>
         </w:tc>
@@ -12088,7 +11785,7 @@
           </w:tcPr>
           <w:p>
             <w:r>
-              <w:t>1</w:t>
+              <w:t>(0,2)=1; (5,6)=2; (1,3)=4; (1,4)=5; (3,5)=6; (2,3)=7</w:t>
             </w:r>
           </w:p>
         </w:tc>
@@ -12097,10 +11794,11 @@
         <w:tc>
           <w:tcPr>
             <w:tcW w:w="3324" w:type="dxa"/>
-          </w:tcPr>
-          <w:p>
-            <w:r>
-              <w:t>2</w:t>
+            <w:shd w:val="clear" w:color="auto" w:fill="B6DDE8" w:themeFill="accent5" w:themeFillTint="66"/>
+          </w:tcPr>
+          <w:p>
+            <w:r>
+              <w:t>Суммарный вес</w:t>
             </w:r>
           </w:p>
         </w:tc>
@@ -12110,916 +11808,13 @@
           </w:tcPr>
           <w:p>
             <w:r>
-              <w:t>{5,6}</w:t>
+              <w:t>25</w:t>
             </w:r>
           </w:p>
         </w:tc>
         <w:tc>
           <w:tcPr>
             <w:tcW w:w="3324" w:type="dxa"/>
-          </w:tcPr>
-          <w:p>
-            <w:r>
-              <w:t>2</w:t>
-            </w:r>
-          </w:p>
-        </w:tc>
-      </w:tr>
-      <w:tr>
-        <w:tc>
-          <w:tcPr>
-            <w:tcW w:w="3324" w:type="dxa"/>
-          </w:tcPr>
-          <w:p>
-            <w:r>
-              <w:t>3</w:t>
-            </w:r>
-          </w:p>
-        </w:tc>
-        <w:tc>
-          <w:tcPr>
-            <w:tcW w:w="3324" w:type="dxa"/>
-          </w:tcPr>
-          <w:p>
-            <w:r>
-              <w:t>{1,3}</w:t>
-            </w:r>
-          </w:p>
-        </w:tc>
-        <w:tc>
-          <w:tcPr>
-            <w:tcW w:w="3324" w:type="dxa"/>
-          </w:tcPr>
-          <w:p>
-            <w:r>
-              <w:t>4</w:t>
-            </w:r>
-          </w:p>
-        </w:tc>
-      </w:tr>
-      <w:tr>
-        <w:tc>
-          <w:tcPr>
-            <w:tcW w:w="3324" w:type="dxa"/>
-          </w:tcPr>
-          <w:p>
-            <w:r>
-              <w:t>4</w:t>
-            </w:r>
-          </w:p>
-        </w:tc>
-        <w:tc>
-          <w:tcPr>
-            <w:tcW w:w="3324" w:type="dxa"/>
-          </w:tcPr>
-          <w:p>
-            <w:r>
-              <w:t>{1,4}</w:t>
-            </w:r>
-          </w:p>
-        </w:tc>
-        <w:tc>
-          <w:tcPr>
-            <w:tcW w:w="3324" w:type="dxa"/>
-          </w:tcPr>
-          <w:p>
-            <w:r>
-              <w:t>5</w:t>
-            </w:r>
-          </w:p>
-        </w:tc>
-      </w:tr>
-      <w:tr>
-        <w:tc>
-          <w:tcPr>
-            <w:tcW w:w="3324" w:type="dxa"/>
-          </w:tcPr>
-          <w:p>
-            <w:r>
-              <w:t>5</w:t>
-            </w:r>
-          </w:p>
-        </w:tc>
-        <w:tc>
-          <w:tcPr>
-            <w:tcW w:w="3324" w:type="dxa"/>
-          </w:tcPr>
-          <w:p>
-            <w:r>
-              <w:t>{3,5}</w:t>
-            </w:r>
-          </w:p>
-        </w:tc>
-        <w:tc>
-          <w:tcPr>
-            <w:tcW w:w="3324" w:type="dxa"/>
-          </w:tcPr>
-          <w:p>
-            <w:r>
-              <w:t>6</w:t>
-            </w:r>
-          </w:p>
-        </w:tc>
-      </w:tr>
-      <w:tr>
-        <w:tc>
-          <w:tcPr>
-            <w:tcW w:w="3324" w:type="dxa"/>
-          </w:tcPr>
-          <w:p>
-            <w:r>
-              <w:t>6</w:t>
-            </w:r>
-          </w:p>
-        </w:tc>
-        <w:tc>
-          <w:tcPr>
-            <w:tcW w:w="3324" w:type="dxa"/>
-          </w:tcPr>
-          <w:p>
-            <w:r>
-              <w:t>{2,3}</w:t>
-            </w:r>
-          </w:p>
-        </w:tc>
-        <w:tc>
-          <w:tcPr>
-            <w:tcW w:w="3324" w:type="dxa"/>
-          </w:tcPr>
-          <w:p>
-            <w:r>
-              <w:t>7</w:t>
-            </w:r>
-          </w:p>
-        </w:tc>
-      </w:tr>
-      <w:tr>
-        <w:tc>
-          <w:tcPr>
-            <w:tcW w:w="3324" w:type="dxa"/>
-          </w:tcPr>
-          <w:p>
-            <w:r>
-              <w:t>7</w:t>
-            </w:r>
-          </w:p>
-        </w:tc>
-        <w:tc>
-          <w:tcPr>
-            <w:tcW w:w="3324" w:type="dxa"/>
-          </w:tcPr>
-          <w:p>
-            <w:r>
-              <w:t>{0,1}</w:t>
-            </w:r>
-          </w:p>
-        </w:tc>
-        <w:tc>
-          <w:tcPr>
-            <w:tcW w:w="3324" w:type="dxa"/>
-          </w:tcPr>
-          <w:p>
-            <w:r>
-              <w:t>8</w:t>
-            </w:r>
-          </w:p>
-        </w:tc>
-      </w:tr>
-      <w:tr>
-        <w:tc>
-          <w:tcPr>
-            <w:tcW w:w="3324" w:type="dxa"/>
-          </w:tcPr>
-          <w:p>
-            <w:r>
-              <w:t>8</w:t>
-            </w:r>
-          </w:p>
-        </w:tc>
-        <w:tc>
-          <w:tcPr>
-            <w:tcW w:w="3324" w:type="dxa"/>
-          </w:tcPr>
-          <w:p>
-            <w:r>
-              <w:t>{3,6}</w:t>
-            </w:r>
-          </w:p>
-        </w:tc>
-        <w:tc>
-          <w:tcPr>
-            <w:tcW w:w="3324" w:type="dxa"/>
-          </w:tcPr>
-          <w:p>
-            <w:r>
-              <w:t>9</w:t>
-            </w:r>
-          </w:p>
-        </w:tc>
-      </w:tr>
-      <w:tr>
-        <w:tc>
-          <w:tcPr>
-            <w:tcW w:w="3324" w:type="dxa"/>
-          </w:tcPr>
-          <w:p>
-            <w:r>
-              <w:t>9</w:t>
-            </w:r>
-          </w:p>
-        </w:tc>
-        <w:tc>
-          <w:tcPr>
-            <w:tcW w:w="3324" w:type="dxa"/>
-          </w:tcPr>
-          <w:p>
-            <w:r>
-              <w:t>{4,6}</w:t>
-            </w:r>
-          </w:p>
-        </w:tc>
-        <w:tc>
-          <w:tcPr>
-            <w:tcW w:w="3324" w:type="dxa"/>
-          </w:tcPr>
-          <w:p>
-            <w:r>
-              <w:t>10</w:t>
-            </w:r>
-          </w:p>
-        </w:tc>
-      </w:tr>
-      <w:tr>
-        <w:tc>
-          <w:tcPr>
-            <w:tcW w:w="3324" w:type="dxa"/>
-          </w:tcPr>
-          <w:p>
-            <w:r>
-              <w:t>10</w:t>
-            </w:r>
-          </w:p>
-        </w:tc>
-        <w:tc>
-          <w:tcPr>
-            <w:tcW w:w="3324" w:type="dxa"/>
-          </w:tcPr>
-          <w:p>
-            <w:r>
-              <w:t>{2,5}</w:t>
-            </w:r>
-          </w:p>
-        </w:tc>
-        <w:tc>
-          <w:tcPr>
-            <w:tcW w:w="3324" w:type="dxa"/>
-          </w:tcPr>
-          <w:p>
-            <w:r>
-              <w:t>11</w:t>
-            </w:r>
-          </w:p>
-        </w:tc>
-      </w:tr>
-    </w:tbl>
-    <w:p>
-      <w:r>
-        <w:t>Шаг 2: Пошаговый отбор рёбер</w:t>
-      </w:r>
-    </w:p>
-    <w:tbl>
-      <w:tblPr>
-        <w:tblStyle w:val="aff0"/>
-        <w:tblW w:w="0" w:type="auto"/>
-        <w:tblLook w:val="04A0" w:firstRow="1" w:lastRow="0" w:firstColumn="1" w:lastColumn="0" w:noHBand="0" w:noVBand="1"/>
-      </w:tblPr>
-      <w:tblGrid>
-        <w:gridCol w:w="1662"/>
-        <w:gridCol w:w="1662"/>
-        <w:gridCol w:w="1662"/>
-        <w:gridCol w:w="1662"/>
-        <w:gridCol w:w="1662"/>
-        <w:gridCol w:w="1662"/>
-      </w:tblGrid>
-      <w:tr>
-        <w:tc>
-          <w:tcPr>
-            <w:tcW w:w="1662" w:type="dxa"/>
-          </w:tcPr>
-          <w:p>
-            <w:r>
-              <w:t>Шаг</w:t>
-            </w:r>
-          </w:p>
-        </w:tc>
-        <w:tc>
-          <w:tcPr>
-            <w:tcW w:w="1662" w:type="dxa"/>
-          </w:tcPr>
-          <w:p>
-            <w:r>
-              <w:t>Ребро</w:t>
-            </w:r>
-          </w:p>
-        </w:tc>
-        <w:tc>
-          <w:tcPr>
-            <w:tcW w:w="1662" w:type="dxa"/>
-          </w:tcPr>
-          <w:p>
-            <w:r>
-              <w:t>Вес</w:t>
-            </w:r>
-          </w:p>
-        </w:tc>
-        <w:tc>
-          <w:tcPr>
-            <w:tcW w:w="1662" w:type="dxa"/>
-          </w:tcPr>
-          <w:p>
-            <w:r>
-              <w:t>Компоненты вершин</w:t>
-            </w:r>
-          </w:p>
-        </w:tc>
-        <w:tc>
-          <w:tcPr>
-            <w:tcW w:w="1662" w:type="dxa"/>
-          </w:tcPr>
-          <w:p>
-            <w:r>
-              <w:t>Цикл?</w:t>
-            </w:r>
-          </w:p>
-        </w:tc>
-        <w:tc>
-          <w:tcPr>
-            <w:tcW w:w="1662" w:type="dxa"/>
-          </w:tcPr>
-          <w:p>
-            <w:r>
-              <w:t>Решение</w:t>
-            </w:r>
-          </w:p>
-        </w:tc>
-      </w:tr>
-      <w:tr>
-        <w:tc>
-          <w:tcPr>
-            <w:tcW w:w="1662" w:type="dxa"/>
-          </w:tcPr>
-          <w:p>
-            <w:r>
-              <w:t>1</w:t>
-            </w:r>
-          </w:p>
-        </w:tc>
-        <w:tc>
-          <w:tcPr>
-            <w:tcW w:w="1662" w:type="dxa"/>
-          </w:tcPr>
-          <w:p>
-            <w:r>
-              <w:t>(0,2)</w:t>
-            </w:r>
-          </w:p>
-        </w:tc>
-        <w:tc>
-          <w:tcPr>
-            <w:tcW w:w="1662" w:type="dxa"/>
-          </w:tcPr>
-          <w:p>
-            <w:r>
-              <w:t>1</w:t>
-            </w:r>
-          </w:p>
-        </w:tc>
-        <w:tc>
-          <w:tcPr>
-            <w:tcW w:w="1662" w:type="dxa"/>
-          </w:tcPr>
-          <w:p>
-            <w:r>
-              <w:t>0∈{0}, 2∈{2}</w:t>
-            </w:r>
-          </w:p>
-        </w:tc>
-        <w:tc>
-          <w:tcPr>
-            <w:tcW w:w="1662" w:type="dxa"/>
-          </w:tcPr>
-          <w:p>
-            <w:r>
-              <w:t>Нет</w:t>
-            </w:r>
-          </w:p>
-        </w:tc>
-        <w:tc>
-          <w:tcPr>
-            <w:tcW w:w="1662" w:type="dxa"/>
-          </w:tcPr>
-          <w:p>
-            <w:r>
-              <w:t>Добавить ✓</w:t>
-            </w:r>
-          </w:p>
-        </w:tc>
-      </w:tr>
-      <w:tr>
-        <w:tc>
-          <w:tcPr>
-            <w:tcW w:w="1662" w:type="dxa"/>
-          </w:tcPr>
-          <w:p>
-            <w:r>
-              <w:t>2</w:t>
-            </w:r>
-          </w:p>
-        </w:tc>
-        <w:tc>
-          <w:tcPr>
-            <w:tcW w:w="1662" w:type="dxa"/>
-          </w:tcPr>
-          <w:p>
-            <w:r>
-              <w:t>(5,6)</w:t>
-            </w:r>
-          </w:p>
-        </w:tc>
-        <w:tc>
-          <w:tcPr>
-            <w:tcW w:w="1662" w:type="dxa"/>
-          </w:tcPr>
-          <w:p>
-            <w:r>
-              <w:t>2</w:t>
-            </w:r>
-          </w:p>
-        </w:tc>
-        <w:tc>
-          <w:tcPr>
-            <w:tcW w:w="1662" w:type="dxa"/>
-          </w:tcPr>
-          <w:p>
-            <w:r>
-              <w:t>5∈{5}, 6∈{6}</w:t>
-            </w:r>
-          </w:p>
-        </w:tc>
-        <w:tc>
-          <w:tcPr>
-            <w:tcW w:w="1662" w:type="dxa"/>
-          </w:tcPr>
-          <w:p>
-            <w:r>
-              <w:t>Нет</w:t>
-            </w:r>
-          </w:p>
-        </w:tc>
-        <w:tc>
-          <w:tcPr>
-            <w:tcW w:w="1662" w:type="dxa"/>
-          </w:tcPr>
-          <w:p>
-            <w:r>
-              <w:t>Добавить ✓</w:t>
-            </w:r>
-          </w:p>
-        </w:tc>
-      </w:tr>
-      <w:tr>
-        <w:tc>
-          <w:tcPr>
-            <w:tcW w:w="1662" w:type="dxa"/>
-          </w:tcPr>
-          <w:p>
-            <w:r>
-              <w:t>3</w:t>
-            </w:r>
-          </w:p>
-        </w:tc>
-        <w:tc>
-          <w:tcPr>
-            <w:tcW w:w="1662" w:type="dxa"/>
-          </w:tcPr>
-          <w:p>
-            <w:r>
-              <w:t>(1,3)</w:t>
-            </w:r>
-          </w:p>
-        </w:tc>
-        <w:tc>
-          <w:tcPr>
-            <w:tcW w:w="1662" w:type="dxa"/>
-          </w:tcPr>
-          <w:p>
-            <w:r>
-              <w:t>4</w:t>
-            </w:r>
-          </w:p>
-        </w:tc>
-        <w:tc>
-          <w:tcPr>
-            <w:tcW w:w="1662" w:type="dxa"/>
-          </w:tcPr>
-          <w:p>
-            <w:r>
-              <w:t>1∈{1}, 3∈{3}</w:t>
-            </w:r>
-          </w:p>
-        </w:tc>
-        <w:tc>
-          <w:tcPr>
-            <w:tcW w:w="1662" w:type="dxa"/>
-          </w:tcPr>
-          <w:p>
-            <w:r>
-              <w:t>Нет</w:t>
-            </w:r>
-          </w:p>
-        </w:tc>
-        <w:tc>
-          <w:tcPr>
-            <w:tcW w:w="1662" w:type="dxa"/>
-          </w:tcPr>
-          <w:p>
-            <w:r>
-              <w:t>Добавить ✓</w:t>
-            </w:r>
-          </w:p>
-        </w:tc>
-      </w:tr>
-      <w:tr>
-        <w:tc>
-          <w:tcPr>
-            <w:tcW w:w="1662" w:type="dxa"/>
-          </w:tcPr>
-          <w:p>
-            <w:r>
-              <w:t>4</w:t>
-            </w:r>
-          </w:p>
-        </w:tc>
-        <w:tc>
-          <w:tcPr>
-            <w:tcW w:w="1662" w:type="dxa"/>
-          </w:tcPr>
-          <w:p>
-            <w:r>
-              <w:t>(1,4)</w:t>
-            </w:r>
-          </w:p>
-        </w:tc>
-        <w:tc>
-          <w:tcPr>
-            <w:tcW w:w="1662" w:type="dxa"/>
-          </w:tcPr>
-          <w:p>
-            <w:r>
-              <w:t>5</w:t>
-            </w:r>
-          </w:p>
-        </w:tc>
-        <w:tc>
-          <w:tcPr>
-            <w:tcW w:w="1662" w:type="dxa"/>
-          </w:tcPr>
-          <w:p>
-            <w:r>
-              <w:t>1∈{1}, 4∈{4}</w:t>
-            </w:r>
-          </w:p>
-        </w:tc>
-        <w:tc>
-          <w:tcPr>
-            <w:tcW w:w="1662" w:type="dxa"/>
-          </w:tcPr>
-          <w:p>
-            <w:r>
-              <w:t>Нет</w:t>
-            </w:r>
-          </w:p>
-        </w:tc>
-        <w:tc>
-          <w:tcPr>
-            <w:tcW w:w="1662" w:type="dxa"/>
-          </w:tcPr>
-          <w:p>
-            <w:r>
-              <w:t>Добавить ✓</w:t>
-            </w:r>
-          </w:p>
-        </w:tc>
-      </w:tr>
-      <w:tr>
-        <w:tc>
-          <w:tcPr>
-            <w:tcW w:w="1662" w:type="dxa"/>
-          </w:tcPr>
-          <w:p>
-            <w:r>
-              <w:t>5</w:t>
-            </w:r>
-          </w:p>
-        </w:tc>
-        <w:tc>
-          <w:tcPr>
-            <w:tcW w:w="1662" w:type="dxa"/>
-          </w:tcPr>
-          <w:p>
-            <w:r>
-              <w:t>(3,5)</w:t>
-            </w:r>
-          </w:p>
-        </w:tc>
-        <w:tc>
-          <w:tcPr>
-            <w:tcW w:w="1662" w:type="dxa"/>
-          </w:tcPr>
-          <w:p>
-            <w:r>
-              <w:t>6</w:t>
-            </w:r>
-          </w:p>
-        </w:tc>
-        <w:tc>
-          <w:tcPr>
-            <w:tcW w:w="1662" w:type="dxa"/>
-          </w:tcPr>
-          <w:p>
-            <w:r>
-              <w:t>3∈{1}, 5∈{5}</w:t>
-            </w:r>
-          </w:p>
-        </w:tc>
-        <w:tc>
-          <w:tcPr>
-            <w:tcW w:w="1662" w:type="dxa"/>
-          </w:tcPr>
-          <w:p>
-            <w:r>
-              <w:t>Нет</w:t>
-            </w:r>
-          </w:p>
-        </w:tc>
-        <w:tc>
-          <w:tcPr>
-            <w:tcW w:w="1662" w:type="dxa"/>
-          </w:tcPr>
-          <w:p>
-            <w:r>
-              <w:t>Добавить ✓</w:t>
-            </w:r>
-          </w:p>
-        </w:tc>
-      </w:tr>
-      <w:tr>
-        <w:tc>
-          <w:tcPr>
-            <w:tcW w:w="1662" w:type="dxa"/>
-          </w:tcPr>
-          <w:p>
-            <w:r>
-              <w:t>6</w:t>
-            </w:r>
-          </w:p>
-        </w:tc>
-        <w:tc>
-          <w:tcPr>
-            <w:tcW w:w="1662" w:type="dxa"/>
-          </w:tcPr>
-          <w:p>
-            <w:r>
-              <w:t>(2,3)</w:t>
-            </w:r>
-          </w:p>
-        </w:tc>
-        <w:tc>
-          <w:tcPr>
-            <w:tcW w:w="1662" w:type="dxa"/>
-          </w:tcPr>
-          <w:p>
-            <w:r>
-              <w:t>7</w:t>
-            </w:r>
-          </w:p>
-        </w:tc>
-        <w:tc>
-          <w:tcPr>
-            <w:tcW w:w="1662" w:type="dxa"/>
-          </w:tcPr>
-          <w:p>
-            <w:r>
-              <w:t>2∈{0}, 3∈{1}</w:t>
-            </w:r>
-          </w:p>
-        </w:tc>
-        <w:tc>
-          <w:tcPr>
-            <w:tcW w:w="1662" w:type="dxa"/>
-          </w:tcPr>
-          <w:p>
-            <w:r>
-              <w:t>Нет</w:t>
-            </w:r>
-          </w:p>
-        </w:tc>
-        <w:tc>
-          <w:tcPr>
-            <w:tcW w:w="1662" w:type="dxa"/>
-          </w:tcPr>
-          <w:p>
-            <w:r>
-              <w:t>Добавить ✓</w:t>
-            </w:r>
-          </w:p>
-        </w:tc>
-      </w:tr>
-    </w:tbl>
-    <w:p>
-      <w:r>
-        <w:t>Результат — рёбра МОД (Краскал)</w:t>
-      </w:r>
-    </w:p>
-    <w:tbl>
-      <w:tblPr>
-        <w:tblStyle w:val="aff0"/>
-        <w:tblW w:w="0" w:type="auto"/>
-        <w:tblLook w:val="04A0" w:firstRow="1" w:lastRow="0" w:firstColumn="1" w:lastColumn="0" w:noHBand="0" w:noVBand="1"/>
-      </w:tblPr>
-      <w:tblGrid>
-        <w:gridCol w:w="4986"/>
-        <w:gridCol w:w="4986"/>
-      </w:tblGrid>
-      <w:tr>
-        <w:tc>
-          <w:tcPr>
-            <w:tcW w:w="4986" w:type="dxa"/>
-          </w:tcPr>
-          <w:p>
-            <w:r>
-              <w:t>Ребро</w:t>
-            </w:r>
-          </w:p>
-        </w:tc>
-        <w:tc>
-          <w:tcPr>
-            <w:tcW w:w="4986" w:type="dxa"/>
-          </w:tcPr>
-          <w:p>
-            <w:r>
-              <w:t>Вес</w:t>
-            </w:r>
-          </w:p>
-        </w:tc>
-      </w:tr>
-      <w:tr>
-        <w:tc>
-          <w:tcPr>
-            <w:tcW w:w="4986" w:type="dxa"/>
-          </w:tcPr>
-          <w:p>
-            <w:r>
-              <w:t>(0,2)</w:t>
-            </w:r>
-          </w:p>
-        </w:tc>
-        <w:tc>
-          <w:tcPr>
-            <w:tcW w:w="4986" w:type="dxa"/>
-          </w:tcPr>
-          <w:p>
-            <w:r>
-              <w:t>1</w:t>
-            </w:r>
-          </w:p>
-        </w:tc>
-      </w:tr>
-      <w:tr>
-        <w:tc>
-          <w:tcPr>
-            <w:tcW w:w="4986" w:type="dxa"/>
-          </w:tcPr>
-          <w:p>
-            <w:r>
-              <w:t>(5,6)</w:t>
-            </w:r>
-          </w:p>
-        </w:tc>
-        <w:tc>
-          <w:tcPr>
-            <w:tcW w:w="4986" w:type="dxa"/>
-          </w:tcPr>
-          <w:p>
-            <w:r>
-              <w:t>2</w:t>
-            </w:r>
-          </w:p>
-        </w:tc>
-      </w:tr>
-      <w:tr>
-        <w:tc>
-          <w:tcPr>
-            <w:tcW w:w="4986" w:type="dxa"/>
-          </w:tcPr>
-          <w:p>
-            <w:r>
-              <w:t>(1,3)</w:t>
-            </w:r>
-          </w:p>
-        </w:tc>
-        <w:tc>
-          <w:tcPr>
-            <w:tcW w:w="4986" w:type="dxa"/>
-          </w:tcPr>
-          <w:p>
-            <w:r>
-              <w:t>4</w:t>
-            </w:r>
-          </w:p>
-        </w:tc>
-      </w:tr>
-      <w:tr>
-        <w:tc>
-          <w:tcPr>
-            <w:tcW w:w="4986" w:type="dxa"/>
-          </w:tcPr>
-          <w:p>
-            <w:r>
-              <w:t>(1,4)</w:t>
-            </w:r>
-          </w:p>
-        </w:tc>
-        <w:tc>
-          <w:tcPr>
-            <w:tcW w:w="4986" w:type="dxa"/>
-          </w:tcPr>
-          <w:p>
-            <w:r>
-              <w:t>5</w:t>
-            </w:r>
-          </w:p>
-        </w:tc>
-      </w:tr>
-      <w:tr>
-        <w:tc>
-          <w:tcPr>
-            <w:tcW w:w="4986" w:type="dxa"/>
-          </w:tcPr>
-          <w:p>
-            <w:r>
-              <w:lastRenderedPageBreak/>
-              <w:t>(3,5)</w:t>
-            </w:r>
-          </w:p>
-        </w:tc>
-        <w:tc>
-          <w:tcPr>
-            <w:tcW w:w="4986" w:type="dxa"/>
-          </w:tcPr>
-          <w:p>
-            <w:r>
-              <w:t>6</w:t>
-            </w:r>
-          </w:p>
-        </w:tc>
-      </w:tr>
-      <w:tr>
-        <w:tc>
-          <w:tcPr>
-            <w:tcW w:w="4986" w:type="dxa"/>
-          </w:tcPr>
-          <w:p>
-            <w:r>
-              <w:t>(2,3)</w:t>
-            </w:r>
-          </w:p>
-        </w:tc>
-        <w:tc>
-          <w:tcPr>
-            <w:tcW w:w="4986" w:type="dxa"/>
-          </w:tcPr>
-          <w:p>
-            <w:r>
-              <w:t>7</w:t>
-            </w:r>
-          </w:p>
-        </w:tc>
-      </w:tr>
-      <w:tr>
-        <w:tc>
-          <w:tcPr>
-            <w:tcW w:w="4986" w:type="dxa"/>
-          </w:tcPr>
-          <w:p>
-            <w:r>
-              <w:t>Итого:</w:t>
-            </w:r>
-          </w:p>
-        </w:tc>
-        <w:tc>
-          <w:tcPr>
-            <w:tcW w:w="4986" w:type="dxa"/>
           </w:tcPr>
           <w:p>
             <w:r>
@@ -13031,174 +11826,9 @@
     </w:tbl>
     <w:p>
       <w:pPr>
-        <w:rPr>
-          <w:lang w:val="ru-RU"/>
-        </w:rPr>
+        <w:jc w:val="center"/>
       </w:pPr>
-      <w:r>
-        <w:rPr>
-          <w:lang w:val="ru-RU"/>
-        </w:rPr>
-        <w:t xml:space="preserve">Суммарный вес МОД по алгоритму </w:t>
-      </w:r>
-      <w:proofErr w:type="spellStart"/>
-      <w:r>
-        <w:rPr>
-          <w:lang w:val="ru-RU"/>
-        </w:rPr>
-        <w:t>Краскала</w:t>
-      </w:r>
-      <w:proofErr w:type="spellEnd"/>
-      <w:r>
-        <w:rPr>
-          <w:lang w:val="ru-RU"/>
-        </w:rPr>
-        <w:t xml:space="preserve"> = 25.</w:t>
-      </w:r>
     </w:p>
-    <w:p>
-      <w:proofErr w:type="spellStart"/>
-      <w:r>
-        <w:rPr>
-          <w:b/>
-        </w:rPr>
-        <w:t>Сравнение</w:t>
-      </w:r>
-      <w:proofErr w:type="spellEnd"/>
-      <w:r>
-        <w:rPr>
-          <w:b/>
-        </w:rPr>
-        <w:t xml:space="preserve"> </w:t>
-      </w:r>
-      <w:proofErr w:type="spellStart"/>
-      <w:r>
-        <w:rPr>
-          <w:b/>
-        </w:rPr>
-        <w:t>результатов</w:t>
-      </w:r>
-      <w:proofErr w:type="spellEnd"/>
-      <w:r>
-        <w:rPr>
-          <w:b/>
-        </w:rPr>
-        <w:t xml:space="preserve"> </w:t>
-      </w:r>
-      <w:proofErr w:type="spellStart"/>
-      <w:r>
-        <w:rPr>
-          <w:b/>
-        </w:rPr>
-        <w:t>алгоритмов</w:t>
-      </w:r>
-      <w:proofErr w:type="spellEnd"/>
-    </w:p>
-    <w:tbl>
-      <w:tblPr>
-        <w:tblStyle w:val="aff0"/>
-        <w:tblW w:w="0" w:type="auto"/>
-        <w:tblLook w:val="04A0" w:firstRow="1" w:lastRow="0" w:firstColumn="1" w:lastColumn="0" w:noHBand="0" w:noVBand="1"/>
-      </w:tblPr>
-      <w:tblGrid>
-        <w:gridCol w:w="3324"/>
-        <w:gridCol w:w="3324"/>
-        <w:gridCol w:w="3324"/>
-      </w:tblGrid>
-      <w:tr>
-        <w:tc>
-          <w:tcPr>
-            <w:tcW w:w="3324" w:type="dxa"/>
-          </w:tcPr>
-          <w:p/>
-        </w:tc>
-        <w:tc>
-          <w:tcPr>
-            <w:tcW w:w="3324" w:type="dxa"/>
-          </w:tcPr>
-          <w:p>
-            <w:r>
-              <w:t>Алгоритм Прима</w:t>
-            </w:r>
-          </w:p>
-        </w:tc>
-        <w:tc>
-          <w:tcPr>
-            <w:tcW w:w="3324" w:type="dxa"/>
-          </w:tcPr>
-          <w:p>
-            <w:r>
-              <w:t>Алгоритм Краскала</w:t>
-            </w:r>
-          </w:p>
-        </w:tc>
-      </w:tr>
-      <w:tr>
-        <w:tc>
-          <w:tcPr>
-            <w:tcW w:w="3324" w:type="dxa"/>
-          </w:tcPr>
-          <w:p>
-            <w:r>
-              <w:t>Рёбра МОД</w:t>
-            </w:r>
-          </w:p>
-        </w:tc>
-        <w:tc>
-          <w:tcPr>
-            <w:tcW w:w="3324" w:type="dxa"/>
-          </w:tcPr>
-          <w:p>
-            <w:r>
-              <w:t>(0,2)=1; (2,3)=7; (3,1)=4; (1,4)=5; (3,5)=6; (5,6)=2</w:t>
-            </w:r>
-          </w:p>
-        </w:tc>
-        <w:tc>
-          <w:tcPr>
-            <w:tcW w:w="3324" w:type="dxa"/>
-          </w:tcPr>
-          <w:p>
-            <w:r>
-              <w:t>(0,2)=1; (5,6)=2; (1,3)=4; (1,4)=5; (3,5)=6; (2,3)=7</w:t>
-            </w:r>
-          </w:p>
-        </w:tc>
-      </w:tr>
-      <w:tr>
-        <w:tc>
-          <w:tcPr>
-            <w:tcW w:w="3324" w:type="dxa"/>
-          </w:tcPr>
-          <w:p>
-            <w:r>
-              <w:t>Суммарный вес</w:t>
-            </w:r>
-          </w:p>
-        </w:tc>
-        <w:tc>
-          <w:tcPr>
-            <w:tcW w:w="3324" w:type="dxa"/>
-          </w:tcPr>
-          <w:p>
-            <w:r>
-              <w:t>25</w:t>
-            </w:r>
-          </w:p>
-        </w:tc>
-        <w:tc>
-          <w:tcPr>
-            <w:tcW w:w="3324" w:type="dxa"/>
-          </w:tcPr>
-          <w:p>
-            <w:r>
-              <w:t>25</w:t>
-            </w:r>
-          </w:p>
-        </w:tc>
-      </w:tr>
-    </w:tbl>
-    <w:p/>
     <w:sectPr>
       <w:pgSz w:w="12240" w:h="15840"/>
       <w:pgMar w:top="1134" w:right="850" w:bottom="1134" w:left="1417" w:header="720" w:footer="720" w:gutter="0"/>
@@ -13210,7 +11840,7 @@
 </file>
 
 <file path=word/numbering.xml><?xml version="1.0" encoding="utf-8"?>
-<w:numbering xmlns:wpc="http://schemas.microsoft.com/office/word/2010/wordprocessingCanvas" xmlns:cx="http://schemas.microsoft.com/office/drawing/2014/chartex" xmlns:cx1="http://schemas.microsoft.com/office/drawing/2015/9/8/chartex" xmlns:cx2="http://schemas.microsoft.com/office/drawing/2015/10/21/chartex" xmlns:cx3="http://schemas.microsoft.com/office/drawing/2016/5/9/chartex" xmlns:cx4="http://schemas.microsoft.com/office/drawing/2016/5/10/chartex" xmlns:cx5="http://schemas.microsoft.com/office/drawing/2016/5/11/chartex" xmlns:cx6="http://schemas.microsoft.com/office/drawing/2016/5/12/chartex" xmlns:cx7="http://schemas.microsoft.com/office/drawing/2016/5/13/chartex" xmlns:cx8="http://schemas.microsoft.com/office/drawing/2016/5/14/chartex" xmlns:mc="http://schemas.openxmlformats.org/markup-compatibility/2006" xmlns:aink="http://schemas.microsoft.com/office/drawing/2016/ink" xmlns:am3d="http://schemas.microsoft.com/office/drawing/2017/model3d" xmlns:o="urn:schemas-microsoft-com:office:office" xmlns:oel="http://schemas.microsoft.com/office/2019/extlst" xmlns:r="http://schemas.openxmlformats.org/officeDocument/2006/relationships" xmlns:m="http://schemas.openxmlformats.org/officeDocument/2006/math" xmlns:v="urn:schemas-microsoft-com:vml" xmlns:wp14="http://schemas.microsoft.com/office/word/2010/wordprocessingDrawing" xmlns:wp="http://schemas.openxmlformats.org/drawingml/2006/wordprocessingDrawing" xmlns:w10="urn:schemas-microsoft-com:office:word" xmlns:w="http://schemas.openxmlformats.org/wordprocessingml/2006/main" xmlns:w14="http://schemas.microsoft.com/office/word/2010/wordml" xmlns:w15="http://schemas.microsoft.com/office/word/2012/wordml" xmlns:w16cex="http://schemas.microsoft.com/office/word/2018/wordml/cex" xmlns:w16cid="http://schemas.microsoft.com/office/word/2016/wordml/cid" xmlns:w16="http://schemas.microsoft.com/office/word/2018/wordml" xmlns:w16sdtdh="http://schemas.microsoft.com/office/word/2020/wordml/sdtdatahash" xmlns:w16se="http://schemas.microsoft.com/office/word/2015/wordml/symex" xmlns:wpg="http://schemas.microsoft.com/office/word/2010/wordprocessingGroup" xmlns:wpi="http://schemas.microsoft.com/office/word/2010/wordprocessingInk" xmlns:wne="http://schemas.microsoft.com/office/word/2006/wordml" xmlns:wps="http://schemas.microsoft.com/office/word/2010/wordprocessingShape" mc:Ignorable="w14 w15 w16se w16cid w16 w16cex w16sdtdh wp14">
+<w:numbering xmlns:wpc="http://schemas.microsoft.com/office/word/2010/wordprocessingCanvas" xmlns:cx="http://schemas.microsoft.com/office/drawing/2014/chartex" xmlns:cx1="http://schemas.microsoft.com/office/drawing/2015/9/8/chartex" xmlns:cx2="http://schemas.microsoft.com/office/drawing/2015/10/21/chartex" xmlns:cx3="http://schemas.microsoft.com/office/drawing/2016/5/9/chartex" xmlns:cx4="http://schemas.microsoft.com/office/drawing/2016/5/10/chartex" xmlns:cx5="http://schemas.microsoft.com/office/drawing/2016/5/11/chartex" xmlns:cx6="http://schemas.microsoft.com/office/drawing/2016/5/12/chartex" xmlns:cx7="http://schemas.microsoft.com/office/drawing/2016/5/13/chartex" xmlns:cx8="http://schemas.microsoft.com/office/drawing/2016/5/14/chartex" xmlns:mc="http://schemas.openxmlformats.org/markup-compatibility/2006" xmlns:aink="http://schemas.microsoft.com/office/drawing/2016/ink" xmlns:am3d="http://schemas.microsoft.com/office/drawing/2017/model3d" xmlns:o="urn:schemas-microsoft-com:office:office" xmlns:oel="http://schemas.microsoft.com/office/2019/extlst" xmlns:r="http://schemas.openxmlformats.org/officeDocument/2006/relationships" xmlns:m="http://schemas.openxmlformats.org/officeDocument/2006/math" xmlns:v="urn:schemas-microsoft-com:vml" xmlns:wp14="http://schemas.microsoft.com/office/word/2010/wordprocessingDrawing" xmlns:wp="http://schemas.openxmlformats.org/drawingml/2006/wordprocessingDrawing" xmlns:w10="urn:schemas-microsoft-com:office:word" xmlns:w="http://schemas.openxmlformats.org/wordprocessingml/2006/main" xmlns:w14="http://schemas.microsoft.com/office/word/2010/wordml" xmlns:w15="http://schemas.microsoft.com/office/word/2012/wordml" xmlns:w16cex="http://schemas.microsoft.com/office/word/2018/wordml/cex" xmlns:w16cid="http://schemas.microsoft.com/office/word/2016/wordml/cid" xmlns:w16="http://schemas.microsoft.com/office/word/2018/wordml" xmlns:w16du="http://schemas.microsoft.com/office/word/2023/wordml/word16du" xmlns:w16sdtdh="http://schemas.microsoft.com/office/word/2020/wordml/sdtdatahash" xmlns:w16sdtfl="http://schemas.microsoft.com/office/word/2024/wordml/sdtformatlock" xmlns:w16se="http://schemas.microsoft.com/office/word/2015/wordml/symex" xmlns:wpg="http://schemas.microsoft.com/office/word/2010/wordprocessingGroup" xmlns:wpi="http://schemas.microsoft.com/office/word/2010/wordprocessingInk" xmlns:wne="http://schemas.microsoft.com/office/word/2006/wordml" xmlns:wps="http://schemas.microsoft.com/office/word/2010/wordprocessingShape" mc:Ignorable="w14 w15 w16se w16cid w16 w16cex w16sdtdh w16sdtfl w16du wp14">
   <w:abstractNum w:abstractNumId="0" w15:restartNumberingAfterBreak="0">
     <w:nsid w:val="FFFFFF7C"/>
     <w:multiLevelType w:val="singleLevel"/>
@@ -13413,7 +12043,7 @@
 </file>
 
 <file path=word/styles.xml><?xml version="1.0" encoding="utf-8"?>
-<w:styles xmlns:mc="http://schemas.openxmlformats.org/markup-compatibility/2006" xmlns:r="http://schemas.openxmlformats.org/officeDocument/2006/relationships" xmlns:w="http://schemas.openxmlformats.org/wordprocessingml/2006/main" xmlns:w14="http://schemas.microsoft.com/office/word/2010/wordml" xmlns:w15="http://schemas.microsoft.com/office/word/2012/wordml" xmlns:w16cex="http://schemas.microsoft.com/office/word/2018/wordml/cex" xmlns:w16cid="http://schemas.microsoft.com/office/word/2016/wordml/cid" xmlns:w16="http://schemas.microsoft.com/office/word/2018/wordml" xmlns:w16sdtdh="http://schemas.microsoft.com/office/word/2020/wordml/sdtdatahash" xmlns:w16se="http://schemas.microsoft.com/office/word/2015/wordml/symex" mc:Ignorable="w14 w15 w16se w16cid w16 w16cex w16sdtdh">
+<w:styles xmlns:mc="http://schemas.openxmlformats.org/markup-compatibility/2006" xmlns:r="http://schemas.openxmlformats.org/officeDocument/2006/relationships" xmlns:w="http://schemas.openxmlformats.org/wordprocessingml/2006/main" xmlns:w14="http://schemas.microsoft.com/office/word/2010/wordml" xmlns:w15="http://schemas.microsoft.com/office/word/2012/wordml" xmlns:w16cex="http://schemas.microsoft.com/office/word/2018/wordml/cex" xmlns:w16cid="http://schemas.microsoft.com/office/word/2016/wordml/cid" xmlns:w16="http://schemas.microsoft.com/office/word/2018/wordml" xmlns:w16du="http://schemas.microsoft.com/office/word/2023/wordml/word16du" xmlns:w16sdtdh="http://schemas.microsoft.com/office/word/2020/wordml/sdtdatahash" xmlns:w16sdtfl="http://schemas.microsoft.com/office/word/2024/wordml/sdtformatlock" xmlns:w16se="http://schemas.microsoft.com/office/word/2015/wordml/symex" mc:Ignorable="w14 w15 w16se w16cid w16 w16cex w16sdtdh w16sdtfl w16du">
   <w:docDefaults>
     <w:rPrDefault>
       <w:rPr>
@@ -14019,6 +12649,7 @@
   <w:style w:type="character" w:default="1" w:styleId="a2">
     <w:name w:val="Default Paragraph Font"/>
     <w:uiPriority w:val="1"/>
+    <w:semiHidden/>
     <w:unhideWhenUsed/>
   </w:style>
   <w:style w:type="table" w:default="1" w:styleId="a3">

--- a/МатПрог/lab6/Lab06MP.docx
+++ b/МатПрог/lab6/Lab06MP.docx
@@ -1,6 +1,6 @@
 
 <file path=word/document.xml><?xml version="1.0" encoding="utf-8"?>
-<w:document xmlns:wpc="http://schemas.microsoft.com/office/word/2010/wordprocessingCanvas" xmlns:cx="http://schemas.microsoft.com/office/drawing/2014/chartex" xmlns:cx1="http://schemas.microsoft.com/office/drawing/2015/9/8/chartex" xmlns:cx2="http://schemas.microsoft.com/office/drawing/2015/10/21/chartex" xmlns:cx3="http://schemas.microsoft.com/office/drawing/2016/5/9/chartex" xmlns:cx4="http://schemas.microsoft.com/office/drawing/2016/5/10/chartex" xmlns:cx5="http://schemas.microsoft.com/office/drawing/2016/5/11/chartex" xmlns:cx6="http://schemas.microsoft.com/office/drawing/2016/5/12/chartex" xmlns:cx7="http://schemas.microsoft.com/office/drawing/2016/5/13/chartex" xmlns:cx8="http://schemas.microsoft.com/office/drawing/2016/5/14/chartex" xmlns:mc="http://schemas.openxmlformats.org/markup-compatibility/2006" xmlns:aink="http://schemas.microsoft.com/office/drawing/2016/ink" xmlns:am3d="http://schemas.microsoft.com/office/drawing/2017/model3d" xmlns:o="urn:schemas-microsoft-com:office:office" xmlns:oel="http://schemas.microsoft.com/office/2019/extlst" xmlns:r="http://schemas.openxmlformats.org/officeDocument/2006/relationships" xmlns:m="http://schemas.openxmlformats.org/officeDocument/2006/math" xmlns:v="urn:schemas-microsoft-com:vml" xmlns:wp14="http://schemas.microsoft.com/office/word/2010/wordprocessingDrawing" xmlns:wp="http://schemas.openxmlformats.org/drawingml/2006/wordprocessingDrawing" xmlns:w10="urn:schemas-microsoft-com:office:word" xmlns:w="http://schemas.openxmlformats.org/wordprocessingml/2006/main" xmlns:w14="http://schemas.microsoft.com/office/word/2010/wordml" xmlns:w15="http://schemas.microsoft.com/office/word/2012/wordml" xmlns:w16cex="http://schemas.microsoft.com/office/word/2018/wordml/cex" xmlns:w16cid="http://schemas.microsoft.com/office/word/2016/wordml/cid" xmlns:w16="http://schemas.microsoft.com/office/word/2018/wordml" xmlns:w16du="http://schemas.microsoft.com/office/word/2023/wordml/word16du" xmlns:w16sdtdh="http://schemas.microsoft.com/office/word/2020/wordml/sdtdatahash" xmlns:w16sdtfl="http://schemas.microsoft.com/office/word/2024/wordml/sdtformatlock" xmlns:w16se="http://schemas.microsoft.com/office/word/2015/wordml/symex" xmlns:wpg="http://schemas.microsoft.com/office/word/2010/wordprocessingGroup" xmlns:wpi="http://schemas.microsoft.com/office/word/2010/wordprocessingInk" xmlns:wne="http://schemas.microsoft.com/office/word/2006/wordml" xmlns:wps="http://schemas.microsoft.com/office/word/2010/wordprocessingShape" mc:Ignorable="w14 w15 w16se w16cid w16 w16cex w16sdtdh w16sdtfl w16du wp14">
+<w:document xmlns:wpc="http://schemas.microsoft.com/office/word/2010/wordprocessingCanvas" xmlns:cx="http://schemas.microsoft.com/office/drawing/2014/chartex" xmlns:cx1="http://schemas.microsoft.com/office/drawing/2015/9/8/chartex" xmlns:cx2="http://schemas.microsoft.com/office/drawing/2015/10/21/chartex" xmlns:cx3="http://schemas.microsoft.com/office/drawing/2016/5/9/chartex" xmlns:cx4="http://schemas.microsoft.com/office/drawing/2016/5/10/chartex" xmlns:cx5="http://schemas.microsoft.com/office/drawing/2016/5/11/chartex" xmlns:cx6="http://schemas.microsoft.com/office/drawing/2016/5/12/chartex" xmlns:cx7="http://schemas.microsoft.com/office/drawing/2016/5/13/chartex" xmlns:cx8="http://schemas.microsoft.com/office/drawing/2016/5/14/chartex" xmlns:mc="http://schemas.openxmlformats.org/markup-compatibility/2006" xmlns:aink="http://schemas.microsoft.com/office/drawing/2016/ink" xmlns:am3d="http://schemas.microsoft.com/office/drawing/2017/model3d" xmlns:o="urn:schemas-microsoft-com:office:office" xmlns:oel="http://schemas.microsoft.com/office/2019/extlst" xmlns:r="http://schemas.openxmlformats.org/officeDocument/2006/relationships" xmlns:m="http://schemas.openxmlformats.org/officeDocument/2006/math" xmlns:v="urn:schemas-microsoft-com:vml" xmlns:wp14="http://schemas.microsoft.com/office/word/2010/wordprocessingDrawing" xmlns:wp="http://schemas.openxmlformats.org/drawingml/2006/wordprocessingDrawing" xmlns:w10="urn:schemas-microsoft-com:office:word" xmlns:w="http://schemas.openxmlformats.org/wordprocessingml/2006/main" xmlns:w14="http://schemas.microsoft.com/office/word/2010/wordml" xmlns:w15="http://schemas.microsoft.com/office/word/2012/wordml" xmlns:w16cex="http://schemas.microsoft.com/office/word/2018/wordml/cex" xmlns:w16cid="http://schemas.microsoft.com/office/word/2016/wordml/cid" xmlns:w16="http://schemas.microsoft.com/office/word/2018/wordml" xmlns:w16sdtdh="http://schemas.microsoft.com/office/word/2020/wordml/sdtdatahash" xmlns:w16se="http://schemas.microsoft.com/office/word/2015/wordml/symex" xmlns:wpg="http://schemas.microsoft.com/office/word/2010/wordprocessingGroup" xmlns:wpi="http://schemas.microsoft.com/office/word/2010/wordprocessingInk" xmlns:wne="http://schemas.microsoft.com/office/word/2006/wordml" xmlns:wps="http://schemas.microsoft.com/office/word/2010/wordprocessingShape" mc:Ignorable="w14 w15 w16se w16cid w16 w16cex w16sdtdh wp14">
   <w:body>
     <w:p>
       <w:pPr>
@@ -237,6 +237,16 @@
           <w:lang w:val="ru-RU"/>
         </w:rPr>
       </w:pPr>
+    </w:p>
+    <w:p>
+      <w:pPr>
+        <w:spacing w:after="0"/>
+        <w:rPr>
+          <w:sz w:val="28"/>
+          <w:szCs w:val="24"/>
+          <w:lang w:val="ru-RU"/>
+        </w:rPr>
+      </w:pPr>
       <w:r>
         <w:rPr>
           <w:sz w:val="28"/>
@@ -1854,7 +1864,6 @@
           <w:szCs w:val="28"/>
           <w:lang w:val="ru-RU"/>
         </w:rPr>
-        <w:lastRenderedPageBreak/>
         <w:t xml:space="preserve">1.2 </w:t>
       </w:r>
       <w:r>
@@ -7150,6 +7159,7 @@
           <w:bCs/>
           <w:sz w:val="28"/>
           <w:szCs w:val="24"/>
+          <w:lang w:val="ru-RU"/>
         </w:rPr>
         <w:t xml:space="preserve">2.3 </w:t>
       </w:r>
@@ -7666,7 +7676,6 @@
           <w:b/>
           <w:bCs/>
           <w:sz w:val="20"/>
-          <w:lang/>
         </w:rPr>
       </w:pPr>
       <w:r>
@@ -7675,7 +7684,6 @@
           <w:b/>
           <w:bCs/>
           <w:sz w:val="20"/>
-          <w:lang/>
         </w:rPr>
         <w:t>#include &lt;iostream&gt;</w:t>
       </w:r>
@@ -7688,7 +7696,6 @@
           <w:b/>
           <w:bCs/>
           <w:sz w:val="20"/>
-          <w:lang/>
         </w:rPr>
       </w:pPr>
       <w:r>
@@ -7697,7 +7704,6 @@
           <w:b/>
           <w:bCs/>
           <w:sz w:val="20"/>
-          <w:lang/>
         </w:rPr>
         <w:t>#include &lt;vector&gt;</w:t>
       </w:r>
@@ -7710,7 +7716,6 @@
           <w:b/>
           <w:bCs/>
           <w:sz w:val="20"/>
-          <w:lang/>
         </w:rPr>
       </w:pPr>
       <w:r>
@@ -7719,7 +7724,6 @@
           <w:b/>
           <w:bCs/>
           <w:sz w:val="20"/>
-          <w:lang/>
         </w:rPr>
         <w:t>#include &lt;queue&gt;</w:t>
       </w:r>
@@ -7732,7 +7736,6 @@
           <w:b/>
           <w:bCs/>
           <w:sz w:val="20"/>
-          <w:lang/>
         </w:rPr>
       </w:pPr>
       <w:r>
@@ -7741,7 +7744,6 @@
           <w:b/>
           <w:bCs/>
           <w:sz w:val="20"/>
-          <w:lang/>
         </w:rPr>
         <w:t>#include &lt;algorithm&gt;</w:t>
       </w:r>
@@ -7754,7 +7756,6 @@
           <w:b/>
           <w:bCs/>
           <w:sz w:val="20"/>
-          <w:lang/>
         </w:rPr>
       </w:pPr>
       <w:r>
@@ -7763,7 +7764,6 @@
           <w:b/>
           <w:bCs/>
           <w:sz w:val="20"/>
-          <w:lang/>
         </w:rPr>
         <w:t>using namespace std;</w:t>
       </w:r>
@@ -7776,7 +7776,6 @@
           <w:b/>
           <w:bCs/>
           <w:sz w:val="20"/>
-          <w:lang/>
         </w:rPr>
       </w:pPr>
     </w:p>
@@ -7788,7 +7787,6 @@
           <w:b/>
           <w:bCs/>
           <w:sz w:val="20"/>
-          <w:lang/>
         </w:rPr>
       </w:pPr>
       <w:r>
@@ -7797,7 +7795,6 @@
           <w:b/>
           <w:bCs/>
           <w:sz w:val="20"/>
-          <w:lang/>
         </w:rPr>
         <w:t>vector&lt;vector&lt;int&gt;&gt; g = {</w:t>
       </w:r>
@@ -7810,7 +7807,6 @@
           <w:b/>
           <w:bCs/>
           <w:sz w:val="20"/>
-          <w:lang/>
         </w:rPr>
       </w:pPr>
       <w:r>
@@ -7819,7 +7815,6 @@
           <w:b/>
           <w:bCs/>
           <w:sz w:val="20"/>
-          <w:lang/>
         </w:rPr>
         <w:t xml:space="preserve">    {1,2},</w:t>
       </w:r>
@@ -7832,7 +7827,6 @@
           <w:b/>
           <w:bCs/>
           <w:sz w:val="20"/>
-          <w:lang/>
         </w:rPr>
       </w:pPr>
       <w:r>
@@ -7841,7 +7835,6 @@
           <w:b/>
           <w:bCs/>
           <w:sz w:val="20"/>
-          <w:lang/>
         </w:rPr>
         <w:t xml:space="preserve">    {4},</w:t>
       </w:r>
@@ -7854,7 +7847,6 @@
           <w:b/>
           <w:bCs/>
           <w:sz w:val="20"/>
-          <w:lang/>
         </w:rPr>
       </w:pPr>
       <w:r>
@@ -7863,7 +7855,6 @@
           <w:b/>
           <w:bCs/>
           <w:sz w:val="20"/>
-          <w:lang/>
         </w:rPr>
         <w:t xml:space="preserve">    {3,5},</w:t>
       </w:r>
@@ -7876,7 +7867,6 @@
           <w:b/>
           <w:bCs/>
           <w:sz w:val="20"/>
-          <w:lang/>
         </w:rPr>
       </w:pPr>
       <w:r>
@@ -7885,7 +7875,6 @@
           <w:b/>
           <w:bCs/>
           <w:sz w:val="20"/>
-          <w:lang/>
         </w:rPr>
         <w:t xml:space="preserve">    {1,5,6},</w:t>
       </w:r>
@@ -7898,7 +7887,6 @@
           <w:b/>
           <w:bCs/>
           <w:sz w:val="20"/>
-          <w:lang/>
         </w:rPr>
       </w:pPr>
       <w:r>
@@ -7907,7 +7895,6 @@
           <w:b/>
           <w:bCs/>
           <w:sz w:val="20"/>
-          <w:lang/>
         </w:rPr>
         <w:t xml:space="preserve">    {6},</w:t>
       </w:r>
@@ -7920,7 +7907,6 @@
           <w:b/>
           <w:bCs/>
           <w:sz w:val="20"/>
-          <w:lang/>
         </w:rPr>
       </w:pPr>
       <w:r>
@@ -7929,7 +7915,6 @@
           <w:b/>
           <w:bCs/>
           <w:sz w:val="20"/>
-          <w:lang/>
         </w:rPr>
         <w:t xml:space="preserve">    {6},</w:t>
       </w:r>
@@ -7942,7 +7927,6 @@
           <w:b/>
           <w:bCs/>
           <w:sz w:val="20"/>
-          <w:lang/>
         </w:rPr>
       </w:pPr>
       <w:r>
@@ -7951,7 +7935,6 @@
           <w:b/>
           <w:bCs/>
           <w:sz w:val="20"/>
-          <w:lang/>
         </w:rPr>
         <w:t xml:space="preserve">    {}</w:t>
       </w:r>
@@ -7964,7 +7947,6 @@
           <w:b/>
           <w:bCs/>
           <w:sz w:val="20"/>
-          <w:lang/>
         </w:rPr>
       </w:pPr>
       <w:r>
@@ -7973,7 +7955,6 @@
           <w:b/>
           <w:bCs/>
           <w:sz w:val="20"/>
-          <w:lang/>
         </w:rPr>
         <w:t>};</w:t>
       </w:r>
@@ -7986,7 +7967,6 @@
           <w:b/>
           <w:bCs/>
           <w:sz w:val="20"/>
-          <w:lang/>
         </w:rPr>
       </w:pPr>
     </w:p>
@@ -7998,7 +7978,6 @@
           <w:b/>
           <w:bCs/>
           <w:sz w:val="20"/>
-          <w:lang/>
         </w:rPr>
       </w:pPr>
       <w:r>
@@ -8007,7 +7986,6 @@
           <w:b/>
           <w:bCs/>
           <w:sz w:val="20"/>
-          <w:lang/>
         </w:rPr>
         <w:t>void BFS(int s) {</w:t>
       </w:r>
@@ -8020,7 +7998,6 @@
           <w:b/>
           <w:bCs/>
           <w:sz w:val="20"/>
-          <w:lang/>
         </w:rPr>
       </w:pPr>
       <w:r>
@@ -8029,7 +8006,6 @@
           <w:b/>
           <w:bCs/>
           <w:sz w:val="20"/>
-          <w:lang/>
         </w:rPr>
         <w:t xml:space="preserve">    vector&lt;int&gt; used(7, 0);</w:t>
       </w:r>
@@ -8042,7 +8018,6 @@
           <w:b/>
           <w:bCs/>
           <w:sz w:val="20"/>
-          <w:lang/>
         </w:rPr>
       </w:pPr>
       <w:r>
@@ -8051,7 +8026,6 @@
           <w:b/>
           <w:bCs/>
           <w:sz w:val="20"/>
-          <w:lang/>
         </w:rPr>
         <w:t xml:space="preserve">    queue&lt;int&gt; q;</w:t>
       </w:r>
@@ -8064,7 +8038,6 @@
           <w:b/>
           <w:bCs/>
           <w:sz w:val="20"/>
-          <w:lang/>
         </w:rPr>
       </w:pPr>
       <w:r>
@@ -8073,7 +8046,6 @@
           <w:b/>
           <w:bCs/>
           <w:sz w:val="20"/>
-          <w:lang/>
         </w:rPr>
         <w:t xml:space="preserve">    q.push(s);</w:t>
       </w:r>
@@ -8086,7 +8058,6 @@
           <w:b/>
           <w:bCs/>
           <w:sz w:val="20"/>
-          <w:lang/>
         </w:rPr>
       </w:pPr>
       <w:r>
@@ -8095,7 +8066,6 @@
           <w:b/>
           <w:bCs/>
           <w:sz w:val="20"/>
-          <w:lang/>
         </w:rPr>
         <w:t xml:space="preserve">    used[s] = 1;</w:t>
       </w:r>
@@ -8108,7 +8078,6 @@
           <w:b/>
           <w:bCs/>
           <w:sz w:val="20"/>
-          <w:lang/>
         </w:rPr>
       </w:pPr>
       <w:r>
@@ -8117,7 +8086,6 @@
           <w:b/>
           <w:bCs/>
           <w:sz w:val="20"/>
-          <w:lang/>
         </w:rPr>
         <w:t xml:space="preserve">    while (!q.empty()) {</w:t>
       </w:r>
@@ -8130,7 +8098,6 @@
           <w:b/>
           <w:bCs/>
           <w:sz w:val="20"/>
-          <w:lang/>
         </w:rPr>
       </w:pPr>
       <w:r>
@@ -8139,7 +8106,6 @@
           <w:b/>
           <w:bCs/>
           <w:sz w:val="20"/>
-          <w:lang/>
         </w:rPr>
         <w:t xml:space="preserve">        int v = q.front();</w:t>
       </w:r>
@@ -8152,7 +8118,6 @@
           <w:b/>
           <w:bCs/>
           <w:sz w:val="20"/>
-          <w:lang/>
         </w:rPr>
       </w:pPr>
       <w:r>
@@ -8161,7 +8126,6 @@
           <w:b/>
           <w:bCs/>
           <w:sz w:val="20"/>
-          <w:lang/>
         </w:rPr>
         <w:t xml:space="preserve">        q.pop();</w:t>
       </w:r>
@@ -8174,7 +8138,6 @@
           <w:b/>
           <w:bCs/>
           <w:sz w:val="20"/>
-          <w:lang/>
         </w:rPr>
       </w:pPr>
       <w:r>
@@ -8183,7 +8146,6 @@
           <w:b/>
           <w:bCs/>
           <w:sz w:val="20"/>
-          <w:lang/>
         </w:rPr>
         <w:t xml:space="preserve">        cout &lt;&lt; v &lt;&lt; " ";</w:t>
       </w:r>
@@ -8196,7 +8158,6 @@
           <w:b/>
           <w:bCs/>
           <w:sz w:val="20"/>
-          <w:lang/>
         </w:rPr>
       </w:pPr>
       <w:r>
@@ -8205,7 +8166,6 @@
           <w:b/>
           <w:bCs/>
           <w:sz w:val="20"/>
-          <w:lang/>
         </w:rPr>
         <w:t xml:space="preserve">        for (int to : g[v])</w:t>
       </w:r>
@@ -8218,7 +8178,6 @@
           <w:b/>
           <w:bCs/>
           <w:sz w:val="20"/>
-          <w:lang/>
         </w:rPr>
       </w:pPr>
       <w:r>
@@ -8227,7 +8186,6 @@
           <w:b/>
           <w:bCs/>
           <w:sz w:val="20"/>
-          <w:lang/>
         </w:rPr>
         <w:t xml:space="preserve">            if (!used[to]) {</w:t>
       </w:r>
@@ -8240,7 +8198,6 @@
           <w:b/>
           <w:bCs/>
           <w:sz w:val="20"/>
-          <w:lang/>
         </w:rPr>
       </w:pPr>
       <w:r>
@@ -8249,7 +8206,6 @@
           <w:b/>
           <w:bCs/>
           <w:sz w:val="20"/>
-          <w:lang/>
         </w:rPr>
         <w:t xml:space="preserve">                used[to] = 1;</w:t>
       </w:r>
@@ -8262,7 +8218,6 @@
           <w:b/>
           <w:bCs/>
           <w:sz w:val="20"/>
-          <w:lang/>
         </w:rPr>
       </w:pPr>
       <w:r>
@@ -8271,7 +8226,6 @@
           <w:b/>
           <w:bCs/>
           <w:sz w:val="20"/>
-          <w:lang/>
         </w:rPr>
         <w:t xml:space="preserve">                q.push(to);</w:t>
       </w:r>
@@ -8284,7 +8238,6 @@
           <w:b/>
           <w:bCs/>
           <w:sz w:val="20"/>
-          <w:lang/>
         </w:rPr>
       </w:pPr>
       <w:r>
@@ -8293,7 +8246,6 @@
           <w:b/>
           <w:bCs/>
           <w:sz w:val="20"/>
-          <w:lang/>
         </w:rPr>
         <w:t xml:space="preserve">            }</w:t>
       </w:r>
@@ -8306,7 +8258,6 @@
           <w:b/>
           <w:bCs/>
           <w:sz w:val="20"/>
-          <w:lang/>
         </w:rPr>
       </w:pPr>
       <w:r>
@@ -8315,7 +8266,6 @@
           <w:b/>
           <w:bCs/>
           <w:sz w:val="20"/>
-          <w:lang/>
         </w:rPr>
         <w:t xml:space="preserve">    }</w:t>
       </w:r>
@@ -8328,7 +8278,6 @@
           <w:b/>
           <w:bCs/>
           <w:sz w:val="20"/>
-          <w:lang/>
         </w:rPr>
       </w:pPr>
       <w:r>
@@ -8337,7 +8286,6 @@
           <w:b/>
           <w:bCs/>
           <w:sz w:val="20"/>
-          <w:lang/>
         </w:rPr>
         <w:t>}</w:t>
       </w:r>
@@ -8350,7 +8298,6 @@
           <w:b/>
           <w:bCs/>
           <w:sz w:val="20"/>
-          <w:lang/>
         </w:rPr>
       </w:pPr>
     </w:p>
@@ -8362,7 +8309,6 @@
           <w:b/>
           <w:bCs/>
           <w:sz w:val="20"/>
-          <w:lang/>
         </w:rPr>
       </w:pPr>
       <w:r>
@@ -8371,7 +8317,6 @@
           <w:b/>
           <w:bCs/>
           <w:sz w:val="20"/>
-          <w:lang/>
         </w:rPr>
         <w:t>void DFS(int v, vector&lt;int&gt;&amp; used, vector&lt;int&gt;&amp; topo) {</w:t>
       </w:r>
@@ -8384,7 +8329,6 @@
           <w:b/>
           <w:bCs/>
           <w:sz w:val="20"/>
-          <w:lang/>
         </w:rPr>
       </w:pPr>
       <w:r>
@@ -8393,7 +8337,6 @@
           <w:b/>
           <w:bCs/>
           <w:sz w:val="20"/>
-          <w:lang/>
         </w:rPr>
         <w:t xml:space="preserve">    used[v] = 1;</w:t>
       </w:r>
@@ -8406,7 +8349,6 @@
           <w:b/>
           <w:bCs/>
           <w:sz w:val="20"/>
-          <w:lang/>
         </w:rPr>
       </w:pPr>
       <w:r>
@@ -8415,7 +8357,6 @@
           <w:b/>
           <w:bCs/>
           <w:sz w:val="20"/>
-          <w:lang/>
         </w:rPr>
         <w:t xml:space="preserve">    for (int to : g[v])</w:t>
       </w:r>
@@ -8428,7 +8369,6 @@
           <w:b/>
           <w:bCs/>
           <w:sz w:val="20"/>
-          <w:lang/>
         </w:rPr>
       </w:pPr>
       <w:r>
@@ -8437,7 +8377,6 @@
           <w:b/>
           <w:bCs/>
           <w:sz w:val="20"/>
-          <w:lang/>
         </w:rPr>
         <w:t xml:space="preserve">        if (!used[to])</w:t>
       </w:r>
@@ -8450,7 +8389,6 @@
           <w:b/>
           <w:bCs/>
           <w:sz w:val="20"/>
-          <w:lang/>
         </w:rPr>
       </w:pPr>
       <w:r>
@@ -8459,7 +8397,6 @@
           <w:b/>
           <w:bCs/>
           <w:sz w:val="20"/>
-          <w:lang/>
         </w:rPr>
         <w:t xml:space="preserve">            DFS(to, used, topo);</w:t>
       </w:r>
@@ -8472,7 +8409,6 @@
           <w:b/>
           <w:bCs/>
           <w:sz w:val="20"/>
-          <w:lang/>
         </w:rPr>
       </w:pPr>
       <w:r>
@@ -8481,7 +8417,6 @@
           <w:b/>
           <w:bCs/>
           <w:sz w:val="20"/>
-          <w:lang/>
         </w:rPr>
         <w:t xml:space="preserve">    topo.push_back(v);</w:t>
       </w:r>
@@ -8494,7 +8429,6 @@
           <w:b/>
           <w:bCs/>
           <w:sz w:val="20"/>
-          <w:lang/>
         </w:rPr>
       </w:pPr>
       <w:r>
@@ -8503,7 +8437,6 @@
           <w:b/>
           <w:bCs/>
           <w:sz w:val="20"/>
-          <w:lang/>
         </w:rPr>
         <w:t>}</w:t>
       </w:r>
@@ -8516,7 +8449,6 @@
           <w:b/>
           <w:bCs/>
           <w:sz w:val="20"/>
-          <w:lang/>
         </w:rPr>
       </w:pPr>
     </w:p>
@@ -8528,7 +8460,6 @@
           <w:b/>
           <w:bCs/>
           <w:sz w:val="20"/>
-          <w:lang/>
         </w:rPr>
       </w:pPr>
       <w:r>
@@ -8537,7 +8468,6 @@
           <w:b/>
           <w:bCs/>
           <w:sz w:val="20"/>
-          <w:lang/>
         </w:rPr>
         <w:t>int main() {</w:t>
       </w:r>
@@ -8550,7 +8480,6 @@
           <w:b/>
           <w:bCs/>
           <w:sz w:val="20"/>
-          <w:lang/>
         </w:rPr>
       </w:pPr>
     </w:p>
@@ -8562,7 +8491,6 @@
           <w:b/>
           <w:bCs/>
           <w:sz w:val="20"/>
-          <w:lang/>
         </w:rPr>
       </w:pPr>
       <w:r>
@@ -8571,7 +8499,6 @@
           <w:b/>
           <w:bCs/>
           <w:sz w:val="20"/>
-          <w:lang/>
         </w:rPr>
         <w:t xml:space="preserve">    cout &lt;&lt; "BFS: ";</w:t>
       </w:r>
@@ -8584,7 +8511,6 @@
           <w:b/>
           <w:bCs/>
           <w:sz w:val="20"/>
-          <w:lang/>
         </w:rPr>
       </w:pPr>
       <w:r>
@@ -8593,7 +8519,6 @@
           <w:b/>
           <w:bCs/>
           <w:sz w:val="20"/>
-          <w:lang/>
         </w:rPr>
         <w:t xml:space="preserve">    BFS(0);</w:t>
       </w:r>
@@ -8606,7 +8531,6 @@
           <w:b/>
           <w:bCs/>
           <w:sz w:val="20"/>
-          <w:lang/>
         </w:rPr>
       </w:pPr>
       <w:r>
@@ -8615,7 +8539,6 @@
           <w:b/>
           <w:bCs/>
           <w:sz w:val="20"/>
-          <w:lang/>
         </w:rPr>
         <w:t xml:space="preserve">    cout &lt;&lt; endl;</w:t>
       </w:r>
@@ -8628,7 +8551,6 @@
           <w:b/>
           <w:bCs/>
           <w:sz w:val="20"/>
-          <w:lang/>
         </w:rPr>
       </w:pPr>
     </w:p>
@@ -8640,7 +8562,6 @@
           <w:b/>
           <w:bCs/>
           <w:sz w:val="20"/>
-          <w:lang/>
         </w:rPr>
       </w:pPr>
       <w:r>
@@ -8649,7 +8570,6 @@
           <w:b/>
           <w:bCs/>
           <w:sz w:val="20"/>
-          <w:lang/>
         </w:rPr>
         <w:t xml:space="preserve">    vector&lt;int&gt; used(7, 0), topo;</w:t>
       </w:r>
@@ -8662,7 +8582,6 @@
           <w:b/>
           <w:bCs/>
           <w:sz w:val="20"/>
-          <w:lang/>
         </w:rPr>
       </w:pPr>
     </w:p>
@@ -8674,7 +8593,6 @@
           <w:b/>
           <w:bCs/>
           <w:sz w:val="20"/>
-          <w:lang/>
         </w:rPr>
       </w:pPr>
       <w:r>
@@ -8683,7 +8601,6 @@
           <w:b/>
           <w:bCs/>
           <w:sz w:val="20"/>
-          <w:lang/>
         </w:rPr>
         <w:t xml:space="preserve">    for (int i = 0; i &lt; 7; i++) {</w:t>
       </w:r>
@@ -8696,7 +8613,6 @@
           <w:b/>
           <w:bCs/>
           <w:sz w:val="20"/>
-          <w:lang/>
         </w:rPr>
       </w:pPr>
       <w:r>
@@ -8705,7 +8621,6 @@
           <w:b/>
           <w:bCs/>
           <w:sz w:val="20"/>
-          <w:lang/>
         </w:rPr>
         <w:lastRenderedPageBreak/>
         <w:t xml:space="preserve">        if (!used[i]) {</w:t>
@@ -8719,7 +8634,6 @@
           <w:b/>
           <w:bCs/>
           <w:sz w:val="20"/>
-          <w:lang/>
         </w:rPr>
       </w:pPr>
       <w:r>
@@ -8728,7 +8642,6 @@
           <w:b/>
           <w:bCs/>
           <w:sz w:val="20"/>
-          <w:lang/>
         </w:rPr>
         <w:t xml:space="preserve">            DFS(i, used, topo);</w:t>
       </w:r>
@@ -8741,7 +8654,6 @@
           <w:b/>
           <w:bCs/>
           <w:sz w:val="20"/>
-          <w:lang/>
         </w:rPr>
       </w:pPr>
       <w:r>
@@ -8750,7 +8662,6 @@
           <w:b/>
           <w:bCs/>
           <w:sz w:val="20"/>
-          <w:lang/>
         </w:rPr>
         <w:t xml:space="preserve">        }</w:t>
       </w:r>
@@ -8763,7 +8674,6 @@
           <w:b/>
           <w:bCs/>
           <w:sz w:val="20"/>
-          <w:lang/>
         </w:rPr>
       </w:pPr>
       <w:r>
@@ -8772,7 +8682,6 @@
           <w:b/>
           <w:bCs/>
           <w:sz w:val="20"/>
-          <w:lang/>
         </w:rPr>
         <w:t xml:space="preserve">    }</w:t>
       </w:r>
@@ -8785,7 +8694,6 @@
           <w:b/>
           <w:bCs/>
           <w:sz w:val="20"/>
-          <w:lang/>
         </w:rPr>
       </w:pPr>
     </w:p>
@@ -8797,7 +8705,6 @@
           <w:b/>
           <w:bCs/>
           <w:sz w:val="20"/>
-          <w:lang/>
         </w:rPr>
       </w:pPr>
       <w:r>
@@ -8806,7 +8713,6 @@
           <w:b/>
           <w:bCs/>
           <w:sz w:val="20"/>
-          <w:lang/>
         </w:rPr>
         <w:t xml:space="preserve">    reverse(topo.begin(), topo.end());</w:t>
       </w:r>
@@ -8819,7 +8725,6 @@
           <w:b/>
           <w:bCs/>
           <w:sz w:val="20"/>
-          <w:lang/>
         </w:rPr>
       </w:pPr>
     </w:p>
@@ -8831,7 +8736,6 @@
           <w:b/>
           <w:bCs/>
           <w:sz w:val="20"/>
-          <w:lang/>
         </w:rPr>
       </w:pPr>
       <w:r>
@@ -8840,7 +8744,6 @@
           <w:b/>
           <w:bCs/>
           <w:sz w:val="20"/>
-          <w:lang/>
         </w:rPr>
         <w:t xml:space="preserve">    cout &lt;&lt; "DFS: ";</w:t>
       </w:r>
@@ -8853,7 +8756,6 @@
           <w:b/>
           <w:bCs/>
           <w:sz w:val="20"/>
-          <w:lang/>
         </w:rPr>
       </w:pPr>
       <w:r>
@@ -8862,7 +8764,6 @@
           <w:b/>
           <w:bCs/>
           <w:sz w:val="20"/>
-          <w:lang/>
         </w:rPr>
         <w:t xml:space="preserve">    for (int v : topo) {</w:t>
       </w:r>
@@ -8875,7 +8776,6 @@
           <w:b/>
           <w:bCs/>
           <w:sz w:val="20"/>
-          <w:lang/>
         </w:rPr>
       </w:pPr>
       <w:r>
@@ -8884,7 +8784,6 @@
           <w:b/>
           <w:bCs/>
           <w:sz w:val="20"/>
-          <w:lang/>
         </w:rPr>
         <w:t xml:space="preserve">        cout &lt;&lt; v &lt;&lt; " ";</w:t>
       </w:r>
@@ -8897,7 +8796,6 @@
           <w:b/>
           <w:bCs/>
           <w:sz w:val="20"/>
-          <w:lang/>
         </w:rPr>
       </w:pPr>
       <w:r>
@@ -8906,7 +8804,6 @@
           <w:b/>
           <w:bCs/>
           <w:sz w:val="20"/>
-          <w:lang/>
         </w:rPr>
         <w:t xml:space="preserve">    }</w:t>
       </w:r>
@@ -8919,7 +8816,6 @@
           <w:b/>
           <w:bCs/>
           <w:sz w:val="20"/>
-          <w:lang/>
         </w:rPr>
       </w:pPr>
       <w:r>
@@ -8928,7 +8824,6 @@
           <w:b/>
           <w:bCs/>
           <w:sz w:val="20"/>
-          <w:lang/>
         </w:rPr>
         <w:t xml:space="preserve">    cout &lt;&lt; endl;</w:t>
       </w:r>
@@ -8941,7 +8836,6 @@
           <w:b/>
           <w:bCs/>
           <w:sz w:val="20"/>
-          <w:lang/>
         </w:rPr>
       </w:pPr>
       <w:r>
@@ -8950,7 +8844,6 @@
           <w:b/>
           <w:bCs/>
           <w:sz w:val="20"/>
-          <w:lang/>
         </w:rPr>
         <w:t xml:space="preserve">    return 0;</w:t>
       </w:r>
@@ -8963,7 +8856,6 @@
           <w:b/>
           <w:bCs/>
           <w:sz w:val="20"/>
-          <w:lang/>
         </w:rPr>
       </w:pPr>
       <w:r>
@@ -8972,7 +8864,6 @@
           <w:b/>
           <w:bCs/>
           <w:sz w:val="20"/>
-          <w:lang/>
         </w:rPr>
         <w:t>}</w:t>
       </w:r>
@@ -8985,7 +8876,6 @@
           <w:b/>
           <w:bCs/>
           <w:sz w:val="20"/>
-          <w:lang/>
         </w:rPr>
       </w:pPr>
     </w:p>
@@ -8997,7 +8887,6 @@
           <w:b/>
           <w:bCs/>
           <w:sz w:val="20"/>
-          <w:lang/>
         </w:rPr>
       </w:pPr>
       <w:r>
@@ -9007,7 +8896,6 @@
           <w:bCs/>
           <w:noProof/>
           <w:sz w:val="20"/>
-          <w:lang/>
         </w:rPr>
         <w:drawing>
           <wp:inline distT="0" distB="0" distL="0" distR="0" wp14:anchorId="53FC9EE0" wp14:editId="1D67D87C">
@@ -9055,7 +8943,6 @@
           <w:b/>
           <w:bCs/>
           <w:sz w:val="20"/>
-          <w:lang/>
         </w:rPr>
       </w:pPr>
     </w:p>
@@ -9676,7 +9563,6 @@
         <w:gridCol w:w="819"/>
         <w:gridCol w:w="951"/>
         <w:gridCol w:w="2126"/>
-        <w:gridCol w:w="2126"/>
       </w:tblGrid>
       <w:tr>
         <w:trPr>
@@ -9751,17 +9637,6 @@
             </w:r>
           </w:p>
         </w:tc>
-        <w:tc>
-          <w:tcPr>
-            <w:tcW w:w="2126" w:type="dxa"/>
-            <w:shd w:val="clear" w:color="auto" w:fill="B6DDE8" w:themeFill="accent5" w:themeFillTint="66"/>
-          </w:tcPr>
-          <w:p>
-            <w:r>
-              <w:t>Обновления key[]</w:t>
-            </w:r>
-          </w:p>
-        </w:tc>
       </w:tr>
       <w:tr>
         <w:trPr>
@@ -9817,16 +9692,6 @@
             </w:r>
           </w:p>
         </w:tc>
-        <w:tc>
-          <w:tcPr>
-            <w:tcW w:w="2126" w:type="dxa"/>
-          </w:tcPr>
-          <w:p>
-            <w:r>
-              <w:t>key[1]:∞→8; key[2]:∞→1</w:t>
-            </w:r>
-          </w:p>
-        </w:tc>
       </w:tr>
       <w:tr>
         <w:trPr>
@@ -9882,16 +9747,6 @@
             </w:r>
           </w:p>
         </w:tc>
-        <w:tc>
-          <w:tcPr>
-            <w:tcW w:w="2126" w:type="dxa"/>
-          </w:tcPr>
-          <w:p>
-            <w:r>
-              <w:t>key[3]:∞→7; key[5]:∞→11</w:t>
-            </w:r>
-          </w:p>
-        </w:tc>
       </w:tr>
       <w:tr>
         <w:trPr>
@@ -9947,16 +9802,6 @@
             </w:r>
           </w:p>
         </w:tc>
-        <w:tc>
-          <w:tcPr>
-            <w:tcW w:w="2126" w:type="dxa"/>
-          </w:tcPr>
-          <w:p>
-            <w:r>
-              <w:t>key[1]:8→4; key[5]:11→6; key[6]:∞→9</w:t>
-            </w:r>
-          </w:p>
-        </w:tc>
       </w:tr>
       <w:tr>
         <w:trPr>
@@ -10012,16 +9857,6 @@
             </w:r>
           </w:p>
         </w:tc>
-        <w:tc>
-          <w:tcPr>
-            <w:tcW w:w="2126" w:type="dxa"/>
-          </w:tcPr>
-          <w:p>
-            <w:r>
-              <w:t>key[4]:∞→5</w:t>
-            </w:r>
-          </w:p>
-        </w:tc>
       </w:tr>
       <w:tr>
         <w:trPr>
@@ -10077,16 +9912,6 @@
             </w:r>
           </w:p>
         </w:tc>
-        <w:tc>
-          <w:tcPr>
-            <w:tcW w:w="2126" w:type="dxa"/>
-          </w:tcPr>
-          <w:p>
-            <w:r>
-              <w:t>---</w:t>
-            </w:r>
-          </w:p>
-        </w:tc>
       </w:tr>
       <w:tr>
         <w:trPr>
@@ -10142,16 +9967,6 @@
             </w:r>
           </w:p>
         </w:tc>
-        <w:tc>
-          <w:tcPr>
-            <w:tcW w:w="2126" w:type="dxa"/>
-          </w:tcPr>
-          <w:p>
-            <w:r>
-              <w:t>key[6]:9→2</w:t>
-            </w:r>
-          </w:p>
-        </w:tc>
       </w:tr>
       <w:tr>
         <w:trPr>
@@ -10204,16 +10019,6 @@
           <w:p>
             <w:r>
               <w:t>{0, 1, 2, 3, 4, 5, 6}</w:t>
-            </w:r>
-          </w:p>
-        </w:tc>
-        <w:tc>
-          <w:tcPr>
-            <w:tcW w:w="2126" w:type="dxa"/>
-          </w:tcPr>
-          <w:p>
-            <w:r>
-              <w:t>---</w:t>
             </w:r>
           </w:p>
         </w:tc>
@@ -11764,8 +11569,16 @@
             <w:shd w:val="clear" w:color="auto" w:fill="B6DDE8" w:themeFill="accent5" w:themeFillTint="66"/>
           </w:tcPr>
           <w:p>
-            <w:r>
-              <w:t>Рёбра МОД</w:t>
+            <w:pPr>
+              <w:rPr>
+                <w:lang w:val="ru-RU"/>
+              </w:rPr>
+            </w:pPr>
+            <w:r>
+              <w:rPr>
+                <w:lang w:val="ru-RU"/>
+              </w:rPr>
+              <w:t>Рёбра</w:t>
             </w:r>
           </w:p>
         </w:tc>
@@ -11840,7 +11653,7 @@
 </file>
 
 <file path=word/numbering.xml><?xml version="1.0" encoding="utf-8"?>
-<w:numbering xmlns:wpc="http://schemas.microsoft.com/office/word/2010/wordprocessingCanvas" xmlns:cx="http://schemas.microsoft.com/office/drawing/2014/chartex" xmlns:cx1="http://schemas.microsoft.com/office/drawing/2015/9/8/chartex" xmlns:cx2="http://schemas.microsoft.com/office/drawing/2015/10/21/chartex" xmlns:cx3="http://schemas.microsoft.com/office/drawing/2016/5/9/chartex" xmlns:cx4="http://schemas.microsoft.com/office/drawing/2016/5/10/chartex" xmlns:cx5="http://schemas.microsoft.com/office/drawing/2016/5/11/chartex" xmlns:cx6="http://schemas.microsoft.com/office/drawing/2016/5/12/chartex" xmlns:cx7="http://schemas.microsoft.com/office/drawing/2016/5/13/chartex" xmlns:cx8="http://schemas.microsoft.com/office/drawing/2016/5/14/chartex" xmlns:mc="http://schemas.openxmlformats.org/markup-compatibility/2006" xmlns:aink="http://schemas.microsoft.com/office/drawing/2016/ink" xmlns:am3d="http://schemas.microsoft.com/office/drawing/2017/model3d" xmlns:o="urn:schemas-microsoft-com:office:office" xmlns:oel="http://schemas.microsoft.com/office/2019/extlst" xmlns:r="http://schemas.openxmlformats.org/officeDocument/2006/relationships" xmlns:m="http://schemas.openxmlformats.org/officeDocument/2006/math" xmlns:v="urn:schemas-microsoft-com:vml" xmlns:wp14="http://schemas.microsoft.com/office/word/2010/wordprocessingDrawing" xmlns:wp="http://schemas.openxmlformats.org/drawingml/2006/wordprocessingDrawing" xmlns:w10="urn:schemas-microsoft-com:office:word" xmlns:w="http://schemas.openxmlformats.org/wordprocessingml/2006/main" xmlns:w14="http://schemas.microsoft.com/office/word/2010/wordml" xmlns:w15="http://schemas.microsoft.com/office/word/2012/wordml" xmlns:w16cex="http://schemas.microsoft.com/office/word/2018/wordml/cex" xmlns:w16cid="http://schemas.microsoft.com/office/word/2016/wordml/cid" xmlns:w16="http://schemas.microsoft.com/office/word/2018/wordml" xmlns:w16du="http://schemas.microsoft.com/office/word/2023/wordml/word16du" xmlns:w16sdtdh="http://schemas.microsoft.com/office/word/2020/wordml/sdtdatahash" xmlns:w16sdtfl="http://schemas.microsoft.com/office/word/2024/wordml/sdtformatlock" xmlns:w16se="http://schemas.microsoft.com/office/word/2015/wordml/symex" xmlns:wpg="http://schemas.microsoft.com/office/word/2010/wordprocessingGroup" xmlns:wpi="http://schemas.microsoft.com/office/word/2010/wordprocessingInk" xmlns:wne="http://schemas.microsoft.com/office/word/2006/wordml" xmlns:wps="http://schemas.microsoft.com/office/word/2010/wordprocessingShape" mc:Ignorable="w14 w15 w16se w16cid w16 w16cex w16sdtdh w16sdtfl w16du wp14">
+<w:numbering xmlns:wpc="http://schemas.microsoft.com/office/word/2010/wordprocessingCanvas" xmlns:cx="http://schemas.microsoft.com/office/drawing/2014/chartex" xmlns:cx1="http://schemas.microsoft.com/office/drawing/2015/9/8/chartex" xmlns:cx2="http://schemas.microsoft.com/office/drawing/2015/10/21/chartex" xmlns:cx3="http://schemas.microsoft.com/office/drawing/2016/5/9/chartex" xmlns:cx4="http://schemas.microsoft.com/office/drawing/2016/5/10/chartex" xmlns:cx5="http://schemas.microsoft.com/office/drawing/2016/5/11/chartex" xmlns:cx6="http://schemas.microsoft.com/office/drawing/2016/5/12/chartex" xmlns:cx7="http://schemas.microsoft.com/office/drawing/2016/5/13/chartex" xmlns:cx8="http://schemas.microsoft.com/office/drawing/2016/5/14/chartex" xmlns:mc="http://schemas.openxmlformats.org/markup-compatibility/2006" xmlns:aink="http://schemas.microsoft.com/office/drawing/2016/ink" xmlns:am3d="http://schemas.microsoft.com/office/drawing/2017/model3d" xmlns:o="urn:schemas-microsoft-com:office:office" xmlns:oel="http://schemas.microsoft.com/office/2019/extlst" xmlns:r="http://schemas.openxmlformats.org/officeDocument/2006/relationships" xmlns:m="http://schemas.openxmlformats.org/officeDocument/2006/math" xmlns:v="urn:schemas-microsoft-com:vml" xmlns:wp14="http://schemas.microsoft.com/office/word/2010/wordprocessingDrawing" xmlns:wp="http://schemas.openxmlformats.org/drawingml/2006/wordprocessingDrawing" xmlns:w10="urn:schemas-microsoft-com:office:word" xmlns:w="http://schemas.openxmlformats.org/wordprocessingml/2006/main" xmlns:w14="http://schemas.microsoft.com/office/word/2010/wordml" xmlns:w15="http://schemas.microsoft.com/office/word/2012/wordml" xmlns:w16cex="http://schemas.microsoft.com/office/word/2018/wordml/cex" xmlns:w16cid="http://schemas.microsoft.com/office/word/2016/wordml/cid" xmlns:w16="http://schemas.microsoft.com/office/word/2018/wordml" xmlns:w16sdtdh="http://schemas.microsoft.com/office/word/2020/wordml/sdtdatahash" xmlns:w16se="http://schemas.microsoft.com/office/word/2015/wordml/symex" xmlns:wpg="http://schemas.microsoft.com/office/word/2010/wordprocessingGroup" xmlns:wpi="http://schemas.microsoft.com/office/word/2010/wordprocessingInk" xmlns:wne="http://schemas.microsoft.com/office/word/2006/wordml" xmlns:wps="http://schemas.microsoft.com/office/word/2010/wordprocessingShape" mc:Ignorable="w14 w15 w16se w16cid w16 w16cex w16sdtdh wp14">
   <w:abstractNum w:abstractNumId="0" w15:restartNumberingAfterBreak="0">
     <w:nsid w:val="FFFFFF7C"/>
     <w:multiLevelType w:val="singleLevel"/>
@@ -12043,7 +11856,7 @@
 </file>
 
 <file path=word/styles.xml><?xml version="1.0" encoding="utf-8"?>
-<w:styles xmlns:mc="http://schemas.openxmlformats.org/markup-compatibility/2006" xmlns:r="http://schemas.openxmlformats.org/officeDocument/2006/relationships" xmlns:w="http://schemas.openxmlformats.org/wordprocessingml/2006/main" xmlns:w14="http://schemas.microsoft.com/office/word/2010/wordml" xmlns:w15="http://schemas.microsoft.com/office/word/2012/wordml" xmlns:w16cex="http://schemas.microsoft.com/office/word/2018/wordml/cex" xmlns:w16cid="http://schemas.microsoft.com/office/word/2016/wordml/cid" xmlns:w16="http://schemas.microsoft.com/office/word/2018/wordml" xmlns:w16du="http://schemas.microsoft.com/office/word/2023/wordml/word16du" xmlns:w16sdtdh="http://schemas.microsoft.com/office/word/2020/wordml/sdtdatahash" xmlns:w16sdtfl="http://schemas.microsoft.com/office/word/2024/wordml/sdtformatlock" xmlns:w16se="http://schemas.microsoft.com/office/word/2015/wordml/symex" mc:Ignorable="w14 w15 w16se w16cid w16 w16cex w16sdtdh w16sdtfl w16du">
+<w:styles xmlns:mc="http://schemas.openxmlformats.org/markup-compatibility/2006" xmlns:r="http://schemas.openxmlformats.org/officeDocument/2006/relationships" xmlns:w="http://schemas.openxmlformats.org/wordprocessingml/2006/main" xmlns:w14="http://schemas.microsoft.com/office/word/2010/wordml" xmlns:w15="http://schemas.microsoft.com/office/word/2012/wordml" xmlns:w16cex="http://schemas.microsoft.com/office/word/2018/wordml/cex" xmlns:w16cid="http://schemas.microsoft.com/office/word/2016/wordml/cid" xmlns:w16="http://schemas.microsoft.com/office/word/2018/wordml" xmlns:w16sdtdh="http://schemas.microsoft.com/office/word/2020/wordml/sdtdatahash" xmlns:w16se="http://schemas.microsoft.com/office/word/2015/wordml/symex" mc:Ignorable="w14 w15 w16se w16cid w16 w16cex w16sdtdh">
   <w:docDefaults>
     <w:rPrDefault>
       <w:rPr>
